--- a/output/第10期計画_アンケート調査の分析_令和8年9月業務報告.docx
+++ b/output/第10期計画_アンケート調査の分析_令和8年9月業務報告.docx
@@ -95,7 +95,7 @@
           <w:b w:val="0"/>
           <w:sz w:val="21"/>
         </w:rPr>
-        <w:t>令和8年9月11日に年報（令和7年度）の要介護度別の明細を収めたことにより、これまで定性的な留保にとどまっていたものを大きさと向きを伴う測定値にすることができました（第4節）。</w:t>
+        <w:t>令和8年9月11日に年報（令和7年度）の要介護度別の明細を収めたことにより、これまで定性的な留保にとどまっていたものを大きさと向きを伴う測定値にすることができました（第6節）。</w:t>
       </w:r>
     </w:p>
     <w:p>
@@ -679,7 +679,7 @@
           <w:color w:val="1F3864"/>
           <w:sz w:val="26"/>
         </w:rPr>
-        <w:t>第2節　対象4調査と回収の状況</w:t>
+        <w:t>第2節　仕様書４（3）の作業項目に対する状況</w:t>
       </w:r>
     </w:p>
     <w:p>
@@ -692,7 +692,42 @@
           <w:b w:val="0"/>
           <w:sz w:val="21"/>
         </w:rPr>
-        <w:t>4調査はいずれも発注者が実施されたものであり、受託者は配布・回収に関与していません。受領した票を集計・分析しています。</w:t>
+        <w:t>業務仕様書「４．業務内容（3）実施済み調査結果の集計・分析」は、次のとおり定めています。</w:t>
+      </w:r>
+    </w:p>
+    <w:p>
+      <w:pPr>
+        <w:spacing w:after="80"/>
+        <w:ind w:left="283"/>
+      </w:pPr>
+      <w:r>
+        <w:rPr>
+          <w:rFonts w:ascii="游ゴシック" w:hAnsi="游ゴシック" w:eastAsia="游ゴシック"/>
+          <w:b w:val="0"/>
+          <w:sz w:val="21"/>
+        </w:rPr>
+        <w:t>「発注者が実施済みの4調査（在宅生活改善調査、居所変更実態調査、介護人材実態調査、健康とくらしの調査）について、貸与資料を基に集計、クロス集計、分析、課題整理及び第10期計画への反映を行う。単純集計及び必要なクロス集計を行うとともに、見える化システム、介護給付実績及び人口推計等と組み合わせた分析を実施する。」</w:t>
+      </w:r>
+    </w:p>
+    <w:p>
+      <w:pPr>
+        <w:spacing w:after="80"/>
+      </w:pPr>
+      <w:r>
+        <w:rPr>
+          <w:rFonts w:ascii="游ゴシック" w:hAnsi="游ゴシック" w:eastAsia="游ゴシック"/>
+          <w:b/>
+          <w:sz w:val="21"/>
+        </w:rPr>
+        <w:t>求められているのは、集計・クロス集計・分析に加えて「課題整理」と「第10期計画への反映」までです。</w:t>
+      </w:r>
+      <w:r>
+        <w:rPr>
+          <w:rFonts w:ascii="游ゴシック" w:hAnsi="游ゴシック" w:eastAsia="游ゴシック"/>
+          <w:b w:val="0"/>
+          <w:sz w:val="21"/>
+        </w:rPr>
+        <w:t>作業項目ごとの状況は次のとおりです。</w:t>
       </w:r>
     </w:p>
     <w:p>
@@ -706,7 +741,7 @@
           <w:b/>
           <w:sz w:val="20"/>
         </w:rPr>
-        <w:t>表2　調査の実施状況と回収</w:t>
+        <w:t>表2　仕様書４（3）の作業項目と本報告の対応</w:t>
       </w:r>
     </w:p>
     <w:tbl>
@@ -735,6 +770,50 @@
         </w:trPr>
         <w:tc>
           <w:tcPr>
+            <w:tcW w:type="dxa" w:w="2721"/>
+            <w:shd w:val="clear" w:color="auto" w:fill="1F3864"/>
+            <w:vAlign w:val="center"/>
+          </w:tcPr>
+          <w:p>
+            <w:pPr>
+              <w:spacing w:after="0"/>
+              <w:jc w:val="center"/>
+            </w:pPr>
+            <w:r>
+              <w:rPr>
+                <w:rFonts w:ascii="游ゴシック" w:hAnsi="游ゴシック" w:eastAsia="游ゴシック"/>
+                <w:b/>
+                <w:color w:val="FFFFFF"/>
+                <w:sz w:val="18"/>
+              </w:rPr>
+              <w:t>作業項目</w:t>
+            </w:r>
+          </w:p>
+        </w:tc>
+        <w:tc>
+          <w:tcPr>
+            <w:tcW w:type="dxa" w:w="794"/>
+            <w:shd w:val="clear" w:color="auto" w:fill="1F3864"/>
+            <w:vAlign w:val="center"/>
+          </w:tcPr>
+          <w:p>
+            <w:pPr>
+              <w:spacing w:after="0"/>
+              <w:jc w:val="center"/>
+            </w:pPr>
+            <w:r>
+              <w:rPr>
+                <w:rFonts w:ascii="游ゴシック" w:hAnsi="游ゴシック" w:eastAsia="游ゴシック"/>
+                <w:b/>
+                <w:color w:val="FFFFFF"/>
+                <w:sz w:val="18"/>
+              </w:rPr>
+              <w:t>状態</w:t>
+            </w:r>
+          </w:p>
+        </w:tc>
+        <w:tc>
+          <w:tcPr>
             <w:tcW w:type="dxa" w:w="2608"/>
             <w:shd w:val="clear" w:color="auto" w:fill="1F3864"/>
             <w:vAlign w:val="center"/>
@@ -751,13 +830,13 @@
                 <w:color w:val="FFFFFF"/>
                 <w:sz w:val="18"/>
               </w:rPr>
-              <w:t>調査・票種</w:t>
-            </w:r>
-          </w:p>
-        </w:tc>
-        <w:tc>
-          <w:tcPr>
-            <w:tcW w:type="dxa" w:w="1361"/>
+              <w:t>成果品</w:t>
+            </w:r>
+          </w:p>
+        </w:tc>
+        <w:tc>
+          <w:tcPr>
+            <w:tcW w:type="dxa" w:w="3515"/>
             <w:shd w:val="clear" w:color="auto" w:fill="1F3864"/>
             <w:vAlign w:val="center"/>
           </w:tcPr>
@@ -773,51 +852,7 @@
                 <w:color w:val="FFFFFF"/>
                 <w:sz w:val="18"/>
               </w:rPr>
-              <w:t>受領件数</w:t>
-            </w:r>
-          </w:p>
-        </w:tc>
-        <w:tc>
-          <w:tcPr>
-            <w:tcW w:type="dxa" w:w="2835"/>
-            <w:shd w:val="clear" w:color="auto" w:fill="1F3864"/>
-            <w:vAlign w:val="center"/>
-          </w:tcPr>
-          <w:p>
-            <w:pPr>
-              <w:spacing w:after="0"/>
-              <w:jc w:val="center"/>
-            </w:pPr>
-            <w:r>
-              <w:rPr>
-                <w:rFonts w:ascii="游ゴシック" w:hAnsi="游ゴシック" w:eastAsia="游ゴシック"/>
-                <w:b/>
-                <w:color w:val="FFFFFF"/>
-                <w:sz w:val="18"/>
-              </w:rPr>
-              <w:t>母数（公表データ等）</w:t>
-            </w:r>
-          </w:p>
-        </w:tc>
-        <w:tc>
-          <w:tcPr>
-            <w:tcW w:type="dxa" w:w="2835"/>
-            <w:shd w:val="clear" w:color="auto" w:fill="1F3864"/>
-            <w:vAlign w:val="center"/>
-          </w:tcPr>
-          <w:p>
-            <w:pPr>
-              <w:spacing w:after="0"/>
-              <w:jc w:val="center"/>
-            </w:pPr>
-            <w:r>
-              <w:rPr>
-                <w:rFonts w:ascii="游ゴシック" w:hAnsi="游ゴシック" w:eastAsia="游ゴシック"/>
-                <w:b/>
-                <w:color w:val="FFFFFF"/>
-                <w:sz w:val="18"/>
-              </w:rPr>
-              <w:t>回収の状況</w:t>
+              <w:t>本報告での扱い</w:t>
             </w:r>
           </w:p>
         </w:tc>
@@ -828,6 +863,45 @@
         </w:trPr>
         <w:tc>
           <w:tcPr>
+            <w:tcW w:type="dxa" w:w="2721"/>
+            <w:vAlign w:val="center"/>
+          </w:tcPr>
+          <w:p>
+            <w:pPr>
+              <w:spacing w:after="0"/>
+            </w:pPr>
+            <w:r>
+              <w:rPr>
+                <w:rFonts w:ascii="游ゴシック" w:hAnsi="游ゴシック" w:eastAsia="游ゴシック"/>
+                <w:b/>
+                <w:sz w:val="18"/>
+              </w:rPr>
+              <w:t>①健康とくらしの調査（JAGES）の集計・分析</w:t>
+            </w:r>
+          </w:p>
+        </w:tc>
+        <w:tc>
+          <w:tcPr>
+            <w:tcW w:type="dxa" w:w="794"/>
+            <w:vAlign w:val="center"/>
+          </w:tcPr>
+          <w:p>
+            <w:pPr>
+              <w:spacing w:after="0"/>
+              <w:jc w:val="center"/>
+            </w:pPr>
+            <w:r>
+              <w:rPr>
+                <w:rFonts w:ascii="游ゴシック" w:hAnsi="游ゴシック" w:eastAsia="游ゴシック"/>
+                <w:b w:val="0"/>
+                <w:sz w:val="18"/>
+              </w:rPr>
+              <w:t>完了</w:t>
+            </w:r>
+          </w:p>
+        </w:tc>
+        <w:tc>
+          <w:tcPr>
             <w:tcW w:type="dxa" w:w="2608"/>
             <w:vAlign w:val="center"/>
           </w:tcPr>
@@ -838,35 +912,16 @@
             <w:r>
               <w:rPr>
                 <w:rFonts w:ascii="游ゴシック" w:hAnsi="游ゴシック" w:eastAsia="游ゴシック"/>
-                <w:b/>
-                <w:sz w:val="18"/>
-              </w:rPr>
-              <w:t>① 事業所票</w:t>
-            </w:r>
-          </w:p>
-        </w:tc>
-        <w:tc>
-          <w:tcPr>
-            <w:tcW w:type="dxa" w:w="1361"/>
-            <w:vAlign w:val="center"/>
-          </w:tcPr>
-          <w:p>
-            <w:pPr>
-              <w:spacing w:after="0"/>
-            </w:pPr>
-            <w:r>
-              <w:rPr>
-                <w:rFonts w:ascii="游ゴシック" w:hAnsi="游ゴシック" w:eastAsia="游ゴシック"/>
                 <w:b w:val="0"/>
                 <w:sz w:val="18"/>
               </w:rPr>
-              <w:t>15件</w:t>
-            </w:r>
-          </w:p>
-        </w:tc>
-        <w:tc>
-          <w:tcPr>
-            <w:tcW w:type="dxa" w:w="2835"/>
+              <w:t>調査クロス集計・分析（24シート）</w:t>
+            </w:r>
+          </w:p>
+        </w:tc>
+        <w:tc>
+          <w:tcPr>
+            <w:tcW w:type="dxa" w:w="3515"/>
             <w:vAlign w:val="center"/>
           </w:tcPr>
           <w:p>
@@ -879,26 +934,7 @@
                 <w:b w:val="0"/>
                 <w:sz w:val="18"/>
               </w:rPr>
-              <w:t>居宅介護支援13・小規模多機能5・地域包括2</w:t>
-            </w:r>
-          </w:p>
-        </w:tc>
-        <w:tc>
-          <w:tcPr>
-            <w:tcW w:type="dxa" w:w="2835"/>
-            <w:vAlign w:val="center"/>
-          </w:tcPr>
-          <w:p>
-            <w:pPr>
-              <w:spacing w:after="0"/>
-            </w:pPr>
-            <w:r>
-              <w:rPr>
-                <w:rFonts w:ascii="游ゴシック" w:hAnsi="游ゴシック" w:eastAsia="游ゴシック"/>
-                <w:b w:val="0"/>
-                <w:sz w:val="18"/>
-              </w:rPr>
-              <w:t>居宅介護支援10・小規模多機能3・地域包括2</w:t>
+              <w:t>第5節。計画素案 第2章第4節に反映済み</w:t>
             </w:r>
           </w:p>
         </w:tc>
@@ -909,6 +945,47 @@
         </w:trPr>
         <w:tc>
           <w:tcPr>
+            <w:tcW w:type="dxa" w:w="2721"/>
+            <w:shd w:val="clear" w:color="auto" w:fill="F2F5FA"/>
+            <w:vAlign w:val="center"/>
+          </w:tcPr>
+          <w:p>
+            <w:pPr>
+              <w:spacing w:after="0"/>
+            </w:pPr>
+            <w:r>
+              <w:rPr>
+                <w:rFonts w:ascii="游ゴシック" w:hAnsi="游ゴシック" w:eastAsia="游ゴシック"/>
+                <w:b/>
+                <w:sz w:val="18"/>
+              </w:rPr>
+              <w:t>①-2 第9期の課題・第10期の施策に対する妥当性レビューと追加分析</w:t>
+            </w:r>
+          </w:p>
+        </w:tc>
+        <w:tc>
+          <w:tcPr>
+            <w:tcW w:type="dxa" w:w="794"/>
+            <w:shd w:val="clear" w:color="auto" w:fill="F2F5FA"/>
+            <w:vAlign w:val="center"/>
+          </w:tcPr>
+          <w:p>
+            <w:pPr>
+              <w:spacing w:after="0"/>
+              <w:jc w:val="center"/>
+            </w:pPr>
+            <w:r>
+              <w:rPr>
+                <w:rFonts w:ascii="游ゴシック" w:hAnsi="游ゴシック" w:eastAsia="游ゴシック"/>
+                <w:b w:val="0"/>
+                <w:sz w:val="18"/>
+              </w:rPr>
+              <w:t>完了</w:t>
+            </w:r>
+          </w:p>
+        </w:tc>
+        <w:tc>
+          <w:tcPr>
             <w:tcW w:type="dxa" w:w="2608"/>
             <w:shd w:val="clear" w:color="auto" w:fill="F2F5FA"/>
             <w:vAlign w:val="center"/>
@@ -920,16 +997,16 @@
             <w:r>
               <w:rPr>
                 <w:rFonts w:ascii="游ゴシック" w:hAnsi="游ゴシック" w:eastAsia="游ゴシック"/>
-                <w:b/>
-                <w:sz w:val="18"/>
-              </w:rPr>
-              <w:t>① 利用者票</w:t>
-            </w:r>
-          </w:p>
-        </w:tc>
-        <w:tc>
-          <w:tcPr>
-            <w:tcW w:type="dxa" w:w="1361"/>
+                <w:b w:val="0"/>
+                <w:sz w:val="18"/>
+              </w:rPr>
+              <w:t>妥当性検証報告書／調査クロス集計・分析 13・15〜18シート</w:t>
+            </w:r>
+          </w:p>
+        </w:tc>
+        <w:tc>
+          <w:tcPr>
+            <w:tcW w:type="dxa" w:w="3515"/>
             <w:shd w:val="clear" w:color="auto" w:fill="F2F5FA"/>
             <w:vAlign w:val="center"/>
           </w:tcPr>
@@ -943,47 +1020,7 @@
                 <w:b w:val="0"/>
                 <w:sz w:val="18"/>
               </w:rPr>
-              <w:t>99票</w:t>
-            </w:r>
-          </w:p>
-        </w:tc>
-        <w:tc>
-          <w:tcPr>
-            <w:tcW w:type="dxa" w:w="2835"/>
-            <w:shd w:val="clear" w:color="auto" w:fill="F2F5FA"/>
-            <w:vAlign w:val="center"/>
-          </w:tcPr>
-          <w:p>
-            <w:pPr>
-              <w:spacing w:after="0"/>
-            </w:pPr>
-            <w:r>
-              <w:rPr>
-                <w:rFonts w:ascii="游ゴシック" w:hAnsi="游ゴシック" w:eastAsia="游ゴシック"/>
-                <w:b w:val="0"/>
-                <w:sz w:val="18"/>
-              </w:rPr>
-              <w:t>―</w:t>
-            </w:r>
-          </w:p>
-        </w:tc>
-        <w:tc>
-          <w:tcPr>
-            <w:tcW w:type="dxa" w:w="2835"/>
-            <w:shd w:val="clear" w:color="auto" w:fill="F2F5FA"/>
-            <w:vAlign w:val="center"/>
-          </w:tcPr>
-          <w:p>
-            <w:pPr>
-              <w:spacing w:after="0"/>
-            </w:pPr>
-            <w:r>
-              <w:rPr>
-                <w:rFonts w:ascii="游ゴシック" w:hAnsi="游ゴシック" w:eastAsia="游ゴシック"/>
-                <w:b w:val="0"/>
-                <w:sz w:val="18"/>
-              </w:rPr>
-              <w:t>10事業所から提出</w:t>
+              <w:t>第9期の課題20件と第10期の施策体系に対して不足と判定した4領域の分析を追加した</w:t>
             </w:r>
           </w:p>
         </w:tc>
@@ -994,6 +1031,45 @@
         </w:trPr>
         <w:tc>
           <w:tcPr>
+            <w:tcW w:type="dxa" w:w="2721"/>
+            <w:vAlign w:val="center"/>
+          </w:tcPr>
+          <w:p>
+            <w:pPr>
+              <w:spacing w:after="0"/>
+            </w:pPr>
+            <w:r>
+              <w:rPr>
+                <w:rFonts w:ascii="游ゴシック" w:hAnsi="游ゴシック" w:eastAsia="游ゴシック"/>
+                <w:b/>
+                <w:sz w:val="18"/>
+              </w:rPr>
+              <w:t>②在宅生活改善調査の集計・分析</w:t>
+            </w:r>
+          </w:p>
+        </w:tc>
+        <w:tc>
+          <w:tcPr>
+            <w:tcW w:type="dxa" w:w="794"/>
+            <w:vAlign w:val="center"/>
+          </w:tcPr>
+          <w:p>
+            <w:pPr>
+              <w:spacing w:after="0"/>
+              <w:jc w:val="center"/>
+            </w:pPr>
+            <w:r>
+              <w:rPr>
+                <w:rFonts w:ascii="游ゴシック" w:hAnsi="游ゴシック" w:eastAsia="游ゴシック"/>
+                <w:b w:val="0"/>
+                <w:sz w:val="18"/>
+              </w:rPr>
+              <w:t>完了</w:t>
+            </w:r>
+          </w:p>
+        </w:tc>
+        <w:tc>
+          <w:tcPr>
             <w:tcW w:type="dxa" w:w="2608"/>
             <w:vAlign w:val="center"/>
           </w:tcPr>
@@ -1004,35 +1080,16 @@
             <w:r>
               <w:rPr>
                 <w:rFonts w:ascii="游ゴシック" w:hAnsi="游ゴシック" w:eastAsia="游ゴシック"/>
-                <w:b/>
-                <w:sz w:val="18"/>
-              </w:rPr>
-              <w:t>② 施設等票</w:t>
-            </w:r>
-          </w:p>
-        </w:tc>
-        <w:tc>
-          <w:tcPr>
-            <w:tcW w:type="dxa" w:w="1361"/>
-            <w:vAlign w:val="center"/>
-          </w:tcPr>
-          <w:p>
-            <w:pPr>
-              <w:spacing w:after="0"/>
-            </w:pPr>
-            <w:r>
-              <w:rPr>
-                <w:rFonts w:ascii="游ゴシック" w:hAnsi="游ゴシック" w:eastAsia="游ゴシック"/>
                 <w:b w:val="0"/>
                 <w:sz w:val="18"/>
               </w:rPr>
-              <w:t>18件</w:t>
-            </w:r>
-          </w:p>
-        </w:tc>
-        <w:tc>
-          <w:tcPr>
-            <w:tcW w:type="dxa" w:w="2835"/>
+              <w:t>集計分析報告書 02シート</w:t>
+            </w:r>
+          </w:p>
+        </w:tc>
+        <w:tc>
+          <w:tcPr>
+            <w:tcW w:type="dxa" w:w="3515"/>
             <w:vAlign w:val="center"/>
           </w:tcPr>
           <w:p>
@@ -1045,26 +1102,7 @@
                 <w:b w:val="0"/>
                 <w:sz w:val="18"/>
               </w:rPr>
-              <w:t>介護保険の指定施設19＋介護保険外の住まい12＝31</w:t>
-            </w:r>
-          </w:p>
-        </w:tc>
-        <w:tc>
-          <w:tcPr>
-            <w:tcW w:type="dxa" w:w="2835"/>
-            <w:vAlign w:val="center"/>
-          </w:tcPr>
-          <w:p>
-            <w:pPr>
-              <w:spacing w:after="0"/>
-            </w:pPr>
-            <w:r>
-              <w:rPr>
-                <w:rFonts w:ascii="游ゴシック" w:hAnsi="游ゴシック" w:eastAsia="游ゴシック"/>
-                <w:b w:val="0"/>
-                <w:sz w:val="18"/>
-              </w:rPr>
-              <w:t>指定施設14・介護保険外4</w:t>
+              <w:t>第6節1。母集団の偏りを測定した（χ²＝43.5）</w:t>
             </w:r>
           </w:p>
         </w:tc>
@@ -1075,6 +1113,47 @@
         </w:trPr>
         <w:tc>
           <w:tcPr>
+            <w:tcW w:type="dxa" w:w="2721"/>
+            <w:shd w:val="clear" w:color="auto" w:fill="F2F5FA"/>
+            <w:vAlign w:val="center"/>
+          </w:tcPr>
+          <w:p>
+            <w:pPr>
+              <w:spacing w:after="0"/>
+            </w:pPr>
+            <w:r>
+              <w:rPr>
+                <w:rFonts w:ascii="游ゴシック" w:hAnsi="游ゴシック" w:eastAsia="游ゴシック"/>
+                <w:b/>
+                <w:sz w:val="18"/>
+              </w:rPr>
+              <w:t>③居所変更実態調査の集計・分析</w:t>
+            </w:r>
+          </w:p>
+        </w:tc>
+        <w:tc>
+          <w:tcPr>
+            <w:tcW w:type="dxa" w:w="794"/>
+            <w:shd w:val="clear" w:color="auto" w:fill="F2F5FA"/>
+            <w:vAlign w:val="center"/>
+          </w:tcPr>
+          <w:p>
+            <w:pPr>
+              <w:spacing w:after="0"/>
+              <w:jc w:val="center"/>
+            </w:pPr>
+            <w:r>
+              <w:rPr>
+                <w:rFonts w:ascii="游ゴシック" w:hAnsi="游ゴシック" w:eastAsia="游ゴシック"/>
+                <w:b w:val="0"/>
+                <w:sz w:val="18"/>
+              </w:rPr>
+              <w:t>完了</w:t>
+            </w:r>
+          </w:p>
+        </w:tc>
+        <w:tc>
+          <w:tcPr>
             <w:tcW w:type="dxa" w:w="2608"/>
             <w:shd w:val="clear" w:color="auto" w:fill="F2F5FA"/>
             <w:vAlign w:val="center"/>
@@ -1086,16 +1165,16 @@
             <w:r>
               <w:rPr>
                 <w:rFonts w:ascii="游ゴシック" w:hAnsi="游ゴシック" w:eastAsia="游ゴシック"/>
-                <w:b/>
-                <w:sz w:val="18"/>
-              </w:rPr>
-              <w:t>③ 事業所票（施設・通所系）</w:t>
-            </w:r>
-          </w:p>
-        </w:tc>
-        <w:tc>
-          <w:tcPr>
-            <w:tcW w:type="dxa" w:w="1361"/>
+                <w:b w:val="0"/>
+                <w:sz w:val="18"/>
+              </w:rPr>
+              <w:t>集計分析報告書 03シート</w:t>
+            </w:r>
+          </w:p>
+        </w:tc>
+        <w:tc>
+          <w:tcPr>
+            <w:tcW w:type="dxa" w:w="3515"/>
             <w:shd w:val="clear" w:color="auto" w:fill="F2F5FA"/>
             <w:vAlign w:val="center"/>
           </w:tcPr>
@@ -1109,47 +1188,7 @@
                 <w:b w:val="0"/>
                 <w:sz w:val="18"/>
               </w:rPr>
-              <w:t>24件</w:t>
-            </w:r>
-          </w:p>
-        </w:tc>
-        <w:tc>
-          <w:tcPr>
-            <w:tcW w:type="dxa" w:w="2835"/>
-            <w:shd w:val="clear" w:color="auto" w:fill="F2F5FA"/>
-            <w:vAlign w:val="center"/>
-          </w:tcPr>
-          <w:p>
-            <w:pPr>
-              <w:spacing w:after="0"/>
-            </w:pPr>
-            <w:r>
-              <w:rPr>
-                <w:rFonts w:ascii="游ゴシック" w:hAnsi="游ゴシック" w:eastAsia="游ゴシック"/>
-                <w:b w:val="0"/>
-                <w:sz w:val="18"/>
-              </w:rPr>
-              <w:t>―</w:t>
-            </w:r>
-          </w:p>
-        </w:tc>
-        <w:tc>
-          <w:tcPr>
-            <w:tcW w:type="dxa" w:w="2835"/>
-            <w:shd w:val="clear" w:color="auto" w:fill="F2F5FA"/>
-            <w:vAlign w:val="center"/>
-          </w:tcPr>
-          <w:p>
-            <w:pPr>
-              <w:spacing w:after="0"/>
-            </w:pPr>
-            <w:r>
-              <w:rPr>
-                <w:rFonts w:ascii="游ゴシック" w:hAnsi="游ゴシック" w:eastAsia="游ゴシック"/>
-                <w:b w:val="0"/>
-                <w:sz w:val="18"/>
-              </w:rPr>
-              <w:t>―</w:t>
+              <w:t>第6節2。在籍と受給の差を測定した</w:t>
             </w:r>
           </w:p>
         </w:tc>
@@ -1160,6 +1199,45 @@
         </w:trPr>
         <w:tc>
           <w:tcPr>
+            <w:tcW w:type="dxa" w:w="2721"/>
+            <w:vAlign w:val="center"/>
+          </w:tcPr>
+          <w:p>
+            <w:pPr>
+              <w:spacing w:after="0"/>
+            </w:pPr>
+            <w:r>
+              <w:rPr>
+                <w:rFonts w:ascii="游ゴシック" w:hAnsi="游ゴシック" w:eastAsia="游ゴシック"/>
+                <w:b/>
+                <w:sz w:val="18"/>
+              </w:rPr>
+              <w:t>④介護人材実態調査の集計・分析</w:t>
+            </w:r>
+          </w:p>
+        </w:tc>
+        <w:tc>
+          <w:tcPr>
+            <w:tcW w:type="dxa" w:w="794"/>
+            <w:vAlign w:val="center"/>
+          </w:tcPr>
+          <w:p>
+            <w:pPr>
+              <w:spacing w:after="0"/>
+              <w:jc w:val="center"/>
+            </w:pPr>
+            <w:r>
+              <w:rPr>
+                <w:rFonts w:ascii="游ゴシック" w:hAnsi="游ゴシック" w:eastAsia="游ゴシック"/>
+                <w:b w:val="0"/>
+                <w:sz w:val="18"/>
+              </w:rPr>
+              <w:t>完了</w:t>
+            </w:r>
+          </w:p>
+        </w:tc>
+        <w:tc>
+          <w:tcPr>
             <w:tcW w:type="dxa" w:w="2608"/>
             <w:vAlign w:val="center"/>
           </w:tcPr>
@@ -1170,35 +1248,16 @@
             <w:r>
               <w:rPr>
                 <w:rFonts w:ascii="游ゴシック" w:hAnsi="游ゴシック" w:eastAsia="游ゴシック"/>
-                <w:b/>
-                <w:sz w:val="18"/>
-              </w:rPr>
-              <w:t>③ 事業所票（訪問系）</w:t>
-            </w:r>
-          </w:p>
-        </w:tc>
-        <w:tc>
-          <w:tcPr>
-            <w:tcW w:type="dxa" w:w="1361"/>
-            <w:vAlign w:val="center"/>
-          </w:tcPr>
-          <w:p>
-            <w:pPr>
-              <w:spacing w:after="0"/>
-            </w:pPr>
-            <w:r>
-              <w:rPr>
-                <w:rFonts w:ascii="游ゴシック" w:hAnsi="游ゴシック" w:eastAsia="游ゴシック"/>
                 <w:b w:val="0"/>
                 <w:sz w:val="18"/>
               </w:rPr>
-              <w:t>3件</w:t>
-            </w:r>
-          </w:p>
-        </w:tc>
-        <w:tc>
-          <w:tcPr>
-            <w:tcW w:type="dxa" w:w="2835"/>
+              <w:t>集計分析報告書 04シート</w:t>
+            </w:r>
+          </w:p>
+        </w:tc>
+        <w:tc>
+          <w:tcPr>
+            <w:tcW w:type="dxa" w:w="3515"/>
             <w:vAlign w:val="center"/>
           </w:tcPr>
           <w:p>
@@ -1211,26 +1270,7 @@
                 <w:b w:val="0"/>
                 <w:sz w:val="18"/>
               </w:rPr>
-              <w:t>訪問介護13事業所（見える化K3a・名簿とも）</w:t>
-            </w:r>
-          </w:p>
-        </w:tc>
-        <w:tc>
-          <w:tcPr>
-            <w:tcW w:type="dxa" w:w="2835"/>
-            <w:vAlign w:val="center"/>
-          </w:tcPr>
-          <w:p>
-            <w:pPr>
-              <w:spacing w:after="0"/>
-            </w:pPr>
-            <w:r>
-              <w:rPr>
-                <w:rFonts w:ascii="游ゴシック" w:hAnsi="游ゴシック" w:eastAsia="游ゴシック"/>
-                <w:b w:val="0"/>
-                <w:sz w:val="18"/>
-              </w:rPr>
-              <w:t>回収率23.1％</w:t>
+              <w:t>介護職員の総数は確認事項No.8のご決定を待っている</w:t>
             </w:r>
           </w:p>
         </w:tc>
@@ -1241,6 +1281,47 @@
         </w:trPr>
         <w:tc>
           <w:tcPr>
+            <w:tcW w:type="dxa" w:w="2721"/>
+            <w:shd w:val="clear" w:color="auto" w:fill="F2F5FA"/>
+            <w:vAlign w:val="center"/>
+          </w:tcPr>
+          <w:p>
+            <w:pPr>
+              <w:spacing w:after="0"/>
+            </w:pPr>
+            <w:r>
+              <w:rPr>
+                <w:rFonts w:ascii="游ゴシック" w:hAnsi="游ゴシック" w:eastAsia="游ゴシック"/>
+                <w:b/>
+                <w:sz w:val="18"/>
+              </w:rPr>
+              <w:t>⑤4調査を横断したクロス集計</w:t>
+            </w:r>
+          </w:p>
+        </w:tc>
+        <w:tc>
+          <w:tcPr>
+            <w:tcW w:type="dxa" w:w="794"/>
+            <w:shd w:val="clear" w:color="auto" w:fill="F2F5FA"/>
+            <w:vAlign w:val="center"/>
+          </w:tcPr>
+          <w:p>
+            <w:pPr>
+              <w:spacing w:after="0"/>
+              <w:jc w:val="center"/>
+            </w:pPr>
+            <w:r>
+              <w:rPr>
+                <w:rFonts w:ascii="游ゴシック" w:hAnsi="游ゴシック" w:eastAsia="游ゴシック"/>
+                <w:b w:val="0"/>
+                <w:sz w:val="18"/>
+              </w:rPr>
+              <w:t>行わない</w:t>
+            </w:r>
+          </w:p>
+        </w:tc>
+        <w:tc>
+          <w:tcPr>
             <w:tcW w:type="dxa" w:w="2608"/>
             <w:shd w:val="clear" w:color="auto" w:fill="F2F5FA"/>
             <w:vAlign w:val="center"/>
@@ -1252,16 +1333,16 @@
             <w:r>
               <w:rPr>
                 <w:rFonts w:ascii="游ゴシック" w:hAnsi="游ゴシック" w:eastAsia="游ゴシック"/>
-                <w:b/>
-                <w:sz w:val="18"/>
-              </w:rPr>
-              <w:t>③ 職員個票</w:t>
-            </w:r>
-          </w:p>
-        </w:tc>
-        <w:tc>
-          <w:tcPr>
-            <w:tcW w:type="dxa" w:w="1361"/>
+                <w:b w:val="0"/>
+                <w:sz w:val="18"/>
+              </w:rPr>
+              <w:t>集計分析報告書 13シート</w:t>
+            </w:r>
+          </w:p>
+        </w:tc>
+        <w:tc>
+          <w:tcPr>
+            <w:tcW w:type="dxa" w:w="3515"/>
             <w:shd w:val="clear" w:color="auto" w:fill="F2F5FA"/>
             <w:vAlign w:val="center"/>
           </w:tcPr>
@@ -1275,47 +1356,7 @@
                 <w:b w:val="0"/>
                 <w:sz w:val="18"/>
               </w:rPr>
-              <w:t>317人</w:t>
-            </w:r>
-          </w:p>
-        </w:tc>
-        <w:tc>
-          <w:tcPr>
-            <w:tcW w:type="dxa" w:w="2835"/>
-            <w:shd w:val="clear" w:color="auto" w:fill="F2F5FA"/>
-            <w:vAlign w:val="center"/>
-          </w:tcPr>
-          <w:p>
-            <w:pPr>
-              <w:spacing w:after="0"/>
-            </w:pPr>
-            <w:r>
-              <w:rPr>
-                <w:rFonts w:ascii="游ゴシック" w:hAnsi="游ゴシック" w:eastAsia="游ゴシック"/>
-                <w:b w:val="0"/>
-                <w:sz w:val="18"/>
-              </w:rPr>
-              <w:t>施設・通所系24事業所の介護職員319人</w:t>
-            </w:r>
-          </w:p>
-        </w:tc>
-        <w:tc>
-          <w:tcPr>
-            <w:tcW w:type="dxa" w:w="2835"/>
-            <w:shd w:val="clear" w:color="auto" w:fill="F2F5FA"/>
-            <w:vAlign w:val="center"/>
-          </w:tcPr>
-          <w:p>
-            <w:pPr>
-              <w:spacing w:after="0"/>
-            </w:pPr>
-            <w:r>
-              <w:rPr>
-                <w:rFonts w:ascii="游ゴシック" w:hAnsi="游ゴシック" w:eastAsia="游ゴシック"/>
-                <w:b w:val="0"/>
-                <w:sz w:val="18"/>
-              </w:rPr>
-              <w:t>99.4％</w:t>
+              <w:t>令和8年8月5日のご意向による。利用者票の所在地区の記入形式が9種類に分かれ個票を割り付けられない。各調査内のクロス集計と供給構造の分析で代えている</w:t>
             </w:r>
           </w:p>
         </w:tc>
@@ -1326,6 +1367,45 @@
         </w:trPr>
         <w:tc>
           <w:tcPr>
+            <w:tcW w:type="dxa" w:w="2721"/>
+            <w:vAlign w:val="center"/>
+          </w:tcPr>
+          <w:p>
+            <w:pPr>
+              <w:spacing w:after="0"/>
+            </w:pPr>
+            <w:r>
+              <w:rPr>
+                <w:rFonts w:ascii="游ゴシック" w:hAnsi="游ゴシック" w:eastAsia="游ゴシック"/>
+                <w:b/>
+                <w:sz w:val="18"/>
+              </w:rPr>
+              <w:t>⑥見える化データ・給付実績・人口推計と組み合わせた分析</w:t>
+            </w:r>
+          </w:p>
+        </w:tc>
+        <w:tc>
+          <w:tcPr>
+            <w:tcW w:type="dxa" w:w="794"/>
+            <w:vAlign w:val="center"/>
+          </w:tcPr>
+          <w:p>
+            <w:pPr>
+              <w:spacing w:after="0"/>
+              <w:jc w:val="center"/>
+            </w:pPr>
+            <w:r>
+              <w:rPr>
+                <w:rFonts w:ascii="游ゴシック" w:hAnsi="游ゴシック" w:eastAsia="游ゴシック"/>
+                <w:b w:val="0"/>
+                <w:sz w:val="18"/>
+              </w:rPr>
+              <w:t>完了</w:t>
+            </w:r>
+          </w:p>
+        </w:tc>
+        <w:tc>
+          <w:tcPr>
             <w:tcW w:type="dxa" w:w="2608"/>
             <w:vAlign w:val="center"/>
           </w:tcPr>
@@ -1336,35 +1416,16 @@
             <w:r>
               <w:rPr>
                 <w:rFonts w:ascii="游ゴシック" w:hAnsi="游ゴシック" w:eastAsia="游ゴシック"/>
-                <w:b/>
-                <w:sz w:val="18"/>
-              </w:rPr>
-              <w:t>③ 職員票（訪問系）</w:t>
-            </w:r>
-          </w:p>
-        </w:tc>
-        <w:tc>
-          <w:tcPr>
-            <w:tcW w:type="dxa" w:w="1361"/>
-            <w:vAlign w:val="center"/>
-          </w:tcPr>
-          <w:p>
-            <w:pPr>
-              <w:spacing w:after="0"/>
-            </w:pPr>
-            <w:r>
-              <w:rPr>
-                <w:rFonts w:ascii="游ゴシック" w:hAnsi="游ゴシック" w:eastAsia="游ゴシック"/>
                 <w:b w:val="0"/>
                 <w:sz w:val="18"/>
               </w:rPr>
-              <w:t>26件</w:t>
-            </w:r>
-          </w:p>
-        </w:tc>
-        <w:tc>
-          <w:tcPr>
-            <w:tcW w:type="dxa" w:w="2835"/>
+              <w:t>集計分析報告書 06〜10シート／突合クロス集計（10シート）</w:t>
+            </w:r>
+          </w:p>
+        </w:tc>
+        <w:tc>
+          <w:tcPr>
+            <w:tcW w:type="dxa" w:w="3515"/>
             <w:vAlign w:val="center"/>
           </w:tcPr>
           <w:p>
@@ -1377,116 +1438,44 @@
                 <w:b w:val="0"/>
                 <w:sz w:val="18"/>
               </w:rPr>
-              <w:t>訪問系3事業所の介護職員42人</w:t>
-            </w:r>
-          </w:p>
-        </w:tc>
-        <w:tc>
-          <w:tcPr>
-            <w:tcW w:type="dxa" w:w="2835"/>
-            <w:vAlign w:val="center"/>
-          </w:tcPr>
-          <w:p>
-            <w:pPr>
-              <w:spacing w:after="0"/>
-            </w:pPr>
-            <w:r>
-              <w:rPr>
-                <w:rFonts w:ascii="游ゴシック" w:hAnsi="游ゴシック" w:eastAsia="游ゴシック"/>
-                <w:b w:val="0"/>
-                <w:sz w:val="18"/>
-              </w:rPr>
-              <w:t>61.9％</w:t>
-            </w:r>
-          </w:p>
-        </w:tc>
-      </w:tr>
-      <w:tr>
-        <w:trPr>
-          <w:cantSplit/>
-        </w:trPr>
-        <w:tc>
-          <w:tcPr>
-            <w:tcW w:type="dxa" w:w="2608"/>
-            <w:shd w:val="clear" w:color="auto" w:fill="F2F5FA"/>
-            <w:vAlign w:val="center"/>
-          </w:tcPr>
-          <w:p>
-            <w:pPr>
-              <w:spacing w:after="0"/>
-            </w:pPr>
-            <w:r>
-              <w:rPr>
-                <w:rFonts w:ascii="游ゴシック" w:hAnsi="游ゴシック" w:eastAsia="游ゴシック"/>
-                <w:b/>
-                <w:sz w:val="18"/>
-              </w:rPr>
-              <w:t>④ 健康とくらしの調査</w:t>
-            </w:r>
-          </w:p>
-        </w:tc>
-        <w:tc>
-          <w:tcPr>
-            <w:tcW w:type="dxa" w:w="1361"/>
-            <w:shd w:val="clear" w:color="auto" w:fill="F2F5FA"/>
-            <w:vAlign w:val="center"/>
-          </w:tcPr>
-          <w:p>
-            <w:pPr>
-              <w:spacing w:after="0"/>
-            </w:pPr>
-            <w:r>
-              <w:rPr>
-                <w:rFonts w:ascii="游ゴシック" w:hAnsi="游ゴシック" w:eastAsia="游ゴシック"/>
-                <w:b w:val="0"/>
-                <w:sz w:val="18"/>
-              </w:rPr>
-              <w:t>4,729票</w:t>
-            </w:r>
-          </w:p>
-        </w:tc>
-        <w:tc>
-          <w:tcPr>
-            <w:tcW w:type="dxa" w:w="2835"/>
-            <w:shd w:val="clear" w:color="auto" w:fill="F2F5FA"/>
-            <w:vAlign w:val="center"/>
-          </w:tcPr>
-          <w:p>
-            <w:pPr>
-              <w:spacing w:after="0"/>
-            </w:pPr>
-            <w:r>
-              <w:rPr>
-                <w:rFonts w:ascii="游ゴシック" w:hAnsi="游ゴシック" w:eastAsia="游ゴシック"/>
-                <w:b w:val="0"/>
-                <w:sz w:val="18"/>
-              </w:rPr>
-              <w:t>65歳以上7,121人</w:t>
-            </w:r>
-          </w:p>
-        </w:tc>
-        <w:tc>
-          <w:tcPr>
-            <w:tcW w:type="dxa" w:w="2835"/>
-            <w:shd w:val="clear" w:color="auto" w:fill="F2F5FA"/>
-            <w:vAlign w:val="center"/>
-          </w:tcPr>
-          <w:p>
-            <w:pPr>
-              <w:spacing w:after="0"/>
-            </w:pPr>
-            <w:r>
-              <w:rPr>
-                <w:rFonts w:ascii="游ゴシック" w:hAnsi="游ゴシック" w:eastAsia="游ゴシック"/>
-                <w:b w:val="0"/>
-                <w:sz w:val="18"/>
-              </w:rPr>
-              <w:t>回収4,798票・回収率67.4％（分析対象4,729票）</w:t>
+              <w:t>第6節・第7節。給付実績は年報（令和7年度）、供給は北海道の名簿と見える化K系列、人口推計は将来推計（案C）による</w:t>
             </w:r>
           </w:p>
         </w:tc>
       </w:tr>
     </w:tbl>
+    <w:p>
+      <w:pPr>
+        <w:spacing w:after="80"/>
+      </w:pPr>
+      <w:r>
+        <w:rPr>
+          <w:rFonts w:ascii="游ゴシック" w:hAnsi="游ゴシック" w:eastAsia="游ゴシック"/>
+          <w:sz w:val="21"/>
+        </w:rPr>
+      </w:r>
+    </w:p>
+    <w:p>
+      <w:pPr>
+        <w:spacing w:after="80"/>
+      </w:pPr>
+      <w:r>
+        <w:rPr>
+          <w:rFonts w:ascii="游ゴシック" w:hAnsi="游ゴシック" w:eastAsia="游ゴシック"/>
+          <w:b/>
+          <w:sz w:val="21"/>
+        </w:rPr>
+        <w:t>集計・クロス集計・分析は4調査とも完了しています。</w:t>
+      </w:r>
+      <w:r>
+        <w:rPr>
+          <w:rFonts w:ascii="游ゴシック" w:hAnsi="游ゴシック" w:eastAsia="游ゴシック"/>
+          <w:b w:val="0"/>
+          <w:sz w:val="21"/>
+        </w:rPr>
+        <w:t>課題整理は第7節に、計画への反映は第5節・第8節に掲げています。残っているのは、点検事項の取扱いのご決定を待つ所見9件の反映です（第8節・第10節）。</w:t>
+      </w:r>
+    </w:p>
     <w:p>
       <w:pPr>
         <w:ind w:left="227"/>
@@ -1497,7 +1486,7 @@
           <w:b w:val="0"/>
           <w:sz w:val="18"/>
         </w:rPr>
-        <w:t>※ ①②③は配布数の記録がないため回収率を算定できません（留保No.3）。母数を公表データで置き換えられるもの（訪問介護13事業所、居宅介護支援13事業所）のみ回収率を示しています。</w:t>
+        <w:t>※ 仕様書は「新たなアンケート調査の企画、設計、配布、回収、入力及び督促は行わない」と定めています。本業務の範囲は貸与資料に基づく集計・クロス集計・分析・課題整理・計画への反映です。</w:t>
       </w:r>
     </w:p>
     <w:p>
@@ -1512,7 +1501,2232 @@
           <w:color w:val="1F3864"/>
           <w:sz w:val="26"/>
         </w:rPr>
-        <w:t>第3節　健康とくらしの調査の結果と計画素案への反映</w:t>
+        <w:t>第3節　対象4調査・母数と回収の状況</w:t>
+      </w:r>
+    </w:p>
+    <w:p>
+      <w:pPr>
+        <w:spacing w:after="80"/>
+      </w:pPr>
+      <w:r>
+        <w:rPr>
+          <w:rFonts w:ascii="游ゴシック" w:hAnsi="游ゴシック" w:eastAsia="游ゴシック"/>
+          <w:b w:val="0"/>
+          <w:sz w:val="21"/>
+        </w:rPr>
+        <w:t>4調査はいずれも発注者が実施されたものであり、受託者は配布・回収に関与していません。受領した票を集計・分析しています。</w:t>
+      </w:r>
+    </w:p>
+    <w:p>
+      <w:pPr>
+        <w:spacing w:after="80"/>
+      </w:pPr>
+      <w:r>
+        <w:rPr>
+          <w:rFonts w:ascii="游ゴシック" w:hAnsi="游ゴシック" w:eastAsia="游ゴシック"/>
+          <w:b/>
+          <w:sz w:val="21"/>
+        </w:rPr>
+        <w:t>母数は調査ごとに置き方が異なります。</w:t>
+      </w:r>
+      <w:r>
+        <w:rPr>
+          <w:rFonts w:ascii="游ゴシック" w:hAnsi="游ゴシック" w:eastAsia="游ゴシック"/>
+          <w:b w:val="0"/>
+          <w:sz w:val="21"/>
+        </w:rPr>
+        <w:t>①②③は配布数の記録がないため回収率を算定できず、公表データで母数を置き換えられるものだけ回収率を示しています。</w:t>
+      </w:r>
+    </w:p>
+    <w:p>
+      <w:pPr>
+        <w:keepNext/>
+        <w:spacing w:before="160" w:after="40"/>
+      </w:pPr>
+      <w:r>
+        <w:rPr>
+          <w:rFonts w:ascii="游ゴシック" w:hAnsi="游ゴシック" w:eastAsia="游ゴシック"/>
+          <w:b/>
+          <w:sz w:val="20"/>
+        </w:rPr>
+        <w:t>表3　調査の実施状況・母数と回収</w:t>
+      </w:r>
+    </w:p>
+    <w:tbl>
+      <w:tblPr>
+        <w:tblStyle w:val="TableGrid"/>
+        <w:tblW w:type="auto" w:w="0"/>
+        <w:jc w:val="center"/>
+        <w:tblLayout w:type="fixed"/>
+        <w:tblCellMar>
+          <w:top w:w="34" w:type="dxa"/>
+          <w:left w:w="68" w:type="dxa"/>
+          <w:bottom w:w="34" w:type="dxa"/>
+          <w:right w:w="68" w:type="dxa"/>
+        </w:tblCellMar>
+        <w:tblLook w:firstColumn="1" w:firstRow="1" w:lastColumn="0" w:lastRow="0" w:noHBand="0" w:noVBand="1" w:val="04A0"/>
+      </w:tblPr>
+      <w:tblGrid>
+        <w:gridCol w:w="1950"/>
+        <w:gridCol w:w="1950"/>
+        <w:gridCol w:w="1950"/>
+        <w:gridCol w:w="1950"/>
+        <w:gridCol w:w="1950"/>
+      </w:tblGrid>
+      <w:tr>
+        <w:trPr>
+          <w:tblHeader/>
+        </w:trPr>
+        <w:tc>
+          <w:tcPr>
+            <w:tcW w:type="dxa" w:w="2041"/>
+            <w:shd w:val="clear" w:color="auto" w:fill="1F3864"/>
+            <w:vAlign w:val="center"/>
+          </w:tcPr>
+          <w:p>
+            <w:pPr>
+              <w:spacing w:after="0"/>
+              <w:jc w:val="center"/>
+            </w:pPr>
+            <w:r>
+              <w:rPr>
+                <w:rFonts w:ascii="游ゴシック" w:hAnsi="游ゴシック" w:eastAsia="游ゴシック"/>
+                <w:b/>
+                <w:color w:val="FFFFFF"/>
+                <w:sz w:val="18"/>
+              </w:rPr>
+              <w:t>調査・票種</w:t>
+            </w:r>
+          </w:p>
+        </w:tc>
+        <w:tc>
+          <w:tcPr>
+            <w:tcW w:type="dxa" w:w="1020"/>
+            <w:shd w:val="clear" w:color="auto" w:fill="1F3864"/>
+            <w:vAlign w:val="center"/>
+          </w:tcPr>
+          <w:p>
+            <w:pPr>
+              <w:spacing w:after="0"/>
+              <w:jc w:val="center"/>
+            </w:pPr>
+            <w:r>
+              <w:rPr>
+                <w:rFonts w:ascii="游ゴシック" w:hAnsi="游ゴシック" w:eastAsia="游ゴシック"/>
+                <w:b/>
+                <w:color w:val="FFFFFF"/>
+                <w:sz w:val="18"/>
+              </w:rPr>
+              <w:t>受領件数</w:t>
+            </w:r>
+          </w:p>
+        </w:tc>
+        <w:tc>
+          <w:tcPr>
+            <w:tcW w:type="dxa" w:w="2154"/>
+            <w:shd w:val="clear" w:color="auto" w:fill="1F3864"/>
+            <w:vAlign w:val="center"/>
+          </w:tcPr>
+          <w:p>
+            <w:pPr>
+              <w:spacing w:after="0"/>
+              <w:jc w:val="center"/>
+            </w:pPr>
+            <w:r>
+              <w:rPr>
+                <w:rFonts w:ascii="游ゴシック" w:hAnsi="游ゴシック" w:eastAsia="游ゴシック"/>
+                <w:b/>
+                <w:color w:val="FFFFFF"/>
+                <w:sz w:val="18"/>
+              </w:rPr>
+              <w:t>母数（公表データ等）</w:t>
+            </w:r>
+          </w:p>
+        </w:tc>
+        <w:tc>
+          <w:tcPr>
+            <w:tcW w:type="dxa" w:w="2041"/>
+            <w:shd w:val="clear" w:color="auto" w:fill="1F3864"/>
+            <w:vAlign w:val="center"/>
+          </w:tcPr>
+          <w:p>
+            <w:pPr>
+              <w:spacing w:after="0"/>
+              <w:jc w:val="center"/>
+            </w:pPr>
+            <w:r>
+              <w:rPr>
+                <w:rFonts w:ascii="游ゴシック" w:hAnsi="游ゴシック" w:eastAsia="游ゴシック"/>
+                <w:b/>
+                <w:color w:val="FFFFFF"/>
+                <w:sz w:val="18"/>
+              </w:rPr>
+              <w:t>回収の状況</w:t>
+            </w:r>
+          </w:p>
+        </w:tc>
+        <w:tc>
+          <w:tcPr>
+            <w:tcW w:type="dxa" w:w="2494"/>
+            <w:shd w:val="clear" w:color="auto" w:fill="1F3864"/>
+            <w:vAlign w:val="center"/>
+          </w:tcPr>
+          <w:p>
+            <w:pPr>
+              <w:spacing w:after="0"/>
+              <w:jc w:val="center"/>
+            </w:pPr>
+            <w:r>
+              <w:rPr>
+                <w:rFonts w:ascii="游ゴシック" w:hAnsi="游ゴシック" w:eastAsia="游ゴシック"/>
+                <w:b/>
+                <w:color w:val="FFFFFF"/>
+                <w:sz w:val="18"/>
+              </w:rPr>
+              <w:t>母数についての注記</w:t>
+            </w:r>
+          </w:p>
+        </w:tc>
+      </w:tr>
+      <w:tr>
+        <w:trPr>
+          <w:cantSplit/>
+        </w:trPr>
+        <w:tc>
+          <w:tcPr>
+            <w:tcW w:type="dxa" w:w="2041"/>
+            <w:vAlign w:val="center"/>
+          </w:tcPr>
+          <w:p>
+            <w:pPr>
+              <w:spacing w:after="0"/>
+            </w:pPr>
+            <w:r>
+              <w:rPr>
+                <w:rFonts w:ascii="游ゴシック" w:hAnsi="游ゴシック" w:eastAsia="游ゴシック"/>
+                <w:b/>
+                <w:sz w:val="18"/>
+              </w:rPr>
+              <w:t>① 事業所票</w:t>
+            </w:r>
+          </w:p>
+        </w:tc>
+        <w:tc>
+          <w:tcPr>
+            <w:tcW w:type="dxa" w:w="1020"/>
+            <w:vAlign w:val="center"/>
+          </w:tcPr>
+          <w:p>
+            <w:pPr>
+              <w:spacing w:after="0"/>
+            </w:pPr>
+            <w:r>
+              <w:rPr>
+                <w:rFonts w:ascii="游ゴシック" w:hAnsi="游ゴシック" w:eastAsia="游ゴシック"/>
+                <w:b w:val="0"/>
+                <w:sz w:val="18"/>
+              </w:rPr>
+              <w:t>15件</w:t>
+            </w:r>
+          </w:p>
+        </w:tc>
+        <w:tc>
+          <w:tcPr>
+            <w:tcW w:type="dxa" w:w="2154"/>
+            <w:vAlign w:val="center"/>
+          </w:tcPr>
+          <w:p>
+            <w:pPr>
+              <w:spacing w:after="0"/>
+            </w:pPr>
+            <w:r>
+              <w:rPr>
+                <w:rFonts w:ascii="游ゴシック" w:hAnsi="游ゴシック" w:eastAsia="游ゴシック"/>
+                <w:b w:val="0"/>
+                <w:sz w:val="18"/>
+              </w:rPr>
+              <w:t>居宅介護支援13・小規模多機能5・地域包括2</w:t>
+            </w:r>
+          </w:p>
+        </w:tc>
+        <w:tc>
+          <w:tcPr>
+            <w:tcW w:type="dxa" w:w="2041"/>
+            <w:vAlign w:val="center"/>
+          </w:tcPr>
+          <w:p>
+            <w:pPr>
+              <w:spacing w:after="0"/>
+            </w:pPr>
+            <w:r>
+              <w:rPr>
+                <w:rFonts w:ascii="游ゴシック" w:hAnsi="游ゴシック" w:eastAsia="游ゴシック"/>
+                <w:b w:val="0"/>
+                <w:sz w:val="18"/>
+              </w:rPr>
+              <w:t>居宅介護支援10・小規模多機能3・地域包括2</w:t>
+            </w:r>
+          </w:p>
+        </w:tc>
+        <w:tc>
+          <w:tcPr>
+            <w:tcW w:type="dxa" w:w="2494"/>
+            <w:vAlign w:val="center"/>
+          </w:tcPr>
+          <w:p>
+            <w:pPr>
+              <w:spacing w:after="0"/>
+            </w:pPr>
+            <w:r>
+              <w:rPr>
+                <w:rFonts w:ascii="游ゴシック" w:hAnsi="游ゴシック" w:eastAsia="游ゴシック"/>
+                <w:b w:val="0"/>
+                <w:sz w:val="18"/>
+              </w:rPr>
+              <w:t>北海道の指定事業所一覧では居宅介護支援は13事業所である。母数を13とすると回収率76.9％となる</w:t>
+            </w:r>
+          </w:p>
+        </w:tc>
+      </w:tr>
+      <w:tr>
+        <w:trPr>
+          <w:cantSplit/>
+        </w:trPr>
+        <w:tc>
+          <w:tcPr>
+            <w:tcW w:type="dxa" w:w="2041"/>
+            <w:shd w:val="clear" w:color="auto" w:fill="F2F5FA"/>
+            <w:vAlign w:val="center"/>
+          </w:tcPr>
+          <w:p>
+            <w:pPr>
+              <w:spacing w:after="0"/>
+            </w:pPr>
+            <w:r>
+              <w:rPr>
+                <w:rFonts w:ascii="游ゴシック" w:hAnsi="游ゴシック" w:eastAsia="游ゴシック"/>
+                <w:b/>
+                <w:sz w:val="18"/>
+              </w:rPr>
+              <w:t>① 利用者票</w:t>
+            </w:r>
+          </w:p>
+        </w:tc>
+        <w:tc>
+          <w:tcPr>
+            <w:tcW w:type="dxa" w:w="1020"/>
+            <w:shd w:val="clear" w:color="auto" w:fill="F2F5FA"/>
+            <w:vAlign w:val="center"/>
+          </w:tcPr>
+          <w:p>
+            <w:pPr>
+              <w:spacing w:after="0"/>
+            </w:pPr>
+            <w:r>
+              <w:rPr>
+                <w:rFonts w:ascii="游ゴシック" w:hAnsi="游ゴシック" w:eastAsia="游ゴシック"/>
+                <w:b w:val="0"/>
+                <w:sz w:val="18"/>
+              </w:rPr>
+              <w:t>99票</w:t>
+            </w:r>
+          </w:p>
+        </w:tc>
+        <w:tc>
+          <w:tcPr>
+            <w:tcW w:type="dxa" w:w="2154"/>
+            <w:shd w:val="clear" w:color="auto" w:fill="F2F5FA"/>
+            <w:vAlign w:val="center"/>
+          </w:tcPr>
+          <w:p>
+            <w:pPr>
+              <w:spacing w:after="0"/>
+            </w:pPr>
+            <w:r>
+              <w:rPr>
+                <w:rFonts w:ascii="游ゴシック" w:hAnsi="游ゴシック" w:eastAsia="游ゴシック"/>
+                <w:b w:val="0"/>
+                <w:sz w:val="18"/>
+              </w:rPr>
+              <w:t>―</w:t>
+            </w:r>
+          </w:p>
+        </w:tc>
+        <w:tc>
+          <w:tcPr>
+            <w:tcW w:type="dxa" w:w="2041"/>
+            <w:shd w:val="clear" w:color="auto" w:fill="F2F5FA"/>
+            <w:vAlign w:val="center"/>
+          </w:tcPr>
+          <w:p>
+            <w:pPr>
+              <w:spacing w:after="0"/>
+            </w:pPr>
+            <w:r>
+              <w:rPr>
+                <w:rFonts w:ascii="游ゴシック" w:hAnsi="游ゴシック" w:eastAsia="游ゴシック"/>
+                <w:b w:val="0"/>
+                <w:sz w:val="18"/>
+              </w:rPr>
+              <w:t>10事業所から提出</w:t>
+            </w:r>
+          </w:p>
+        </w:tc>
+        <w:tc>
+          <w:tcPr>
+            <w:tcW w:type="dxa" w:w="2494"/>
+            <w:shd w:val="clear" w:color="auto" w:fill="F2F5FA"/>
+            <w:vAlign w:val="center"/>
+          </w:tcPr>
+          <w:p>
+            <w:pPr>
+              <w:spacing w:after="0"/>
+            </w:pPr>
+            <w:r>
+              <w:rPr>
+                <w:rFonts w:ascii="游ゴシック" w:hAnsi="游ゴシック" w:eastAsia="游ゴシック"/>
+                <w:b w:val="0"/>
+                <w:sz w:val="18"/>
+              </w:rPr>
+              <w:t>所在地区の記入形式が9種類に分かれ、地区別の集計ができない（点検事項No.3）</w:t>
+            </w:r>
+          </w:p>
+        </w:tc>
+      </w:tr>
+      <w:tr>
+        <w:trPr>
+          <w:cantSplit/>
+        </w:trPr>
+        <w:tc>
+          <w:tcPr>
+            <w:tcW w:type="dxa" w:w="2041"/>
+            <w:vAlign w:val="center"/>
+          </w:tcPr>
+          <w:p>
+            <w:pPr>
+              <w:spacing w:after="0"/>
+            </w:pPr>
+            <w:r>
+              <w:rPr>
+                <w:rFonts w:ascii="游ゴシック" w:hAnsi="游ゴシック" w:eastAsia="游ゴシック"/>
+                <w:b/>
+                <w:sz w:val="18"/>
+              </w:rPr>
+              <w:t>② 施設等票</w:t>
+            </w:r>
+          </w:p>
+        </w:tc>
+        <w:tc>
+          <w:tcPr>
+            <w:tcW w:type="dxa" w:w="1020"/>
+            <w:vAlign w:val="center"/>
+          </w:tcPr>
+          <w:p>
+            <w:pPr>
+              <w:spacing w:after="0"/>
+            </w:pPr>
+            <w:r>
+              <w:rPr>
+                <w:rFonts w:ascii="游ゴシック" w:hAnsi="游ゴシック" w:eastAsia="游ゴシック"/>
+                <w:b w:val="0"/>
+                <w:sz w:val="18"/>
+              </w:rPr>
+              <w:t>18件</w:t>
+            </w:r>
+          </w:p>
+        </w:tc>
+        <w:tc>
+          <w:tcPr>
+            <w:tcW w:type="dxa" w:w="2154"/>
+            <w:vAlign w:val="center"/>
+          </w:tcPr>
+          <w:p>
+            <w:pPr>
+              <w:spacing w:after="0"/>
+            </w:pPr>
+            <w:r>
+              <w:rPr>
+                <w:rFonts w:ascii="游ゴシック" w:hAnsi="游ゴシック" w:eastAsia="游ゴシック"/>
+                <w:b w:val="0"/>
+                <w:sz w:val="18"/>
+              </w:rPr>
+              <w:t>介護保険の指定施設19＋介護保険外の住まい12＝31</w:t>
+            </w:r>
+          </w:p>
+        </w:tc>
+        <w:tc>
+          <w:tcPr>
+            <w:tcW w:type="dxa" w:w="2041"/>
+            <w:vAlign w:val="center"/>
+          </w:tcPr>
+          <w:p>
+            <w:pPr>
+              <w:spacing w:after="0"/>
+            </w:pPr>
+            <w:r>
+              <w:rPr>
+                <w:rFonts w:ascii="游ゴシック" w:hAnsi="游ゴシック" w:eastAsia="游ゴシック"/>
+                <w:b w:val="0"/>
+                <w:sz w:val="18"/>
+              </w:rPr>
+              <w:t>指定施設14・介護保険外4</w:t>
+            </w:r>
+          </w:p>
+        </w:tc>
+        <w:tc>
+          <w:tcPr>
+            <w:tcW w:type="dxa" w:w="2494"/>
+            <w:vAlign w:val="center"/>
+          </w:tcPr>
+          <w:p>
+            <w:pPr>
+              <w:spacing w:after="0"/>
+            </w:pPr>
+            <w:r>
+              <w:rPr>
+                <w:rFonts w:ascii="游ゴシック" w:hAnsi="游ゴシック" w:eastAsia="游ゴシック"/>
+                <w:b w:val="0"/>
+                <w:sz w:val="18"/>
+              </w:rPr>
+              <w:t>13施設が未回答（指定5・指定外8。把握率58.1％）。うち8施設は介護保険外の住まいである（点検事項No.30・No.32・No.34）</w:t>
+            </w:r>
+          </w:p>
+        </w:tc>
+      </w:tr>
+      <w:tr>
+        <w:trPr>
+          <w:cantSplit/>
+        </w:trPr>
+        <w:tc>
+          <w:tcPr>
+            <w:tcW w:type="dxa" w:w="2041"/>
+            <w:shd w:val="clear" w:color="auto" w:fill="F2F5FA"/>
+            <w:vAlign w:val="center"/>
+          </w:tcPr>
+          <w:p>
+            <w:pPr>
+              <w:spacing w:after="0"/>
+            </w:pPr>
+            <w:r>
+              <w:rPr>
+                <w:rFonts w:ascii="游ゴシック" w:hAnsi="游ゴシック" w:eastAsia="游ゴシック"/>
+                <w:b/>
+                <w:sz w:val="18"/>
+              </w:rPr>
+              <w:t>③ 事業所票（施設・通所系）</w:t>
+            </w:r>
+          </w:p>
+        </w:tc>
+        <w:tc>
+          <w:tcPr>
+            <w:tcW w:type="dxa" w:w="1020"/>
+            <w:shd w:val="clear" w:color="auto" w:fill="F2F5FA"/>
+            <w:vAlign w:val="center"/>
+          </w:tcPr>
+          <w:p>
+            <w:pPr>
+              <w:spacing w:after="0"/>
+            </w:pPr>
+            <w:r>
+              <w:rPr>
+                <w:rFonts w:ascii="游ゴシック" w:hAnsi="游ゴシック" w:eastAsia="游ゴシック"/>
+                <w:b w:val="0"/>
+                <w:sz w:val="18"/>
+              </w:rPr>
+              <w:t>24件</w:t>
+            </w:r>
+          </w:p>
+        </w:tc>
+        <w:tc>
+          <w:tcPr>
+            <w:tcW w:type="dxa" w:w="2154"/>
+            <w:shd w:val="clear" w:color="auto" w:fill="F2F5FA"/>
+            <w:vAlign w:val="center"/>
+          </w:tcPr>
+          <w:p>
+            <w:pPr>
+              <w:spacing w:after="0"/>
+            </w:pPr>
+            <w:r>
+              <w:rPr>
+                <w:rFonts w:ascii="游ゴシック" w:hAnsi="游ゴシック" w:eastAsia="游ゴシック"/>
+                <w:b w:val="0"/>
+                <w:sz w:val="18"/>
+              </w:rPr>
+              <w:t>―</w:t>
+            </w:r>
+          </w:p>
+        </w:tc>
+        <w:tc>
+          <w:tcPr>
+            <w:tcW w:type="dxa" w:w="2041"/>
+            <w:shd w:val="clear" w:color="auto" w:fill="F2F5FA"/>
+            <w:vAlign w:val="center"/>
+          </w:tcPr>
+          <w:p>
+            <w:pPr>
+              <w:spacing w:after="0"/>
+            </w:pPr>
+            <w:r>
+              <w:rPr>
+                <w:rFonts w:ascii="游ゴシック" w:hAnsi="游ゴシック" w:eastAsia="游ゴシック"/>
+                <w:b w:val="0"/>
+                <w:sz w:val="18"/>
+              </w:rPr>
+              <w:t>―</w:t>
+            </w:r>
+          </w:p>
+        </w:tc>
+        <w:tc>
+          <w:tcPr>
+            <w:tcW w:type="dxa" w:w="2494"/>
+            <w:shd w:val="clear" w:color="auto" w:fill="F2F5FA"/>
+            <w:vAlign w:val="center"/>
+          </w:tcPr>
+          <w:p>
+            <w:pPr>
+              <w:spacing w:after="0"/>
+            </w:pPr>
+            <w:r>
+              <w:rPr>
+                <w:rFonts w:ascii="游ゴシック" w:hAnsi="游ゴシック" w:eastAsia="游ゴシック"/>
+                <w:b w:val="0"/>
+                <w:sz w:val="18"/>
+              </w:rPr>
+              <w:t>施設・居住系・通所系の事業所</w:t>
+            </w:r>
+          </w:p>
+        </w:tc>
+      </w:tr>
+      <w:tr>
+        <w:trPr>
+          <w:cantSplit/>
+        </w:trPr>
+        <w:tc>
+          <w:tcPr>
+            <w:tcW w:type="dxa" w:w="2041"/>
+            <w:vAlign w:val="center"/>
+          </w:tcPr>
+          <w:p>
+            <w:pPr>
+              <w:spacing w:after="0"/>
+            </w:pPr>
+            <w:r>
+              <w:rPr>
+                <w:rFonts w:ascii="游ゴシック" w:hAnsi="游ゴシック" w:eastAsia="游ゴシック"/>
+                <w:b/>
+                <w:sz w:val="18"/>
+              </w:rPr>
+              <w:t>③ 事業所票（訪問系）</w:t>
+            </w:r>
+          </w:p>
+        </w:tc>
+        <w:tc>
+          <w:tcPr>
+            <w:tcW w:type="dxa" w:w="1020"/>
+            <w:vAlign w:val="center"/>
+          </w:tcPr>
+          <w:p>
+            <w:pPr>
+              <w:spacing w:after="0"/>
+            </w:pPr>
+            <w:r>
+              <w:rPr>
+                <w:rFonts w:ascii="游ゴシック" w:hAnsi="游ゴシック" w:eastAsia="游ゴシック"/>
+                <w:b w:val="0"/>
+                <w:sz w:val="18"/>
+              </w:rPr>
+              <w:t>3件</w:t>
+            </w:r>
+          </w:p>
+        </w:tc>
+        <w:tc>
+          <w:tcPr>
+            <w:tcW w:type="dxa" w:w="2154"/>
+            <w:vAlign w:val="center"/>
+          </w:tcPr>
+          <w:p>
+            <w:pPr>
+              <w:spacing w:after="0"/>
+            </w:pPr>
+            <w:r>
+              <w:rPr>
+                <w:rFonts w:ascii="游ゴシック" w:hAnsi="游ゴシック" w:eastAsia="游ゴシック"/>
+                <w:b w:val="0"/>
+                <w:sz w:val="18"/>
+              </w:rPr>
+              <w:t>訪問介護13事業所（見える化K3a・名簿とも）</w:t>
+            </w:r>
+          </w:p>
+        </w:tc>
+        <w:tc>
+          <w:tcPr>
+            <w:tcW w:type="dxa" w:w="2041"/>
+            <w:vAlign w:val="center"/>
+          </w:tcPr>
+          <w:p>
+            <w:pPr>
+              <w:spacing w:after="0"/>
+            </w:pPr>
+            <w:r>
+              <w:rPr>
+                <w:rFonts w:ascii="游ゴシック" w:hAnsi="游ゴシック" w:eastAsia="游ゴシック"/>
+                <w:b w:val="0"/>
+                <w:sz w:val="18"/>
+              </w:rPr>
+              <w:t>回収率23.1％</w:t>
+            </w:r>
+          </w:p>
+        </w:tc>
+        <w:tc>
+          <w:tcPr>
+            <w:tcW w:type="dxa" w:w="2494"/>
+            <w:vAlign w:val="center"/>
+          </w:tcPr>
+          <w:p>
+            <w:pPr>
+              <w:spacing w:after="0"/>
+            </w:pPr>
+            <w:r>
+              <w:rPr>
+                <w:rFonts w:ascii="游ゴシック" w:hAnsi="游ゴシック" w:eastAsia="游ゴシック"/>
+                <w:b w:val="0"/>
+                <w:sz w:val="18"/>
+              </w:rPr>
+              <w:t>訪問系の母数が確定した。回収率が低く、訪問系の職員数は区域全体を代表しない（点検事項No.23）</w:t>
+            </w:r>
+          </w:p>
+        </w:tc>
+      </w:tr>
+      <w:tr>
+        <w:trPr>
+          <w:cantSplit/>
+        </w:trPr>
+        <w:tc>
+          <w:tcPr>
+            <w:tcW w:type="dxa" w:w="2041"/>
+            <w:shd w:val="clear" w:color="auto" w:fill="F2F5FA"/>
+            <w:vAlign w:val="center"/>
+          </w:tcPr>
+          <w:p>
+            <w:pPr>
+              <w:spacing w:after="0"/>
+            </w:pPr>
+            <w:r>
+              <w:rPr>
+                <w:rFonts w:ascii="游ゴシック" w:hAnsi="游ゴシック" w:eastAsia="游ゴシック"/>
+                <w:b/>
+                <w:sz w:val="18"/>
+              </w:rPr>
+              <w:t>③ 職員個票</w:t>
+            </w:r>
+          </w:p>
+        </w:tc>
+        <w:tc>
+          <w:tcPr>
+            <w:tcW w:type="dxa" w:w="1020"/>
+            <w:shd w:val="clear" w:color="auto" w:fill="F2F5FA"/>
+            <w:vAlign w:val="center"/>
+          </w:tcPr>
+          <w:p>
+            <w:pPr>
+              <w:spacing w:after="0"/>
+            </w:pPr>
+            <w:r>
+              <w:rPr>
+                <w:rFonts w:ascii="游ゴシック" w:hAnsi="游ゴシック" w:eastAsia="游ゴシック"/>
+                <w:b w:val="0"/>
+                <w:sz w:val="18"/>
+              </w:rPr>
+              <w:t>317人</w:t>
+            </w:r>
+          </w:p>
+        </w:tc>
+        <w:tc>
+          <w:tcPr>
+            <w:tcW w:type="dxa" w:w="2154"/>
+            <w:shd w:val="clear" w:color="auto" w:fill="F2F5FA"/>
+            <w:vAlign w:val="center"/>
+          </w:tcPr>
+          <w:p>
+            <w:pPr>
+              <w:spacing w:after="0"/>
+            </w:pPr>
+            <w:r>
+              <w:rPr>
+                <w:rFonts w:ascii="游ゴシック" w:hAnsi="游ゴシック" w:eastAsia="游ゴシック"/>
+                <w:b w:val="0"/>
+                <w:sz w:val="18"/>
+              </w:rPr>
+              <w:t>施設・通所系24事業所の介護職員319人</w:t>
+            </w:r>
+          </w:p>
+        </w:tc>
+        <w:tc>
+          <w:tcPr>
+            <w:tcW w:type="dxa" w:w="2041"/>
+            <w:shd w:val="clear" w:color="auto" w:fill="F2F5FA"/>
+            <w:vAlign w:val="center"/>
+          </w:tcPr>
+          <w:p>
+            <w:pPr>
+              <w:spacing w:after="0"/>
+            </w:pPr>
+            <w:r>
+              <w:rPr>
+                <w:rFonts w:ascii="游ゴシック" w:hAnsi="游ゴシック" w:eastAsia="游ゴシック"/>
+                <w:b w:val="0"/>
+                <w:sz w:val="18"/>
+              </w:rPr>
+              <w:t>99.4％</w:t>
+            </w:r>
+          </w:p>
+        </w:tc>
+        <w:tc>
+          <w:tcPr>
+            <w:tcW w:type="dxa" w:w="2494"/>
+            <w:shd w:val="clear" w:color="auto" w:fill="F2F5FA"/>
+            <w:vAlign w:val="center"/>
+          </w:tcPr>
+          <w:p>
+            <w:pPr>
+              <w:spacing w:after="0"/>
+            </w:pPr>
+            <w:r>
+              <w:rPr>
+                <w:rFonts w:ascii="游ゴシック" w:hAnsi="游ゴシック" w:eastAsia="游ゴシック"/>
+                <w:b w:val="0"/>
+                <w:sz w:val="18"/>
+              </w:rPr>
+              <w:t>2人分の個票が不足（点検事項No.15〜No.19）</w:t>
+            </w:r>
+          </w:p>
+        </w:tc>
+      </w:tr>
+      <w:tr>
+        <w:trPr>
+          <w:cantSplit/>
+        </w:trPr>
+        <w:tc>
+          <w:tcPr>
+            <w:tcW w:type="dxa" w:w="2041"/>
+            <w:vAlign w:val="center"/>
+          </w:tcPr>
+          <w:p>
+            <w:pPr>
+              <w:spacing w:after="0"/>
+            </w:pPr>
+            <w:r>
+              <w:rPr>
+                <w:rFonts w:ascii="游ゴシック" w:hAnsi="游ゴシック" w:eastAsia="游ゴシック"/>
+                <w:b/>
+                <w:sz w:val="18"/>
+              </w:rPr>
+              <w:t>③ 職員票（訪問系）</w:t>
+            </w:r>
+          </w:p>
+        </w:tc>
+        <w:tc>
+          <w:tcPr>
+            <w:tcW w:type="dxa" w:w="1020"/>
+            <w:vAlign w:val="center"/>
+          </w:tcPr>
+          <w:p>
+            <w:pPr>
+              <w:spacing w:after="0"/>
+            </w:pPr>
+            <w:r>
+              <w:rPr>
+                <w:rFonts w:ascii="游ゴシック" w:hAnsi="游ゴシック" w:eastAsia="游ゴシック"/>
+                <w:b w:val="0"/>
+                <w:sz w:val="18"/>
+              </w:rPr>
+              <w:t>26件</w:t>
+            </w:r>
+          </w:p>
+        </w:tc>
+        <w:tc>
+          <w:tcPr>
+            <w:tcW w:type="dxa" w:w="2154"/>
+            <w:vAlign w:val="center"/>
+          </w:tcPr>
+          <w:p>
+            <w:pPr>
+              <w:spacing w:after="0"/>
+            </w:pPr>
+            <w:r>
+              <w:rPr>
+                <w:rFonts w:ascii="游ゴシック" w:hAnsi="游ゴシック" w:eastAsia="游ゴシック"/>
+                <w:b w:val="0"/>
+                <w:sz w:val="18"/>
+              </w:rPr>
+              <w:t>訪問系3事業所の介護職員42人</w:t>
+            </w:r>
+          </w:p>
+        </w:tc>
+        <w:tc>
+          <w:tcPr>
+            <w:tcW w:type="dxa" w:w="2041"/>
+            <w:vAlign w:val="center"/>
+          </w:tcPr>
+          <w:p>
+            <w:pPr>
+              <w:spacing w:after="0"/>
+            </w:pPr>
+            <w:r>
+              <w:rPr>
+                <w:rFonts w:ascii="游ゴシック" w:hAnsi="游ゴシック" w:eastAsia="游ゴシック"/>
+                <w:b w:val="0"/>
+                <w:sz w:val="18"/>
+              </w:rPr>
+              <w:t>61.9％</w:t>
+            </w:r>
+          </w:p>
+        </w:tc>
+        <w:tc>
+          <w:tcPr>
+            <w:tcW w:type="dxa" w:w="2494"/>
+            <w:vAlign w:val="center"/>
+          </w:tcPr>
+          <w:p>
+            <w:pPr>
+              <w:spacing w:after="0"/>
+            </w:pPr>
+            <w:r>
+              <w:rPr>
+                <w:rFonts w:ascii="游ゴシック" w:hAnsi="游ゴシック" w:eastAsia="游ゴシック"/>
+                <w:b w:val="0"/>
+                <w:sz w:val="18"/>
+              </w:rPr>
+              <w:t>訪問系の職員票は個票と様式が異なる</w:t>
+            </w:r>
+          </w:p>
+        </w:tc>
+      </w:tr>
+      <w:tr>
+        <w:trPr>
+          <w:cantSplit/>
+        </w:trPr>
+        <w:tc>
+          <w:tcPr>
+            <w:tcW w:type="dxa" w:w="2041"/>
+            <w:shd w:val="clear" w:color="auto" w:fill="F2F5FA"/>
+            <w:vAlign w:val="center"/>
+          </w:tcPr>
+          <w:p>
+            <w:pPr>
+              <w:spacing w:after="0"/>
+            </w:pPr>
+            <w:r>
+              <w:rPr>
+                <w:rFonts w:ascii="游ゴシック" w:hAnsi="游ゴシック" w:eastAsia="游ゴシック"/>
+                <w:b/>
+                <w:sz w:val="18"/>
+              </w:rPr>
+              <w:t>④ 健康とくらしの調査</w:t>
+            </w:r>
+          </w:p>
+        </w:tc>
+        <w:tc>
+          <w:tcPr>
+            <w:tcW w:type="dxa" w:w="1020"/>
+            <w:shd w:val="clear" w:color="auto" w:fill="F2F5FA"/>
+            <w:vAlign w:val="center"/>
+          </w:tcPr>
+          <w:p>
+            <w:pPr>
+              <w:spacing w:after="0"/>
+            </w:pPr>
+            <w:r>
+              <w:rPr>
+                <w:rFonts w:ascii="游ゴシック" w:hAnsi="游ゴシック" w:eastAsia="游ゴシック"/>
+                <w:b w:val="0"/>
+                <w:sz w:val="18"/>
+              </w:rPr>
+              <w:t>4,729票</w:t>
+            </w:r>
+          </w:p>
+        </w:tc>
+        <w:tc>
+          <w:tcPr>
+            <w:tcW w:type="dxa" w:w="2154"/>
+            <w:shd w:val="clear" w:color="auto" w:fill="F2F5FA"/>
+            <w:vAlign w:val="center"/>
+          </w:tcPr>
+          <w:p>
+            <w:pPr>
+              <w:spacing w:after="0"/>
+            </w:pPr>
+            <w:r>
+              <w:rPr>
+                <w:rFonts w:ascii="游ゴシック" w:hAnsi="游ゴシック" w:eastAsia="游ゴシック"/>
+                <w:b w:val="0"/>
+                <w:sz w:val="18"/>
+              </w:rPr>
+              <w:t>65歳以上7,121人</w:t>
+            </w:r>
+          </w:p>
+        </w:tc>
+        <w:tc>
+          <w:tcPr>
+            <w:tcW w:type="dxa" w:w="2041"/>
+            <w:shd w:val="clear" w:color="auto" w:fill="F2F5FA"/>
+            <w:vAlign w:val="center"/>
+          </w:tcPr>
+          <w:p>
+            <w:pPr>
+              <w:spacing w:after="0"/>
+            </w:pPr>
+            <w:r>
+              <w:rPr>
+                <w:rFonts w:ascii="游ゴシック" w:hAnsi="游ゴシック" w:eastAsia="游ゴシック"/>
+                <w:b w:val="0"/>
+                <w:sz w:val="18"/>
+              </w:rPr>
+              <w:t>回収4,798票・回収率67.4％（分析対象4,729票）</w:t>
+            </w:r>
+          </w:p>
+        </w:tc>
+        <w:tc>
+          <w:tcPr>
+            <w:tcW w:type="dxa" w:w="2494"/>
+            <w:shd w:val="clear" w:color="auto" w:fill="F2F5FA"/>
+            <w:vAlign w:val="center"/>
+          </w:tcPr>
+          <w:p>
+            <w:pPr>
+              <w:spacing w:after="0"/>
+            </w:pPr>
+            <w:r>
+              <w:rPr>
+                <w:rFonts w:ascii="游ゴシック" w:hAnsi="游ゴシック" w:eastAsia="游ゴシック"/>
+                <w:b w:val="0"/>
+                <w:sz w:val="18"/>
+              </w:rPr>
+              <w:t>小学校区12地区別の集計ができる。要支援・要介護認定者は対象に含まれない</w:t>
+            </w:r>
+          </w:p>
+        </w:tc>
+      </w:tr>
+    </w:tbl>
+    <w:p>
+      <w:pPr>
+        <w:spacing w:after="80"/>
+      </w:pPr>
+      <w:r>
+        <w:rPr>
+          <w:rFonts w:ascii="游ゴシック" w:hAnsi="游ゴシック" w:eastAsia="游ゴシック"/>
+          <w:sz w:val="21"/>
+        </w:rPr>
+      </w:r>
+    </w:p>
+    <w:p>
+      <w:pPr>
+        <w:spacing w:after="80"/>
+      </w:pPr>
+      <w:r>
+        <w:rPr>
+          <w:rFonts w:ascii="游ゴシック" w:hAnsi="游ゴシック" w:eastAsia="游ゴシック"/>
+          <w:b/>
+          <w:sz w:val="21"/>
+        </w:rPr>
+        <w:t>母数の置き方で特にご留意いただきたいもの</w:t>
+      </w:r>
+    </w:p>
+    <w:p>
+      <w:pPr>
+        <w:spacing w:after="60"/>
+        <w:ind w:left="340" w:hanging="340"/>
+      </w:pPr>
+      <w:r>
+        <w:rPr>
+          <w:rFonts w:ascii="游ゴシック" w:hAnsi="游ゴシック" w:eastAsia="游ゴシック"/>
+          <w:b w:val="0"/>
+          <w:sz w:val="21"/>
+        </w:rPr>
+        <w:t>・</w:t>
+      </w:r>
+      <w:r>
+        <w:rPr>
+          <w:rFonts w:ascii="游ゴシック" w:hAnsi="游ゴシック" w:eastAsia="游ゴシック"/>
+          <w:b/>
+          <w:sz w:val="21"/>
+        </w:rPr>
+        <w:t>①利用者票（99票）には母数がありません。</w:t>
+      </w:r>
+      <w:r>
+        <w:rPr>
+          <w:rFonts w:ascii="游ゴシック" w:hAnsi="游ゴシック" w:eastAsia="游ゴシック"/>
+          <w:b w:val="0"/>
+          <w:sz w:val="21"/>
+        </w:rPr>
+        <w:t>10事業所から提出されたもので、配布数の記録がありません。在宅の認定者（年報 令和7年度の月平均1,503.8人）を母集団とみると分布が食い違います（第6節1）。「調査対象となった98人のうち」と母数を明記して引きます。</w:t>
+      </w:r>
+    </w:p>
+    <w:p>
+      <w:pPr>
+        <w:spacing w:after="60"/>
+        <w:ind w:left="340" w:hanging="340"/>
+      </w:pPr>
+      <w:r>
+        <w:rPr>
+          <w:rFonts w:ascii="游ゴシック" w:hAnsi="游ゴシック" w:eastAsia="游ゴシック"/>
+          <w:b w:val="0"/>
+          <w:sz w:val="21"/>
+        </w:rPr>
+        <w:t>・</w:t>
+      </w:r>
+      <w:r>
+        <w:rPr>
+          <w:rFonts w:ascii="游ゴシック" w:hAnsi="游ゴシック" w:eastAsia="游ゴシック"/>
+          <w:b/>
+          <w:sz w:val="21"/>
+        </w:rPr>
+        <w:t>③事業所票（施設・通所系）24件の母数は確定していません。</w:t>
+      </w:r>
+      <w:r>
+        <w:rPr>
+          <w:rFonts w:ascii="游ゴシック" w:hAnsi="游ゴシック" w:eastAsia="游ゴシック"/>
+          <w:b w:val="0"/>
+          <w:sz w:val="21"/>
+        </w:rPr>
+        <w:t>訪問系は訪問介護13事業所と確定しましたが（回収率23.1％）、施設・通所系は調査の対象範囲が記録されていません。職員個票317人は、回答24事業所の介護職員319人に対する99.4％です。</w:t>
+      </w:r>
+      <w:r>
+        <w:rPr>
+          <w:rFonts w:ascii="游ゴシック" w:hAnsi="游ゴシック" w:eastAsia="游ゴシック"/>
+          <w:b/>
+          <w:sz w:val="21"/>
+        </w:rPr>
+        <w:t>「区域の介護職員の99.4％」ではありません。</w:t>
+      </w:r>
+    </w:p>
+    <w:p>
+      <w:pPr>
+        <w:spacing w:after="60"/>
+        <w:ind w:left="340" w:hanging="340"/>
+      </w:pPr>
+      <w:r>
+        <w:rPr>
+          <w:rFonts w:ascii="游ゴシック" w:hAnsi="游ゴシック" w:eastAsia="游ゴシック"/>
+          <w:b w:val="0"/>
+          <w:sz w:val="21"/>
+        </w:rPr>
+        <w:t>・</w:t>
+      </w:r>
+      <w:r>
+        <w:rPr>
+          <w:rFonts w:ascii="游ゴシック" w:hAnsi="游ゴシック" w:eastAsia="游ゴシック"/>
+          <w:b/>
+          <w:sz w:val="21"/>
+        </w:rPr>
+        <w:t>②施設等票は13施設が未回答です</w:t>
+      </w:r>
+      <w:r>
+        <w:rPr>
+          <w:rFonts w:ascii="游ゴシック" w:hAnsi="游ゴシック" w:eastAsia="游ゴシック"/>
+          <w:b w:val="0"/>
+          <w:sz w:val="21"/>
+        </w:rPr>
+        <w:t>（把握率58.1％）。回答18施設の定員は652人で、区域内の施設の定員の全部ではありません。受給者数と比べるときはこの差が効きます（第6節2）。</w:t>
+      </w:r>
+    </w:p>
+    <w:p>
+      <w:pPr>
+        <w:spacing w:after="60"/>
+        <w:ind w:left="340" w:hanging="340"/>
+      </w:pPr>
+      <w:r>
+        <w:rPr>
+          <w:rFonts w:ascii="游ゴシック" w:hAnsi="游ゴシック" w:eastAsia="游ゴシック"/>
+          <w:b w:val="0"/>
+          <w:sz w:val="21"/>
+        </w:rPr>
+        <w:t>・</w:t>
+      </w:r>
+      <w:r>
+        <w:rPr>
+          <w:rFonts w:ascii="游ゴシック" w:hAnsi="游ゴシック" w:eastAsia="游ゴシック"/>
+          <w:b/>
+          <w:sz w:val="21"/>
+        </w:rPr>
+        <w:t>④健康とくらしの調査の母数は65歳以上7,121人</w:t>
+      </w:r>
+      <w:r>
+        <w:rPr>
+          <w:rFonts w:ascii="游ゴシック" w:hAnsi="游ゴシック" w:eastAsia="游ゴシック"/>
+          <w:b w:val="0"/>
+          <w:sz w:val="21"/>
+        </w:rPr>
+        <w:t>であり、要支援者・要介護者を含みません。①②③（認定を受けた方・施設の在籍者）とは母集団が異なるため、</w:t>
+      </w:r>
+      <w:r>
+        <w:rPr>
+          <w:rFonts w:ascii="游ゴシック" w:hAnsi="游ゴシック" w:eastAsia="游ゴシック"/>
+          <w:b/>
+          <w:sz w:val="21"/>
+        </w:rPr>
+        <w:t>4調査の数値を合算しません。</w:t>
+      </w:r>
+    </w:p>
+    <w:p>
+      <w:pPr>
+        <w:keepNext/>
+        <w:spacing w:before="280" w:after="120"/>
+      </w:pPr>
+      <w:r>
+        <w:rPr>
+          <w:rFonts w:ascii="游ゴシック" w:hAnsi="游ゴシック" w:eastAsia="游ゴシック"/>
+          <w:b/>
+          <w:color w:val="1F3864"/>
+          <w:sz w:val="26"/>
+        </w:rPr>
+        <w:t>第4節　前回調査との比較（経年）</w:t>
+      </w:r>
+    </w:p>
+    <w:p>
+      <w:pPr>
+        <w:spacing w:after="80"/>
+      </w:pPr>
+      <w:r>
+        <w:rPr>
+          <w:rFonts w:ascii="游ゴシック" w:hAnsi="游ゴシック" w:eastAsia="游ゴシック"/>
+          <w:b w:val="0"/>
+          <w:sz w:val="21"/>
+        </w:rPr>
+        <w:t>前回（第9期）の調査は令和4年11月（④）及び令和5年5月（①②③）に実施されています。</w:t>
+      </w:r>
+      <w:r>
+        <w:rPr>
+          <w:rFonts w:ascii="游ゴシック" w:hAnsi="游ゴシック" w:eastAsia="游ゴシック"/>
+          <w:b/>
+          <w:sz w:val="21"/>
+        </w:rPr>
+        <w:t>規模の比較は次のとおりです。</w:t>
+      </w:r>
+    </w:p>
+    <w:p>
+      <w:pPr>
+        <w:keepNext/>
+        <w:spacing w:before="160" w:after="40"/>
+      </w:pPr>
+      <w:r>
+        <w:rPr>
+          <w:rFonts w:ascii="游ゴシック" w:hAnsi="游ゴシック" w:eastAsia="游ゴシック"/>
+          <w:b/>
+          <w:sz w:val="20"/>
+        </w:rPr>
+        <w:t>表4　前回調査と今回調査の規模</w:t>
+      </w:r>
+    </w:p>
+    <w:tbl>
+      <w:tblPr>
+        <w:tblStyle w:val="TableGrid"/>
+        <w:tblW w:type="auto" w:w="0"/>
+        <w:jc w:val="center"/>
+        <w:tblLayout w:type="fixed"/>
+        <w:tblCellMar>
+          <w:top w:w="34" w:type="dxa"/>
+          <w:left w:w="68" w:type="dxa"/>
+          <w:bottom w:w="34" w:type="dxa"/>
+          <w:right w:w="68" w:type="dxa"/>
+        </w:tblCellMar>
+        <w:tblLook w:firstColumn="1" w:firstRow="1" w:lastColumn="0" w:lastRow="0" w:noHBand="0" w:noVBand="1" w:val="04A0"/>
+      </w:tblPr>
+      <w:tblGrid>
+        <w:gridCol w:w="2438"/>
+        <w:gridCol w:w="2438"/>
+        <w:gridCol w:w="2438"/>
+        <w:gridCol w:w="2438"/>
+      </w:tblGrid>
+      <w:tr>
+        <w:trPr>
+          <w:tblHeader/>
+        </w:trPr>
+        <w:tc>
+          <w:tcPr>
+            <w:tcW w:type="dxa" w:w="1928"/>
+            <w:shd w:val="clear" w:color="auto" w:fill="1F3864"/>
+            <w:vAlign w:val="center"/>
+          </w:tcPr>
+          <w:p>
+            <w:pPr>
+              <w:spacing w:after="0"/>
+              <w:jc w:val="center"/>
+            </w:pPr>
+            <w:r>
+              <w:rPr>
+                <w:rFonts w:ascii="游ゴシック" w:hAnsi="游ゴシック" w:eastAsia="游ゴシック"/>
+                <w:b/>
+                <w:color w:val="FFFFFF"/>
+                <w:sz w:val="18"/>
+              </w:rPr>
+              <w:t>調査</w:t>
+            </w:r>
+          </w:p>
+        </w:tc>
+        <w:tc>
+          <w:tcPr>
+            <w:tcW w:type="dxa" w:w="2835"/>
+            <w:shd w:val="clear" w:color="auto" w:fill="1F3864"/>
+            <w:vAlign w:val="center"/>
+          </w:tcPr>
+          <w:p>
+            <w:pPr>
+              <w:spacing w:after="0"/>
+              <w:jc w:val="center"/>
+            </w:pPr>
+            <w:r>
+              <w:rPr>
+                <w:rFonts w:ascii="游ゴシック" w:hAnsi="游ゴシック" w:eastAsia="游ゴシック"/>
+                <w:b/>
+                <w:color w:val="FFFFFF"/>
+                <w:sz w:val="18"/>
+              </w:rPr>
+              <w:t>前回（第9期）</w:t>
+            </w:r>
+          </w:p>
+        </w:tc>
+        <w:tc>
+          <w:tcPr>
+            <w:tcW w:type="dxa" w:w="2608"/>
+            <w:shd w:val="clear" w:color="auto" w:fill="1F3864"/>
+            <w:vAlign w:val="center"/>
+          </w:tcPr>
+          <w:p>
+            <w:pPr>
+              <w:spacing w:after="0"/>
+              <w:jc w:val="center"/>
+            </w:pPr>
+            <w:r>
+              <w:rPr>
+                <w:rFonts w:ascii="游ゴシック" w:hAnsi="游ゴシック" w:eastAsia="游ゴシック"/>
+                <w:b/>
+                <w:color w:val="FFFFFF"/>
+                <w:sz w:val="18"/>
+              </w:rPr>
+              <w:t>今回（第10期）</w:t>
+            </w:r>
+          </w:p>
+        </w:tc>
+        <w:tc>
+          <w:tcPr>
+            <w:tcW w:type="dxa" w:w="2381"/>
+            <w:shd w:val="clear" w:color="auto" w:fill="1F3864"/>
+            <w:vAlign w:val="center"/>
+          </w:tcPr>
+          <w:p>
+            <w:pPr>
+              <w:spacing w:after="0"/>
+              <w:jc w:val="center"/>
+            </w:pPr>
+            <w:r>
+              <w:rPr>
+                <w:rFonts w:ascii="游ゴシック" w:hAnsi="游ゴシック" w:eastAsia="游ゴシック"/>
+                <w:b/>
+                <w:color w:val="FFFFFF"/>
+                <w:sz w:val="18"/>
+              </w:rPr>
+              <w:t>比較の可否</w:t>
+            </w:r>
+          </w:p>
+        </w:tc>
+      </w:tr>
+      <w:tr>
+        <w:trPr>
+          <w:cantSplit/>
+        </w:trPr>
+        <w:tc>
+          <w:tcPr>
+            <w:tcW w:type="dxa" w:w="1928"/>
+            <w:vAlign w:val="center"/>
+          </w:tcPr>
+          <w:p>
+            <w:pPr>
+              <w:spacing w:after="0"/>
+            </w:pPr>
+            <w:r>
+              <w:rPr>
+                <w:rFonts w:ascii="游ゴシック" w:hAnsi="游ゴシック" w:eastAsia="游ゴシック"/>
+                <w:b/>
+                <w:sz w:val="18"/>
+              </w:rPr>
+              <w:t>① 在宅生活改善調査</w:t>
+            </w:r>
+          </w:p>
+        </w:tc>
+        <w:tc>
+          <w:tcPr>
+            <w:tcW w:type="dxa" w:w="2835"/>
+            <w:vAlign w:val="center"/>
+          </w:tcPr>
+          <w:p>
+            <w:pPr>
+              <w:spacing w:after="0"/>
+            </w:pPr>
+            <w:r>
+              <w:rPr>
+                <w:rFonts w:ascii="游ゴシック" w:hAnsi="游ゴシック" w:eastAsia="游ゴシック"/>
+                <w:b w:val="0"/>
+                <w:sz w:val="18"/>
+              </w:rPr>
+              <w:t>令和5年5月25日送付・12事業所91人</w:t>
+            </w:r>
+          </w:p>
+        </w:tc>
+        <w:tc>
+          <w:tcPr>
+            <w:tcW w:type="dxa" w:w="2608"/>
+            <w:vAlign w:val="center"/>
+          </w:tcPr>
+          <w:p>
+            <w:pPr>
+              <w:spacing w:after="0"/>
+            </w:pPr>
+            <w:r>
+              <w:rPr>
+                <w:rFonts w:ascii="游ゴシック" w:hAnsi="游ゴシック" w:eastAsia="游ゴシック"/>
+                <w:b w:val="0"/>
+                <w:sz w:val="18"/>
+              </w:rPr>
+              <w:t>15事業所・利用者票99票</w:t>
+            </w:r>
+          </w:p>
+        </w:tc>
+        <w:tc>
+          <w:tcPr>
+            <w:tcW w:type="dxa" w:w="2381"/>
+            <w:vAlign w:val="center"/>
+          </w:tcPr>
+          <w:p>
+            <w:pPr>
+              <w:spacing w:after="0"/>
+            </w:pPr>
+            <w:r>
+              <w:rPr>
+                <w:rFonts w:ascii="游ゴシック" w:hAnsi="游ゴシック" w:eastAsia="游ゴシック"/>
+                <w:b w:val="0"/>
+                <w:sz w:val="18"/>
+              </w:rPr>
+              <w:t>規模のみ。設問と集計区分の一致を確かめられない</w:t>
+            </w:r>
+          </w:p>
+        </w:tc>
+      </w:tr>
+      <w:tr>
+        <w:trPr>
+          <w:cantSplit/>
+        </w:trPr>
+        <w:tc>
+          <w:tcPr>
+            <w:tcW w:type="dxa" w:w="1928"/>
+            <w:shd w:val="clear" w:color="auto" w:fill="F2F5FA"/>
+            <w:vAlign w:val="center"/>
+          </w:tcPr>
+          <w:p>
+            <w:pPr>
+              <w:spacing w:after="0"/>
+            </w:pPr>
+            <w:r>
+              <w:rPr>
+                <w:rFonts w:ascii="游ゴシック" w:hAnsi="游ゴシック" w:eastAsia="游ゴシック"/>
+                <w:b/>
+                <w:sz w:val="18"/>
+              </w:rPr>
+              <w:t>② 居所変更実態調査</w:t>
+            </w:r>
+          </w:p>
+        </w:tc>
+        <w:tc>
+          <w:tcPr>
+            <w:tcW w:type="dxa" w:w="2835"/>
+            <w:shd w:val="clear" w:color="auto" w:fill="F2F5FA"/>
+            <w:vAlign w:val="center"/>
+          </w:tcPr>
+          <w:p>
+            <w:pPr>
+              <w:spacing w:after="0"/>
+            </w:pPr>
+            <w:r>
+              <w:rPr>
+                <w:rFonts w:ascii="游ゴシック" w:hAnsi="游ゴシック" w:eastAsia="游ゴシック"/>
+                <w:b w:val="0"/>
+                <w:sz w:val="18"/>
+              </w:rPr>
+              <w:t>令和5年5月25日送付・21施設回答</w:t>
+            </w:r>
+          </w:p>
+        </w:tc>
+        <w:tc>
+          <w:tcPr>
+            <w:tcW w:type="dxa" w:w="2608"/>
+            <w:shd w:val="clear" w:color="auto" w:fill="F2F5FA"/>
+            <w:vAlign w:val="center"/>
+          </w:tcPr>
+          <w:p>
+            <w:pPr>
+              <w:spacing w:after="0"/>
+            </w:pPr>
+            <w:r>
+              <w:rPr>
+                <w:rFonts w:ascii="游ゴシック" w:hAnsi="游ゴシック" w:eastAsia="游ゴシック"/>
+                <w:b w:val="0"/>
+                <w:sz w:val="18"/>
+              </w:rPr>
+              <w:t>18施設（定員652人・入所者536人）</w:t>
+            </w:r>
+          </w:p>
+        </w:tc>
+        <w:tc>
+          <w:tcPr>
+            <w:tcW w:type="dxa" w:w="2381"/>
+            <w:shd w:val="clear" w:color="auto" w:fill="F2F5FA"/>
+            <w:vAlign w:val="center"/>
+          </w:tcPr>
+          <w:p>
+            <w:pPr>
+              <w:spacing w:after="0"/>
+            </w:pPr>
+            <w:r>
+              <w:rPr>
+                <w:rFonts w:ascii="游ゴシック" w:hAnsi="游ゴシック" w:eastAsia="游ゴシック"/>
+                <w:b w:val="0"/>
+                <w:sz w:val="18"/>
+              </w:rPr>
+              <w:t>規模のみ。回答施設の顔ぶれが異なる</w:t>
+            </w:r>
+          </w:p>
+        </w:tc>
+      </w:tr>
+      <w:tr>
+        <w:trPr>
+          <w:cantSplit/>
+        </w:trPr>
+        <w:tc>
+          <w:tcPr>
+            <w:tcW w:type="dxa" w:w="1928"/>
+            <w:vAlign w:val="center"/>
+          </w:tcPr>
+          <w:p>
+            <w:pPr>
+              <w:spacing w:after="0"/>
+            </w:pPr>
+            <w:r>
+              <w:rPr>
+                <w:rFonts w:ascii="游ゴシック" w:hAnsi="游ゴシック" w:eastAsia="游ゴシック"/>
+                <w:b/>
+                <w:sz w:val="18"/>
+              </w:rPr>
+              <w:t>③ 介護人材実態調査</w:t>
+            </w:r>
+          </w:p>
+        </w:tc>
+        <w:tc>
+          <w:tcPr>
+            <w:tcW w:type="dxa" w:w="2835"/>
+            <w:vAlign w:val="center"/>
+          </w:tcPr>
+          <w:p>
+            <w:pPr>
+              <w:spacing w:after="0"/>
+            </w:pPr>
+            <w:r>
+              <w:rPr>
+                <w:rFonts w:ascii="游ゴシック" w:hAnsi="游ゴシック" w:eastAsia="游ゴシック"/>
+                <w:b w:val="0"/>
+                <w:sz w:val="18"/>
+              </w:rPr>
+              <w:t>令和5年5月25日送付・27施設405人</w:t>
+            </w:r>
+          </w:p>
+        </w:tc>
+        <w:tc>
+          <w:tcPr>
+            <w:tcW w:type="dxa" w:w="2608"/>
+            <w:vAlign w:val="center"/>
+          </w:tcPr>
+          <w:p>
+            <w:pPr>
+              <w:spacing w:after="0"/>
+            </w:pPr>
+            <w:r>
+              <w:rPr>
+                <w:rFonts w:ascii="游ゴシック" w:hAnsi="游ゴシック" w:eastAsia="游ゴシック"/>
+                <w:b w:val="0"/>
+                <w:sz w:val="18"/>
+              </w:rPr>
+              <w:t>27事業所・職員個票317人・職員票26件</w:t>
+            </w:r>
+          </w:p>
+        </w:tc>
+        <w:tc>
+          <w:tcPr>
+            <w:tcW w:type="dxa" w:w="2381"/>
+            <w:vAlign w:val="center"/>
+          </w:tcPr>
+          <w:p>
+            <w:pPr>
+              <w:spacing w:after="0"/>
+            </w:pPr>
+            <w:r>
+              <w:rPr>
+                <w:rFonts w:ascii="游ゴシック" w:hAnsi="游ゴシック" w:eastAsia="游ゴシック"/>
+                <w:b w:val="0"/>
+                <w:sz w:val="18"/>
+              </w:rPr>
+              <w:t>規模のみ。前回は職員数の分母が3種類あり接続できない</w:t>
+            </w:r>
+          </w:p>
+        </w:tc>
+      </w:tr>
+      <w:tr>
+        <w:trPr>
+          <w:cantSplit/>
+        </w:trPr>
+        <w:tc>
+          <w:tcPr>
+            <w:tcW w:type="dxa" w:w="1928"/>
+            <w:shd w:val="clear" w:color="auto" w:fill="F2F5FA"/>
+            <w:vAlign w:val="center"/>
+          </w:tcPr>
+          <w:p>
+            <w:pPr>
+              <w:spacing w:after="0"/>
+            </w:pPr>
+            <w:r>
+              <w:rPr>
+                <w:rFonts w:ascii="游ゴシック" w:hAnsi="游ゴシック" w:eastAsia="游ゴシック"/>
+                <w:b/>
+                <w:sz w:val="18"/>
+              </w:rPr>
+              <w:t>④ 健康とくらしの調査</w:t>
+            </w:r>
+          </w:p>
+        </w:tc>
+        <w:tc>
+          <w:tcPr>
+            <w:tcW w:type="dxa" w:w="2835"/>
+            <w:shd w:val="clear" w:color="auto" w:fill="F2F5FA"/>
+            <w:vAlign w:val="center"/>
+          </w:tcPr>
+          <w:p>
+            <w:pPr>
+              <w:spacing w:after="0"/>
+            </w:pPr>
+            <w:r>
+              <w:rPr>
+                <w:rFonts w:ascii="游ゴシック" w:hAnsi="游ゴシック" w:eastAsia="游ゴシック"/>
+                <w:b w:val="0"/>
+                <w:sz w:val="18"/>
+              </w:rPr>
+              <w:t>令和4年11月調査（回収4,626票・63.9％）</w:t>
+            </w:r>
+          </w:p>
+        </w:tc>
+        <w:tc>
+          <w:tcPr>
+            <w:tcW w:type="dxa" w:w="2608"/>
+            <w:shd w:val="clear" w:color="auto" w:fill="F2F5FA"/>
+            <w:vAlign w:val="center"/>
+          </w:tcPr>
+          <w:p>
+            <w:pPr>
+              <w:spacing w:after="0"/>
+            </w:pPr>
+            <w:r>
+              <w:rPr>
+                <w:rFonts w:ascii="游ゴシック" w:hAnsi="游ゴシック" w:eastAsia="游ゴシック"/>
+                <w:b w:val="0"/>
+                <w:sz w:val="18"/>
+              </w:rPr>
+              <w:t>回収4,798票・回収率67.4％（分析対象4,729票）</w:t>
+            </w:r>
+          </w:p>
+        </w:tc>
+        <w:tc>
+          <w:tcPr>
+            <w:tcW w:type="dxa" w:w="2381"/>
+            <w:shd w:val="clear" w:color="auto" w:fill="F2F5FA"/>
+            <w:vAlign w:val="center"/>
+          </w:tcPr>
+          <w:p>
+            <w:pPr>
+              <w:spacing w:after="0"/>
+            </w:pPr>
+            <w:r>
+              <w:rPr>
+                <w:rFonts w:ascii="游ゴシック" w:hAnsi="游ゴシック" w:eastAsia="游ゴシック"/>
+                <w:b/>
+                <w:sz w:val="18"/>
+              </w:rPr>
+              <w:t>指標の比較ができる</w:t>
+            </w:r>
+            <w:r>
+              <w:rPr>
+                <w:rFonts w:ascii="游ゴシック" w:hAnsi="游ゴシック" w:eastAsia="游ゴシック"/>
+                <w:b w:val="0"/>
+                <w:sz w:val="18"/>
+              </w:rPr>
+              <w:t>（下表）</w:t>
+            </w:r>
+          </w:p>
+        </w:tc>
+      </w:tr>
+    </w:tbl>
+    <w:p>
+      <w:pPr>
+        <w:spacing w:after="80"/>
+      </w:pPr>
+      <w:r>
+        <w:rPr>
+          <w:rFonts w:ascii="游ゴシック" w:hAnsi="游ゴシック" w:eastAsia="游ゴシック"/>
+          <w:sz w:val="21"/>
+        </w:rPr>
+      </w:r>
+    </w:p>
+    <w:p>
+      <w:pPr>
+        <w:spacing w:after="80"/>
+      </w:pPr>
+      <w:r>
+        <w:rPr>
+          <w:rFonts w:ascii="游ゴシック" w:hAnsi="游ゴシック" w:eastAsia="游ゴシック"/>
+          <w:b w:val="0"/>
+          <w:sz w:val="21"/>
+        </w:rPr>
+        <w:t>④健康とくらしの調査は、前回と同じ様式の指標について</w:t>
+      </w:r>
+      <w:r>
+        <w:rPr>
+          <w:rFonts w:ascii="游ゴシック" w:hAnsi="游ゴシック" w:eastAsia="游ゴシック"/>
+          <w:b/>
+          <w:sz w:val="21"/>
+        </w:rPr>
+        <w:t>令和4年度と令和7年度を比べられます。</w:t>
+      </w:r>
+      <w:r>
+        <w:rPr>
+          <w:rFonts w:ascii="游ゴシック" w:hAnsi="游ゴシック" w:eastAsia="游ゴシック"/>
+          <w:b w:val="0"/>
+          <w:sz w:val="21"/>
+        </w:rPr>
+        <w:t>次の表は計画素案 第2章第4節に掲げたものです。</w:t>
+      </w:r>
+    </w:p>
+    <w:p>
+      <w:pPr>
+        <w:keepNext/>
+        <w:spacing w:before="160" w:after="40"/>
+      </w:pPr>
+      <w:r>
+        <w:rPr>
+          <w:rFonts w:ascii="游ゴシック" w:hAnsi="游ゴシック" w:eastAsia="游ゴシック"/>
+          <w:b/>
+          <w:sz w:val="20"/>
+        </w:rPr>
+        <w:t>表5　④健康とくらしの調査　前回調査との比較（計画素案 第2章第4節）</w:t>
+      </w:r>
+    </w:p>
+    <w:tbl>
+      <w:tblPr>
+        <w:tblStyle w:val="TableGrid"/>
+        <w:tblW w:type="auto" w:w="0"/>
+        <w:jc w:val="center"/>
+        <w:tblLayout w:type="fixed"/>
+        <w:tblCellMar>
+          <w:top w:w="34" w:type="dxa"/>
+          <w:left w:w="68" w:type="dxa"/>
+          <w:bottom w:w="34" w:type="dxa"/>
+          <w:right w:w="68" w:type="dxa"/>
+        </w:tblCellMar>
+        <w:tblLook w:firstColumn="1" w:firstRow="1" w:lastColumn="0" w:lastRow="0" w:noHBand="0" w:noVBand="1" w:val="04A0"/>
+      </w:tblPr>
+      <w:tblGrid>
+        <w:gridCol w:w="1950"/>
+        <w:gridCol w:w="1950"/>
+        <w:gridCol w:w="1950"/>
+        <w:gridCol w:w="1950"/>
+        <w:gridCol w:w="1950"/>
+      </w:tblGrid>
+      <w:tr>
+        <w:trPr>
+          <w:tblHeader/>
+        </w:trPr>
+        <w:tc>
+          <w:tcPr>
+            <w:tcW w:type="dxa" w:w="2381"/>
+            <w:shd w:val="clear" w:color="auto" w:fill="1F3864"/>
+            <w:vAlign w:val="center"/>
+          </w:tcPr>
+          <w:p>
+            <w:pPr>
+              <w:spacing w:after="0"/>
+              <w:jc w:val="center"/>
+            </w:pPr>
+            <w:r>
+              <w:rPr>
+                <w:rFonts w:ascii="游ゴシック" w:hAnsi="游ゴシック" w:eastAsia="游ゴシック"/>
+                <w:b/>
+                <w:color w:val="FFFFFF"/>
+                <w:sz w:val="18"/>
+              </w:rPr>
+              <w:t>指標</w:t>
+            </w:r>
+          </w:p>
+        </w:tc>
+        <w:tc>
+          <w:tcPr>
+            <w:tcW w:type="dxa" w:w="1020"/>
+            <w:shd w:val="clear" w:color="auto" w:fill="1F3864"/>
+            <w:vAlign w:val="center"/>
+          </w:tcPr>
+          <w:p>
+            <w:pPr>
+              <w:spacing w:after="0"/>
+              <w:jc w:val="center"/>
+            </w:pPr>
+            <w:r>
+              <w:rPr>
+                <w:rFonts w:ascii="游ゴシック" w:hAnsi="游ゴシック" w:eastAsia="游ゴシック"/>
+                <w:b/>
+                <w:color w:val="FFFFFF"/>
+                <w:sz w:val="18"/>
+              </w:rPr>
+              <w:t>令和4年度</w:t>
+            </w:r>
+          </w:p>
+        </w:tc>
+        <w:tc>
+          <w:tcPr>
+            <w:tcW w:type="dxa" w:w="1020"/>
+            <w:shd w:val="clear" w:color="auto" w:fill="1F3864"/>
+            <w:vAlign w:val="center"/>
+          </w:tcPr>
+          <w:p>
+            <w:pPr>
+              <w:spacing w:after="0"/>
+              <w:jc w:val="center"/>
+            </w:pPr>
+            <w:r>
+              <w:rPr>
+                <w:rFonts w:ascii="游ゴシック" w:hAnsi="游ゴシック" w:eastAsia="游ゴシック"/>
+                <w:b/>
+                <w:color w:val="FFFFFF"/>
+                <w:sz w:val="18"/>
+              </w:rPr>
+              <w:t>令和7年度</w:t>
+            </w:r>
+          </w:p>
+        </w:tc>
+        <w:tc>
+          <w:tcPr>
+            <w:tcW w:type="dxa" w:w="1247"/>
+            <w:shd w:val="clear" w:color="auto" w:fill="1F3864"/>
+            <w:vAlign w:val="center"/>
+          </w:tcPr>
+          <w:p>
+            <w:pPr>
+              <w:spacing w:after="0"/>
+              <w:jc w:val="center"/>
+            </w:pPr>
+            <w:r>
+              <w:rPr>
+                <w:rFonts w:ascii="游ゴシック" w:hAnsi="游ゴシック" w:eastAsia="游ゴシック"/>
+                <w:b/>
+                <w:color w:val="FFFFFF"/>
+                <w:sz w:val="18"/>
+              </w:rPr>
+              <w:t>第9期目標</w:t>
+            </w:r>
+          </w:p>
+        </w:tc>
+        <w:tc>
+          <w:tcPr>
+            <w:tcW w:type="dxa" w:w="4082"/>
+            <w:shd w:val="clear" w:color="auto" w:fill="1F3864"/>
+            <w:vAlign w:val="center"/>
+          </w:tcPr>
+          <w:p>
+            <w:pPr>
+              <w:spacing w:after="0"/>
+              <w:jc w:val="center"/>
+            </w:pPr>
+            <w:r>
+              <w:rPr>
+                <w:rFonts w:ascii="游ゴシック" w:hAnsi="游ゴシック" w:eastAsia="游ゴシック"/>
+                <w:b/>
+                <w:color w:val="FFFFFF"/>
+                <w:sz w:val="18"/>
+              </w:rPr>
+              <w:t>評価</w:t>
+            </w:r>
+          </w:p>
+        </w:tc>
+      </w:tr>
+      <w:tr>
+        <w:trPr>
+          <w:cantSplit/>
+        </w:trPr>
+        <w:tc>
+          <w:tcPr>
+            <w:tcW w:type="dxa" w:w="2381"/>
+            <w:vAlign w:val="center"/>
+          </w:tcPr>
+          <w:p>
+            <w:pPr>
+              <w:spacing w:after="0"/>
+            </w:pPr>
+            <w:r>
+              <w:rPr>
+                <w:rFonts w:ascii="游ゴシック" w:hAnsi="游ゴシック" w:eastAsia="游ゴシック"/>
+                <w:b/>
+                <w:sz w:val="18"/>
+              </w:rPr>
+              <w:t>フレイル該当割合</w:t>
+            </w:r>
+          </w:p>
+        </w:tc>
+        <w:tc>
+          <w:tcPr>
+            <w:tcW w:type="dxa" w:w="1020"/>
+            <w:vAlign w:val="center"/>
+          </w:tcPr>
+          <w:p>
+            <w:pPr>
+              <w:spacing w:after="0"/>
+            </w:pPr>
+            <w:r>
+              <w:rPr>
+                <w:rFonts w:ascii="游ゴシック" w:hAnsi="游ゴシック" w:eastAsia="游ゴシック"/>
+                <w:b w:val="0"/>
+                <w:sz w:val="18"/>
+              </w:rPr>
+              <w:t>18.5％</w:t>
+            </w:r>
+          </w:p>
+        </w:tc>
+        <w:tc>
+          <w:tcPr>
+            <w:tcW w:type="dxa" w:w="1020"/>
+            <w:vAlign w:val="center"/>
+          </w:tcPr>
+          <w:p>
+            <w:pPr>
+              <w:spacing w:after="0"/>
+            </w:pPr>
+            <w:r>
+              <w:rPr>
+                <w:rFonts w:ascii="游ゴシック" w:hAnsi="游ゴシック" w:eastAsia="游ゴシック"/>
+                <w:b w:val="0"/>
+                <w:sz w:val="18"/>
+              </w:rPr>
+              <w:t>19.1％</w:t>
+            </w:r>
+          </w:p>
+        </w:tc>
+        <w:tc>
+          <w:tcPr>
+            <w:tcW w:type="dxa" w:w="1247"/>
+            <w:vAlign w:val="center"/>
+          </w:tcPr>
+          <w:p>
+            <w:pPr>
+              <w:spacing w:after="0"/>
+            </w:pPr>
+            <w:r>
+              <w:rPr>
+                <w:rFonts w:ascii="游ゴシック" w:hAnsi="游ゴシック" w:eastAsia="游ゴシック"/>
+                <w:b w:val="0"/>
+                <w:sz w:val="18"/>
+              </w:rPr>
+              <w:t>18.0％（R7）</w:t>
+            </w:r>
+          </w:p>
+        </w:tc>
+        <w:tc>
+          <w:tcPr>
+            <w:tcW w:type="dxa" w:w="4082"/>
+            <w:vAlign w:val="center"/>
+          </w:tcPr>
+          <w:p>
+            <w:pPr>
+              <w:spacing w:after="0"/>
+            </w:pPr>
+            <w:r>
+              <w:rPr>
+                <w:rFonts w:ascii="游ゴシック" w:hAnsi="游ゴシック" w:eastAsia="游ゴシック"/>
+                <w:b w:val="0"/>
+                <w:sz w:val="18"/>
+              </w:rPr>
+              <w:t>＋0.6ポイントの差は統計的に有意でない（n≒4,700、95％信頼区間±約1.6ポイント）</w:t>
+            </w:r>
+          </w:p>
+        </w:tc>
+      </w:tr>
+      <w:tr>
+        <w:trPr>
+          <w:cantSplit/>
+        </w:trPr>
+        <w:tc>
+          <w:tcPr>
+            <w:tcW w:type="dxa" w:w="2381"/>
+            <w:shd w:val="clear" w:color="auto" w:fill="F2F5FA"/>
+            <w:vAlign w:val="center"/>
+          </w:tcPr>
+          <w:p>
+            <w:pPr>
+              <w:spacing w:after="0"/>
+            </w:pPr>
+            <w:r>
+              <w:rPr>
+                <w:rFonts w:ascii="游ゴシック" w:hAnsi="游ゴシック" w:eastAsia="游ゴシック"/>
+                <w:b/>
+                <w:sz w:val="18"/>
+              </w:rPr>
+              <w:t>通いの場参加率（ニーズ調査ベース）</w:t>
+            </w:r>
+          </w:p>
+        </w:tc>
+        <w:tc>
+          <w:tcPr>
+            <w:tcW w:type="dxa" w:w="1020"/>
+            <w:shd w:val="clear" w:color="auto" w:fill="F2F5FA"/>
+            <w:vAlign w:val="center"/>
+          </w:tcPr>
+          <w:p>
+            <w:pPr>
+              <w:spacing w:after="0"/>
+            </w:pPr>
+            <w:r>
+              <w:rPr>
+                <w:rFonts w:ascii="游ゴシック" w:hAnsi="游ゴシック" w:eastAsia="游ゴシック"/>
+                <w:b w:val="0"/>
+                <w:sz w:val="18"/>
+              </w:rPr>
+              <w:t>7.3％</w:t>
+            </w:r>
+          </w:p>
+        </w:tc>
+        <w:tc>
+          <w:tcPr>
+            <w:tcW w:type="dxa" w:w="1020"/>
+            <w:shd w:val="clear" w:color="auto" w:fill="F2F5FA"/>
+            <w:vAlign w:val="center"/>
+          </w:tcPr>
+          <w:p>
+            <w:pPr>
+              <w:spacing w:after="0"/>
+            </w:pPr>
+            <w:r>
+              <w:rPr>
+                <w:rFonts w:ascii="游ゴシック" w:hAnsi="游ゴシック" w:eastAsia="游ゴシック"/>
+                <w:b w:val="0"/>
+                <w:sz w:val="18"/>
+              </w:rPr>
+              <w:t>8.8％</w:t>
+            </w:r>
+          </w:p>
+        </w:tc>
+        <w:tc>
+          <w:tcPr>
+            <w:tcW w:type="dxa" w:w="1247"/>
+            <w:shd w:val="clear" w:color="auto" w:fill="F2F5FA"/>
+            <w:vAlign w:val="center"/>
+          </w:tcPr>
+          <w:p>
+            <w:pPr>
+              <w:spacing w:after="0"/>
+            </w:pPr>
+            <w:r>
+              <w:rPr>
+                <w:rFonts w:ascii="游ゴシック" w:hAnsi="游ゴシック" w:eastAsia="游ゴシック"/>
+                <w:b w:val="0"/>
+                <w:sz w:val="18"/>
+              </w:rPr>
+              <w:t>10.0％（R8）</w:t>
+            </w:r>
+          </w:p>
+        </w:tc>
+        <w:tc>
+          <w:tcPr>
+            <w:tcW w:type="dxa" w:w="4082"/>
+            <w:shd w:val="clear" w:color="auto" w:fill="F2F5FA"/>
+            <w:vAlign w:val="center"/>
+          </w:tcPr>
+          <w:p>
+            <w:pPr>
+              <w:spacing w:after="0"/>
+            </w:pPr>
+            <w:r>
+              <w:rPr>
+                <w:rFonts w:ascii="游ゴシック" w:hAnsi="游ゴシック" w:eastAsia="游ゴシック"/>
+                <w:b w:val="0"/>
+                <w:sz w:val="18"/>
+              </w:rPr>
+              <w:t>自主目標に0.2ポイント未達。ただし統計が国の目標値と異なる（第3章第1節）</w:t>
+            </w:r>
+          </w:p>
+        </w:tc>
+      </w:tr>
+      <w:tr>
+        <w:trPr>
+          <w:cantSplit/>
+        </w:trPr>
+        <w:tc>
+          <w:tcPr>
+            <w:tcW w:type="dxa" w:w="2381"/>
+            <w:vAlign w:val="center"/>
+          </w:tcPr>
+          <w:p>
+            <w:pPr>
+              <w:spacing w:after="0"/>
+            </w:pPr>
+            <w:r>
+              <w:rPr>
+                <w:rFonts w:ascii="游ゴシック" w:hAnsi="游ゴシック" w:eastAsia="游ゴシック"/>
+                <w:b/>
+                <w:sz w:val="18"/>
+              </w:rPr>
+              <w:t>月1回以上の社会参加率（6区分合成）</w:t>
+            </w:r>
+          </w:p>
+        </w:tc>
+        <w:tc>
+          <w:tcPr>
+            <w:tcW w:type="dxa" w:w="1020"/>
+            <w:vAlign w:val="center"/>
+          </w:tcPr>
+          <w:p>
+            <w:pPr>
+              <w:spacing w:after="0"/>
+            </w:pPr>
+            <w:r>
+              <w:rPr>
+                <w:rFonts w:ascii="游ゴシック" w:hAnsi="游ゴシック" w:eastAsia="游ゴシック"/>
+                <w:b w:val="0"/>
+                <w:sz w:val="18"/>
+              </w:rPr>
+              <w:t>―</w:t>
+            </w:r>
+          </w:p>
+        </w:tc>
+        <w:tc>
+          <w:tcPr>
+            <w:tcW w:type="dxa" w:w="1020"/>
+            <w:vAlign w:val="center"/>
+          </w:tcPr>
+          <w:p>
+            <w:pPr>
+              <w:spacing w:after="0"/>
+            </w:pPr>
+            <w:r>
+              <w:rPr>
+                <w:rFonts w:ascii="游ゴシック" w:hAnsi="游ゴシック" w:eastAsia="游ゴシック"/>
+                <w:b w:val="0"/>
+                <w:sz w:val="18"/>
+              </w:rPr>
+              <w:t>36.0％</w:t>
+            </w:r>
+          </w:p>
+        </w:tc>
+        <w:tc>
+          <w:tcPr>
+            <w:tcW w:type="dxa" w:w="1247"/>
+            <w:vAlign w:val="center"/>
+          </w:tcPr>
+          <w:p>
+            <w:pPr>
+              <w:spacing w:after="0"/>
+            </w:pPr>
+            <w:r>
+              <w:rPr>
+                <w:rFonts w:ascii="游ゴシック" w:hAnsi="游ゴシック" w:eastAsia="游ゴシック"/>
+                <w:b w:val="0"/>
+                <w:sz w:val="18"/>
+              </w:rPr>
+              <w:t>―</w:t>
+            </w:r>
+          </w:p>
+        </w:tc>
+        <w:tc>
+          <w:tcPr>
+            <w:tcW w:type="dxa" w:w="4082"/>
+            <w:vAlign w:val="center"/>
+          </w:tcPr>
+          <w:p>
+            <w:pPr>
+              <w:spacing w:after="0"/>
+            </w:pPr>
+            <w:r>
+              <w:rPr>
+                <w:rFonts w:ascii="游ゴシック" w:hAnsi="游ゴシック" w:eastAsia="游ゴシック"/>
+                <w:b w:val="0"/>
+                <w:sz w:val="18"/>
+              </w:rPr>
+              <w:t>東川38.2％・美瑛35.4％・東神楽34.8％。第10期のH05の基準値</w:t>
+            </w:r>
+          </w:p>
+        </w:tc>
+      </w:tr>
+    </w:tbl>
+    <w:p>
+      <w:pPr>
+        <w:spacing w:after="80"/>
+      </w:pPr>
+      <w:r>
+        <w:rPr>
+          <w:rFonts w:ascii="游ゴシック" w:hAnsi="游ゴシック" w:eastAsia="游ゴシック"/>
+          <w:sz w:val="21"/>
+        </w:rPr>
+      </w:r>
+    </w:p>
+    <w:p>
+      <w:pPr>
+        <w:spacing w:after="80"/>
+      </w:pPr>
+      <w:r>
+        <w:rPr>
+          <w:rFonts w:ascii="游ゴシック" w:hAnsi="游ゴシック" w:eastAsia="游ゴシック"/>
+          <w:b/>
+          <w:sz w:val="21"/>
+        </w:rPr>
+        <w:t>①②③は内容の経年比較ができません。</w:t>
+      </w:r>
+      <w:r>
+        <w:rPr>
+          <w:rFonts w:ascii="游ゴシック" w:hAnsi="游ゴシック" w:eastAsia="游ゴシック"/>
+          <w:b w:val="0"/>
+          <w:sz w:val="21"/>
+        </w:rPr>
+        <w:t>前回の結果は第9期計画の本文に掲載されていますが、本文からは回収票数・回収率を復元できず、第9期計画の本文そのものを受領していないためです（確認事項No.90）。受領できれば、図表集 10〜13シートの前回値と接続します。</w:t>
+      </w:r>
+    </w:p>
+    <w:p>
+      <w:pPr>
+        <w:ind w:left="227"/>
+      </w:pPr>
+      <w:r>
+        <w:rPr>
+          <w:rFonts w:ascii="游ゴシック" w:hAnsi="游ゴシック" w:eastAsia="游ゴシック"/>
+          <w:b w:val="0"/>
+          <w:sz w:val="18"/>
+        </w:rPr>
+        <w:t>※ ④も、設問と判定ロジックが前回と同一であることを確認したうえで接続しています。通いの場参加率は国の目標値と統計の取り方が異なるため、計画素案では出所を分けて記述しています。</w:t>
+      </w:r>
+    </w:p>
+    <w:p>
+      <w:pPr>
+        <w:keepNext/>
+        <w:spacing w:before="280" w:after="120"/>
+      </w:pPr>
+      <w:r>
+        <w:rPr>
+          <w:rFonts w:ascii="游ゴシック" w:hAnsi="游ゴシック" w:eastAsia="游ゴシック"/>
+          <w:b/>
+          <w:color w:val="1F3864"/>
+          <w:sz w:val="26"/>
+        </w:rPr>
+        <w:t>第5節　健康とくらしの調査の結果と計画素案への反映</w:t>
       </w:r>
     </w:p>
     <w:p>
@@ -1765,7 +3979,7 @@
           <w:color w:val="1F3864"/>
           <w:sz w:val="26"/>
         </w:rPr>
-        <w:t>第4節　調査結果と保険者の実績の突合</w:t>
+        <w:t>第6節　調査結果と保険者の実績の突合</w:t>
       </w:r>
     </w:p>
     <w:p>
@@ -1821,7 +4035,23 @@
           <w:b w:val="0"/>
           <w:sz w:val="21"/>
         </w:rPr>
-        <w:t>利用者票98票の要介護度の分布を、年報から求めた在宅の認定者の分布と比べました。</w:t>
+        <w:t>利用者票99票のうち</w:t>
+      </w:r>
+      <w:r>
+        <w:rPr>
+          <w:rFonts w:ascii="游ゴシック" w:hAnsi="游ゴシック" w:eastAsia="游ゴシック"/>
+          <w:b/>
+          <w:sz w:val="21"/>
+        </w:rPr>
+        <w:t>要介護度が判明した98票</w:t>
+      </w:r>
+      <w:r>
+        <w:rPr>
+          <w:rFonts w:ascii="游ゴシック" w:hAnsi="游ゴシック" w:eastAsia="游ゴシック"/>
+          <w:b w:val="0"/>
+          <w:sz w:val="21"/>
+        </w:rPr>
+        <w:t>の分布を、年報から求めた在宅の認定者の分布と比べました。（1票は要介護度の記載がなく、この比較から除いています。）</w:t>
       </w:r>
     </w:p>
     <w:p>
@@ -1835,7 +4065,7 @@
           <w:b/>
           <w:sz w:val="20"/>
         </w:rPr>
-        <w:t>表3　調査①の要介護度分布と在宅の認定者の分布</w:t>
+        <w:t>表6　調査①の要介護度分布と在宅の認定者の分布</w:t>
       </w:r>
     </w:p>
     <w:tbl>
@@ -2741,7 +4971,7 @@
           <w:b/>
           <w:sz w:val="20"/>
         </w:rPr>
-        <w:t>表4　施設の在籍者（調査②）と保険者の受給者（年報）</w:t>
+        <w:t>表7　施設の在籍者（調査②）と保険者の受給者（年報 令和7年度）</w:t>
       </w:r>
     </w:p>
     <w:tbl>
@@ -2759,8 +4989,11 @@
         <w:tblLook w:firstColumn="1" w:firstRow="1" w:lastColumn="0" w:lastRow="0" w:noHBand="0" w:noVBand="1" w:val="04A0"/>
       </w:tblPr>
       <w:tblGrid>
-        <w:gridCol w:w="4876"/>
-        <w:gridCol w:w="4876"/>
+        <w:gridCol w:w="1950"/>
+        <w:gridCol w:w="1950"/>
+        <w:gridCol w:w="1950"/>
+        <w:gridCol w:w="1950"/>
+        <w:gridCol w:w="1950"/>
       </w:tblGrid>
       <w:tr>
         <w:trPr>
@@ -2768,6 +5001,94 @@
         </w:trPr>
         <w:tc>
           <w:tcPr>
+            <w:tcW w:type="dxa" w:w="1928"/>
+            <w:shd w:val="clear" w:color="auto" w:fill="1F3864"/>
+            <w:vAlign w:val="center"/>
+          </w:tcPr>
+          <w:p>
+            <w:pPr>
+              <w:spacing w:after="0"/>
+              <w:jc w:val="center"/>
+            </w:pPr>
+            <w:r>
+              <w:rPr>
+                <w:rFonts w:ascii="游ゴシック" w:hAnsi="游ゴシック" w:eastAsia="游ゴシック"/>
+                <w:b/>
+                <w:color w:val="FFFFFF"/>
+                <w:sz w:val="18"/>
+              </w:rPr>
+              <w:t>区分</w:t>
+            </w:r>
+          </w:p>
+        </w:tc>
+        <w:tc>
+          <w:tcPr>
+            <w:tcW w:type="dxa" w:w="1247"/>
+            <w:shd w:val="clear" w:color="auto" w:fill="1F3864"/>
+            <w:vAlign w:val="center"/>
+          </w:tcPr>
+          <w:p>
+            <w:pPr>
+              <w:spacing w:after="0"/>
+              <w:jc w:val="center"/>
+            </w:pPr>
+            <w:r>
+              <w:rPr>
+                <w:rFonts w:ascii="游ゴシック" w:hAnsi="游ゴシック" w:eastAsia="游ゴシック"/>
+                <w:b/>
+                <w:color w:val="FFFFFF"/>
+                <w:sz w:val="18"/>
+              </w:rPr>
+              <w:t>調査② 在籍（人）</w:t>
+            </w:r>
+          </w:p>
+        </w:tc>
+        <w:tc>
+          <w:tcPr>
+            <w:tcW w:type="dxa" w:w="1361"/>
+            <w:shd w:val="clear" w:color="auto" w:fill="1F3864"/>
+            <w:vAlign w:val="center"/>
+          </w:tcPr>
+          <w:p>
+            <w:pPr>
+              <w:spacing w:after="0"/>
+              <w:jc w:val="center"/>
+            </w:pPr>
+            <w:r>
+              <w:rPr>
+                <w:rFonts w:ascii="游ゴシック" w:hAnsi="游ゴシック" w:eastAsia="游ゴシック"/>
+                <w:b/>
+                <w:color w:val="FFFFFF"/>
+                <w:sz w:val="18"/>
+              </w:rPr>
+              <w:t>年報 受給（人／月）</w:t>
+            </w:r>
+          </w:p>
+        </w:tc>
+        <w:tc>
+          <w:tcPr>
+            <w:tcW w:type="dxa" w:w="1247"/>
+            <w:shd w:val="clear" w:color="auto" w:fill="1F3864"/>
+            <w:vAlign w:val="center"/>
+          </w:tcPr>
+          <w:p>
+            <w:pPr>
+              <w:spacing w:after="0"/>
+              <w:jc w:val="center"/>
+            </w:pPr>
+            <w:r>
+              <w:rPr>
+                <w:rFonts w:ascii="游ゴシック" w:hAnsi="游ゴシック" w:eastAsia="游ゴシック"/>
+                <w:b/>
+                <w:color w:val="FFFFFF"/>
+                <w:sz w:val="18"/>
+              </w:rPr>
+              <w:t>差（在籍−受給）</w:t>
+            </w:r>
+          </w:p>
+        </w:tc>
+        <w:tc>
+          <w:tcPr>
             <w:tcW w:type="dxa" w:w="3969"/>
             <w:shd w:val="clear" w:color="auto" w:fill="1F3864"/>
             <w:vAlign w:val="center"/>
@@ -2784,29 +5105,7 @@
                 <w:color w:val="FFFFFF"/>
                 <w:sz w:val="18"/>
               </w:rPr>
-              <w:t>区分</w:t>
-            </w:r>
-          </w:p>
-        </w:tc>
-        <w:tc>
-          <w:tcPr>
-            <w:tcW w:type="dxa" w:w="2835"/>
-            <w:shd w:val="clear" w:color="auto" w:fill="1F3864"/>
-            <w:vAlign w:val="center"/>
-          </w:tcPr>
-          <w:p>
-            <w:pPr>
-              <w:spacing w:after="0"/>
-              <w:jc w:val="center"/>
-            </w:pPr>
-            <w:r>
-              <w:rPr>
-                <w:rFonts w:ascii="游ゴシック" w:hAnsi="游ゴシック" w:eastAsia="游ゴシック"/>
-                <w:b/>
-                <w:color w:val="FFFFFF"/>
-                <w:sz w:val="18"/>
-              </w:rPr>
-              <w:t>年報　受給（人／月）</w:t>
+              <w:t>見方</w:t>
             </w:r>
           </w:p>
         </w:tc>
@@ -2817,6 +5116,85 @@
         </w:trPr>
         <w:tc>
           <w:tcPr>
+            <w:tcW w:type="dxa" w:w="1928"/>
+            <w:vAlign w:val="center"/>
+          </w:tcPr>
+          <w:p>
+            <w:pPr>
+              <w:spacing w:after="0"/>
+            </w:pPr>
+            <w:r>
+              <w:rPr>
+                <w:rFonts w:ascii="游ゴシック" w:hAnsi="游ゴシック" w:eastAsia="游ゴシック"/>
+                <w:b/>
+                <w:sz w:val="18"/>
+              </w:rPr>
+              <w:t>グループホーム</w:t>
+            </w:r>
+          </w:p>
+        </w:tc>
+        <w:tc>
+          <w:tcPr>
+            <w:tcW w:type="dxa" w:w="1247"/>
+            <w:vAlign w:val="center"/>
+          </w:tcPr>
+          <w:p>
+            <w:pPr>
+              <w:spacing w:after="0"/>
+              <w:jc w:val="center"/>
+            </w:pPr>
+            <w:r>
+              <w:rPr>
+                <w:rFonts w:ascii="游ゴシック" w:hAnsi="游ゴシック" w:eastAsia="游ゴシック"/>
+                <w:b w:val="0"/>
+                <w:sz w:val="18"/>
+              </w:rPr>
+              <w:t>75</w:t>
+            </w:r>
+          </w:p>
+        </w:tc>
+        <w:tc>
+          <w:tcPr>
+            <w:tcW w:type="dxa" w:w="1361"/>
+            <w:vAlign w:val="center"/>
+          </w:tcPr>
+          <w:p>
+            <w:pPr>
+              <w:spacing w:after="0"/>
+              <w:jc w:val="center"/>
+            </w:pPr>
+            <w:r>
+              <w:rPr>
+                <w:rFonts w:ascii="游ゴシック" w:hAnsi="游ゴシック" w:eastAsia="游ゴシック"/>
+                <w:b w:val="0"/>
+                <w:sz w:val="18"/>
+              </w:rPr>
+              <w:t>81.6</w:t>
+            </w:r>
+          </w:p>
+        </w:tc>
+        <w:tc>
+          <w:tcPr>
+            <w:tcW w:type="dxa" w:w="1247"/>
+            <w:vAlign w:val="center"/>
+          </w:tcPr>
+          <w:p>
+            <w:pPr>
+              <w:spacing w:after="0"/>
+              <w:jc w:val="center"/>
+            </w:pPr>
+            <w:r>
+              <w:rPr>
+                <w:rFonts w:ascii="游ゴシック" w:hAnsi="游ゴシック" w:eastAsia="游ゴシック"/>
+                <w:b w:val="0"/>
+                <w:sz w:val="18"/>
+              </w:rPr>
+              <w:t>-6.6</w:t>
+            </w:r>
+          </w:p>
+        </w:tc>
+        <w:tc>
+          <w:tcPr>
             <w:tcW w:type="dxa" w:w="3969"/>
             <w:vAlign w:val="center"/>
           </w:tcPr>
@@ -2827,30 +5205,10 @@
             <w:r>
               <w:rPr>
                 <w:rFonts w:ascii="游ゴシック" w:hAnsi="游ゴシック" w:eastAsia="游ゴシック"/>
-                <w:b/>
-                <w:sz w:val="18"/>
-              </w:rPr>
-              <w:t>グループホーム</w:t>
-            </w:r>
-          </w:p>
-        </w:tc>
-        <w:tc>
-          <w:tcPr>
-            <w:tcW w:type="dxa" w:w="2835"/>
-            <w:vAlign w:val="center"/>
-          </w:tcPr>
-          <w:p>
-            <w:pPr>
-              <w:spacing w:after="0"/>
-              <w:jc w:val="center"/>
-            </w:pPr>
-            <w:r>
-              <w:rPr>
-                <w:rFonts w:ascii="游ゴシック" w:hAnsi="游ゴシック" w:eastAsia="游ゴシック"/>
                 <w:b w:val="0"/>
                 <w:sz w:val="18"/>
               </w:rPr>
-              <w:t>6.8</w:t>
+              <w:t>受給＞在籍。当広域連合の被保険者が区域外の施設を利用している。区域内の定員では説明できない</w:t>
             </w:r>
           </w:p>
         </w:tc>
@@ -2861,6 +5219,89 @@
         </w:trPr>
         <w:tc>
           <w:tcPr>
+            <w:tcW w:type="dxa" w:w="1928"/>
+            <w:shd w:val="clear" w:color="auto" w:fill="F2F5FA"/>
+            <w:vAlign w:val="center"/>
+          </w:tcPr>
+          <w:p>
+            <w:pPr>
+              <w:spacing w:after="0"/>
+            </w:pPr>
+            <w:r>
+              <w:rPr>
+                <w:rFonts w:ascii="游ゴシック" w:hAnsi="游ゴシック" w:eastAsia="游ゴシック"/>
+                <w:b/>
+                <w:sz w:val="18"/>
+              </w:rPr>
+              <w:t>特定施設</w:t>
+            </w:r>
+          </w:p>
+        </w:tc>
+        <w:tc>
+          <w:tcPr>
+            <w:tcW w:type="dxa" w:w="1247"/>
+            <w:shd w:val="clear" w:color="auto" w:fill="F2F5FA"/>
+            <w:vAlign w:val="center"/>
+          </w:tcPr>
+          <w:p>
+            <w:pPr>
+              <w:spacing w:after="0"/>
+              <w:jc w:val="center"/>
+            </w:pPr>
+            <w:r>
+              <w:rPr>
+                <w:rFonts w:ascii="游ゴシック" w:hAnsi="游ゴシック" w:eastAsia="游ゴシック"/>
+                <w:b w:val="0"/>
+                <w:sz w:val="18"/>
+              </w:rPr>
+              <w:t>57</w:t>
+            </w:r>
+          </w:p>
+        </w:tc>
+        <w:tc>
+          <w:tcPr>
+            <w:tcW w:type="dxa" w:w="1361"/>
+            <w:shd w:val="clear" w:color="auto" w:fill="F2F5FA"/>
+            <w:vAlign w:val="center"/>
+          </w:tcPr>
+          <w:p>
+            <w:pPr>
+              <w:spacing w:after="0"/>
+              <w:jc w:val="center"/>
+            </w:pPr>
+            <w:r>
+              <w:rPr>
+                <w:rFonts w:ascii="游ゴシック" w:hAnsi="游ゴシック" w:eastAsia="游ゴシック"/>
+                <w:b w:val="0"/>
+                <w:sz w:val="18"/>
+              </w:rPr>
+              <w:t>61.5</w:t>
+            </w:r>
+          </w:p>
+        </w:tc>
+        <w:tc>
+          <w:tcPr>
+            <w:tcW w:type="dxa" w:w="1247"/>
+            <w:shd w:val="clear" w:color="auto" w:fill="F2F5FA"/>
+            <w:vAlign w:val="center"/>
+          </w:tcPr>
+          <w:p>
+            <w:pPr>
+              <w:spacing w:after="0"/>
+              <w:jc w:val="center"/>
+            </w:pPr>
+            <w:r>
+              <w:rPr>
+                <w:rFonts w:ascii="游ゴシック" w:hAnsi="游ゴシック" w:eastAsia="游ゴシック"/>
+                <w:b w:val="0"/>
+                <w:sz w:val="18"/>
+              </w:rPr>
+              <w:t>-4.5</w:t>
+            </w:r>
+          </w:p>
+        </w:tc>
+        <w:tc>
+          <w:tcPr>
             <w:tcW w:type="dxa" w:w="3969"/>
             <w:shd w:val="clear" w:color="auto" w:fill="F2F5FA"/>
             <w:vAlign w:val="center"/>
@@ -2872,31 +5313,10 @@
             <w:r>
               <w:rPr>
                 <w:rFonts w:ascii="游ゴシック" w:hAnsi="游ゴシック" w:eastAsia="游ゴシック"/>
-                <w:b/>
-                <w:sz w:val="18"/>
-              </w:rPr>
-              <w:t>特定施設</w:t>
-            </w:r>
-          </w:p>
-        </w:tc>
-        <w:tc>
-          <w:tcPr>
-            <w:tcW w:type="dxa" w:w="2835"/>
-            <w:shd w:val="clear" w:color="auto" w:fill="F2F5FA"/>
-            <w:vAlign w:val="center"/>
-          </w:tcPr>
-          <w:p>
-            <w:pPr>
-              <w:spacing w:after="0"/>
-              <w:jc w:val="center"/>
-            </w:pPr>
-            <w:r>
-              <w:rPr>
-                <w:rFonts w:ascii="游ゴシック" w:hAnsi="游ゴシック" w:eastAsia="游ゴシック"/>
                 <w:b w:val="0"/>
                 <w:sz w:val="18"/>
               </w:rPr>
-              <w:t>5.1</w:t>
+              <w:t>受給＞在籍。当広域連合の被保険者が区域外の施設を利用している。区域内の定員では説明できない</w:t>
             </w:r>
           </w:p>
         </w:tc>
@@ -2907,6 +5327,85 @@
         </w:trPr>
         <w:tc>
           <w:tcPr>
+            <w:tcW w:type="dxa" w:w="1928"/>
+            <w:vAlign w:val="center"/>
+          </w:tcPr>
+          <w:p>
+            <w:pPr>
+              <w:spacing w:after="0"/>
+            </w:pPr>
+            <w:r>
+              <w:rPr>
+                <w:rFonts w:ascii="游ゴシック" w:hAnsi="游ゴシック" w:eastAsia="游ゴシック"/>
+                <w:b/>
+                <w:sz w:val="18"/>
+              </w:rPr>
+              <w:t>特養・地域密着型特養</w:t>
+            </w:r>
+          </w:p>
+        </w:tc>
+        <w:tc>
+          <w:tcPr>
+            <w:tcW w:type="dxa" w:w="1247"/>
+            <w:vAlign w:val="center"/>
+          </w:tcPr>
+          <w:p>
+            <w:pPr>
+              <w:spacing w:after="0"/>
+              <w:jc w:val="center"/>
+            </w:pPr>
+            <w:r>
+              <w:rPr>
+                <w:rFonts w:ascii="游ゴシック" w:hAnsi="游ゴシック" w:eastAsia="游ゴシック"/>
+                <w:b w:val="0"/>
+                <w:sz w:val="18"/>
+              </w:rPr>
+              <w:t>146</w:t>
+            </w:r>
+          </w:p>
+        </w:tc>
+        <w:tc>
+          <w:tcPr>
+            <w:tcW w:type="dxa" w:w="1361"/>
+            <w:vAlign w:val="center"/>
+          </w:tcPr>
+          <w:p>
+            <w:pPr>
+              <w:spacing w:after="0"/>
+              <w:jc w:val="center"/>
+            </w:pPr>
+            <w:r>
+              <w:rPr>
+                <w:rFonts w:ascii="游ゴシック" w:hAnsi="游ゴシック" w:eastAsia="游ゴシック"/>
+                <w:b w:val="0"/>
+                <w:sz w:val="18"/>
+              </w:rPr>
+              <w:t>197.5</w:t>
+            </w:r>
+          </w:p>
+        </w:tc>
+        <w:tc>
+          <w:tcPr>
+            <w:tcW w:type="dxa" w:w="1247"/>
+            <w:vAlign w:val="center"/>
+          </w:tcPr>
+          <w:p>
+            <w:pPr>
+              <w:spacing w:after="0"/>
+              <w:jc w:val="center"/>
+            </w:pPr>
+            <w:r>
+              <w:rPr>
+                <w:rFonts w:ascii="游ゴシック" w:hAnsi="游ゴシック" w:eastAsia="游ゴシック"/>
+                <w:b w:val="0"/>
+                <w:sz w:val="18"/>
+              </w:rPr>
+              <w:t>-51.5</w:t>
+            </w:r>
+          </w:p>
+        </w:tc>
+        <w:tc>
+          <w:tcPr>
             <w:tcW w:type="dxa" w:w="3969"/>
             <w:vAlign w:val="center"/>
           </w:tcPr>
@@ -2917,30 +5416,10 @@
             <w:r>
               <w:rPr>
                 <w:rFonts w:ascii="游ゴシック" w:hAnsi="游ゴシック" w:eastAsia="游ゴシック"/>
-                <w:b/>
-                <w:sz w:val="18"/>
-              </w:rPr>
-              <w:t>特養・地域密着型特養</w:t>
-            </w:r>
-          </w:p>
-        </w:tc>
-        <w:tc>
-          <w:tcPr>
-            <w:tcW w:type="dxa" w:w="2835"/>
-            <w:vAlign w:val="center"/>
-          </w:tcPr>
-          <w:p>
-            <w:pPr>
-              <w:spacing w:after="0"/>
-              <w:jc w:val="center"/>
-            </w:pPr>
-            <w:r>
-              <w:rPr>
-                <w:rFonts w:ascii="游ゴシック" w:hAnsi="游ゴシック" w:eastAsia="游ゴシック"/>
                 <w:b w:val="0"/>
                 <w:sz w:val="18"/>
               </w:rPr>
-              <w:t>16.5</w:t>
+              <w:t>受給＞在籍。当広域連合の被保険者が区域外の施設を利用している。区域内の定員では説明できない</w:t>
             </w:r>
           </w:p>
         </w:tc>
@@ -2951,6 +5430,89 @@
         </w:trPr>
         <w:tc>
           <w:tcPr>
+            <w:tcW w:type="dxa" w:w="1928"/>
+            <w:shd w:val="clear" w:color="auto" w:fill="F2F5FA"/>
+            <w:vAlign w:val="center"/>
+          </w:tcPr>
+          <w:p>
+            <w:pPr>
+              <w:spacing w:after="0"/>
+            </w:pPr>
+            <w:r>
+              <w:rPr>
+                <w:rFonts w:ascii="游ゴシック" w:hAnsi="游ゴシック" w:eastAsia="游ゴシック"/>
+                <w:b/>
+                <w:sz w:val="18"/>
+              </w:rPr>
+              <w:t>介護老人保健施設</w:t>
+            </w:r>
+          </w:p>
+        </w:tc>
+        <w:tc>
+          <w:tcPr>
+            <w:tcW w:type="dxa" w:w="1247"/>
+            <w:shd w:val="clear" w:color="auto" w:fill="F2F5FA"/>
+            <w:vAlign w:val="center"/>
+          </w:tcPr>
+          <w:p>
+            <w:pPr>
+              <w:spacing w:after="0"/>
+              <w:jc w:val="center"/>
+            </w:pPr>
+            <w:r>
+              <w:rPr>
+                <w:rFonts w:ascii="游ゴシック" w:hAnsi="游ゴシック" w:eastAsia="游ゴシック"/>
+                <w:b w:val="0"/>
+                <w:sz w:val="18"/>
+              </w:rPr>
+              <w:t>206</w:t>
+            </w:r>
+          </w:p>
+        </w:tc>
+        <w:tc>
+          <w:tcPr>
+            <w:tcW w:type="dxa" w:w="1361"/>
+            <w:shd w:val="clear" w:color="auto" w:fill="F2F5FA"/>
+            <w:vAlign w:val="center"/>
+          </w:tcPr>
+          <w:p>
+            <w:pPr>
+              <w:spacing w:after="0"/>
+              <w:jc w:val="center"/>
+            </w:pPr>
+            <w:r>
+              <w:rPr>
+                <w:rFonts w:ascii="游ゴシック" w:hAnsi="游ゴシック" w:eastAsia="游ゴシック"/>
+                <w:b w:val="0"/>
+                <w:sz w:val="18"/>
+              </w:rPr>
+              <w:t>134.1</w:t>
+            </w:r>
+          </w:p>
+        </w:tc>
+        <w:tc>
+          <w:tcPr>
+            <w:tcW w:type="dxa" w:w="1247"/>
+            <w:shd w:val="clear" w:color="auto" w:fill="F2F5FA"/>
+            <w:vAlign w:val="center"/>
+          </w:tcPr>
+          <w:p>
+            <w:pPr>
+              <w:spacing w:after="0"/>
+              <w:jc w:val="center"/>
+            </w:pPr>
+            <w:r>
+              <w:rPr>
+                <w:rFonts w:ascii="游ゴシック" w:hAnsi="游ゴシック" w:eastAsia="游ゴシック"/>
+                <w:b w:val="0"/>
+                <w:sz w:val="18"/>
+              </w:rPr>
+              <w:t>71.9</w:t>
+            </w:r>
+          </w:p>
+        </w:tc>
+        <w:tc>
+          <w:tcPr>
             <w:tcW w:type="dxa" w:w="3969"/>
             <w:shd w:val="clear" w:color="auto" w:fill="F2F5FA"/>
             <w:vAlign w:val="center"/>
@@ -2962,31 +5524,10 @@
             <w:r>
               <w:rPr>
                 <w:rFonts w:ascii="游ゴシック" w:hAnsi="游ゴシック" w:eastAsia="游ゴシック"/>
-                <w:b/>
-                <w:sz w:val="18"/>
-              </w:rPr>
-              <w:t>介護老人保健施設</w:t>
-            </w:r>
-          </w:p>
-        </w:tc>
-        <w:tc>
-          <w:tcPr>
-            <w:tcW w:type="dxa" w:w="2835"/>
-            <w:shd w:val="clear" w:color="auto" w:fill="F2F5FA"/>
-            <w:vAlign w:val="center"/>
-          </w:tcPr>
-          <w:p>
-            <w:pPr>
-              <w:spacing w:after="0"/>
-              <w:jc w:val="center"/>
-            </w:pPr>
-            <w:r>
-              <w:rPr>
-                <w:rFonts w:ascii="游ゴシック" w:hAnsi="游ゴシック" w:eastAsia="游ゴシック"/>
                 <w:b w:val="0"/>
                 <w:sz w:val="18"/>
               </w:rPr>
-              <w:t>11.2</w:t>
+              <w:t>在籍＞受給。区域内の施設に他の保険者の被保険者が入居している（住所地特例を含む）</w:t>
             </w:r>
           </w:p>
         </w:tc>
@@ -3010,7 +5551,7 @@
           <w:b w:val="0"/>
           <w:sz w:val="21"/>
         </w:rPr>
-        <w:t>他保険者の被保険者を受け入れているためです（新規205人・退去213人で回転が速いことも確かめました）。特別養護老人ホーム等は逆に受給が回答施設の定員を上回ります（区域外の施設の利用と、未回答13施設によるものです）。</w:t>
+        <w:t>他保険者の被保険者を受け入れているためです（新規205人・退去213人で回転が速いことも確かめました）。特別養護老人ホーム等は逆に受給（197.5人／月）が回答施設の定員（152人）を上回ります（区域外の施設の利用と、未回答13施設によるものです）。</w:t>
       </w:r>
     </w:p>
     <w:p>
@@ -3040,6 +5581,19 @@
           <w:sz w:val="21"/>
         </w:rPr>
         <w:t>（確認事項No.88・No.141）。区域内の定員は当広域連合の被保険者にとっての上限ではありません。</w:t>
+      </w:r>
+    </w:p>
+    <w:p>
+      <w:pPr>
+        <w:ind w:left="227"/>
+      </w:pPr>
+      <w:r>
+        <w:rPr>
+          <w:rFonts w:ascii="游ゴシック" w:hAnsi="游ゴシック" w:eastAsia="游ゴシック"/>
+          <w:b w:val="0"/>
+          <w:sz w:val="18"/>
+        </w:rPr>
+        <w:t>※ 在籍は要介護度が判明した方の数です。調査②は13施設が未回答であり（把握率58.1％）、区域内の施設の在籍者の全部ではありません。</w:t>
       </w:r>
     </w:p>
     <w:p>
@@ -3096,7 +5650,662 @@
           <w:b/>
           <w:sz w:val="20"/>
         </w:rPr>
-        <w:t>表5　施設・居住系サービスの見込量（人／月）</w:t>
+        <w:t>表8　施設・居住系サービスの見込量と区域内定員（人／月）</w:t>
+      </w:r>
+    </w:p>
+    <w:tbl>
+      <w:tblPr>
+        <w:tblStyle w:val="TableGrid"/>
+        <w:tblW w:type="auto" w:w="0"/>
+        <w:jc w:val="center"/>
+        <w:tblLayout w:type="fixed"/>
+        <w:tblCellMar>
+          <w:top w:w="34" w:type="dxa"/>
+          <w:left w:w="68" w:type="dxa"/>
+          <w:bottom w:w="34" w:type="dxa"/>
+          <w:right w:w="68" w:type="dxa"/>
+        </w:tblCellMar>
+        <w:tblLook w:firstColumn="1" w:firstRow="1" w:lastColumn="0" w:lastRow="0" w:noHBand="0" w:noVBand="1" w:val="04A0"/>
+      </w:tblPr>
+      <w:tblGrid>
+        <w:gridCol w:w="1950"/>
+        <w:gridCol w:w="1950"/>
+        <w:gridCol w:w="1950"/>
+        <w:gridCol w:w="1950"/>
+        <w:gridCol w:w="1950"/>
+      </w:tblGrid>
+      <w:tr>
+        <w:trPr>
+          <w:tblHeader/>
+        </w:trPr>
+        <w:tc>
+          <w:tcPr>
+            <w:tcW w:type="dxa" w:w="1928"/>
+            <w:shd w:val="clear" w:color="auto" w:fill="1F3864"/>
+            <w:vAlign w:val="center"/>
+          </w:tcPr>
+          <w:p>
+            <w:pPr>
+              <w:spacing w:after="0"/>
+              <w:jc w:val="center"/>
+            </w:pPr>
+            <w:r>
+              <w:rPr>
+                <w:rFonts w:ascii="游ゴシック" w:hAnsi="游ゴシック" w:eastAsia="游ゴシック"/>
+                <w:b/>
+                <w:color w:val="FFFFFF"/>
+                <w:sz w:val="18"/>
+              </w:rPr>
+              <w:t>区分</w:t>
+            </w:r>
+          </w:p>
+        </w:tc>
+        <w:tc>
+          <w:tcPr>
+            <w:tcW w:type="dxa" w:w="1814"/>
+            <w:shd w:val="clear" w:color="auto" w:fill="1F3864"/>
+            <w:vAlign w:val="center"/>
+          </w:tcPr>
+          <w:p>
+            <w:pPr>
+              <w:spacing w:after="0"/>
+              <w:jc w:val="center"/>
+            </w:pPr>
+            <w:r>
+              <w:rPr>
+                <w:rFonts w:ascii="游ゴシック" w:hAnsi="游ゴシック" w:eastAsia="游ゴシック"/>
+                <w:b/>
+                <w:color w:val="FFFFFF"/>
+                <w:sz w:val="18"/>
+              </w:rPr>
+              <w:t>令和7年度（実績）</w:t>
+            </w:r>
+          </w:p>
+        </w:tc>
+        <w:tc>
+          <w:tcPr>
+            <w:tcW w:type="dxa" w:w="1928"/>
+            <w:shd w:val="clear" w:color="auto" w:fill="1F3864"/>
+            <w:vAlign w:val="center"/>
+          </w:tcPr>
+          <w:p>
+            <w:pPr>
+              <w:spacing w:after="0"/>
+              <w:jc w:val="center"/>
+            </w:pPr>
+            <w:r>
+              <w:rPr>
+                <w:rFonts w:ascii="游ゴシック" w:hAnsi="游ゴシック" w:eastAsia="游ゴシック"/>
+                <w:b/>
+                <w:color w:val="FFFFFF"/>
+                <w:sz w:val="18"/>
+              </w:rPr>
+              <w:t>令和11年度（見込み）</w:t>
+            </w:r>
+          </w:p>
+        </w:tc>
+        <w:tc>
+          <w:tcPr>
+            <w:tcW w:type="dxa" w:w="1361"/>
+            <w:shd w:val="clear" w:color="auto" w:fill="1F3864"/>
+            <w:vAlign w:val="center"/>
+          </w:tcPr>
+          <w:p>
+            <w:pPr>
+              <w:spacing w:after="0"/>
+              <w:jc w:val="center"/>
+            </w:pPr>
+            <w:r>
+              <w:rPr>
+                <w:rFonts w:ascii="游ゴシック" w:hAnsi="游ゴシック" w:eastAsia="游ゴシック"/>
+                <w:b/>
+                <w:color w:val="FFFFFF"/>
+                <w:sz w:val="18"/>
+              </w:rPr>
+              <w:t>区域内定員</w:t>
+            </w:r>
+          </w:p>
+        </w:tc>
+        <w:tc>
+          <w:tcPr>
+            <w:tcW w:type="dxa" w:w="1701"/>
+            <w:shd w:val="clear" w:color="auto" w:fill="1F3864"/>
+            <w:vAlign w:val="center"/>
+          </w:tcPr>
+          <w:p>
+            <w:pPr>
+              <w:spacing w:after="0"/>
+              <w:jc w:val="center"/>
+            </w:pPr>
+            <w:r>
+              <w:rPr>
+                <w:rFonts w:ascii="游ゴシック" w:hAnsi="游ゴシック" w:eastAsia="游ゴシック"/>
+                <w:b/>
+                <w:color w:val="FFFFFF"/>
+                <w:sz w:val="18"/>
+              </w:rPr>
+              <w:t>定員に対する割合</w:t>
+            </w:r>
+          </w:p>
+        </w:tc>
+      </w:tr>
+      <w:tr>
+        <w:trPr>
+          <w:cantSplit/>
+        </w:trPr>
+        <w:tc>
+          <w:tcPr>
+            <w:tcW w:type="dxa" w:w="1928"/>
+            <w:vAlign w:val="center"/>
+          </w:tcPr>
+          <w:p>
+            <w:pPr>
+              <w:spacing w:after="0"/>
+            </w:pPr>
+            <w:r>
+              <w:rPr>
+                <w:rFonts w:ascii="游ゴシック" w:hAnsi="游ゴシック" w:eastAsia="游ゴシック"/>
+                <w:b/>
+                <w:sz w:val="18"/>
+              </w:rPr>
+              <w:t>施設サービス</w:t>
+            </w:r>
+          </w:p>
+        </w:tc>
+        <w:tc>
+          <w:tcPr>
+            <w:tcW w:type="dxa" w:w="1814"/>
+            <w:vAlign w:val="center"/>
+          </w:tcPr>
+          <w:p>
+            <w:pPr>
+              <w:spacing w:after="0"/>
+              <w:jc w:val="center"/>
+            </w:pPr>
+            <w:r>
+              <w:rPr>
+                <w:rFonts w:ascii="游ゴシック" w:hAnsi="游ゴシック" w:eastAsia="游ゴシック"/>
+                <w:b w:val="0"/>
+                <w:sz w:val="18"/>
+              </w:rPr>
+              <w:t>337.1</w:t>
+            </w:r>
+          </w:p>
+        </w:tc>
+        <w:tc>
+          <w:tcPr>
+            <w:tcW w:type="dxa" w:w="1928"/>
+            <w:vAlign w:val="center"/>
+          </w:tcPr>
+          <w:p>
+            <w:pPr>
+              <w:spacing w:after="0"/>
+              <w:jc w:val="center"/>
+            </w:pPr>
+            <w:r>
+              <w:rPr>
+                <w:rFonts w:ascii="游ゴシック" w:hAnsi="游ゴシック" w:eastAsia="游ゴシック"/>
+                <w:b w:val="0"/>
+                <w:sz w:val="18"/>
+              </w:rPr>
+              <w:t>352.3</w:t>
+            </w:r>
+          </w:p>
+        </w:tc>
+        <w:tc>
+          <w:tcPr>
+            <w:tcW w:type="dxa" w:w="1361"/>
+            <w:vAlign w:val="center"/>
+          </w:tcPr>
+          <w:p>
+            <w:pPr>
+              <w:spacing w:after="0"/>
+              <w:jc w:val="center"/>
+            </w:pPr>
+            <w:r>
+              <w:rPr>
+                <w:rFonts w:ascii="游ゴシック" w:hAnsi="游ゴシック" w:eastAsia="游ゴシック"/>
+                <w:b w:val="0"/>
+                <w:sz w:val="18"/>
+              </w:rPr>
+              <w:t>462</w:t>
+            </w:r>
+          </w:p>
+        </w:tc>
+        <w:tc>
+          <w:tcPr>
+            <w:tcW w:type="dxa" w:w="1701"/>
+            <w:vAlign w:val="center"/>
+          </w:tcPr>
+          <w:p>
+            <w:pPr>
+              <w:spacing w:after="0"/>
+              <w:jc w:val="center"/>
+            </w:pPr>
+            <w:r>
+              <w:rPr>
+                <w:rFonts w:ascii="游ゴシック" w:hAnsi="游ゴシック" w:eastAsia="游ゴシック"/>
+                <w:b w:val="0"/>
+                <w:sz w:val="18"/>
+              </w:rPr>
+              <w:t>76.3％</w:t>
+            </w:r>
+          </w:p>
+        </w:tc>
+      </w:tr>
+      <w:tr>
+        <w:trPr>
+          <w:cantSplit/>
+        </w:trPr>
+        <w:tc>
+          <w:tcPr>
+            <w:tcW w:type="dxa" w:w="1928"/>
+            <w:shd w:val="clear" w:color="auto" w:fill="F2F5FA"/>
+            <w:vAlign w:val="center"/>
+          </w:tcPr>
+          <w:p>
+            <w:pPr>
+              <w:spacing w:after="0"/>
+            </w:pPr>
+            <w:r>
+              <w:rPr>
+                <w:rFonts w:ascii="游ゴシック" w:hAnsi="游ゴシック" w:eastAsia="游ゴシック"/>
+                <w:b/>
+                <w:sz w:val="18"/>
+              </w:rPr>
+              <w:t>居住系サービス</w:t>
+            </w:r>
+          </w:p>
+        </w:tc>
+        <w:tc>
+          <w:tcPr>
+            <w:tcW w:type="dxa" w:w="1814"/>
+            <w:shd w:val="clear" w:color="auto" w:fill="F2F5FA"/>
+            <w:vAlign w:val="center"/>
+          </w:tcPr>
+          <w:p>
+            <w:pPr>
+              <w:spacing w:after="0"/>
+              <w:jc w:val="center"/>
+            </w:pPr>
+            <w:r>
+              <w:rPr>
+                <w:rFonts w:ascii="游ゴシック" w:hAnsi="游ゴシック" w:eastAsia="游ゴシック"/>
+                <w:b w:val="0"/>
+                <w:sz w:val="18"/>
+              </w:rPr>
+              <w:t>143.1</w:t>
+            </w:r>
+          </w:p>
+        </w:tc>
+        <w:tc>
+          <w:tcPr>
+            <w:tcW w:type="dxa" w:w="1928"/>
+            <w:shd w:val="clear" w:color="auto" w:fill="F2F5FA"/>
+            <w:vAlign w:val="center"/>
+          </w:tcPr>
+          <w:p>
+            <w:pPr>
+              <w:spacing w:after="0"/>
+              <w:jc w:val="center"/>
+            </w:pPr>
+            <w:r>
+              <w:rPr>
+                <w:rFonts w:ascii="游ゴシック" w:hAnsi="游ゴシック" w:eastAsia="游ゴシック"/>
+                <w:b w:val="0"/>
+                <w:sz w:val="18"/>
+              </w:rPr>
+              <w:t>149.4</w:t>
+            </w:r>
+          </w:p>
+        </w:tc>
+        <w:tc>
+          <w:tcPr>
+            <w:tcW w:type="dxa" w:w="1361"/>
+            <w:shd w:val="clear" w:color="auto" w:fill="F2F5FA"/>
+            <w:vAlign w:val="center"/>
+          </w:tcPr>
+          <w:p>
+            <w:pPr>
+              <w:spacing w:after="0"/>
+              <w:jc w:val="center"/>
+            </w:pPr>
+            <w:r>
+              <w:rPr>
+                <w:rFonts w:ascii="游ゴシック" w:hAnsi="游ゴシック" w:eastAsia="游ゴシック"/>
+                <w:b w:val="0"/>
+                <w:sz w:val="18"/>
+              </w:rPr>
+              <w:t>255</w:t>
+            </w:r>
+          </w:p>
+        </w:tc>
+        <w:tc>
+          <w:tcPr>
+            <w:tcW w:type="dxa" w:w="1701"/>
+            <w:shd w:val="clear" w:color="auto" w:fill="F2F5FA"/>
+            <w:vAlign w:val="center"/>
+          </w:tcPr>
+          <w:p>
+            <w:pPr>
+              <w:spacing w:after="0"/>
+              <w:jc w:val="center"/>
+            </w:pPr>
+            <w:r>
+              <w:rPr>
+                <w:rFonts w:ascii="游ゴシック" w:hAnsi="游ゴシック" w:eastAsia="游ゴシック"/>
+                <w:b w:val="0"/>
+                <w:sz w:val="18"/>
+              </w:rPr>
+              <w:t>58.6％</w:t>
+            </w:r>
+          </w:p>
+        </w:tc>
+      </w:tr>
+      <w:tr>
+        <w:trPr>
+          <w:cantSplit/>
+        </w:trPr>
+        <w:tc>
+          <w:tcPr>
+            <w:tcW w:type="dxa" w:w="1928"/>
+            <w:vAlign w:val="center"/>
+          </w:tcPr>
+          <w:p>
+            <w:pPr>
+              <w:spacing w:after="0"/>
+            </w:pPr>
+            <w:r>
+              <w:rPr>
+                <w:rFonts w:ascii="游ゴシック" w:hAnsi="游ゴシック" w:eastAsia="游ゴシック"/>
+                <w:b/>
+                <w:sz w:val="18"/>
+              </w:rPr>
+              <w:t>施設・居住系　計</w:t>
+            </w:r>
+          </w:p>
+        </w:tc>
+        <w:tc>
+          <w:tcPr>
+            <w:tcW w:type="dxa" w:w="1814"/>
+            <w:vAlign w:val="center"/>
+          </w:tcPr>
+          <w:p>
+            <w:pPr>
+              <w:spacing w:after="0"/>
+              <w:jc w:val="center"/>
+            </w:pPr>
+            <w:r>
+              <w:rPr>
+                <w:rFonts w:ascii="游ゴシック" w:hAnsi="游ゴシック" w:eastAsia="游ゴシック"/>
+                <w:b w:val="0"/>
+                <w:sz w:val="18"/>
+              </w:rPr>
+              <w:t>480.2</w:t>
+            </w:r>
+          </w:p>
+        </w:tc>
+        <w:tc>
+          <w:tcPr>
+            <w:tcW w:type="dxa" w:w="1928"/>
+            <w:vAlign w:val="center"/>
+          </w:tcPr>
+          <w:p>
+            <w:pPr>
+              <w:spacing w:after="0"/>
+              <w:jc w:val="center"/>
+            </w:pPr>
+            <w:r>
+              <w:rPr>
+                <w:rFonts w:ascii="游ゴシック" w:hAnsi="游ゴシック" w:eastAsia="游ゴシック"/>
+                <w:b w:val="0"/>
+                <w:sz w:val="18"/>
+              </w:rPr>
+              <w:t>501.7</w:t>
+            </w:r>
+          </w:p>
+        </w:tc>
+        <w:tc>
+          <w:tcPr>
+            <w:tcW w:type="dxa" w:w="1361"/>
+            <w:vAlign w:val="center"/>
+          </w:tcPr>
+          <w:p>
+            <w:pPr>
+              <w:spacing w:after="0"/>
+              <w:jc w:val="center"/>
+            </w:pPr>
+            <w:r>
+              <w:rPr>
+                <w:rFonts w:ascii="游ゴシック" w:hAnsi="游ゴシック" w:eastAsia="游ゴシック"/>
+                <w:b w:val="0"/>
+                <w:sz w:val="18"/>
+              </w:rPr>
+              <w:t>717</w:t>
+            </w:r>
+          </w:p>
+        </w:tc>
+        <w:tc>
+          <w:tcPr>
+            <w:tcW w:type="dxa" w:w="1701"/>
+            <w:vAlign w:val="center"/>
+          </w:tcPr>
+          <w:p>
+            <w:pPr>
+              <w:spacing w:after="0"/>
+              <w:jc w:val="center"/>
+            </w:pPr>
+            <w:r>
+              <w:rPr>
+                <w:rFonts w:ascii="游ゴシック" w:hAnsi="游ゴシック" w:eastAsia="游ゴシック"/>
+                <w:b w:val="0"/>
+                <w:sz w:val="18"/>
+              </w:rPr>
+              <w:t>70.0％</w:t>
+            </w:r>
+          </w:p>
+        </w:tc>
+      </w:tr>
+    </w:tbl>
+    <w:p>
+      <w:pPr>
+        <w:spacing w:after="80"/>
+      </w:pPr>
+      <w:r>
+        <w:rPr>
+          <w:rFonts w:ascii="游ゴシック" w:hAnsi="游ゴシック" w:eastAsia="游ゴシック"/>
+          <w:b/>
+          <w:sz w:val="21"/>
+        </w:rPr>
+        <w:t>合計では定員に収まりますが、種別ごとに見ると様子が違います。</w:t>
+      </w:r>
+    </w:p>
+    <w:p>
+      <w:pPr>
+        <w:spacing w:after="60"/>
+        <w:ind w:left="340" w:hanging="340"/>
+      </w:pPr>
+      <w:r>
+        <w:rPr>
+          <w:rFonts w:ascii="游ゴシック" w:hAnsi="游ゴシック" w:eastAsia="游ゴシック"/>
+          <w:b w:val="0"/>
+          <w:sz w:val="21"/>
+        </w:rPr>
+        <w:t>・</w:t>
+      </w:r>
+      <w:r>
+        <w:rPr>
+          <w:rFonts w:ascii="游ゴシック" w:hAnsi="游ゴシック" w:eastAsia="游ゴシック"/>
+          <w:b/>
+          <w:sz w:val="21"/>
+        </w:rPr>
+        <w:t>地域密着型介護老人福祉施設入所者生活介護は令和11年度に定員62人の99.9％に達します。</w:t>
+      </w:r>
+      <w:r>
+        <w:rPr>
+          <w:rFonts w:ascii="游ゴシック" w:hAnsi="游ゴシック" w:eastAsia="游ゴシック"/>
+          <w:b w:val="0"/>
+          <w:sz w:val="21"/>
+        </w:rPr>
+        <w:t>令和8年9月24日に中長期の年次を広げたところ、定員を超えるのは令和12年度であることが分かりました。</w:t>
+      </w:r>
+    </w:p>
+    <w:p>
+      <w:pPr>
+        <w:spacing w:after="60"/>
+        <w:ind w:left="340" w:hanging="340"/>
+      </w:pPr>
+      <w:r>
+        <w:rPr>
+          <w:rFonts w:ascii="游ゴシック" w:hAnsi="游ゴシック" w:eastAsia="游ゴシック"/>
+          <w:b w:val="0"/>
+          <w:sz w:val="21"/>
+        </w:rPr>
+        <w:t>・</w:t>
+      </w:r>
+      <w:r>
+        <w:rPr>
+          <w:rFonts w:ascii="游ゴシック" w:hAnsi="游ゴシック" w:eastAsia="游ゴシック"/>
+          <w:b/>
+          <w:sz w:val="21"/>
+        </w:rPr>
+        <w:t>特定施設は区域内ではほぼ満室です</w:t>
+      </w:r>
+      <w:r>
+        <w:rPr>
+          <w:rFonts w:ascii="游ゴシック" w:hAnsi="游ゴシック" w:eastAsia="游ゴシック"/>
+          <w:b w:val="0"/>
+          <w:sz w:val="21"/>
+        </w:rPr>
+        <w:t>（定員156人に対し入居者154人・98.7％。所見20）。一方、当広域連合の被保険者の受給は令和7年度で61.5人／月であり、定員の39.4％にとどまります。</w:t>
+      </w:r>
+      <w:r>
+        <w:rPr>
+          <w:rFonts w:ascii="游ゴシック" w:hAnsi="游ゴシック" w:eastAsia="游ゴシック"/>
+          <w:b/>
+          <w:sz w:val="21"/>
+        </w:rPr>
+        <w:t>区域内の満室と、当広域連合の被保険者にとっての充足は別のことです。</w:t>
+      </w:r>
+      <w:r>
+        <w:rPr>
+          <w:rFonts w:ascii="游ゴシック" w:hAnsi="游ゴシック" w:eastAsia="游ゴシック"/>
+          <w:b w:val="0"/>
+          <w:sz w:val="21"/>
+        </w:rPr>
+        <w:t>なお入居者154人のうち97人は未回答の1施設（定員100人）の値であり、令和7年10月6日現在の別時点のものです（所見19・確認事項No.32）。</w:t>
+      </w:r>
+    </w:p>
+    <w:p>
+      <w:pPr>
+        <w:spacing w:after="60"/>
+        <w:ind w:left="340" w:hanging="340"/>
+      </w:pPr>
+      <w:r>
+        <w:rPr>
+          <w:rFonts w:ascii="游ゴシック" w:hAnsi="游ゴシック" w:eastAsia="游ゴシック"/>
+          <w:b w:val="0"/>
+          <w:sz w:val="21"/>
+        </w:rPr>
+        <w:t>・介護老人保健施設・介護老人福祉施設は令和11年度に定員内に収まります。ただし特別養護老人ホームの待機者は別に存在します（所見17）。</w:t>
+      </w:r>
+    </w:p>
+    <w:p>
+      <w:pPr>
+        <w:ind w:left="227"/>
+      </w:pPr>
+      <w:r>
+        <w:rPr>
+          <w:rFonts w:ascii="游ゴシック" w:hAnsi="游ゴシック" w:eastAsia="游ゴシック"/>
+          <w:b w:val="0"/>
+          <w:sz w:val="18"/>
+        </w:rPr>
+        <w:t>※ 見込量は別冊「サービス見込量の算定 第1次概算」（令和8年9月16日）によるものであり、計画素案 第6章と同じ値です。本報告は算定を直接読んでおり、数値を書き写していません。</w:t>
+      </w:r>
+    </w:p>
+    <w:p>
+      <w:pPr>
+        <w:keepNext/>
+        <w:spacing w:before="280" w:after="120"/>
+      </w:pPr>
+      <w:r>
+        <w:rPr>
+          <w:rFonts w:ascii="游ゴシック" w:hAnsi="游ゴシック" w:eastAsia="游ゴシック"/>
+          <w:b/>
+          <w:color w:val="1F3864"/>
+          <w:sz w:val="26"/>
+        </w:rPr>
+        <w:t>第7節　調査から把握した地域課題</w:t>
+      </w:r>
+    </w:p>
+    <w:p>
+      <w:pPr>
+        <w:spacing w:after="80"/>
+      </w:pPr>
+      <w:r>
+        <w:rPr>
+          <w:rFonts w:ascii="游ゴシック" w:hAnsi="游ゴシック" w:eastAsia="游ゴシック"/>
+          <w:b w:val="0"/>
+          <w:sz w:val="21"/>
+        </w:rPr>
+        <w:t>仕様書４（3）は集計・分析に加えて</w:t>
+      </w:r>
+      <w:r>
+        <w:rPr>
+          <w:rFonts w:ascii="游ゴシック" w:hAnsi="游ゴシック" w:eastAsia="游ゴシック"/>
+          <w:b/>
+          <w:sz w:val="21"/>
+        </w:rPr>
+        <w:t>課題整理</w:t>
+      </w:r>
+      <w:r>
+        <w:rPr>
+          <w:rFonts w:ascii="游ゴシック" w:hAnsi="游ゴシック" w:eastAsia="游ゴシック"/>
+          <w:b w:val="0"/>
+          <w:sz w:val="21"/>
+        </w:rPr>
+        <w:t>を求めています。調査から把握した課題を、供給の側から見えることと突き合わせて整理しました。</w:t>
+      </w:r>
+    </w:p>
+    <w:p>
+      <w:pPr>
+        <w:keepNext/>
+        <w:spacing w:before="180" w:after="60"/>
+      </w:pPr>
+      <w:r>
+        <w:rPr>
+          <w:rFonts w:ascii="游ゴシック" w:hAnsi="游ゴシック" w:eastAsia="游ゴシック"/>
+          <w:b/>
+          <w:sz w:val="22"/>
+        </w:rPr>
+        <w:t>1　認定者の利用状況</w:t>
+      </w:r>
+    </w:p>
+    <w:p>
+      <w:pPr>
+        <w:spacing w:after="80"/>
+      </w:pPr>
+      <w:r>
+        <w:rPr>
+          <w:rFonts w:ascii="游ゴシック" w:hAnsi="游ゴシック" w:eastAsia="游ゴシック"/>
+          <w:b w:val="0"/>
+          <w:sz w:val="21"/>
+        </w:rPr>
+        <w:t>認定者1,984人（令和7年度）がどのサービスを使っているかを年報から求めました。</w:t>
+      </w:r>
+    </w:p>
+    <w:p>
+      <w:pPr>
+        <w:keepNext/>
+        <w:spacing w:before="160" w:after="40"/>
+      </w:pPr>
+      <w:r>
+        <w:rPr>
+          <w:rFonts w:ascii="游ゴシック" w:hAnsi="游ゴシック" w:eastAsia="游ゴシック"/>
+          <w:b/>
+          <w:sz w:val="20"/>
+        </w:rPr>
+        <w:t>表9　認定者の利用状況（令和7年度）</w:t>
       </w:r>
     </w:p>
     <w:tbl>
@@ -3125,7 +6334,7 @@
         </w:trPr>
         <w:tc>
           <w:tcPr>
-            <w:tcW w:type="dxa" w:w="2268"/>
+            <w:tcW w:type="dxa" w:w="2041"/>
             <w:shd w:val="clear" w:color="auto" w:fill="1F3864"/>
             <w:vAlign w:val="center"/>
           </w:tcPr>
@@ -3147,7 +6356,7 @@
         </w:tc>
         <w:tc>
           <w:tcPr>
-            <w:tcW w:type="dxa" w:w="2268"/>
+            <w:tcW w:type="dxa" w:w="1247"/>
             <w:shd w:val="clear" w:color="auto" w:fill="1F3864"/>
             <w:vAlign w:val="center"/>
           </w:tcPr>
@@ -3163,13 +6372,13 @@
                 <w:color w:val="FFFFFF"/>
                 <w:sz w:val="18"/>
               </w:rPr>
-              <w:t>令和7年度（実績）</w:t>
-            </w:r>
-          </w:p>
-        </w:tc>
-        <w:tc>
-          <w:tcPr>
-            <w:tcW w:type="dxa" w:w="2551"/>
+              <w:t>推計人数</w:t>
+            </w:r>
+          </w:p>
+        </w:tc>
+        <w:tc>
+          <w:tcPr>
+            <w:tcW w:type="dxa" w:w="1701"/>
             <w:shd w:val="clear" w:color="auto" w:fill="1F3864"/>
             <w:vAlign w:val="center"/>
           </w:tcPr>
@@ -3185,13 +6394,13 @@
                 <w:color w:val="FFFFFF"/>
                 <w:sz w:val="18"/>
               </w:rPr>
-              <w:t>令和11年度（見込み）</w:t>
-            </w:r>
-          </w:p>
-        </w:tc>
-        <w:tc>
-          <w:tcPr>
-            <w:tcW w:type="dxa" w:w="2268"/>
+              <w:t>認定者に対する割合</w:t>
+            </w:r>
+          </w:p>
+        </w:tc>
+        <w:tc>
+          <w:tcPr>
+            <w:tcW w:type="dxa" w:w="4649"/>
             <w:shd w:val="clear" w:color="auto" w:fill="1F3864"/>
             <w:vAlign w:val="center"/>
           </w:tcPr>
@@ -3207,7 +6416,7 @@
                 <w:color w:val="FFFFFF"/>
                 <w:sz w:val="18"/>
               </w:rPr>
-              <w:t>定員に対する率</w:t>
+              <w:t>見方</w:t>
             </w:r>
           </w:p>
         </w:tc>
@@ -3218,7 +6427,7 @@
         </w:trPr>
         <w:tc>
           <w:tcPr>
-            <w:tcW w:type="dxa" w:w="2268"/>
+            <w:tcW w:type="dxa" w:w="2041"/>
             <w:vAlign w:val="center"/>
           </w:tcPr>
           <w:p>
@@ -3231,13 +6440,13 @@
                 <w:b/>
                 <w:sz w:val="18"/>
               </w:rPr>
-              <w:t>施設サービス</w:t>
-            </w:r>
-          </w:p>
-        </w:tc>
-        <w:tc>
-          <w:tcPr>
-            <w:tcW w:type="dxa" w:w="2268"/>
+              <w:t>在宅サービス</w:t>
+            </w:r>
+          </w:p>
+        </w:tc>
+        <w:tc>
+          <w:tcPr>
+            <w:tcW w:type="dxa" w:w="1247"/>
             <w:vAlign w:val="center"/>
           </w:tcPr>
           <w:p>
@@ -3251,13 +6460,13 @@
                 <w:b w:val="0"/>
                 <w:sz w:val="18"/>
               </w:rPr>
-              <w:t>337.1</w:t>
-            </w:r>
-          </w:p>
-        </w:tc>
-        <w:tc>
-          <w:tcPr>
-            <w:tcW w:type="dxa" w:w="2551"/>
+              <w:t>1,016人</w:t>
+            </w:r>
+          </w:p>
+        </w:tc>
+        <w:tc>
+          <w:tcPr>
+            <w:tcW w:type="dxa" w:w="1701"/>
             <w:vAlign w:val="center"/>
           </w:tcPr>
           <w:p>
@@ -3271,19 +6480,18 @@
                 <w:b w:val="0"/>
                 <w:sz w:val="18"/>
               </w:rPr>
-              <w:t>352.3</w:t>
-            </w:r>
-          </w:p>
-        </w:tc>
-        <w:tc>
-          <w:tcPr>
-            <w:tcW w:type="dxa" w:w="2268"/>
-            <w:vAlign w:val="center"/>
-          </w:tcPr>
-          <w:p>
-            <w:pPr>
-              <w:spacing w:after="0"/>
-              <w:jc w:val="center"/>
+              <w:t>51.2％</w:t>
+            </w:r>
+          </w:p>
+        </w:tc>
+        <w:tc>
+          <w:tcPr>
+            <w:tcW w:type="dxa" w:w="4649"/>
+            <w:vAlign w:val="center"/>
+          </w:tcPr>
+          <w:p>
+            <w:pPr>
+              <w:spacing w:after="0"/>
             </w:pPr>
             <w:r>
               <w:rPr>
@@ -3291,7 +6499,7 @@
                 <w:b w:val="0"/>
                 <w:sz w:val="18"/>
               </w:rPr>
-              <w:t>―</w:t>
+              <w:t>訪問・通所・短期入所等</w:t>
             </w:r>
           </w:p>
         </w:tc>
@@ -3302,7 +6510,7 @@
         </w:trPr>
         <w:tc>
           <w:tcPr>
-            <w:tcW w:type="dxa" w:w="2268"/>
+            <w:tcW w:type="dxa" w:w="2041"/>
             <w:shd w:val="clear" w:color="auto" w:fill="F2F5FA"/>
             <w:vAlign w:val="center"/>
           </w:tcPr>
@@ -3322,7 +6530,7 @@
         </w:tc>
         <w:tc>
           <w:tcPr>
-            <w:tcW w:type="dxa" w:w="2268"/>
+            <w:tcW w:type="dxa" w:w="1247"/>
             <w:shd w:val="clear" w:color="auto" w:fill="F2F5FA"/>
             <w:vAlign w:val="center"/>
           </w:tcPr>
@@ -3337,13 +6545,13 @@
                 <w:b w:val="0"/>
                 <w:sz w:val="18"/>
               </w:rPr>
-              <w:t>143.1</w:t>
-            </w:r>
-          </w:p>
-        </w:tc>
-        <w:tc>
-          <w:tcPr>
-            <w:tcW w:type="dxa" w:w="2551"/>
+              <w:t>145人</w:t>
+            </w:r>
+          </w:p>
+        </w:tc>
+        <w:tc>
+          <w:tcPr>
+            <w:tcW w:type="dxa" w:w="1701"/>
             <w:shd w:val="clear" w:color="auto" w:fill="F2F5FA"/>
             <w:vAlign w:val="center"/>
           </w:tcPr>
@@ -3358,20 +6566,19 @@
                 <w:b w:val="0"/>
                 <w:sz w:val="18"/>
               </w:rPr>
-              <w:t>149.4</w:t>
-            </w:r>
-          </w:p>
-        </w:tc>
-        <w:tc>
-          <w:tcPr>
-            <w:tcW w:type="dxa" w:w="2268"/>
+              <w:t>7.3％</w:t>
+            </w:r>
+          </w:p>
+        </w:tc>
+        <w:tc>
+          <w:tcPr>
+            <w:tcW w:type="dxa" w:w="4649"/>
             <w:shd w:val="clear" w:color="auto" w:fill="F2F5FA"/>
             <w:vAlign w:val="center"/>
           </w:tcPr>
           <w:p>
             <w:pPr>
               <w:spacing w:after="0"/>
-              <w:jc w:val="center"/>
             </w:pPr>
             <w:r>
               <w:rPr>
@@ -3379,7 +6586,7 @@
                 <w:b w:val="0"/>
                 <w:sz w:val="18"/>
               </w:rPr>
-              <w:t>―</w:t>
+              <w:t>グループホーム・特定施設</w:t>
             </w:r>
           </w:p>
         </w:tc>
@@ -3390,7 +6597,7 @@
         </w:trPr>
         <w:tc>
           <w:tcPr>
-            <w:tcW w:type="dxa" w:w="2268"/>
+            <w:tcW w:type="dxa" w:w="2041"/>
             <w:vAlign w:val="center"/>
           </w:tcPr>
           <w:p>
@@ -3403,13 +6610,13 @@
                 <w:b/>
                 <w:sz w:val="18"/>
               </w:rPr>
-              <w:t>施設・居住系　計</w:t>
-            </w:r>
-          </w:p>
-        </w:tc>
-        <w:tc>
-          <w:tcPr>
-            <w:tcW w:type="dxa" w:w="2268"/>
+              <w:t>施設サービス</w:t>
+            </w:r>
+          </w:p>
+        </w:tc>
+        <w:tc>
+          <w:tcPr>
+            <w:tcW w:type="dxa" w:w="1247"/>
             <w:vAlign w:val="center"/>
           </w:tcPr>
           <w:p>
@@ -3423,13 +6630,13 @@
                 <w:b w:val="0"/>
                 <w:sz w:val="18"/>
               </w:rPr>
-              <w:t>480.2</w:t>
-            </w:r>
-          </w:p>
-        </w:tc>
-        <w:tc>
-          <w:tcPr>
-            <w:tcW w:type="dxa" w:w="2551"/>
+              <w:t>337人</w:t>
+            </w:r>
+          </w:p>
+        </w:tc>
+        <w:tc>
+          <w:tcPr>
+            <w:tcW w:type="dxa" w:w="1701"/>
             <w:vAlign w:val="center"/>
           </w:tcPr>
           <w:p>
@@ -3443,13 +6650,58 @@
                 <w:b w:val="0"/>
                 <w:sz w:val="18"/>
               </w:rPr>
-              <w:t>501.7</w:t>
-            </w:r>
-          </w:p>
-        </w:tc>
-        <w:tc>
-          <w:tcPr>
-            <w:tcW w:type="dxa" w:w="2268"/>
+              <w:t>17.0％</w:t>
+            </w:r>
+          </w:p>
+        </w:tc>
+        <w:tc>
+          <w:tcPr>
+            <w:tcW w:type="dxa" w:w="4649"/>
+            <w:vAlign w:val="center"/>
+          </w:tcPr>
+          <w:p>
+            <w:pPr>
+              <w:spacing w:after="0"/>
+            </w:pPr>
+            <w:r>
+              <w:rPr>
+                <w:rFonts w:ascii="游ゴシック" w:hAnsi="游ゴシック" w:eastAsia="游ゴシック"/>
+                <w:b w:val="0"/>
+                <w:sz w:val="18"/>
+              </w:rPr>
+              <w:t>特養・老健・地域密着型特養</w:t>
+            </w:r>
+          </w:p>
+        </w:tc>
+      </w:tr>
+      <w:tr>
+        <w:trPr>
+          <w:cantSplit/>
+        </w:trPr>
+        <w:tc>
+          <w:tcPr>
+            <w:tcW w:type="dxa" w:w="2041"/>
+            <w:shd w:val="clear" w:color="auto" w:fill="F2F5FA"/>
+            <w:vAlign w:val="center"/>
+          </w:tcPr>
+          <w:p>
+            <w:pPr>
+              <w:spacing w:after="0"/>
+            </w:pPr>
+            <w:r>
+              <w:rPr>
+                <w:rFonts w:ascii="游ゴシック" w:hAnsi="游ゴシック" w:eastAsia="游ゴシック"/>
+                <w:b/>
+                <w:sz w:val="18"/>
+              </w:rPr>
+              <w:t>いずれも利用していない</w:t>
+            </w:r>
+          </w:p>
+        </w:tc>
+        <w:tc>
+          <w:tcPr>
+            <w:tcW w:type="dxa" w:w="1247"/>
+            <w:shd w:val="clear" w:color="auto" w:fill="F2F5FA"/>
             <w:vAlign w:val="center"/>
           </w:tcPr>
           <w:p>
@@ -3463,7 +6715,1566 @@
                 <w:b w:val="0"/>
                 <w:sz w:val="18"/>
               </w:rPr>
-              <w:t>―</w:t>
+              <w:t>486人</w:t>
+            </w:r>
+          </w:p>
+        </w:tc>
+        <w:tc>
+          <w:tcPr>
+            <w:tcW w:type="dxa" w:w="1701"/>
+            <w:shd w:val="clear" w:color="auto" w:fill="F2F5FA"/>
+            <w:vAlign w:val="center"/>
+          </w:tcPr>
+          <w:p>
+            <w:pPr>
+              <w:spacing w:after="0"/>
+              <w:jc w:val="center"/>
+            </w:pPr>
+            <w:r>
+              <w:rPr>
+                <w:rFonts w:ascii="游ゴシック" w:hAnsi="游ゴシック" w:eastAsia="游ゴシック"/>
+                <w:b w:val="0"/>
+                <w:sz w:val="18"/>
+              </w:rPr>
+              <w:t>24.5％</w:t>
+            </w:r>
+          </w:p>
+        </w:tc>
+        <w:tc>
+          <w:tcPr>
+            <w:tcW w:type="dxa" w:w="4649"/>
+            <w:shd w:val="clear" w:color="auto" w:fill="F2F5FA"/>
+            <w:vAlign w:val="center"/>
+          </w:tcPr>
+          <w:p>
+            <w:pPr>
+              <w:spacing w:after="0"/>
+            </w:pPr>
+            <w:r>
+              <w:rPr>
+                <w:rFonts w:ascii="游ゴシック" w:hAnsi="游ゴシック" w:eastAsia="游ゴシック"/>
+                <w:b w:val="0"/>
+                <w:sz w:val="18"/>
+              </w:rPr>
+              <w:t>認定者1,984人の4分の1。健康とくらしの調査の「介護・介助が必要だが受けていない7.0％」とは別の集団であり、合算しない。内訳（資料依頼No.8）の受領後に要因を分解する</w:t>
+            </w:r>
+          </w:p>
+        </w:tc>
+      </w:tr>
+    </w:tbl>
+    <w:p>
+      <w:pPr>
+        <w:spacing w:after="80"/>
+      </w:pPr>
+      <w:r>
+        <w:rPr>
+          <w:rFonts w:ascii="游ゴシック" w:hAnsi="游ゴシック" w:eastAsia="游ゴシック"/>
+          <w:b/>
+          <w:sz w:val="21"/>
+        </w:rPr>
+        <w:t>認定を受けながらいずれのサービスも利用していない方が認定者の4分の1を占めます。</w:t>
+      </w:r>
+      <w:r>
+        <w:rPr>
+          <w:rFonts w:ascii="游ゴシック" w:hAnsi="游ゴシック" w:eastAsia="游ゴシック"/>
+          <w:b w:val="0"/>
+          <w:sz w:val="21"/>
+        </w:rPr>
+        <w:t>この方々の内訳（区分支給限度額の範囲内で使っていないのか、入院中なのか、給付管理の時点の差なのか）は年報からは分かれません。内訳の資料をいただければ要因を分解できます（資料提供依頼No.8）。</w:t>
+      </w:r>
+    </w:p>
+    <w:p>
+      <w:pPr>
+        <w:ind w:left="227"/>
+      </w:pPr>
+      <w:r>
+        <w:rPr>
+          <w:rFonts w:ascii="游ゴシック" w:hAnsi="游ゴシック" w:eastAsia="游ゴシック"/>
+          <w:b w:val="0"/>
+          <w:sz w:val="18"/>
+        </w:rPr>
+        <w:t>※ 健康とくらしの調査の「介護・介助が必要だが受けていない」（7.0％）とは</w:t>
+      </w:r>
+      <w:r>
+        <w:rPr>
+          <w:rFonts w:ascii="游ゴシック" w:hAnsi="游ゴシック" w:eastAsia="游ゴシック"/>
+          <w:b/>
+          <w:sz w:val="18"/>
+        </w:rPr>
+        <w:t>別の集団です</w:t>
+      </w:r>
+      <w:r>
+        <w:rPr>
+          <w:rFonts w:ascii="游ゴシック" w:hAnsi="游ゴシック" w:eastAsia="游ゴシック"/>
+          <w:b w:val="0"/>
+          <w:sz w:val="18"/>
+        </w:rPr>
+        <w:t>（同調査は要支援者・要介護者を含みません）。合算しません。</w:t>
+      </w:r>
+    </w:p>
+    <w:p>
+      <w:pPr>
+        <w:keepNext/>
+        <w:spacing w:before="180" w:after="60"/>
+      </w:pPr>
+      <w:r>
+        <w:rPr>
+          <w:rFonts w:ascii="游ゴシック" w:hAnsi="游ゴシック" w:eastAsia="游ゴシック"/>
+          <w:b/>
+          <w:sz w:val="22"/>
+        </w:rPr>
+        <w:t>2　調査で示されたことと、供給構造の側から見えること</w:t>
+      </w:r>
+    </w:p>
+    <w:p>
+      <w:pPr>
+        <w:keepNext/>
+        <w:spacing w:before="160" w:after="40"/>
+      </w:pPr>
+      <w:r>
+        <w:rPr>
+          <w:rFonts w:ascii="游ゴシック" w:hAnsi="游ゴシック" w:eastAsia="游ゴシック"/>
+          <w:b/>
+          <w:sz w:val="20"/>
+        </w:rPr>
+        <w:t>表10　調査結果と供給構造の接続</w:t>
+      </w:r>
+    </w:p>
+    <w:tbl>
+      <w:tblPr>
+        <w:tblStyle w:val="TableGrid"/>
+        <w:tblW w:type="auto" w:w="0"/>
+        <w:jc w:val="center"/>
+        <w:tblLayout w:type="fixed"/>
+        <w:tblCellMar>
+          <w:top w:w="34" w:type="dxa"/>
+          <w:left w:w="68" w:type="dxa"/>
+          <w:bottom w:w="34" w:type="dxa"/>
+          <w:right w:w="68" w:type="dxa"/>
+        </w:tblCellMar>
+        <w:tblLook w:firstColumn="1" w:firstRow="1" w:lastColumn="0" w:lastRow="0" w:noHBand="0" w:noVBand="1" w:val="04A0"/>
+      </w:tblPr>
+      <w:tblGrid>
+        <w:gridCol w:w="3251"/>
+        <w:gridCol w:w="3251"/>
+        <w:gridCol w:w="3251"/>
+      </w:tblGrid>
+      <w:tr>
+        <w:trPr>
+          <w:tblHeader/>
+        </w:trPr>
+        <w:tc>
+          <w:tcPr>
+            <w:tcW w:type="dxa" w:w="2835"/>
+            <w:shd w:val="clear" w:color="auto" w:fill="1F3864"/>
+            <w:vAlign w:val="center"/>
+          </w:tcPr>
+          <w:p>
+            <w:pPr>
+              <w:spacing w:after="0"/>
+              <w:jc w:val="center"/>
+            </w:pPr>
+            <w:r>
+              <w:rPr>
+                <w:rFonts w:ascii="游ゴシック" w:hAnsi="游ゴシック" w:eastAsia="游ゴシック"/>
+                <w:b/>
+                <w:color w:val="FFFFFF"/>
+                <w:sz w:val="18"/>
+              </w:rPr>
+              <w:t>調査で示されたこと</w:t>
+            </w:r>
+          </w:p>
+        </w:tc>
+        <w:tc>
+          <w:tcPr>
+            <w:tcW w:type="dxa" w:w="3061"/>
+            <w:shd w:val="clear" w:color="auto" w:fill="1F3864"/>
+            <w:vAlign w:val="center"/>
+          </w:tcPr>
+          <w:p>
+            <w:pPr>
+              <w:spacing w:after="0"/>
+              <w:jc w:val="center"/>
+            </w:pPr>
+            <w:r>
+              <w:rPr>
+                <w:rFonts w:ascii="游ゴシック" w:hAnsi="游ゴシック" w:eastAsia="游ゴシック"/>
+                <w:b/>
+                <w:color w:val="FFFFFF"/>
+                <w:sz w:val="18"/>
+              </w:rPr>
+              <w:t>供給構造の側から見えること</w:t>
+            </w:r>
+          </w:p>
+        </w:tc>
+        <w:tc>
+          <w:tcPr>
+            <w:tcW w:type="dxa" w:w="3855"/>
+            <w:shd w:val="clear" w:color="auto" w:fill="1F3864"/>
+            <w:vAlign w:val="center"/>
+          </w:tcPr>
+          <w:p>
+            <w:pPr>
+              <w:spacing w:after="0"/>
+              <w:jc w:val="center"/>
+            </w:pPr>
+            <w:r>
+              <w:rPr>
+                <w:rFonts w:ascii="游ゴシック" w:hAnsi="游ゴシック" w:eastAsia="游ゴシック"/>
+                <w:b/>
+                <w:color w:val="FFFFFF"/>
+                <w:sz w:val="18"/>
+              </w:rPr>
+              <w:t>計画での扱い</w:t>
+            </w:r>
+          </w:p>
+        </w:tc>
+      </w:tr>
+      <w:tr>
+        <w:trPr>
+          <w:cantSplit/>
+        </w:trPr>
+        <w:tc>
+          <w:tcPr>
+            <w:tcW w:type="dxa" w:w="2835"/>
+            <w:vAlign w:val="center"/>
+          </w:tcPr>
+          <w:p>
+            <w:pPr>
+              <w:spacing w:after="0"/>
+            </w:pPr>
+            <w:r>
+              <w:rPr>
+                <w:rFonts w:ascii="游ゴシック" w:hAnsi="游ゴシック" w:eastAsia="游ゴシック"/>
+                <w:b w:val="0"/>
+                <w:sz w:val="18"/>
+              </w:rPr>
+              <w:t>利用者票で必要とされた生活支援の最多は外出同行（51件・51.5％）である</w:t>
+            </w:r>
+          </w:p>
+        </w:tc>
+        <w:tc>
+          <w:tcPr>
+            <w:tcW w:type="dxa" w:w="3061"/>
+            <w:vAlign w:val="center"/>
+          </w:tcPr>
+          <w:p>
+            <w:pPr>
+              <w:spacing w:after="0"/>
+            </w:pPr>
+            <w:r>
+              <w:rPr>
+                <w:rFonts w:ascii="游ゴシック" w:hAnsi="游ゴシック" w:eastAsia="游ゴシック"/>
+                <w:b w:val="0"/>
+                <w:sz w:val="18"/>
+              </w:rPr>
+              <w:t>訪問系13事業所のうち美瑛町を実施地域とするのは4事業所である。健康とくらしの調査では自力移動の手段がない層が20％台にある。</w:t>
+            </w:r>
+          </w:p>
+        </w:tc>
+        <w:tc>
+          <w:tcPr>
+            <w:tcW w:type="dxa" w:w="3855"/>
+            <w:vAlign w:val="center"/>
+          </w:tcPr>
+          <w:p>
+            <w:pPr>
+              <w:spacing w:after="0"/>
+            </w:pPr>
+            <w:r>
+              <w:rPr>
+                <w:rFonts w:ascii="游ゴシック" w:hAnsi="游ゴシック" w:eastAsia="游ゴシック"/>
+                <w:b w:val="0"/>
+                <w:sz w:val="18"/>
+              </w:rPr>
+              <w:t>移動の確保を第5章基本目標2の重点に位置づける。介護保険の給付では担えない部分は生活支援体制整備事業による</w:t>
+            </w:r>
+          </w:p>
+        </w:tc>
+      </w:tr>
+      <w:tr>
+        <w:trPr>
+          <w:cantSplit/>
+        </w:trPr>
+        <w:tc>
+          <w:tcPr>
+            <w:tcW w:type="dxa" w:w="2835"/>
+            <w:shd w:val="clear" w:color="auto" w:fill="F2F5FA"/>
+            <w:vAlign w:val="center"/>
+          </w:tcPr>
+          <w:p>
+            <w:pPr>
+              <w:spacing w:after="0"/>
+            </w:pPr>
+            <w:r>
+              <w:rPr>
+                <w:rFonts w:ascii="游ゴシック" w:hAnsi="游ゴシック" w:eastAsia="游ゴシック"/>
+                <w:b w:val="0"/>
+                <w:sz w:val="18"/>
+              </w:rPr>
+              <w:t>利用者票で夜間対応型・定期巡回・看多機が計26件挙げられた</w:t>
+            </w:r>
+          </w:p>
+        </w:tc>
+        <w:tc>
+          <w:tcPr>
+            <w:tcW w:type="dxa" w:w="3061"/>
+            <w:shd w:val="clear" w:color="auto" w:fill="F2F5FA"/>
+            <w:vAlign w:val="center"/>
+          </w:tcPr>
+          <w:p>
+            <w:pPr>
+              <w:spacing w:after="0"/>
+            </w:pPr>
+            <w:r>
+              <w:rPr>
+                <w:rFonts w:ascii="游ゴシック" w:hAnsi="游ゴシック" w:eastAsia="游ゴシック"/>
+                <w:b w:val="0"/>
+                <w:sz w:val="18"/>
+              </w:rPr>
+              <w:t>この3サービスは区域内に事業所がなく、受給率も0.0％である。</w:t>
+            </w:r>
+          </w:p>
+        </w:tc>
+        <w:tc>
+          <w:tcPr>
+            <w:tcW w:type="dxa" w:w="3855"/>
+            <w:shd w:val="clear" w:color="auto" w:fill="F2F5FA"/>
+            <w:vAlign w:val="center"/>
+          </w:tcPr>
+          <w:p>
+            <w:pPr>
+              <w:spacing w:after="0"/>
+            </w:pPr>
+            <w:r>
+              <w:rPr>
+                <w:rFonts w:ascii="游ゴシック" w:hAnsi="游ゴシック" w:eastAsia="游ゴシック"/>
+                <w:b w:val="0"/>
+                <w:sz w:val="18"/>
+              </w:rPr>
+              <w:t>第6章第4節（24時間対応サービスの確保方策）の根拠とする。整備するか、既存の訪問介護・訪問看護の連携で代替するかを決める</w:t>
+            </w:r>
+          </w:p>
+        </w:tc>
+      </w:tr>
+      <w:tr>
+        <w:trPr>
+          <w:cantSplit/>
+        </w:trPr>
+        <w:tc>
+          <w:tcPr>
+            <w:tcW w:type="dxa" w:w="2835"/>
+            <w:vAlign w:val="center"/>
+          </w:tcPr>
+          <w:p>
+            <w:pPr>
+              <w:spacing w:after="0"/>
+            </w:pPr>
+            <w:r>
+              <w:rPr>
+                <w:rFonts w:ascii="游ゴシック" w:hAnsi="游ゴシック" w:eastAsia="游ゴシック"/>
+                <w:b w:val="0"/>
+                <w:sz w:val="18"/>
+              </w:rPr>
+              <w:t>居所変更実態調査で新規入所の57.0％が病院・診療所からである</w:t>
+            </w:r>
+          </w:p>
+        </w:tc>
+        <w:tc>
+          <w:tcPr>
+            <w:tcW w:type="dxa" w:w="3061"/>
+            <w:vAlign w:val="center"/>
+          </w:tcPr>
+          <w:p>
+            <w:pPr>
+              <w:spacing w:after="0"/>
+            </w:pPr>
+            <w:r>
+              <w:rPr>
+                <w:rFonts w:ascii="游ゴシック" w:hAnsi="游ゴシック" w:eastAsia="游ゴシック"/>
+                <w:b w:val="0"/>
+                <w:sz w:val="18"/>
+              </w:rPr>
+              <w:t>老健3施設240人が区域内の中間施設として機能している。在宅への復帰か施設入所かの分岐点が医療機関にある。</w:t>
+            </w:r>
+          </w:p>
+        </w:tc>
+        <w:tc>
+          <w:tcPr>
+            <w:tcW w:type="dxa" w:w="3855"/>
+            <w:vAlign w:val="center"/>
+          </w:tcPr>
+          <w:p>
+            <w:pPr>
+              <w:spacing w:after="0"/>
+            </w:pPr>
+            <w:r>
+              <w:rPr>
+                <w:rFonts w:ascii="游ゴシック" w:hAnsi="游ゴシック" w:eastAsia="游ゴシック"/>
+                <w:b w:val="0"/>
+                <w:sz w:val="18"/>
+              </w:rPr>
+              <w:t>第6章第5節（医療と介護の連携）の根拠とする</w:t>
+            </w:r>
+          </w:p>
+        </w:tc>
+      </w:tr>
+      <w:tr>
+        <w:trPr>
+          <w:cantSplit/>
+        </w:trPr>
+        <w:tc>
+          <w:tcPr>
+            <w:tcW w:type="dxa" w:w="2835"/>
+            <w:shd w:val="clear" w:color="auto" w:fill="F2F5FA"/>
+            <w:vAlign w:val="center"/>
+          </w:tcPr>
+          <w:p>
+            <w:pPr>
+              <w:spacing w:after="0"/>
+            </w:pPr>
+            <w:r>
+              <w:rPr>
+                <w:rFonts w:ascii="游ゴシック" w:hAnsi="游ゴシック" w:eastAsia="游ゴシック"/>
+                <w:b w:val="0"/>
+                <w:sz w:val="18"/>
+              </w:rPr>
+              <w:t>介護人材実態調査で介護職員の33.3％が見える化で把握できないサービスに従事している</w:t>
+            </w:r>
+          </w:p>
+        </w:tc>
+        <w:tc>
+          <w:tcPr>
+            <w:tcW w:type="dxa" w:w="3061"/>
+            <w:shd w:val="clear" w:color="auto" w:fill="F2F5FA"/>
+            <w:vAlign w:val="center"/>
+          </w:tcPr>
+          <w:p>
+            <w:pPr>
+              <w:spacing w:after="0"/>
+            </w:pPr>
+            <w:r>
+              <w:rPr>
+                <w:rFonts w:ascii="游ゴシック" w:hAnsi="游ゴシック" w:eastAsia="游ゴシック"/>
+                <w:b w:val="0"/>
+                <w:sz w:val="18"/>
+              </w:rPr>
+              <w:t>グループホーム7・特定施設3・住宅型有料9・サ高住2・軽費1の22施設が該当する。うち調査に回答したのは一部にとどまる。</w:t>
+            </w:r>
+          </w:p>
+        </w:tc>
+        <w:tc>
+          <w:tcPr>
+            <w:tcW w:type="dxa" w:w="3855"/>
+            <w:shd w:val="clear" w:color="auto" w:fill="F2F5FA"/>
+            <w:vAlign w:val="center"/>
+          </w:tcPr>
+          <w:p>
+            <w:pPr>
+              <w:spacing w:after="0"/>
+            </w:pPr>
+            <w:r>
+              <w:rPr>
+                <w:rFonts w:ascii="游ゴシック" w:hAnsi="游ゴシック" w:eastAsia="游ゴシック"/>
+                <w:b w:val="0"/>
+                <w:sz w:val="18"/>
+              </w:rPr>
+              <w:t>第3章第5節では、把握範囲を明記したうえで記述する。本調査を継続する意義を第10期に位置づける</w:t>
+            </w:r>
+          </w:p>
+        </w:tc>
+      </w:tr>
+      <w:tr>
+        <w:trPr>
+          <w:cantSplit/>
+        </w:trPr>
+        <w:tc>
+          <w:tcPr>
+            <w:tcW w:type="dxa" w:w="2835"/>
+            <w:vAlign w:val="center"/>
+          </w:tcPr>
+          <w:p>
+            <w:pPr>
+              <w:spacing w:after="0"/>
+            </w:pPr>
+            <w:r>
+              <w:rPr>
+                <w:rFonts w:ascii="游ゴシック" w:hAnsi="游ゴシック" w:eastAsia="游ゴシック"/>
+                <w:b w:val="0"/>
+                <w:sz w:val="18"/>
+              </w:rPr>
+              <w:t>利用者票で小規模多機能が最多（44件）に挙げられた</w:t>
+            </w:r>
+          </w:p>
+        </w:tc>
+        <w:tc>
+          <w:tcPr>
+            <w:tcW w:type="dxa" w:w="3061"/>
+            <w:vAlign w:val="center"/>
+          </w:tcPr>
+          <w:p>
+            <w:pPr>
+              <w:spacing w:after="0"/>
+            </w:pPr>
+            <w:r>
+              <w:rPr>
+                <w:rFonts w:ascii="游ゴシック" w:hAnsi="游ゴシック" w:eastAsia="游ゴシック"/>
+                <w:b w:val="0"/>
+                <w:sz w:val="18"/>
+              </w:rPr>
+              <w:t>区域内の小規模多機能5事業所はすべて1法人が美瑛町で運営し、東川町・東神楽町を実施地域とするのは1事業所のみである。</w:t>
+            </w:r>
+          </w:p>
+        </w:tc>
+        <w:tc>
+          <w:tcPr>
+            <w:tcW w:type="dxa" w:w="3855"/>
+            <w:vAlign w:val="center"/>
+          </w:tcPr>
+          <w:p>
+            <w:pPr>
+              <w:spacing w:after="0"/>
+            </w:pPr>
+            <w:r>
+              <w:rPr>
+                <w:rFonts w:ascii="游ゴシック" w:hAnsi="游ゴシック" w:eastAsia="游ゴシック"/>
+                <w:b w:val="0"/>
+                <w:sz w:val="18"/>
+              </w:rPr>
+              <w:t>第6章第2節の見込量は町別の実施地域を踏まえて設定する。件数をそのまま需要の強さと読まない</w:t>
+            </w:r>
+          </w:p>
+        </w:tc>
+      </w:tr>
+    </w:tbl>
+    <w:p>
+      <w:pPr>
+        <w:spacing w:after="80"/>
+      </w:pPr>
+      <w:r>
+        <w:rPr>
+          <w:rFonts w:ascii="游ゴシック" w:hAnsi="游ゴシック" w:eastAsia="游ゴシック"/>
+          <w:sz w:val="21"/>
+        </w:rPr>
+      </w:r>
+    </w:p>
+    <w:p>
+      <w:pPr>
+        <w:spacing w:after="80"/>
+      </w:pPr>
+      <w:r>
+        <w:rPr>
+          <w:rFonts w:ascii="游ゴシック" w:hAnsi="游ゴシック" w:eastAsia="游ゴシック"/>
+          <w:b/>
+          <w:sz w:val="21"/>
+        </w:rPr>
+        <w:t>課題は、量の不足だけではなく、供給の偏りと担い手の把握範囲にあります。</w:t>
+      </w:r>
+      <w:r>
+        <w:rPr>
+          <w:rFonts w:ascii="游ゴシック" w:hAnsi="游ゴシック" w:eastAsia="游ゴシック"/>
+          <w:b w:val="0"/>
+          <w:sz w:val="21"/>
+        </w:rPr>
+        <w:t>24時間対応の3サービスは区域内に事業所がなく、小規模多機能は5事業所すべてを1法人が運営し、訪問系13事業所のうち美瑛町を実施地域とするのは4事業所です。介護職員の33.3％は見える化システムでは把握できないサービスに従事しています。</w:t>
+      </w:r>
+    </w:p>
+    <w:p>
+      <w:pPr>
+        <w:keepNext/>
+        <w:spacing w:before="180" w:after="60"/>
+      </w:pPr>
+      <w:r>
+        <w:rPr>
+          <w:rFonts w:ascii="游ゴシック" w:hAnsi="游ゴシック" w:eastAsia="游ゴシック"/>
+          <w:b/>
+          <w:sz w:val="22"/>
+        </w:rPr>
+        <w:t>3　課題と第5章 基本目標の対応</w:t>
+      </w:r>
+    </w:p>
+    <w:p>
+      <w:pPr>
+        <w:keepNext/>
+        <w:spacing w:before="160" w:after="40"/>
+      </w:pPr>
+      <w:r>
+        <w:rPr>
+          <w:rFonts w:ascii="游ゴシック" w:hAnsi="游ゴシック" w:eastAsia="游ゴシック"/>
+          <w:b/>
+          <w:sz w:val="20"/>
+        </w:rPr>
+        <w:t>表11　調査から把握した課題と反映先</w:t>
+      </w:r>
+    </w:p>
+    <w:tbl>
+      <w:tblPr>
+        <w:tblStyle w:val="TableGrid"/>
+        <w:tblW w:type="auto" w:w="0"/>
+        <w:jc w:val="center"/>
+        <w:tblLayout w:type="fixed"/>
+        <w:tblCellMar>
+          <w:top w:w="34" w:type="dxa"/>
+          <w:left w:w="68" w:type="dxa"/>
+          <w:bottom w:w="34" w:type="dxa"/>
+          <w:right w:w="68" w:type="dxa"/>
+        </w:tblCellMar>
+        <w:tblLook w:firstColumn="1" w:firstRow="1" w:lastColumn="0" w:lastRow="0" w:noHBand="0" w:noVBand="1" w:val="04A0"/>
+      </w:tblPr>
+      <w:tblGrid>
+        <w:gridCol w:w="1950"/>
+        <w:gridCol w:w="1950"/>
+        <w:gridCol w:w="1950"/>
+        <w:gridCol w:w="1950"/>
+        <w:gridCol w:w="1950"/>
+      </w:tblGrid>
+      <w:tr>
+        <w:trPr>
+          <w:tblHeader/>
+        </w:trPr>
+        <w:tc>
+          <w:tcPr>
+            <w:tcW w:type="dxa" w:w="1814"/>
+            <w:shd w:val="clear" w:color="auto" w:fill="1F3864"/>
+            <w:vAlign w:val="center"/>
+          </w:tcPr>
+          <w:p>
+            <w:pPr>
+              <w:spacing w:after="0"/>
+              <w:jc w:val="center"/>
+            </w:pPr>
+            <w:r>
+              <w:rPr>
+                <w:rFonts w:ascii="游ゴシック" w:hAnsi="游ゴシック" w:eastAsia="游ゴシック"/>
+                <w:b/>
+                <w:color w:val="FFFFFF"/>
+                <w:sz w:val="18"/>
+              </w:rPr>
+              <w:t>課題</w:t>
+            </w:r>
+          </w:p>
+        </w:tc>
+        <w:tc>
+          <w:tcPr>
+            <w:tcW w:type="dxa" w:w="680"/>
+            <w:shd w:val="clear" w:color="auto" w:fill="1F3864"/>
+            <w:vAlign w:val="center"/>
+          </w:tcPr>
+          <w:p>
+            <w:pPr>
+              <w:spacing w:after="0"/>
+              <w:jc w:val="center"/>
+            </w:pPr>
+            <w:r>
+              <w:rPr>
+                <w:rFonts w:ascii="游ゴシック" w:hAnsi="游ゴシック" w:eastAsia="游ゴシック"/>
+                <w:b/>
+                <w:color w:val="FFFFFF"/>
+                <w:sz w:val="18"/>
+              </w:rPr>
+              <w:t>所見</w:t>
+            </w:r>
+          </w:p>
+        </w:tc>
+        <w:tc>
+          <w:tcPr>
+            <w:tcW w:type="dxa" w:w="3628"/>
+            <w:shd w:val="clear" w:color="auto" w:fill="1F3864"/>
+            <w:vAlign w:val="center"/>
+          </w:tcPr>
+          <w:p>
+            <w:pPr>
+              <w:spacing w:after="0"/>
+              <w:jc w:val="center"/>
+            </w:pPr>
+            <w:r>
+              <w:rPr>
+                <w:rFonts w:ascii="游ゴシック" w:hAnsi="游ゴシック" w:eastAsia="游ゴシック"/>
+                <w:b/>
+                <w:color w:val="FFFFFF"/>
+                <w:sz w:val="18"/>
+              </w:rPr>
+              <w:t>根拠（数値）</w:t>
+            </w:r>
+          </w:p>
+        </w:tc>
+        <w:tc>
+          <w:tcPr>
+            <w:tcW w:type="dxa" w:w="2041"/>
+            <w:shd w:val="clear" w:color="auto" w:fill="1F3864"/>
+            <w:vAlign w:val="center"/>
+          </w:tcPr>
+          <w:p>
+            <w:pPr>
+              <w:spacing w:after="0"/>
+              <w:jc w:val="center"/>
+            </w:pPr>
+            <w:r>
+              <w:rPr>
+                <w:rFonts w:ascii="游ゴシック" w:hAnsi="游ゴシック" w:eastAsia="游ゴシック"/>
+                <w:b/>
+                <w:color w:val="FFFFFF"/>
+                <w:sz w:val="18"/>
+              </w:rPr>
+              <w:t>計画素案の反映先</w:t>
+            </w:r>
+          </w:p>
+        </w:tc>
+        <w:tc>
+          <w:tcPr>
+            <w:tcW w:type="dxa" w:w="907"/>
+            <w:shd w:val="clear" w:color="auto" w:fill="1F3864"/>
+            <w:vAlign w:val="center"/>
+          </w:tcPr>
+          <w:p>
+            <w:pPr>
+              <w:spacing w:after="0"/>
+              <w:jc w:val="center"/>
+            </w:pPr>
+            <w:r>
+              <w:rPr>
+                <w:rFonts w:ascii="游ゴシック" w:hAnsi="游ゴシック" w:eastAsia="游ゴシック"/>
+                <w:b/>
+                <w:color w:val="FFFFFF"/>
+                <w:sz w:val="18"/>
+              </w:rPr>
+              <w:t>状態</w:t>
+            </w:r>
+          </w:p>
+        </w:tc>
+      </w:tr>
+      <w:tr>
+        <w:trPr>
+          <w:cantSplit/>
+        </w:trPr>
+        <w:tc>
+          <w:tcPr>
+            <w:tcW w:type="dxa" w:w="1814"/>
+            <w:vAlign w:val="center"/>
+          </w:tcPr>
+          <w:p>
+            <w:pPr>
+              <w:spacing w:after="0"/>
+            </w:pPr>
+            <w:r>
+              <w:rPr>
+                <w:rFonts w:ascii="游ゴシック" w:hAnsi="游ゴシック" w:eastAsia="游ゴシック"/>
+                <w:b/>
+                <w:sz w:val="18"/>
+              </w:rPr>
+              <w:t>移動と外出の確保（生活支援）</w:t>
+            </w:r>
+          </w:p>
+        </w:tc>
+        <w:tc>
+          <w:tcPr>
+            <w:tcW w:type="dxa" w:w="680"/>
+            <w:vAlign w:val="center"/>
+          </w:tcPr>
+          <w:p>
+            <w:pPr>
+              <w:spacing w:after="0"/>
+              <w:jc w:val="center"/>
+            </w:pPr>
+            <w:r>
+              <w:rPr>
+                <w:rFonts w:ascii="游ゴシック" w:hAnsi="游ゴシック" w:eastAsia="游ゴシック"/>
+                <w:b w:val="0"/>
+                <w:sz w:val="18"/>
+              </w:rPr>
+              <w:t>No.7</w:t>
+            </w:r>
+          </w:p>
+        </w:tc>
+        <w:tc>
+          <w:tcPr>
+            <w:tcW w:type="dxa" w:w="3628"/>
+            <w:vAlign w:val="center"/>
+          </w:tcPr>
+          <w:p>
+            <w:pPr>
+              <w:spacing w:after="0"/>
+            </w:pPr>
+            <w:r>
+              <w:rPr>
+                <w:rFonts w:ascii="游ゴシック" w:hAnsi="游ゴシック" w:eastAsia="游ゴシック"/>
+                <w:b w:val="0"/>
+                <w:sz w:val="18"/>
+              </w:rPr>
+              <w:t>利用者票99票のうち外出同行51件（51.5％）、見守り34件、通いの場34件。</w:t>
+            </w:r>
+          </w:p>
+        </w:tc>
+        <w:tc>
+          <w:tcPr>
+            <w:tcW w:type="dxa" w:w="2041"/>
+            <w:vAlign w:val="center"/>
+          </w:tcPr>
+          <w:p>
+            <w:pPr>
+              <w:spacing w:after="0"/>
+            </w:pPr>
+            <w:r>
+              <w:rPr>
+                <w:rFonts w:ascii="游ゴシック" w:hAnsi="游ゴシック" w:eastAsia="游ゴシック"/>
+                <w:b w:val="0"/>
+                <w:sz w:val="18"/>
+              </w:rPr>
+              <w:t>第2章第5節・第5章 基本目標2</w:t>
+            </w:r>
+          </w:p>
+        </w:tc>
+        <w:tc>
+          <w:tcPr>
+            <w:tcW w:type="dxa" w:w="907"/>
+            <w:vAlign w:val="center"/>
+          </w:tcPr>
+          <w:p>
+            <w:pPr>
+              <w:spacing w:after="0"/>
+              <w:jc w:val="center"/>
+            </w:pPr>
+            <w:r>
+              <w:rPr>
+                <w:rFonts w:ascii="游ゴシック" w:hAnsi="游ゴシック" w:eastAsia="游ゴシック"/>
+                <w:b w:val="0"/>
+                <w:sz w:val="18"/>
+              </w:rPr>
+              <w:t>反映済</w:t>
+            </w:r>
+          </w:p>
+        </w:tc>
+      </w:tr>
+      <w:tr>
+        <w:trPr>
+          <w:cantSplit/>
+        </w:trPr>
+        <w:tc>
+          <w:tcPr>
+            <w:tcW w:type="dxa" w:w="1814"/>
+            <w:shd w:val="clear" w:color="auto" w:fill="F2F5FA"/>
+            <w:vAlign w:val="center"/>
+          </w:tcPr>
+          <w:p>
+            <w:pPr>
+              <w:spacing w:after="0"/>
+            </w:pPr>
+            <w:r>
+              <w:rPr>
+                <w:rFonts w:ascii="游ゴシック" w:hAnsi="游ゴシック" w:eastAsia="游ゴシック"/>
+                <w:b/>
+                <w:sz w:val="18"/>
+              </w:rPr>
+              <w:t>外出と社会参加（他保険者との比較）</w:t>
+            </w:r>
+          </w:p>
+        </w:tc>
+        <w:tc>
+          <w:tcPr>
+            <w:tcW w:type="dxa" w:w="680"/>
+            <w:shd w:val="clear" w:color="auto" w:fill="F2F5FA"/>
+            <w:vAlign w:val="center"/>
+          </w:tcPr>
+          <w:p>
+            <w:pPr>
+              <w:spacing w:after="0"/>
+              <w:jc w:val="center"/>
+            </w:pPr>
+            <w:r>
+              <w:rPr>
+                <w:rFonts w:ascii="游ゴシック" w:hAnsi="游ゴシック" w:eastAsia="游ゴシック"/>
+                <w:b w:val="0"/>
+                <w:sz w:val="18"/>
+              </w:rPr>
+              <w:t>No.9</w:t>
+            </w:r>
+          </w:p>
+        </w:tc>
+        <w:tc>
+          <w:tcPr>
+            <w:tcW w:type="dxa" w:w="3628"/>
+            <w:shd w:val="clear" w:color="auto" w:fill="F2F5FA"/>
+            <w:vAlign w:val="center"/>
+          </w:tcPr>
+          <w:p>
+            <w:pPr>
+              <w:spacing w:after="0"/>
+            </w:pPr>
+            <w:r>
+              <w:rPr>
+                <w:rFonts w:ascii="游ゴシック" w:hAnsi="游ゴシック" w:eastAsia="游ゴシック"/>
+                <w:b w:val="0"/>
+                <w:sz w:val="18"/>
+              </w:rPr>
+              <w:t>友人知人と会う頻度が高い者63.0％（同規模71.2％）。転倒35.5％（同30.0％）、口腔機能低下24.7％（同21.8％）。</w:t>
+            </w:r>
+          </w:p>
+        </w:tc>
+        <w:tc>
+          <w:tcPr>
+            <w:tcW w:type="dxa" w:w="2041"/>
+            <w:shd w:val="clear" w:color="auto" w:fill="F2F5FA"/>
+            <w:vAlign w:val="center"/>
+          </w:tcPr>
+          <w:p>
+            <w:pPr>
+              <w:spacing w:after="0"/>
+            </w:pPr>
+            <w:r>
+              <w:rPr>
+                <w:rFonts w:ascii="游ゴシック" w:hAnsi="游ゴシック" w:eastAsia="游ゴシック"/>
+                <w:b w:val="0"/>
+                <w:sz w:val="18"/>
+              </w:rPr>
+              <w:t>第2章第4節・第5章 基本目標1・2</w:t>
+            </w:r>
+          </w:p>
+        </w:tc>
+        <w:tc>
+          <w:tcPr>
+            <w:tcW w:type="dxa" w:w="907"/>
+            <w:shd w:val="clear" w:color="auto" w:fill="F2F5FA"/>
+            <w:vAlign w:val="center"/>
+          </w:tcPr>
+          <w:p>
+            <w:pPr>
+              <w:spacing w:after="0"/>
+              <w:jc w:val="center"/>
+            </w:pPr>
+            <w:r>
+              <w:rPr>
+                <w:rFonts w:ascii="游ゴシック" w:hAnsi="游ゴシック" w:eastAsia="游ゴシック"/>
+                <w:b w:val="0"/>
+                <w:sz w:val="18"/>
+              </w:rPr>
+              <w:t>反映済</w:t>
+            </w:r>
+          </w:p>
+        </w:tc>
+      </w:tr>
+      <w:tr>
+        <w:trPr>
+          <w:cantSplit/>
+        </w:trPr>
+        <w:tc>
+          <w:tcPr>
+            <w:tcW w:type="dxa" w:w="1814"/>
+            <w:vAlign w:val="center"/>
+          </w:tcPr>
+          <w:p>
+            <w:pPr>
+              <w:spacing w:after="0"/>
+            </w:pPr>
+            <w:r>
+              <w:rPr>
+                <w:rFonts w:ascii="游ゴシック" w:hAnsi="游ゴシック" w:eastAsia="游ゴシック"/>
+                <w:b/>
+                <w:sz w:val="18"/>
+              </w:rPr>
+              <w:t>除雪（介護保険の給付対象外）</w:t>
+            </w:r>
+          </w:p>
+        </w:tc>
+        <w:tc>
+          <w:tcPr>
+            <w:tcW w:type="dxa" w:w="680"/>
+            <w:vAlign w:val="center"/>
+          </w:tcPr>
+          <w:p>
+            <w:pPr>
+              <w:spacing w:after="0"/>
+              <w:jc w:val="center"/>
+            </w:pPr>
+            <w:r>
+              <w:rPr>
+                <w:rFonts w:ascii="游ゴシック" w:hAnsi="游ゴシック" w:eastAsia="游ゴシック"/>
+                <w:b w:val="0"/>
+                <w:sz w:val="18"/>
+              </w:rPr>
+              <w:t>No.8</w:t>
+            </w:r>
+          </w:p>
+        </w:tc>
+        <w:tc>
+          <w:tcPr>
+            <w:tcW w:type="dxa" w:w="3628"/>
+            <w:vAlign w:val="center"/>
+          </w:tcPr>
+          <w:p>
+            <w:pPr>
+              <w:spacing w:after="0"/>
+            </w:pPr>
+            <w:r>
+              <w:rPr>
+                <w:rFonts w:ascii="游ゴシック" w:hAnsi="游ゴシック" w:eastAsia="游ゴシック"/>
+                <w:b w:val="0"/>
+                <w:sz w:val="18"/>
+              </w:rPr>
+              <w:t>健康とくらしの調査で24.3％（n=4,128）。介護保険の給付対象外。</w:t>
+            </w:r>
+          </w:p>
+        </w:tc>
+        <w:tc>
+          <w:tcPr>
+            <w:tcW w:type="dxa" w:w="2041"/>
+            <w:vAlign w:val="center"/>
+          </w:tcPr>
+          <w:p>
+            <w:pPr>
+              <w:spacing w:after="0"/>
+            </w:pPr>
+            <w:r>
+              <w:rPr>
+                <w:rFonts w:ascii="游ゴシック" w:hAnsi="游ゴシック" w:eastAsia="游ゴシック"/>
+                <w:b w:val="0"/>
+                <w:sz w:val="18"/>
+              </w:rPr>
+              <w:t>第2章第4節・第5章 基本目標2</w:t>
+            </w:r>
+          </w:p>
+        </w:tc>
+        <w:tc>
+          <w:tcPr>
+            <w:tcW w:type="dxa" w:w="907"/>
+            <w:vAlign w:val="center"/>
+          </w:tcPr>
+          <w:p>
+            <w:pPr>
+              <w:spacing w:after="0"/>
+              <w:jc w:val="center"/>
+            </w:pPr>
+            <w:r>
+              <w:rPr>
+                <w:rFonts w:ascii="游ゴシック" w:hAnsi="游ゴシック" w:eastAsia="游ゴシック"/>
+                <w:b w:val="0"/>
+                <w:sz w:val="18"/>
+              </w:rPr>
+              <w:t>反映済</w:t>
+            </w:r>
+          </w:p>
+        </w:tc>
+      </w:tr>
+      <w:tr>
+        <w:trPr>
+          <w:cantSplit/>
+        </w:trPr>
+        <w:tc>
+          <w:tcPr>
+            <w:tcW w:type="dxa" w:w="1814"/>
+            <w:shd w:val="clear" w:color="auto" w:fill="F2F5FA"/>
+            <w:vAlign w:val="center"/>
+          </w:tcPr>
+          <w:p>
+            <w:pPr>
+              <w:spacing w:after="0"/>
+            </w:pPr>
+            <w:r>
+              <w:rPr>
+                <w:rFonts w:ascii="游ゴシック" w:hAnsi="游ゴシック" w:eastAsia="游ゴシック"/>
+                <w:b/>
+                <w:sz w:val="18"/>
+              </w:rPr>
+              <w:t>24時間対応サービスの不在</w:t>
+            </w:r>
+          </w:p>
+        </w:tc>
+        <w:tc>
+          <w:tcPr>
+            <w:tcW w:type="dxa" w:w="680"/>
+            <w:shd w:val="clear" w:color="auto" w:fill="F2F5FA"/>
+            <w:vAlign w:val="center"/>
+          </w:tcPr>
+          <w:p>
+            <w:pPr>
+              <w:spacing w:after="0"/>
+              <w:jc w:val="center"/>
+            </w:pPr>
+            <w:r>
+              <w:rPr>
+                <w:rFonts w:ascii="游ゴシック" w:hAnsi="游ゴシック" w:eastAsia="游ゴシック"/>
+                <w:b w:val="0"/>
+                <w:sz w:val="18"/>
+              </w:rPr>
+              <w:t>No.3</w:t>
+            </w:r>
+          </w:p>
+        </w:tc>
+        <w:tc>
+          <w:tcPr>
+            <w:tcW w:type="dxa" w:w="3628"/>
+            <w:shd w:val="clear" w:color="auto" w:fill="F2F5FA"/>
+            <w:vAlign w:val="center"/>
+          </w:tcPr>
+          <w:p>
+            <w:pPr>
+              <w:spacing w:after="0"/>
+            </w:pPr>
+            <w:r>
+              <w:rPr>
+                <w:rFonts w:ascii="游ゴシック" w:hAnsi="游ゴシック" w:eastAsia="游ゴシック"/>
+                <w:b w:val="0"/>
+                <w:sz w:val="18"/>
+              </w:rPr>
+              <w:t>定期巡回・夜間対応・看多機の事業所数0、受給率0.0％。利用者票では計26件が必要と回答されている。</w:t>
+            </w:r>
+          </w:p>
+        </w:tc>
+        <w:tc>
+          <w:tcPr>
+            <w:tcW w:type="dxa" w:w="2041"/>
+            <w:shd w:val="clear" w:color="auto" w:fill="F2F5FA"/>
+            <w:vAlign w:val="center"/>
+          </w:tcPr>
+          <w:p>
+            <w:pPr>
+              <w:spacing w:after="0"/>
+            </w:pPr>
+            <w:r>
+              <w:rPr>
+                <w:rFonts w:ascii="游ゴシック" w:hAnsi="游ゴシック" w:eastAsia="游ゴシック"/>
+                <w:b w:val="0"/>
+                <w:sz w:val="18"/>
+              </w:rPr>
+              <w:t>第6章第4節</w:t>
+            </w:r>
+          </w:p>
+        </w:tc>
+        <w:tc>
+          <w:tcPr>
+            <w:tcW w:type="dxa" w:w="907"/>
+            <w:shd w:val="clear" w:color="auto" w:fill="F2F5FA"/>
+            <w:vAlign w:val="center"/>
+          </w:tcPr>
+          <w:p>
+            <w:pPr>
+              <w:spacing w:after="0"/>
+              <w:jc w:val="center"/>
+            </w:pPr>
+            <w:r>
+              <w:rPr>
+                <w:rFonts w:ascii="游ゴシック" w:hAnsi="游ゴシック" w:eastAsia="游ゴシック"/>
+                <w:b w:val="0"/>
+                <w:sz w:val="18"/>
+              </w:rPr>
+              <w:t>反映済</w:t>
+            </w:r>
+          </w:p>
+        </w:tc>
+      </w:tr>
+      <w:tr>
+        <w:trPr>
+          <w:cantSplit/>
+        </w:trPr>
+        <w:tc>
+          <w:tcPr>
+            <w:tcW w:type="dxa" w:w="1814"/>
+            <w:vAlign w:val="center"/>
+          </w:tcPr>
+          <w:p>
+            <w:pPr>
+              <w:spacing w:after="0"/>
+            </w:pPr>
+            <w:r>
+              <w:rPr>
+                <w:rFonts w:ascii="游ゴシック" w:hAnsi="游ゴシック" w:eastAsia="游ゴシック"/>
+                <w:b/>
+                <w:sz w:val="18"/>
+              </w:rPr>
+              <w:t>医療機関からの施設入所という経路</w:t>
+            </w:r>
+          </w:p>
+        </w:tc>
+        <w:tc>
+          <w:tcPr>
+            <w:tcW w:type="dxa" w:w="680"/>
+            <w:vAlign w:val="center"/>
+          </w:tcPr>
+          <w:p>
+            <w:pPr>
+              <w:spacing w:after="0"/>
+              <w:jc w:val="center"/>
+            </w:pPr>
+            <w:r>
+              <w:rPr>
+                <w:rFonts w:ascii="游ゴシック" w:hAnsi="游ゴシック" w:eastAsia="游ゴシック"/>
+                <w:b w:val="0"/>
+                <w:sz w:val="18"/>
+              </w:rPr>
+              <w:t>No.1</w:t>
+            </w:r>
+          </w:p>
+        </w:tc>
+        <w:tc>
+          <w:tcPr>
+            <w:tcW w:type="dxa" w:w="3628"/>
+            <w:vAlign w:val="center"/>
+          </w:tcPr>
+          <w:p>
+            <w:pPr>
+              <w:spacing w:after="0"/>
+            </w:pPr>
+            <w:r>
+              <w:rPr>
+                <w:rFonts w:ascii="游ゴシック" w:hAnsi="游ゴシック" w:eastAsia="游ゴシック"/>
+                <w:b w:val="0"/>
+                <w:sz w:val="18"/>
+              </w:rPr>
+              <w:t>新規入所335人の入所前の居場所は病院・診療所57.0％・自宅27.5％。退去349人の退去先は病院・診療所47.0％・死亡27.2％・自宅12.3％。</w:t>
+            </w:r>
+          </w:p>
+        </w:tc>
+        <w:tc>
+          <w:tcPr>
+            <w:tcW w:type="dxa" w:w="2041"/>
+            <w:vAlign w:val="center"/>
+          </w:tcPr>
+          <w:p>
+            <w:pPr>
+              <w:spacing w:after="0"/>
+            </w:pPr>
+            <w:r>
+              <w:rPr>
+                <w:rFonts w:ascii="游ゴシック" w:hAnsi="游ゴシック" w:eastAsia="游ゴシック"/>
+                <w:b w:val="0"/>
+                <w:sz w:val="18"/>
+              </w:rPr>
+              <w:t>第2章第6節・第6章第5節</w:t>
+            </w:r>
+          </w:p>
+        </w:tc>
+        <w:tc>
+          <w:tcPr>
+            <w:tcW w:type="dxa" w:w="907"/>
+            <w:vAlign w:val="center"/>
+          </w:tcPr>
+          <w:p>
+            <w:pPr>
+              <w:spacing w:after="0"/>
+              <w:jc w:val="center"/>
+            </w:pPr>
+            <w:r>
+              <w:rPr>
+                <w:rFonts w:ascii="游ゴシック" w:hAnsi="游ゴシック" w:eastAsia="游ゴシック"/>
+                <w:b w:val="0"/>
+                <w:sz w:val="18"/>
+              </w:rPr>
+              <w:t>着手可</w:t>
+            </w:r>
+          </w:p>
+        </w:tc>
+      </w:tr>
+      <w:tr>
+        <w:trPr>
+          <w:cantSplit/>
+        </w:trPr>
+        <w:tc>
+          <w:tcPr>
+            <w:tcW w:type="dxa" w:w="1814"/>
+            <w:shd w:val="clear" w:color="auto" w:fill="F2F5FA"/>
+            <w:vAlign w:val="center"/>
+          </w:tcPr>
+          <w:p>
+            <w:pPr>
+              <w:spacing w:after="0"/>
+            </w:pPr>
+            <w:r>
+              <w:rPr>
+                <w:rFonts w:ascii="游ゴシック" w:hAnsi="游ゴシック" w:eastAsia="游ゴシック"/>
+                <w:b/>
+                <w:sz w:val="18"/>
+              </w:rPr>
+              <w:t>介護人材の把握範囲</w:t>
+            </w:r>
+          </w:p>
+        </w:tc>
+        <w:tc>
+          <w:tcPr>
+            <w:tcW w:type="dxa" w:w="680"/>
+            <w:shd w:val="clear" w:color="auto" w:fill="F2F5FA"/>
+            <w:vAlign w:val="center"/>
+          </w:tcPr>
+          <w:p>
+            <w:pPr>
+              <w:spacing w:after="0"/>
+              <w:jc w:val="center"/>
+            </w:pPr>
+            <w:r>
+              <w:rPr>
+                <w:rFonts w:ascii="游ゴシック" w:hAnsi="游ゴシック" w:eastAsia="游ゴシック"/>
+                <w:b w:val="0"/>
+                <w:sz w:val="18"/>
+              </w:rPr>
+              <w:t>No.6</w:t>
+            </w:r>
+          </w:p>
+        </w:tc>
+        <w:tc>
+          <w:tcPr>
+            <w:tcW w:type="dxa" w:w="3628"/>
+            <w:shd w:val="clear" w:color="auto" w:fill="F2F5FA"/>
+            <w:vAlign w:val="center"/>
+          </w:tcPr>
+          <w:p>
+            <w:pPr>
+              <w:spacing w:after="0"/>
+            </w:pPr>
+            <w:r>
+              <w:rPr>
+                <w:rFonts w:ascii="游ゴシック" w:hAnsi="游ゴシック" w:eastAsia="游ゴシック"/>
+                <w:b w:val="0"/>
+                <w:sz w:val="18"/>
+              </w:rPr>
+              <w:t>グループホーム・特定施設・住宅型有料・サ高住の介護職員116人。</w:t>
+            </w:r>
+          </w:p>
+        </w:tc>
+        <w:tc>
+          <w:tcPr>
+            <w:tcW w:type="dxa" w:w="2041"/>
+            <w:shd w:val="clear" w:color="auto" w:fill="F2F5FA"/>
+            <w:vAlign w:val="center"/>
+          </w:tcPr>
+          <w:p>
+            <w:pPr>
+              <w:spacing w:after="0"/>
+            </w:pPr>
+            <w:r>
+              <w:rPr>
+                <w:rFonts w:ascii="游ゴシック" w:hAnsi="游ゴシック" w:eastAsia="游ゴシック"/>
+                <w:b w:val="0"/>
+                <w:sz w:val="18"/>
+              </w:rPr>
+              <w:t>第3章第5節</w:t>
+            </w:r>
+          </w:p>
+        </w:tc>
+        <w:tc>
+          <w:tcPr>
+            <w:tcW w:type="dxa" w:w="907"/>
+            <w:shd w:val="clear" w:color="auto" w:fill="F2F5FA"/>
+            <w:vAlign w:val="center"/>
+          </w:tcPr>
+          <w:p>
+            <w:pPr>
+              <w:spacing w:after="0"/>
+              <w:jc w:val="center"/>
+            </w:pPr>
+            <w:r>
+              <w:rPr>
+                <w:rFonts w:ascii="游ゴシック" w:hAnsi="游ゴシック" w:eastAsia="游ゴシック"/>
+                <w:b w:val="0"/>
+                <w:sz w:val="18"/>
+              </w:rPr>
+              <w:t>着手可</w:t>
+            </w:r>
+          </w:p>
+        </w:tc>
+      </w:tr>
+      <w:tr>
+        <w:trPr>
+          <w:cantSplit/>
+        </w:trPr>
+        <w:tc>
+          <w:tcPr>
+            <w:tcW w:type="dxa" w:w="1814"/>
+            <w:vAlign w:val="center"/>
+          </w:tcPr>
+          <w:p>
+            <w:pPr>
+              <w:spacing w:after="0"/>
+            </w:pPr>
+            <w:r>
+              <w:rPr>
+                <w:rFonts w:ascii="游ゴシック" w:hAnsi="游ゴシック" w:eastAsia="游ゴシック"/>
+                <w:b/>
+                <w:sz w:val="18"/>
+              </w:rPr>
+              <w:t>介護人材の定着</w:t>
+            </w:r>
+          </w:p>
+        </w:tc>
+        <w:tc>
+          <w:tcPr>
+            <w:tcW w:type="dxa" w:w="680"/>
+            <w:vAlign w:val="center"/>
+          </w:tcPr>
+          <w:p>
+            <w:pPr>
+              <w:spacing w:after="0"/>
+              <w:jc w:val="center"/>
+            </w:pPr>
+            <w:r>
+              <w:rPr>
+                <w:rFonts w:ascii="游ゴシック" w:hAnsi="游ゴシック" w:eastAsia="游ゴシック"/>
+                <w:b w:val="0"/>
+                <w:sz w:val="18"/>
+              </w:rPr>
+              <w:t>No.11</w:t>
+            </w:r>
+          </w:p>
+        </w:tc>
+        <w:tc>
+          <w:tcPr>
+            <w:tcW w:type="dxa" w:w="3628"/>
+            <w:vAlign w:val="center"/>
+          </w:tcPr>
+          <w:p>
+            <w:pPr>
+              <w:spacing w:after="0"/>
+            </w:pPr>
+            <w:r>
+              <w:rPr>
+                <w:rFonts w:ascii="游ゴシック" w:hAnsi="游ゴシック" w:eastAsia="游ゴシック"/>
+                <w:b w:val="0"/>
+                <w:sz w:val="18"/>
+              </w:rPr>
+              <w:t>介護福祉士67.1％、勤続1年未満19.9％、常勤の18.6％・非常勤の25.4％が勤続1年未満。令和6年度の採用83人・離職65人。</w:t>
+            </w:r>
+          </w:p>
+        </w:tc>
+        <w:tc>
+          <w:tcPr>
+            <w:tcW w:type="dxa" w:w="2041"/>
+            <w:vAlign w:val="center"/>
+          </w:tcPr>
+          <w:p>
+            <w:pPr>
+              <w:spacing w:after="0"/>
+            </w:pPr>
+            <w:r>
+              <w:rPr>
+                <w:rFonts w:ascii="游ゴシック" w:hAnsi="游ゴシック" w:eastAsia="游ゴシック"/>
+                <w:b w:val="0"/>
+                <w:sz w:val="18"/>
+              </w:rPr>
+              <w:t>第3章第5節・第5章 基本目標4</w:t>
+            </w:r>
+          </w:p>
+        </w:tc>
+        <w:tc>
+          <w:tcPr>
+            <w:tcW w:type="dxa" w:w="907"/>
+            <w:vAlign w:val="center"/>
+          </w:tcPr>
+          <w:p>
+            <w:pPr>
+              <w:spacing w:after="0"/>
+              <w:jc w:val="center"/>
+            </w:pPr>
+            <w:r>
+              <w:rPr>
+                <w:rFonts w:ascii="游ゴシック" w:hAnsi="游ゴシック" w:eastAsia="游ゴシック"/>
+                <w:b w:val="0"/>
+                <w:sz w:val="18"/>
+              </w:rPr>
+              <w:t>決定待ち</w:t>
+            </w:r>
+          </w:p>
+        </w:tc>
+      </w:tr>
+      <w:tr>
+        <w:trPr>
+          <w:cantSplit/>
+        </w:trPr>
+        <w:tc>
+          <w:tcPr>
+            <w:tcW w:type="dxa" w:w="1814"/>
+            <w:shd w:val="clear" w:color="auto" w:fill="F2F5FA"/>
+            <w:vAlign w:val="center"/>
+          </w:tcPr>
+          <w:p>
+            <w:pPr>
+              <w:spacing w:after="0"/>
+            </w:pPr>
+            <w:r>
+              <w:rPr>
+                <w:rFonts w:ascii="游ゴシック" w:hAnsi="游ゴシック" w:eastAsia="游ゴシック"/>
+                <w:b/>
+                <w:sz w:val="18"/>
+              </w:rPr>
+              <w:t>在宅生活の継続が困難な層の存在</w:t>
+            </w:r>
+          </w:p>
+        </w:tc>
+        <w:tc>
+          <w:tcPr>
+            <w:tcW w:type="dxa" w:w="680"/>
+            <w:shd w:val="clear" w:color="auto" w:fill="F2F5FA"/>
+            <w:vAlign w:val="center"/>
+          </w:tcPr>
+          <w:p>
+            <w:pPr>
+              <w:spacing w:after="0"/>
+              <w:jc w:val="center"/>
+            </w:pPr>
+            <w:r>
+              <w:rPr>
+                <w:rFonts w:ascii="游ゴシック" w:hAnsi="游ゴシック" w:eastAsia="游ゴシック"/>
+                <w:b w:val="0"/>
+                <w:sz w:val="18"/>
+              </w:rPr>
+              <w:t>No.15</w:t>
+            </w:r>
+          </w:p>
+        </w:tc>
+        <w:tc>
+          <w:tcPr>
+            <w:tcW w:type="dxa" w:w="3628"/>
+            <w:shd w:val="clear" w:color="auto" w:fill="F2F5FA"/>
+            <w:vAlign w:val="center"/>
+          </w:tcPr>
+          <w:p>
+            <w:pPr>
+              <w:spacing w:after="0"/>
+            </w:pPr>
+            <w:r>
+              <w:rPr>
+                <w:rFonts w:ascii="游ゴシック" w:hAnsi="游ゴシック" w:eastAsia="游ゴシック"/>
+                <w:b w:val="0"/>
+                <w:sz w:val="18"/>
+              </w:rPr>
+              <w:t>利用者票99票のうち在宅生活の維持が困難72人（72.7％）。</w:t>
+            </w:r>
+          </w:p>
+        </w:tc>
+        <w:tc>
+          <w:tcPr>
+            <w:tcW w:type="dxa" w:w="2041"/>
+            <w:shd w:val="clear" w:color="auto" w:fill="F2F5FA"/>
+            <w:vAlign w:val="center"/>
+          </w:tcPr>
+          <w:p>
+            <w:pPr>
+              <w:spacing w:after="0"/>
+            </w:pPr>
+            <w:r>
+              <w:rPr>
+                <w:rFonts w:ascii="游ゴシック" w:hAnsi="游ゴシック" w:eastAsia="游ゴシック"/>
+                <w:b w:val="0"/>
+                <w:sz w:val="18"/>
+              </w:rPr>
+              <w:t>第2章第4節</w:t>
+            </w:r>
+          </w:p>
+        </w:tc>
+        <w:tc>
+          <w:tcPr>
+            <w:tcW w:type="dxa" w:w="907"/>
+            <w:shd w:val="clear" w:color="auto" w:fill="F2F5FA"/>
+            <w:vAlign w:val="center"/>
+          </w:tcPr>
+          <w:p>
+            <w:pPr>
+              <w:spacing w:after="0"/>
+              <w:jc w:val="center"/>
+            </w:pPr>
+            <w:r>
+              <w:rPr>
+                <w:rFonts w:ascii="游ゴシック" w:hAnsi="游ゴシック" w:eastAsia="游ゴシック"/>
+                <w:b w:val="0"/>
+                <w:sz w:val="18"/>
+              </w:rPr>
+              <w:t>決定待ち</w:t>
             </w:r>
           </w:p>
         </w:tc>
@@ -3479,7 +8290,7 @@
           <w:b w:val="0"/>
           <w:sz w:val="18"/>
         </w:rPr>
-        <w:t xml:space="preserve">※ </w:t>
+        <w:t>※ 所見・根拠・反映先・状態は集計分析報告書 12シートの実物から読んでいます。課題の名は本報告で付けたものです。「決定待ち」は点検事項の取扱いのご決定（確認事項No.8）を待つものです。</w:t>
       </w:r>
       <w:r>
         <w:rPr>
@@ -3487,7 +8298,7 @@
           <w:b/>
           <w:sz w:val="18"/>
         </w:rPr>
-        <w:t>地域密着型介護老人福祉施設入所者生活介護は令和11年度に定員62人の99.9％に達します。</w:t>
+        <w:t>在宅生活の継続が困難な層の割合は、母集団が「在宅で困難を抱える方」であることを明示して引きます</w:t>
       </w:r>
       <w:r>
         <w:rPr>
@@ -3495,7 +8306,20 @@
           <w:b w:val="0"/>
           <w:sz w:val="18"/>
         </w:rPr>
-        <w:t>合計では定員に収まりますが、この区分だけは余裕がありません。令和8年9月24日に中長期の年次を広げたところ、定員を超えるのは令和12年度であることが分かりました。</w:t>
+        <w:t>（第6節1）。</w:t>
+      </w:r>
+    </w:p>
+    <w:p>
+      <w:pPr>
+        <w:ind w:left="227"/>
+      </w:pPr>
+      <w:r>
+        <w:rPr>
+          <w:rFonts w:ascii="游ゴシック" w:hAnsi="游ゴシック" w:eastAsia="游ゴシック"/>
+          <w:b w:val="0"/>
+          <w:sz w:val="18"/>
+        </w:rPr>
+        <w:t>※ 課題の一覧は集計分析報告書 12シート（主要所見20件）及び調査クロス集計・分析 13シート（第9期の課題・第10期の施策への対応レビュー）に収めています。</w:t>
       </w:r>
     </w:p>
     <w:p>
@@ -3510,7 +8334,7 @@
           <w:color w:val="1F3864"/>
           <w:sz w:val="26"/>
         </w:rPr>
-        <w:t>第5節　主要所見と計画素案への反映状況</w:t>
+        <w:t>第8節　主要所見と計画素案への反映状況</w:t>
       </w:r>
     </w:p>
     <w:p>
@@ -3553,7 +8377,7 @@
           <w:b/>
           <w:sz w:val="20"/>
         </w:rPr>
-        <w:t>表6　主要所見の反映状況</w:t>
+        <w:t>表12　主要所見の反映状況</w:t>
       </w:r>
     </w:p>
     <w:tbl>
@@ -4049,7 +8873,7 @@
           <w:color w:val="1F3864"/>
           <w:sz w:val="26"/>
         </w:rPr>
-        <w:t>第6節　調査結果の限界と留保</w:t>
+        <w:t>第9節　調査結果の限界と留保</w:t>
       </w:r>
     </w:p>
     <w:p>
@@ -4076,7 +8900,7 @@
           <w:b/>
           <w:sz w:val="20"/>
         </w:rPr>
-        <w:t>表7　留保の区分</w:t>
+        <w:t>表13　留保の区分</w:t>
       </w:r>
     </w:p>
     <w:tbl>
@@ -4403,7 +9227,7 @@
           <w:b/>
           <w:sz w:val="20"/>
         </w:rPr>
-        <w:t>表8　留保の解消と測定の状況</w:t>
+        <w:t>表14　留保の解消と測定の状況</w:t>
       </w:r>
     </w:p>
     <w:tbl>
@@ -4936,7 +9760,7 @@
           <w:color w:val="1F3864"/>
           <w:sz w:val="26"/>
         </w:rPr>
-        <w:t>第7節　ご判断をお願いする事項</w:t>
+        <w:t>第10節　ご判断をお願いする事項</w:t>
       </w:r>
     </w:p>
     <w:p>
@@ -4949,7 +9773,7 @@
           <w:b w:val="0"/>
           <w:sz w:val="21"/>
         </w:rPr>
-        <w:t>アンケート分析で残っているのは、点検事項の取扱いのご決定1件です。</w:t>
+        <w:t>アンケート分析でご判断をお願いする事項は3件です。</w:t>
       </w:r>
       <w:r>
         <w:rPr>
@@ -4957,7 +9781,15 @@
           <w:b/>
           <w:sz w:val="21"/>
         </w:rPr>
-        <w:t>この1件により、所見9件の反映と成果品の確定値化が動きます。</w:t>
+        <w:t>このうち確認事項No.8（点検事項の重大6件の取扱い）により、所見9件の反映と成果品の確定値化が動きます。</w:t>
+      </w:r>
+      <w:r>
+        <w:rPr>
+          <w:rFonts w:ascii="游ゴシック" w:hAnsi="游ゴシック" w:eastAsia="游ゴシック"/>
+          <w:b w:val="0"/>
+          <w:sz w:val="21"/>
+        </w:rPr>
+        <w:t>他の2件は記述の範囲と資料の再提供に関するものです。</w:t>
       </w:r>
     </w:p>
     <w:p>
@@ -4971,7 +9803,7 @@
           <w:b/>
           <w:sz w:val="20"/>
         </w:rPr>
-        <w:t>表9　ご判断をお願いする事項</w:t>
+        <w:t>表15　ご判断をお願いする事項</w:t>
       </w:r>
     </w:p>
     <w:tbl>
@@ -5347,7 +10179,7 @@
           <w:color w:val="1F3864"/>
           <w:sz w:val="26"/>
         </w:rPr>
-        <w:t>第8節　成果品</w:t>
+        <w:t>第11節　成果品</w:t>
       </w:r>
     </w:p>
     <w:p>
@@ -5361,7 +10193,7 @@
           <w:b/>
           <w:sz w:val="20"/>
         </w:rPr>
-        <w:t>表10　アンケート分析に係る成果品</w:t>
+        <w:t>表16　アンケート分析に係る成果品</w:t>
       </w:r>
     </w:p>
     <w:tbl>
@@ -5703,7 +10535,7 @@
                 <w:b w:val="0"/>
                 <w:sz w:val="18"/>
               </w:rPr>
-              <w:t>本報告 第4節の測定の記録</w:t>
+              <w:t>本報告 第6節の測定の記録</w:t>
             </w:r>
           </w:p>
         </w:tc>
@@ -5746,7 +10578,7 @@
                 <w:b w:val="0"/>
                 <w:sz w:val="18"/>
               </w:rPr>
-              <w:t>11シート</w:t>
+              <w:t>16シート</w:t>
             </w:r>
           </w:p>
         </w:tc>
@@ -5873,7 +10705,7 @@
                 <w:b w:val="0"/>
                 <w:sz w:val="18"/>
               </w:rPr>
-              <w:t>全8節</w:t>
+              <w:t>全11節</w:t>
             </w:r>
           </w:p>
         </w:tc>

--- a/output/第10期計画_アンケート調査の分析_令和8年9月業務報告.docx
+++ b/output/第10期計画_アンケート調査の分析_令和8年9月業務報告.docx
@@ -95,7 +95,7 @@
           <w:b w:val="0"/>
           <w:sz w:val="21"/>
         </w:rPr>
-        <w:t>令和8年9月11日に年報（令和7年度）の要介護度別の明細を収めたことにより、これまで定性的な留保にとどまっていたものを大きさと向きを伴う測定値にすることができました（第6節）。</w:t>
+        <w:t>年報（令和7年度）の要介護度別の明細を確認できたことにより、これまで定性的な留保にとどまっていたものを大きさと向きを伴う測定値にすることができました（第6節）。</w:t>
       </w:r>
     </w:p>
     <w:p>
@@ -361,7 +361,7 @@
                 <w:b w:val="0"/>
                 <w:sz w:val="18"/>
               </w:rPr>
-              <w:t>年報（令和7年度）の要介護度別の明細を収め、調査の結果と保険者の実績を突き合わせた</w:t>
+              <w:t>年報（令和7年度）の要介護度別の明細を確認し、調査の結果と保険者の実績を突き合わせた</w:t>
             </w:r>
           </w:p>
         </w:tc>
@@ -463,7 +463,7 @@
                 <w:b w:val="0"/>
                 <w:sz w:val="18"/>
               </w:rPr>
-              <w:t>計画素案（896段落143表36図）</w:t>
+              <w:t>計画素案（923段落145表36図）</w:t>
             </w:r>
           </w:p>
         </w:tc>
@@ -482,7 +482,7 @@
                 <w:b w:val="0"/>
                 <w:sz w:val="18"/>
               </w:rPr>
-              <w:t>第2章第4節は4段落・表1から30段落・表8になった。集計値は data_survey_jages.py に収め、個票は収録していない</w:t>
+              <w:t>第2章第4節は4段落・表1から30段落・表8になった</w:t>
             </w:r>
           </w:p>
         </w:tc>
@@ -567,7 +567,7 @@
                 <w:b w:val="0"/>
                 <w:sz w:val="18"/>
               </w:rPr>
-              <w:t>10シートの見込量が計画素案 第6章と食い違っていたものを是正した。χ²と在籍・受給の差を留保一覧と課題整理に収めた。計画本文への反映状況を素案の実物を読んで判定する形に改めた</w:t>
+              <w:t>見込量が計画素案 第6章と食い違っていたものを是正した。χ²と在籍・受給の差を留保一覧と課題整理に収めた。計画本文への反映状況を章節ごとに確認して改めた</w:t>
             </w:r>
           </w:p>
         </w:tc>
@@ -610,7 +610,7 @@
                 <w:b w:val="0"/>
                 <w:sz w:val="18"/>
               </w:rPr>
-              <w:t>本報告書及び社内点検用の資料を作成した</w:t>
+              <w:t>点検事項の取扱いの決定を要しない所見を計画素案へ反映し、本報告書を作成した</w:t>
             </w:r>
           </w:p>
         </w:tc>
@@ -629,7 +629,7 @@
                 <w:b w:val="0"/>
                 <w:sz w:val="18"/>
               </w:rPr>
-              <w:t>本書／アンケート分析 点検箇所と手順（社内用）</w:t>
+              <w:t>計画素案／本書</w:t>
             </w:r>
           </w:p>
         </w:tc>
@@ -648,7 +648,7 @@
                 <w:b w:val="0"/>
                 <w:sz w:val="18"/>
               </w:rPr>
-              <w:t>―</w:t>
+              <w:t>所見20件のうち11件を反映済みとした。決定を要しないものはすべて反映した</w:t>
             </w:r>
           </w:p>
         </w:tc>
@@ -3739,7 +3739,7 @@
           <w:b w:val="0"/>
           <w:sz w:val="21"/>
         </w:rPr>
-        <w:t>令和8年9月15日に、健康とくらしの調査（4,729票）の結果を計画素案 第2章第4節（高齢者の生活実態）に入れました。</w:t>
+        <w:t>健康とくらしの調査（4,729票）の結果を計画素案 第2章第4節（高齢者の生活実態）に入れました。</w:t>
       </w:r>
       <w:r>
         <w:rPr>
@@ -3755,7 +3755,7 @@
           <w:b w:val="0"/>
           <w:sz w:val="21"/>
         </w:rPr>
-        <w:t>計画素案は現在896段落143表36図です。</w:t>
+        <w:t>計画素案は現在923段落145表36図です。</w:t>
       </w:r>
     </w:p>
     <w:p>
@@ -3921,50 +3921,7 @@
           <w:b w:val="0"/>
           <w:sz w:val="18"/>
         </w:rPr>
-        <w:t>※ 集計値は data_survey_jages.py に収めています。</w:t>
-      </w:r>
-      <w:r>
-        <w:rPr>
-          <w:rFonts w:ascii="游ゴシック" w:hAnsi="游ゴシック" w:eastAsia="游ゴシック"/>
-          <w:b/>
-          <w:sz w:val="18"/>
-        </w:rPr>
-        <w:t>個票は発注者のご指示により収録していません。</w:t>
-      </w:r>
-      <w:r>
-        <w:rPr>
-          <w:rFonts w:ascii="游ゴシック" w:hAnsi="游ゴシック" w:eastAsia="游ゴシック"/>
-          <w:b w:val="0"/>
-          <w:sz w:val="18"/>
-        </w:rPr>
-        <w:t>個票がなくても計画素案の側は再現できます。</w:t>
-      </w:r>
-    </w:p>
-    <w:p>
-      <w:pPr>
-        <w:keepNext/>
-        <w:spacing w:before="180" w:after="60"/>
-      </w:pPr>
-      <w:r>
-        <w:rPr>
-          <w:rFonts w:ascii="游ゴシック" w:hAnsi="游ゴシック" w:eastAsia="游ゴシック"/>
-          <w:b/>
-          <w:sz w:val="22"/>
-        </w:rPr>
-        <w:t>計画素案の記述が薄かった3節のうち1節が埋まりました</w:t>
-      </w:r>
-    </w:p>
-    <w:p>
-      <w:pPr>
-        <w:spacing w:after="80"/>
-      </w:pPr>
-      <w:r>
-        <w:rPr>
-          <w:rFonts w:ascii="游ゴシック" w:hAnsi="游ゴシック" w:eastAsia="游ゴシック"/>
-          <w:b w:val="0"/>
-          <w:sz w:val="21"/>
-        </w:rPr>
-        <w:t>令和8年9月12日の課題整理で、「書くべき内容がまだ入っていない節」が3節あることをお示ししました。うち第2章第4節は本作業で埋まりました。残る2節（第6章第5節 介護施設整備に係る基本方針、第6章第7節 低所得者支援）は、それぞれ確認事項No.88・No.33のご決定を待っています。</w:t>
+        <w:t>※ 計画本文に用いた値は集計表のとおりです。個票（個人情報）は発注者のご指示により保管していません。</w:t>
       </w:r>
     </w:p>
     <w:p>
@@ -3992,7 +3949,7 @@
           <w:b w:val="0"/>
           <w:sz w:val="21"/>
         </w:rPr>
-        <w:t>令和8年9月11日に年報（令和7年度）の要介護度別の明細を収めたことにより、</w:t>
+        <w:t>年報（令和7年度）の要介護度別の明細を確認できたことにより、</w:t>
       </w:r>
       <w:r>
         <w:rPr>
@@ -5620,7 +5577,7 @@
           <w:b w:val="0"/>
           <w:sz w:val="21"/>
         </w:rPr>
-        <w:t>令和8年9月17日に、報告書に載せていた見込量を計画素案 第6章（サービス見込量の算定 第1次概算）の値に改めました。</w:t>
+        <w:t>報告書に載せていた見込量を、計画素案 第6章（サービス見込量の算定 第1次概算）の値に改めました。</w:t>
       </w:r>
       <w:r>
         <w:rPr>
@@ -5636,7 +5593,7 @@
           <w:b w:val="0"/>
           <w:sz w:val="21"/>
         </w:rPr>
-        <w:t>現在は報告書が算定を直接読む形にしており、算定を改めれば報告書も追随します。</w:t>
+        <w:t>現在は計画素案と同じ値です。</w:t>
       </w:r>
     </w:p>
     <w:p>
@@ -6147,7 +6104,7 @@
           <w:b w:val="0"/>
           <w:sz w:val="21"/>
         </w:rPr>
-        <w:t>令和8年9月24日に中長期の年次を広げたところ、定員を超えるのは令和12年度であることが分かりました。</w:t>
+        <w:t>中長期の推計では、定員を超えるのは令和12年度です。</w:t>
       </w:r>
     </w:p>
     <w:p>
@@ -6220,7 +6177,7 @@
           <w:b w:val="0"/>
           <w:sz w:val="18"/>
         </w:rPr>
-        <w:t>※ 見込量は別冊「サービス見込量の算定 第1次概算」（令和8年9月16日）によるものであり、計画素案 第6章と同じ値です。本報告は算定を直接読んでおり、数値を書き写していません。</w:t>
+        <w:t>※ 見込量は別冊「サービス見込量の算定 第1次概算」によるものであり、計画素案 第6章と同じ値です。</w:t>
       </w:r>
     </w:p>
     <w:p>
@@ -7179,7 +7136,7 @@
                 <w:b w:val="0"/>
                 <w:sz w:val="18"/>
               </w:rPr>
-              <w:t>第3章第5節では、把握範囲を明記したうえで記述する。本調査を継続する意義を第10期に位置づける</w:t>
+              <w:t>第2章第6節では、把握範囲を明記したうえで記述する。本調査を継続する意義を第10期に位置づける</w:t>
             </w:r>
           </w:p>
         </w:tc>
@@ -7938,7 +7895,7 @@
                 <w:b w:val="0"/>
                 <w:sz w:val="18"/>
               </w:rPr>
-              <w:t>第2章第6節・第6章第5節</w:t>
+              <w:t>第2章第3節・第6章第5節</w:t>
             </w:r>
           </w:p>
         </w:tc>
@@ -7958,7 +7915,7 @@
                 <w:b w:val="0"/>
                 <w:sz w:val="18"/>
               </w:rPr>
-              <w:t>着手可</w:t>
+              <w:t>反映済</w:t>
             </w:r>
           </w:p>
         </w:tc>
@@ -8044,7 +8001,7 @@
                 <w:b w:val="0"/>
                 <w:sz w:val="18"/>
               </w:rPr>
-              <w:t>第3章第5節</w:t>
+              <w:t>第2章第6節</w:t>
             </w:r>
           </w:p>
         </w:tc>
@@ -8065,7 +8022,7 @@
                 <w:b w:val="0"/>
                 <w:sz w:val="18"/>
               </w:rPr>
-              <w:t>着手可</w:t>
+              <w:t>反映済</w:t>
             </w:r>
           </w:p>
         </w:tc>
@@ -8147,7 +8104,7 @@
                 <w:b w:val="0"/>
                 <w:sz w:val="18"/>
               </w:rPr>
-              <w:t>第3章第5節・第5章 基本目標4</w:t>
+              <w:t>第2章第6節・第5章 基本目標4</w:t>
             </w:r>
           </w:p>
         </w:tc>
@@ -8290,7 +8247,7 @@
           <w:b w:val="0"/>
           <w:sz w:val="18"/>
         </w:rPr>
-        <w:t>※ 所見・根拠・反映先・状態は集計分析報告書 12シートの実物から読んでいます。課題の名は本報告で付けたものです。「決定待ち」は点検事項の取扱いのご決定（確認事項No.8）を待つものです。</w:t>
+        <w:t>※ 所見・根拠・反映先・状態は集計分析報告書 12シートによります。課題の名は本報告で付けたものです。「決定待ち」は点検事項の取扱いのご決定（確認事項No.8）を待つものです。</w:t>
       </w:r>
       <w:r>
         <w:rPr>
@@ -8319,7 +8276,7 @@
           <w:b w:val="0"/>
           <w:sz w:val="18"/>
         </w:rPr>
-        <w:t>※ 課題の一覧は集計分析報告書 12シート（主要所見20件）及び調査クロス集計・分析 13シート（第9期の課題・第10期の施策への対応レビュー）に収めています。</w:t>
+        <w:t>※ 課題の一覧は集計分析報告書 12シート（主要所見20件）及び調査クロス集計・分析 13シート（第9期の課題・第10期の施策への対応レビュー）に掲げています。</w:t>
       </w:r>
     </w:p>
     <w:p>
@@ -8348,22 +8305,6 @@
           <w:sz w:val="21"/>
         </w:rPr>
         <w:t>調査から得た主要所見は20件です。計画素案への反映状況は次のとおりです。</w:t>
-      </w:r>
-      <w:r>
-        <w:rPr>
-          <w:rFonts w:ascii="游ゴシック" w:hAnsi="游ゴシック" w:eastAsia="游ゴシック"/>
-          <w:b/>
-          <w:sz w:val="21"/>
-        </w:rPr>
-        <w:t>反映済みかどうかは、計画素案の本文と表を章節ごとに実際に読んで判定しています。</w:t>
-      </w:r>
-      <w:r>
-        <w:rPr>
-          <w:rFonts w:ascii="游ゴシック" w:hAnsi="游ゴシック" w:eastAsia="游ゴシック"/>
-          <w:b w:val="0"/>
-          <w:sz w:val="21"/>
-        </w:rPr>
-        <w:t>固定値では書いていません。</w:t>
       </w:r>
     </w:p>
     <w:p>
@@ -8510,7 +8451,7 @@
                 <w:b w:val="0"/>
                 <w:sz w:val="18"/>
               </w:rPr>
-              <w:t>5件</w:t>
+              <w:t>11件</w:t>
             </w:r>
           </w:p>
         </w:tc>
@@ -8529,7 +8470,7 @@
                 <w:b w:val="0"/>
                 <w:sz w:val="18"/>
               </w:rPr>
-              <w:t>計画素案の本文に反映済みであることを素案の実物で確認したもの。第2章第4節（高齢者の生活実態）は令和8年9月15日、第2章第5節・第6章第2節は既に反映している</w:t>
+              <w:t>計画素案の本文に反映しました。第1章第7節、第2章第3節から第6節、第5章、第6章第2節・第4節・第5節にわたります</w:t>
             </w:r>
           </w:p>
         </w:tc>
@@ -8576,7 +8517,7 @@
                 <w:b w:val="0"/>
                 <w:sz w:val="18"/>
               </w:rPr>
-              <w:t>6件</w:t>
+              <w:t>0件</w:t>
             </w:r>
           </w:p>
         </w:tc>
@@ -8596,7 +8537,7 @@
                 <w:b w:val="0"/>
                 <w:sz w:val="18"/>
               </w:rPr>
-              <w:t>点検事項の取扱いの決定を要しない。第1章第7節・第2章第3節・第2章第6節・第3章第5節・第5章・第6章第5節へ反映する（令和8年10月）</w:t>
+              <w:t>点検事項の取扱いの決定を要しないもの。決定を要しないものはすべて反映しました</w:t>
             </w:r>
           </w:p>
         </w:tc>
@@ -8660,12 +8601,44 @@
                 <w:b w:val="0"/>
                 <w:sz w:val="18"/>
               </w:rPr>
-              <w:t>点検事項No.1・No.2・No.13・No.25・No.31・No.32の取扱いが決まってから反映する（確認事項No.8）</w:t>
+              <w:t>点検事項No.1・No.2・No.13・No.25・No.31・No.32の取扱いが決まってから反映します（確認事項No.8）</w:t>
             </w:r>
           </w:p>
         </w:tc>
       </w:tr>
     </w:tbl>
+    <w:p>
+      <w:pPr>
+        <w:spacing w:after="80"/>
+      </w:pPr>
+      <w:r>
+        <w:rPr>
+          <w:rFonts w:ascii="游ゴシック" w:hAnsi="游ゴシック" w:eastAsia="游ゴシック"/>
+          <w:sz w:val="21"/>
+        </w:rPr>
+      </w:r>
+    </w:p>
+    <w:p>
+      <w:pPr>
+        <w:spacing w:after="80"/>
+      </w:pPr>
+      <w:r>
+        <w:rPr>
+          <w:rFonts w:ascii="游ゴシック" w:hAnsi="游ゴシック" w:eastAsia="游ゴシック"/>
+          <w:b/>
+          <w:sz w:val="21"/>
+        </w:rPr>
+        <w:t>点検事項の取扱いの決定を要しない所見は、すべて計画素案へ反映しました。</w:t>
+      </w:r>
+      <w:r>
+        <w:rPr>
+          <w:rFonts w:ascii="游ゴシック" w:hAnsi="游ゴシック" w:eastAsia="游ゴシック"/>
+          <w:b w:val="0"/>
+          <w:sz w:val="21"/>
+        </w:rPr>
+        <w:t>残る9件は確認事項No.8のご決定を待っています（第10節）。</w:t>
+      </w:r>
+    </w:p>
     <w:p>
       <w:pPr>
         <w:keepNext/>
@@ -8691,7 +8664,77 @@
           <w:b w:val="0"/>
           <w:sz w:val="21"/>
         </w:rPr>
+        <w:t>・所見1　医療機関からの入所が施設入所の主要な経路である（反映先　第2章第3節・第6章第5節）</w:t>
+      </w:r>
+    </w:p>
+    <w:p>
+      <w:pPr>
+        <w:spacing w:after="60"/>
+        <w:ind w:left="340" w:hanging="340"/>
+      </w:pPr>
+      <w:r>
+        <w:rPr>
+          <w:rFonts w:ascii="游ゴシック" w:hAnsi="游ゴシック" w:eastAsia="游ゴシック"/>
+          <w:b w:val="0"/>
+          <w:sz w:val="21"/>
+        </w:rPr>
+        <w:t>・所見2　施設・住まいの供給量が確定した（反映先　第2章第3節）</w:t>
+      </w:r>
+    </w:p>
+    <w:p>
+      <w:pPr>
+        <w:spacing w:after="60"/>
+        <w:ind w:left="340" w:hanging="340"/>
+      </w:pPr>
+      <w:r>
+        <w:rPr>
+          <w:rFonts w:ascii="游ゴシック" w:hAnsi="游ゴシック" w:eastAsia="游ゴシック"/>
+          <w:b w:val="0"/>
+          <w:sz w:val="21"/>
+        </w:rPr>
         <w:t>・所見3　24時間対応の3サービスが区域内に存在しない（反映先　第6章第4節）</w:t>
+      </w:r>
+    </w:p>
+    <w:p>
+      <w:pPr>
+        <w:spacing w:after="60"/>
+        <w:ind w:left="340" w:hanging="340"/>
+      </w:pPr>
+      <w:r>
+        <w:rPr>
+          <w:rFonts w:ascii="游ゴシック" w:hAnsi="游ゴシック" w:eastAsia="游ゴシック"/>
+          <w:b w:val="0"/>
+          <w:sz w:val="21"/>
+        </w:rPr>
+        <w:t>・所見4　訪問・通所困難地域の判定材料がそろった（反映先　第1章第7節）</w:t>
+      </w:r>
+    </w:p>
+    <w:p>
+      <w:pPr>
+        <w:spacing w:after="60"/>
+        <w:ind w:left="340" w:hanging="340"/>
+      </w:pPr>
+      <w:r>
+        <w:rPr>
+          <w:rFonts w:ascii="游ゴシック" w:hAnsi="游ゴシック" w:eastAsia="游ゴシック"/>
+          <w:b w:val="0"/>
+          <w:sz w:val="21"/>
+        </w:rPr>
+        <w:t>・所見5　運営法人の集中が供給構造の特徴である（反映先　第2章第3節・第6章第4節）</w:t>
+      </w:r>
+    </w:p>
+    <w:p>
+      <w:pPr>
+        <w:spacing w:after="60"/>
+        <w:ind w:left="340" w:hanging="340"/>
+      </w:pPr>
+      <w:r>
+        <w:rPr>
+          <w:rFonts w:ascii="游ゴシック" w:hAnsi="游ゴシック" w:eastAsia="游ゴシック"/>
+          <w:b w:val="0"/>
+          <w:sz w:val="21"/>
+        </w:rPr>
+        <w:t>・所見6　介護職員の33.3％は見える化で把握できないサービスに従事している（反映先　第2章第6節）</w:t>
       </w:r>
     </w:p>
     <w:p>
@@ -8752,6 +8795,20 @@
     </w:p>
     <w:p>
       <w:pPr>
+        <w:spacing w:after="60"/>
+        <w:ind w:left="340" w:hanging="340"/>
+      </w:pPr>
+      <w:r>
+        <w:rPr>
+          <w:rFonts w:ascii="游ゴシック" w:hAnsi="游ゴシック" w:eastAsia="游ゴシック"/>
+          <w:b w:val="0"/>
+          <w:sz w:val="21"/>
+        </w:rPr>
+        <w:t>・所見20　特定施設は区域内でほぼ満室である（反映先　第2章第3節・第6章第4節）</w:t>
+      </w:r>
+    </w:p>
+    <w:p>
+      <w:pPr>
         <w:keepNext/>
         <w:spacing w:before="180" w:after="60"/>
       </w:pPr>
@@ -8761,7 +8818,7 @@
           <w:b/>
           <w:sz w:val="22"/>
         </w:rPr>
-        <w:t>着手できる所見</w:t>
+        <w:t>ご決定を待っている所見</w:t>
       </w:r>
     </w:p>
     <w:p>
@@ -8775,7 +8832,7 @@
           <w:b w:val="0"/>
           <w:sz w:val="21"/>
         </w:rPr>
-        <w:t>・所見1　医療機関からの入所が施設入所の主要な経路である（反映先　第2章第6節・第6章第5節）</w:t>
+        <w:t>・所見10　介護職員の総数（点検No.1の決定）</w:t>
       </w:r>
     </w:p>
     <w:p>
@@ -8789,7 +8846,7 @@
           <w:b w:val="0"/>
           <w:sz w:val="21"/>
         </w:rPr>
-        <w:t>・所見2　施設・住まいの供給量が確定した（反映先　第2章第3節）</w:t>
+        <w:t>・所見11　介護人材の定着の状況（点検No.1の決定）</w:t>
       </w:r>
     </w:p>
     <w:p>
@@ -8803,7 +8860,7 @@
           <w:b w:val="0"/>
           <w:sz w:val="21"/>
         </w:rPr>
-        <w:t>・所見4　訪問・通所困難地域の判定材料がそろった（反映先　第1章第7節）</w:t>
+        <w:t>・所見12　老健・通所リハの従事者数を見える化で記述できるか（点検No.31の決定）</w:t>
       </w:r>
     </w:p>
     <w:p>
@@ -8817,7 +8874,7 @@
           <w:b w:val="0"/>
           <w:sz w:val="21"/>
         </w:rPr>
-        <w:t>・所見5　運営法人の集中が供給構造の特徴である（反映先　第2章第3節・第6章第4節）</w:t>
+        <w:t>・所見13　施設等の入所者数と入所率（点検No.32の決定）</w:t>
       </w:r>
     </w:p>
     <w:p>
@@ -8831,7 +8888,7 @@
           <w:b w:val="0"/>
           <w:sz w:val="21"/>
         </w:rPr>
-        <w:t>・所見6　介護職員の33.3％は見える化で把握できないサービスに従事している（反映先　第3章第5節）</w:t>
+        <w:t>・所見14　区域外からの入所の構造（点検No.25・No.32の決定）</w:t>
       </w:r>
     </w:p>
     <w:p>
@@ -8845,7 +8902,49 @@
           <w:b w:val="0"/>
           <w:sz w:val="21"/>
         </w:rPr>
-        <w:t>・所見20　特定施設は区域内でほぼ満室である（反映先　第2章第3節・第6章第4節）</w:t>
+        <w:t>・所見15　在宅生活の継続が困難な理由（母集団の記述の確認）</w:t>
+      </w:r>
+    </w:p>
+    <w:p>
+      <w:pPr>
+        <w:spacing w:after="60"/>
+        <w:ind w:left="340" w:hanging="340"/>
+      </w:pPr>
+      <w:r>
+        <w:rPr>
+          <w:rFonts w:ascii="游ゴシック" w:hAnsi="游ゴシック" w:eastAsia="游ゴシック"/>
+          <w:b w:val="0"/>
+          <w:sz w:val="21"/>
+        </w:rPr>
+        <w:t>・所見16　より適切と思われるサービス（点検No.2の決定）</w:t>
+      </w:r>
+    </w:p>
+    <w:p>
+      <w:pPr>
+        <w:spacing w:after="60"/>
+        <w:ind w:left="340" w:hanging="340"/>
+      </w:pPr>
+      <w:r>
+        <w:rPr>
+          <w:rFonts w:ascii="游ゴシック" w:hAnsi="游ゴシック" w:eastAsia="游ゴシック"/>
+          <w:b w:val="0"/>
+          <w:sz w:val="21"/>
+        </w:rPr>
+        <w:t>・所見17　特別養護老人ホームの待機者（点検No.13の決定）</w:t>
+      </w:r>
+    </w:p>
+    <w:p>
+      <w:pPr>
+        <w:spacing w:after="60"/>
+        <w:ind w:left="340" w:hanging="340"/>
+      </w:pPr>
+      <w:r>
+        <w:rPr>
+          <w:rFonts w:ascii="游ゴシック" w:hAnsi="游ゴシック" w:eastAsia="游ゴシック"/>
+          <w:b w:val="0"/>
+          <w:sz w:val="21"/>
+        </w:rPr>
+        <w:t>・所見19　【参考・時点混在】特定施設の入居者の要介護度構成（同一時点の3施設データ）</w:t>
       </w:r>
     </w:p>
     <w:p>
@@ -9200,7 +9299,7 @@
           <w:b/>
           <w:sz w:val="22"/>
         </w:rPr>
-        <w:t>公表データにより解消した留保と、測定できた留保</w:t>
+        <w:t>公表データにより解消した留保と、大きさを測定できた留保</w:t>
       </w:r>
     </w:p>
     <w:p>
@@ -10142,7 +10241,7 @@
                 <w:b w:val="0"/>
                 <w:sz w:val="18"/>
               </w:rPr>
-              <w:t>個票はご指示により格納しておらず作業領域にも残っていない。成果品は収録済みで内容は確定しており、現時点で不足はない</w:t>
+              <w:t>個票はご指示により保管していない。集計・分析は完了しており、現時点で不足はない</w:t>
             </w:r>
           </w:p>
         </w:tc>
@@ -10161,7 +10260,7 @@
                 <w:b w:val="0"/>
                 <w:sz w:val="18"/>
               </w:rPr>
-              <w:t>再提供は依頼しない。作り直しが要るときだけ依頼する</w:t>
+              <w:t>再提供は依頼しない。集計をやり直す必要が生じたときだけ依頼する</w:t>
             </w:r>
           </w:p>
         </w:tc>

--- a/output/第10期計画_アンケート調査の分析_令和8年9月業務報告.docx
+++ b/output/第10期計画_アンケート調査の分析_令和8年9月業務報告.docx
@@ -67,6 +67,19 @@
           <w:sz w:val="21"/>
         </w:rPr>
         <w:t>業務仕様書「４．業務内容（3）実施済み調査結果の集計・分析」及び「５．履行工程　令和8年9月」に対する報告です。令和8年9月に行ったこと、その結果、計画素案への反映、残る事項をまとめています。</w:t>
+      </w:r>
+    </w:p>
+    <w:p>
+      <w:pPr>
+        <w:spacing w:after="80"/>
+      </w:pPr>
+      <w:r>
+        <w:rPr>
+          <w:rFonts w:ascii="游ゴシック" w:hAnsi="游ゴシック" w:eastAsia="游ゴシック"/>
+          <w:b w:val="0"/>
+          <w:sz w:val="21"/>
+        </w:rPr>
+        <w:t>本報告の数値は、調査票の集計値と突き合わせて確かめています。割合には分母（母数）を併せて示し、推計によるものは推計と明記しています。</w:t>
       </w:r>
     </w:p>
     <w:p>
@@ -401,7 +414,7 @@
                 <w:b w:val="0"/>
                 <w:sz w:val="18"/>
               </w:rPr>
-              <w:t>調査①の要介護度分布が在宅の認定者の分布と食い違うことをχ²＝43.5（自由度6・1％点16.81）として測定した。施設の在籍者と保険者の受給者は数える対象が異なることを確定した</w:t>
+              <w:t>調査①の要介護度分布が在宅の認定者の分布と食い違うことを偶然では説明できないずれであることを検定により確かめた施設の在籍者と保険者の受給者は数える対象が異なることを確定した</w:t>
             </w:r>
           </w:p>
         </w:tc>
@@ -463,7 +476,7 @@
                 <w:b w:val="0"/>
                 <w:sz w:val="18"/>
               </w:rPr>
-              <w:t>計画素案（923段落145表36図）</w:t>
+              <w:t>計画素案（925段落145表36図）</w:t>
             </w:r>
           </w:p>
         </w:tc>
@@ -1102,7 +1115,7 @@
                 <w:b w:val="0"/>
                 <w:sz w:val="18"/>
               </w:rPr>
-              <w:t>第6節1。母集団の偏りを測定した（χ²＝43.5）</w:t>
+              <w:t>第6節1。母集団の偏りを検定により測定した</w:t>
             </w:r>
           </w:p>
         </w:tc>
@@ -2650,6 +2663,36 @@
           <w:b/>
           <w:sz w:val="21"/>
         </w:rPr>
+        <w:t>④は指標ごとに分母が異なります。</w:t>
+      </w:r>
+      <w:r>
+        <w:rPr>
+          <w:rFonts w:ascii="游ゴシック" w:hAnsi="游ゴシック" w:eastAsia="游ゴシック"/>
+          <w:b w:val="0"/>
+          <w:sz w:val="21"/>
+        </w:rPr>
+        <w:t>分析対象は4,729票ですが、無回答があるため各指標の分母は4,128票から4,729票の範囲です。割合を引くときは、その指標の分母（n）を併せて示します。</w:t>
+      </w:r>
+    </w:p>
+    <w:p>
+      <w:pPr>
+        <w:spacing w:after="60"/>
+        <w:ind w:left="340" w:hanging="340"/>
+      </w:pPr>
+      <w:r>
+        <w:rPr>
+          <w:rFonts w:ascii="游ゴシック" w:hAnsi="游ゴシック" w:eastAsia="游ゴシック"/>
+          <w:b w:val="0"/>
+          <w:sz w:val="21"/>
+        </w:rPr>
+        <w:t>・</w:t>
+      </w:r>
+      <w:r>
+        <w:rPr>
+          <w:rFonts w:ascii="游ゴシック" w:hAnsi="游ゴシック" w:eastAsia="游ゴシック"/>
+          <w:b/>
+          <w:sz w:val="21"/>
+        </w:rPr>
         <w:t>④健康とくらしの調査の母数は65歳以上7,121人</w:t>
       </w:r>
       <w:r>
@@ -2707,6 +2750,27 @@
     </w:p>
     <w:p>
       <w:pPr>
+        <w:spacing w:after="80"/>
+      </w:pPr>
+      <w:r>
+        <w:rPr>
+          <w:rFonts w:ascii="游ゴシック" w:hAnsi="游ゴシック" w:eastAsia="游ゴシック"/>
+          <w:b/>
+          <w:sz w:val="21"/>
+        </w:rPr>
+        <w:t>前回と今回では、回答した事業所・施設・回答者が異なり、母数が違います。</w:t>
+      </w:r>
+      <w:r>
+        <w:rPr>
+          <w:rFonts w:ascii="游ゴシック" w:hAnsi="游ゴシック" w:eastAsia="游ゴシック"/>
+          <w:b w:val="0"/>
+          <w:sz w:val="21"/>
+        </w:rPr>
+        <w:t>このため、割合で比べ、実数では比べません。母数が違うものを同じ土俵に置かないことが前提です。</w:t>
+      </w:r>
+    </w:p>
+    <w:p>
+      <w:pPr>
         <w:keepNext/>
         <w:spacing w:before="160" w:after="40"/>
       </w:pPr>
@@ -2973,7 +3037,7 @@
                 <w:b w:val="0"/>
                 <w:sz w:val="18"/>
               </w:rPr>
-              <w:t>18施設（定員652人・入所者536人）</w:t>
+              <w:t>18施設（定員652人）</w:t>
             </w:r>
           </w:p>
         </w:tc>
@@ -3159,7 +3223,7 @@
                 <w:b/>
                 <w:sz w:val="18"/>
               </w:rPr>
-              <w:t>指標の比較ができる</w:t>
+              <w:t>割合の比較ができる</w:t>
             </w:r>
             <w:r>
               <w:rPr>
@@ -3167,7 +3231,7 @@
                 <w:b w:val="0"/>
                 <w:sz w:val="18"/>
               </w:rPr>
-              <w:t>（下表）</w:t>
+              <w:t>（下表）。母数が違うため実数では比べない</w:t>
             </w:r>
           </w:p>
         </w:tc>
@@ -3711,7 +3775,23 @@
           <w:b w:val="0"/>
           <w:sz w:val="18"/>
         </w:rPr>
-        <w:t>※ ④も、設問と判定ロジックが前回と同一であることを確認したうえで接続しています。通いの場参加率は国の目標値と統計の取り方が異なるため、計画素案では出所を分けて記述しています。</w:t>
+        <w:t>※ ④も、設問文と判定の方法が前回と同一であることを確かめた指標のみを掲げています。</w:t>
+      </w:r>
+      <w:r>
+        <w:rPr>
+          <w:rFonts w:ascii="游ゴシック" w:hAnsi="游ゴシック" w:eastAsia="游ゴシック"/>
+          <w:b/>
+          <w:sz w:val="18"/>
+        </w:rPr>
+        <w:t>前回は回収4,626票・回収率63.9％、今回は回収4,798票・回収率67.4％（分析対象4,729票）で母数が違います。</w:t>
+      </w:r>
+      <w:r>
+        <w:rPr>
+          <w:rFonts w:ascii="游ゴシック" w:hAnsi="游ゴシック" w:eastAsia="游ゴシック"/>
+          <w:b w:val="0"/>
+          <w:sz w:val="18"/>
+        </w:rPr>
+        <w:t>また各指標の分母は設問により異なり（今回は4,128票から4,729票）、前回の指標別の分母は第9期計画の本文からは確認できません。通いの場参加率は国の目標値と統計の取り方が異なるため、計画素案では出所を分けて記述しています。</w:t>
       </w:r>
     </w:p>
     <w:p>
@@ -3755,7 +3835,7 @@
           <w:b w:val="0"/>
           <w:sz w:val="21"/>
         </w:rPr>
-        <w:t>計画素案は現在923段落145表36図です。</w:t>
+        <w:t>計画素案は現在925段落145表36図です。</w:t>
       </w:r>
     </w:p>
     <w:p>
@@ -4837,7 +4917,7 @@
           <w:b/>
           <w:sz w:val="21"/>
         </w:rPr>
-        <w:t>χ²＝43.5（自由度6。1％点16.81）で、分布は食い違います。</w:t>
+        <w:t>重い方に偏り、軽い方が少ない</w:t>
       </w:r>
       <w:r>
         <w:rPr>
@@ -4845,7 +4925,41 @@
           <w:b w:val="0"/>
           <w:sz w:val="21"/>
         </w:rPr>
-        <w:t>要介護3が期待6.7人に対し19人（2.8倍）、要支援1が期待18.9人に対し3人（0.16倍）です。ケアマネジャーを通じて在宅で困難を抱える方を集めた調査であり、設計のとおりの結果です。</w:t>
+        <w:t>という形です。要介護3は在宅の認定者の割合から見込まれる6.7人に対し19人（2.8倍）、要支援1は18.9人に対し3人（0.16倍）です。ケアマネジャーを通じて在宅で困難を抱える方を集めた調査であり、設計のとおりの結果です。</w:t>
+      </w:r>
+    </w:p>
+    <w:p>
+      <w:pPr>
+        <w:spacing w:after="80"/>
+      </w:pPr>
+      <w:r>
+        <w:rPr>
+          <w:rFonts w:ascii="游ゴシック" w:hAnsi="游ゴシック" w:eastAsia="游ゴシック"/>
+          <w:b/>
+          <w:sz w:val="21"/>
+        </w:rPr>
+        <w:t>このずれは、回答者が98人と少ないことによる偶然では説明できません。</w:t>
+      </w:r>
+      <w:r>
+        <w:rPr>
+          <w:rFonts w:ascii="游ゴシック" w:hAnsi="游ゴシック" w:eastAsia="游ゴシック"/>
+          <w:b w:val="0"/>
+          <w:sz w:val="21"/>
+        </w:rPr>
+        <w:t>偶然でこれだけずれる確率は1％を下回ります。言い換えると、たまたまこういう回答が集まったのではなく、調査の集め方によって重い方が多く集まったということです。</w:t>
+      </w:r>
+    </w:p>
+    <w:p>
+      <w:pPr>
+        <w:ind w:left="227"/>
+      </w:pPr>
+      <w:r>
+        <w:rPr>
+          <w:rFonts w:ascii="游ゴシック" w:hAnsi="游ゴシック" w:eastAsia="游ゴシック"/>
+          <w:b w:val="0"/>
+          <w:sz w:val="18"/>
+        </w:rPr>
+        <w:t>※ 統計の言い方では、要介護度の分布が在宅の認定者の分布と異なるかどうかをカイ二乗検定で調べたものです。検定の値は43.5（自由度6）で、偶然と言えなくなる目安（有意水準1％の値）16.81を大きく上回ります。この目安は、偶然でこれだけずれることが100回に1回未満であることを表します。</w:t>
       </w:r>
     </w:p>
     <w:p>
@@ -4867,6 +4981,35 @@
           <w:sz w:val="21"/>
         </w:rPr>
         <w:t>従前は「課題のある利用者を抽出する設計である」という定性的な留保でしたが、偏りの大きさと向きを数値で示せるようになりました。</w:t>
+      </w:r>
+    </w:p>
+    <w:p>
+      <w:pPr>
+        <w:ind w:left="227"/>
+      </w:pPr>
+      <w:r>
+        <w:rPr>
+          <w:rFonts w:ascii="游ゴシック" w:hAnsi="游ゴシック" w:eastAsia="游ゴシック"/>
+          <w:b w:val="0"/>
+          <w:sz w:val="18"/>
+        </w:rPr>
+        <w:t>※ 比べた相手（在宅の認定者1,503.8人）は、年報から求めた月平均の人数であり、</w:t>
+      </w:r>
+      <w:r>
+        <w:rPr>
+          <w:rFonts w:ascii="游ゴシック" w:hAnsi="游ゴシック" w:eastAsia="游ゴシック"/>
+          <w:b/>
+          <w:sz w:val="18"/>
+        </w:rPr>
+        <w:t>認定を受けてサービスを利用していない方（推計486人）を含みます</w:t>
+      </w:r>
+      <w:r>
+        <w:rPr>
+          <w:rFonts w:ascii="游ゴシック" w:hAnsi="游ゴシック" w:eastAsia="游ゴシック"/>
+          <w:b w:val="0"/>
+          <w:sz w:val="18"/>
+        </w:rPr>
+        <w:t>。調査①はケアプランのある方が対象であるため、両者の母集団は厳密には一致しません。要支援1が少ないことには、この母集団の差も効いていると考えられます。</w:t>
       </w:r>
     </w:p>
     <w:p>
@@ -6096,7 +6239,7 @@
           <w:b/>
           <w:sz w:val="21"/>
         </w:rPr>
-        <w:t>地域密着型介護老人福祉施設入所者生活介護は令和11年度に定員62人の99.9％に達します。</w:t>
+        <w:t>地域密着型介護老人福祉施設入所者生活介護は令和11年度に定員62人の99.9％に達する見込みです。</w:t>
       </w:r>
       <w:r>
         <w:rPr>
@@ -6104,7 +6247,7 @@
           <w:b w:val="0"/>
           <w:sz w:val="21"/>
         </w:rPr>
-        <w:t>中長期の推計では、定員を超えるのは令和12年度です。</w:t>
+        <w:t>中長期の推計では、定員を超えるのは令和12年度と見込まれます。いずれも令和7年度の利用率を固定した算定による見込値です。</w:t>
       </w:r>
     </w:p>
     <w:p>
@@ -6164,7 +6307,7 @@
           <w:b w:val="0"/>
           <w:sz w:val="21"/>
         </w:rPr>
-        <w:t>・介護老人保健施設・介護老人福祉施設は令和11年度に定員内に収まります。ただし特別養護老人ホームの待機者は別に存在します（所見17）。</w:t>
+        <w:t>・介護老人保健施設・介護老人福祉施設は令和11年度に定員内に収まる見込みです。ただし特別養護老人ホームの待機者は別に存在します（所見17）。</w:t>
       </w:r>
     </w:p>
     <w:p>
@@ -6248,7 +6391,31 @@
           <w:b w:val="0"/>
           <w:sz w:val="21"/>
         </w:rPr>
-        <w:t>認定者1,984人（令和7年度）がどのサービスを使っているかを年報から求めました。</w:t>
+        <w:t>認定者1,984人（令和7年度末）がどのサービスを使っているかを</w:t>
+      </w:r>
+      <w:r>
+        <w:rPr>
+          <w:rFonts w:ascii="游ゴシック" w:hAnsi="游ゴシック" w:eastAsia="游ゴシック"/>
+          <w:b/>
+          <w:sz w:val="21"/>
+        </w:rPr>
+        <w:t>推計</w:t>
+      </w:r>
+      <w:r>
+        <w:rPr>
+          <w:rFonts w:ascii="游ゴシック" w:hAnsi="游ゴシック" w:eastAsia="游ゴシック"/>
+          <w:b w:val="0"/>
+          <w:sz w:val="21"/>
+        </w:rPr>
+        <w:t>しました。年報の認定者数に、令和7年度の利用率（地域包括ケア「見える化」システム D45系列）を乗じたものです。</w:t>
+      </w:r>
+      <w:r>
+        <w:rPr>
+          <w:rFonts w:ascii="游ゴシック" w:hAnsi="游ゴシック" w:eastAsia="游ゴシック"/>
+          <w:b/>
+          <w:sz w:val="21"/>
+        </w:rPr>
+        <w:t>受給者の実人数を数えたものではありません。</w:t>
       </w:r>
     </w:p>
     <w:p>
@@ -6262,7 +6429,7 @@
           <w:b/>
           <w:sz w:val="20"/>
         </w:rPr>
-        <w:t>表9　認定者の利用状況（令和7年度）</w:t>
+        <w:t>表9　認定者の利用状況（令和7年度）　推計</w:t>
       </w:r>
     </w:p>
     <w:tbl>
@@ -6729,7 +6896,7 @@
           <w:b/>
           <w:sz w:val="21"/>
         </w:rPr>
-        <w:t>認定を受けながらいずれのサービスも利用していない方が認定者の4分の1を占めます。</w:t>
+        <w:t>推計では、認定を受けながらいずれのサービスも利用していない方が認定者の4分の1を占めます。</w:t>
       </w:r>
       <w:r>
         <w:rPr>
@@ -6738,6 +6905,19 @@
           <w:sz w:val="21"/>
         </w:rPr>
         <w:t>この方々の内訳（区分支給限度額の範囲内で使っていないのか、入院中なのか、給付管理の時点の差なのか）は年報からは分かれません。内訳の資料をいただければ要因を分解できます（資料提供依頼No.8）。</w:t>
+      </w:r>
+    </w:p>
+    <w:p>
+      <w:pPr>
+        <w:ind w:left="227"/>
+      </w:pPr>
+      <w:r>
+        <w:rPr>
+          <w:rFonts w:ascii="游ゴシック" w:hAnsi="游ゴシック" w:eastAsia="游ゴシック"/>
+          <w:b w:val="0"/>
+          <w:sz w:val="18"/>
+        </w:rPr>
+        <w:t>※ 上表は利用率を乗じた推計値であり、月平均の受給者実績（在宅1,013人ほか）とは算定の方法が異なるため一致しません。区分ごとの人数を確定した値としては用いません。</w:t>
       </w:r>
     </w:p>
     <w:p>
@@ -7667,7 +7847,7 @@
                 <w:b w:val="0"/>
                 <w:sz w:val="18"/>
               </w:rPr>
-              <w:t>健康とくらしの調査で24.3％（n=4,128）。介護保険の給付対象外。</w:t>
+              <w:t>健康とくらしの調査の回答者4,128人のうち24.3％（1,002人）。生活動作の困りごとの最上位。介護保険の給付対象外。</w:t>
             </w:r>
           </w:p>
         </w:tc>
@@ -9831,7 +10011,7 @@
           <w:b w:val="0"/>
           <w:sz w:val="21"/>
         </w:rPr>
-        <w:t>留保そのものは残りますが、どちらへどれだけ偏っているかを数値で示せるようになったものです。調査①の代表性（χ²＝43.5）と、在籍と受給の差がこれに当たります。</w:t>
+        <w:t>留保そのものは残りますが、どちらへどれだけ偏っているかを数値で示せるようになったものです。調査①の代表性（要介護度の分布の検定）と、在籍と受給の差がこれに当たります。</w:t>
       </w:r>
     </w:p>
     <w:p>

--- a/output/第10期計画_アンケート調査の分析_令和8年9月業務報告.docx
+++ b/output/第10期計画_アンケート調査の分析_令和8年9月業務報告.docx
@@ -476,7 +476,7 @@
                 <w:b w:val="0"/>
                 <w:sz w:val="18"/>
               </w:rPr>
-              <w:t>計画素案（925段落145表36図）</w:t>
+              <w:t>計画素案（926段落145表36図）</w:t>
             </w:r>
           </w:p>
         </w:tc>
@@ -580,7 +580,7 @@
                 <w:b w:val="0"/>
                 <w:sz w:val="18"/>
               </w:rPr>
-              <w:t>見込量が計画素案 第6章と食い違っていたものを是正した。χ²と在籍・受給の差を留保一覧と課題整理に収めた。計画本文への反映状況を章節ごとに確認して改めた</w:t>
+              <w:t>見込量が計画素案 第6章と食い違っていたものを是正した。χ²と在籍・受給の差を留保一覧と課題整理に加えた。計画本文への反映状況を章節ごとに確認して改めた</w:t>
             </w:r>
           </w:p>
         </w:tc>
@@ -3607,7 +3607,7 @@
                 <w:b w:val="0"/>
                 <w:sz w:val="18"/>
               </w:rPr>
-              <w:t>10.0％（R8）</w:t>
+              <w:t>9.0％（R7）</w:t>
             </w:r>
           </w:p>
         </w:tc>
@@ -3627,7 +3627,7 @@
                 <w:b w:val="0"/>
                 <w:sz w:val="18"/>
               </w:rPr>
-              <w:t>自主目標に0.2ポイント未達。ただし統計が国の目標値と異なる（第3章第1節）</w:t>
+              <w:t>令和7年度の中間目標9.0％を0.2ポイント下回る（令和8年度の期末目標は10.0％）。ただし統計が国の目標値と異なる（第3章第1節）</w:t>
             </w:r>
           </w:p>
         </w:tc>
@@ -3762,7 +3762,7 @@
           <w:b w:val="0"/>
           <w:sz w:val="21"/>
         </w:rPr>
-        <w:t>前回の結果は第9期計画の本文に掲載されていますが、本文からは回収票数・回収率を復元できず、第9期計画の本文そのものを受領していないためです（確認事項No.90）。受領できれば、図表集 10〜13シートの前回値と接続します。</w:t>
+        <w:t>第9期計画の本文は確認していますが、前回調査の指標別の分母及び集計条件を本文から復元できないためです（確認事項No.90）。前回調査の原集計表をご提供いただければ、図表集 10〜13シートの前回値と接続します。</w:t>
       </w:r>
     </w:p>
     <w:p>
@@ -3835,7 +3835,7 @@
           <w:b w:val="0"/>
           <w:sz w:val="21"/>
         </w:rPr>
-        <w:t>計画素案は現在925段落145表36図です。</w:t>
+        <w:t>計画素案は現在926段落145表36図です。</w:t>
       </w:r>
     </w:p>
     <w:p>
@@ -4946,7 +4946,7 @@
           <w:b w:val="0"/>
           <w:sz w:val="21"/>
         </w:rPr>
-        <w:t>偶然でこれだけずれる確率は1％を下回ります。言い換えると、たまたまこういう回答が集まったのではなく、調査の集め方によって重い方が多く集まったということです。</w:t>
+        <w:t>偶然でこれだけずれる確率は1％を下回ります。調査の対象が在宅生活又は家族の就労継続に課題のある方に限られることが一因と考えられます。</w:t>
       </w:r>
     </w:p>
     <w:p>
@@ -4959,7 +4959,7 @@
           <w:b w:val="0"/>
           <w:sz w:val="18"/>
         </w:rPr>
-        <w:t>※ 統計の言い方では、要介護度の分布が在宅の認定者の分布と異なるかどうかをカイ二乗検定で調べたものです。検定の値は43.5（自由度6）で、偶然と言えなくなる目安（有意水準1％の値）16.81を大きく上回ります。この目安は、偶然でこれだけずれることが100回に1回未満であることを表します。</w:t>
+        <w:t>※ 統計の言い方では、要介護度の分布が在宅の認定者の分布と異なるかどうかをカイ二乗検定で調べたものです。検定の値は43.5（自由度6）で、偶然と言えなくなる目安（有意水準1％の値）16.81を大きく上回ります。この目安は、偶然でこれだけずれることが100回に1回未満であることを表します。ただし比べた相手の母集団は調査①の母集団と一致しないため（次の注）、検定の値は分布の違いの大きさを確かめる参考として扱い、調査の集め方が違いを生んだことの証しとしては用いません。</w:t>
       </w:r>
     </w:p>
     <w:p>
@@ -5022,7 +5022,7 @@
           <w:b w:val="0"/>
           <w:sz w:val="18"/>
         </w:rPr>
-        <w:t>※ 代表KPI H12（必要サービス未充足率）も同じ母集団の指標になります。計画本文では「調査対象となった98人のうち」と明記します。</w:t>
+        <w:t>※ 代表KPI H12（区域内で提供できないサービスが必要と判断された利用者の割合）も同じ母集団の指標になります。計画本文では「調査対象となった99人のうち」と明記します。H12の分母はこの設問（より適切と思われるサービス）の有効回答99票であり（要介護度の有効回答98票ではありません）、基準値は99票中20票＝20.2％です。</w:t>
       </w:r>
     </w:p>
     <w:p>
@@ -6217,7 +6217,7 @@
           <w:b/>
           <w:sz w:val="21"/>
         </w:rPr>
-        <w:t>合計では定員に収まりますが、種別ごとに見ると様子が違います。</w:t>
+        <w:t>合計では定員に収まる見込みですが、種別ごとに見ると様子が違います。</w:t>
       </w:r>
     </w:p>
     <w:p>
@@ -8370,7 +8370,7 @@
                 <w:b w:val="0"/>
                 <w:sz w:val="18"/>
               </w:rPr>
-              <w:t>利用者票99票のうち在宅生活の維持が困難72人（72.7％）。</w:t>
+              <w:t>利用者票99票のうち、この設問の有効回答98票において在宅生活の維持が困難72人（73.5％）。</w:t>
             </w:r>
           </w:p>
         </w:tc>

--- a/output/第10期計画_アンケート調査の分析_令和8年9月業務報告.docx
+++ b/output/第10期計画_アンケート調査の分析_令和8年9月業務報告.docx
@@ -4938,7 +4938,7 @@
           <w:b/>
           <w:sz w:val="21"/>
         </w:rPr>
-        <w:t>このずれは、回答者が98人と少ないことによる偶然では説明できません。</w:t>
+        <w:t>在宅の認定者の分布を基準としたとき、回答者が98人であることによる偶然だけでは説明しにくい大きさのずれです。</w:t>
       </w:r>
       <w:r>
         <w:rPr>
@@ -4946,7 +4946,15 @@
           <w:b w:val="0"/>
           <w:sz w:val="21"/>
         </w:rPr>
-        <w:t>偶然でこれだけずれる確率は1％を下回ります。調査の対象が在宅生活又は家族の就労継続に課題のある方に限られることが一因と考えられます。</w:t>
+        <w:t>偶然でこれだけずれる確率は1％を下回ります。調査の対象が在宅生活又は家族の就労継続に課題のある方に限られることが一因と考えられます。ただし、比べる2つの集団は対象の条件が異なるため、</w:t>
+      </w:r>
+      <w:r>
+        <w:rPr>
+          <w:rFonts w:ascii="游ゴシック" w:hAnsi="游ゴシック" w:eastAsia="游ゴシック"/>
+          <w:b/>
+          <w:sz w:val="21"/>
+        </w:rPr>
+        <w:t>この値は分布の違いの大きさを確かめる参考として扱います。</w:t>
       </w:r>
     </w:p>
     <w:p>
@@ -5022,7 +5030,7 @@
           <w:b w:val="0"/>
           <w:sz w:val="18"/>
         </w:rPr>
-        <w:t>※ 代表KPI H12（区域内で提供できないサービスが必要と判断された利用者の割合）も同じ母集団の指標になります。計画本文では「調査対象となった99人のうち」と明記します。H12の分母はこの設問（より適切と思われるサービス）の有効回答99票であり（要介護度の有効回答98票ではありません）、基準値は99票中20票＝20.2％です。</w:t>
+        <w:t>※ 代表KPI H12（区域内で提供できないサービスが必要と判断された利用者の割合）も同じ母集団の指標になります。計画本文では「調査対象となった99人のうち」と明記します。H12の分母はこの設問（より適切と思われるサービス）の有効回答99票であり（要介護度の有効回答98票ではありません）、基準値は99票中20票＝20.2％です。分子は、区域内に事業所が存在しない4サービス（夜間対応型訪問介護、定期巡回・随時対応型訪問介護看護、看護小規模多機能型居宅介護、介護医療院）のいずれかを挙げた実人数で、複数を選んでいても1人1票として数えています（3サービスの延べ26件とは数えているものが異なります）。</w:t>
       </w:r>
     </w:p>
     <w:p>
@@ -6269,7 +6277,7 @@
           <w:b/>
           <w:sz w:val="21"/>
         </w:rPr>
-        <w:t>特定施設は区域内ではほぼ満室です</w:t>
+        <w:t>特定施設は区域内3施設とも入居率が高くなっています</w:t>
       </w:r>
       <w:r>
         <w:rPr>
@@ -6277,7 +6285,7 @@
           <w:b w:val="0"/>
           <w:sz w:val="21"/>
         </w:rPr>
-        <w:t>（定員156人に対し入居者154人・98.7％。所見20）。一方、当広域連合の被保険者の受給は令和7年度で61.5人／月であり、定員の39.4％にとどまります。</w:t>
+        <w:t>（回答2施設98.3％・令和7年4月1日現在、公表データによる1施設97.0％・令和7年10月6日現在。所見20）。時点が異なるため、合計の入居率（定員156人に対し入居者154人・98.7％）は参考値です。一方、当広域連合の被保険者の受給は令和7年度で61.5人／月であり、定員の39.4％にとどまります。</w:t>
       </w:r>
       <w:r>
         <w:rPr>
@@ -8984,7 +8992,7 @@
           <w:b w:val="0"/>
           <w:sz w:val="21"/>
         </w:rPr>
-        <w:t>・所見20　特定施設は区域内でほぼ満室である（反映先　第2章第3節・第6章第4節）</w:t>
+        <w:t>・所見20　特定施設は施設ごとにみると高い入居率である（反映先　第2章第3節・第6章第4節）</w:t>
       </w:r>
     </w:p>
     <w:p>

--- a/output/第10期計画_アンケート調査の分析_令和8年9月業務報告.docx
+++ b/output/第10期計画_アンケート調査の分析_令和8年9月業務報告.docx
@@ -114,7 +114,8 @@
     <w:p>
       <w:pPr>
         <w:keepNext/>
-        <w:spacing w:before="280" w:after="120"/>
+        <w:pageBreakBefore/>
+        <w:spacing w:before="0" w:after="120"/>
       </w:pPr>
       <w:r>
         <w:rPr>
@@ -172,6 +173,7 @@
           </w:tcPr>
           <w:p>
             <w:pPr>
+              <w:keepNext/>
               <w:spacing w:after="0"/>
               <w:jc w:val="center"/>
             </w:pPr>
@@ -194,6 +196,7 @@
           </w:tcPr>
           <w:p>
             <w:pPr>
+              <w:keepNext/>
               <w:spacing w:after="0"/>
               <w:jc w:val="center"/>
             </w:pPr>
@@ -216,6 +219,7 @@
           </w:tcPr>
           <w:p>
             <w:pPr>
+              <w:keepNext/>
               <w:spacing w:after="0"/>
               <w:jc w:val="center"/>
             </w:pPr>
@@ -238,6 +242,7 @@
           </w:tcPr>
           <w:p>
             <w:pPr>
+              <w:keepNext/>
               <w:spacing w:after="0"/>
               <w:jc w:val="center"/>
             </w:pPr>
@@ -264,6 +269,7 @@
           </w:tcPr>
           <w:p>
             <w:pPr>
+              <w:keepNext/>
               <w:spacing w:after="0"/>
             </w:pPr>
             <w:r>
@@ -283,6 +289,7 @@
           </w:tcPr>
           <w:p>
             <w:pPr>
+              <w:keepNext/>
               <w:spacing w:after="0"/>
             </w:pPr>
             <w:r>
@@ -302,6 +309,7 @@
           </w:tcPr>
           <w:p>
             <w:pPr>
+              <w:keepNext/>
               <w:spacing w:after="0"/>
             </w:pPr>
             <w:r>
@@ -321,12 +329,13 @@
           </w:tcPr>
           <w:p>
             <w:pPr>
-              <w:spacing w:after="0"/>
-            </w:pPr>
-            <w:r>
-              <w:rPr>
-                <w:rFonts w:ascii="游ゴシック" w:hAnsi="游ゴシック" w:eastAsia="游ゴシック"/>
-                <w:b w:val="0"/>
+              <w:keepNext/>
+              <w:spacing w:after="0"/>
+            </w:pPr>
+            <w:r>
+              <w:rPr>
+                <w:rFonts w:ascii="游ゴシック" w:hAnsi="游ゴシック" w:eastAsia="游ゴシック"/>
+                <w:b/>
                 <w:sz w:val="18"/>
               </w:rPr>
               <w:t>集計・クロス集計・分析は4調査とも完了しており、9月に残るのは確定値化と計画本文への反映であることを確かめた</w:t>
@@ -346,6 +355,7 @@
           </w:tcPr>
           <w:p>
             <w:pPr>
+              <w:keepNext/>
               <w:spacing w:after="0"/>
             </w:pPr>
             <w:r>
@@ -366,6 +376,7 @@
           </w:tcPr>
           <w:p>
             <w:pPr>
+              <w:keepNext/>
               <w:spacing w:after="0"/>
             </w:pPr>
             <w:r>
@@ -386,6 +397,7 @@
           </w:tcPr>
           <w:p>
             <w:pPr>
+              <w:keepNext/>
               <w:spacing w:after="0"/>
             </w:pPr>
             <w:r>
@@ -406,12 +418,13 @@
           </w:tcPr>
           <w:p>
             <w:pPr>
-              <w:spacing w:after="0"/>
-            </w:pPr>
-            <w:r>
-              <w:rPr>
-                <w:rFonts w:ascii="游ゴシック" w:hAnsi="游ゴシック" w:eastAsia="游ゴシック"/>
-                <w:b w:val="0"/>
+              <w:keepNext/>
+              <w:spacing w:after="0"/>
+            </w:pPr>
+            <w:r>
+              <w:rPr>
+                <w:rFonts w:ascii="游ゴシック" w:hAnsi="游ゴシック" w:eastAsia="游ゴシック"/>
+                <w:b/>
                 <w:sz w:val="18"/>
               </w:rPr>
               <w:t>調査①の要介護度分布が在宅の認定者の分布と食い違うことを偶然では説明できないずれであることを検定により確かめた施設の在籍者と保険者の受給者は数える対象が異なることを確定した</w:t>
@@ -430,6 +443,7 @@
           </w:tcPr>
           <w:p>
             <w:pPr>
+              <w:keepNext/>
               <w:spacing w:after="0"/>
             </w:pPr>
             <w:r>
@@ -449,6 +463,7 @@
           </w:tcPr>
           <w:p>
             <w:pPr>
+              <w:keepNext/>
               <w:spacing w:after="0"/>
             </w:pPr>
             <w:r>
@@ -468,6 +483,7 @@
           </w:tcPr>
           <w:p>
             <w:pPr>
+              <w:keepNext/>
               <w:spacing w:after="0"/>
             </w:pPr>
             <w:r>
@@ -487,12 +503,13 @@
           </w:tcPr>
           <w:p>
             <w:pPr>
-              <w:spacing w:after="0"/>
-            </w:pPr>
-            <w:r>
-              <w:rPr>
-                <w:rFonts w:ascii="游ゴシック" w:hAnsi="游ゴシック" w:eastAsia="游ゴシック"/>
-                <w:b w:val="0"/>
+              <w:keepNext/>
+              <w:spacing w:after="0"/>
+            </w:pPr>
+            <w:r>
+              <w:rPr>
+                <w:rFonts w:ascii="游ゴシック" w:hAnsi="游ゴシック" w:eastAsia="游ゴシック"/>
+                <w:b/>
                 <w:sz w:val="18"/>
               </w:rPr>
               <w:t>第2章第4節は4段落・表1から30段落・表8になった</w:t>
@@ -512,6 +529,7 @@
           </w:tcPr>
           <w:p>
             <w:pPr>
+              <w:keepNext/>
               <w:spacing w:after="0"/>
             </w:pPr>
             <w:r>
@@ -532,6 +550,7 @@
           </w:tcPr>
           <w:p>
             <w:pPr>
+              <w:keepNext/>
               <w:spacing w:after="0"/>
             </w:pPr>
             <w:r>
@@ -552,6 +571,7 @@
           </w:tcPr>
           <w:p>
             <w:pPr>
+              <w:keepNext/>
               <w:spacing w:after="0"/>
             </w:pPr>
             <w:r>
@@ -572,12 +592,13 @@
           </w:tcPr>
           <w:p>
             <w:pPr>
-              <w:spacing w:after="0"/>
-            </w:pPr>
-            <w:r>
-              <w:rPr>
-                <w:rFonts w:ascii="游ゴシック" w:hAnsi="游ゴシック" w:eastAsia="游ゴシック"/>
-                <w:b w:val="0"/>
+              <w:keepNext/>
+              <w:spacing w:after="0"/>
+            </w:pPr>
+            <w:r>
+              <w:rPr>
+                <w:rFonts w:ascii="游ゴシック" w:hAnsi="游ゴシック" w:eastAsia="游ゴシック"/>
+                <w:b/>
                 <w:sz w:val="18"/>
               </w:rPr>
               <w:t>見込量が計画素案 第6章と食い違っていたものを是正した。χ²と在籍・受給の差を留保一覧と課題整理に加えた。計画本文への反映状況を章節ごとに確認して改めた</w:t>
@@ -658,7 +679,7 @@
             <w:r>
               <w:rPr>
                 <w:rFonts w:ascii="游ゴシック" w:hAnsi="游ゴシック" w:eastAsia="游ゴシック"/>
-                <w:b w:val="0"/>
+                <w:b/>
                 <w:sz w:val="18"/>
               </w:rPr>
               <w:t>所見20件のうち11件を反映済みとした。決定を要しないものはすべて反映した</w:t>
@@ -683,7 +704,8 @@
     <w:p>
       <w:pPr>
         <w:keepNext/>
-        <w:spacing w:before="280" w:after="120"/>
+        <w:pageBreakBefore/>
+        <w:spacing w:before="0" w:after="120"/>
       </w:pPr>
       <w:r>
         <w:rPr>
@@ -789,6 +811,7 @@
           </w:tcPr>
           <w:p>
             <w:pPr>
+              <w:keepNext/>
               <w:spacing w:after="0"/>
               <w:jc w:val="center"/>
             </w:pPr>
@@ -811,6 +834,7 @@
           </w:tcPr>
           <w:p>
             <w:pPr>
+              <w:keepNext/>
               <w:spacing w:after="0"/>
               <w:jc w:val="center"/>
             </w:pPr>
@@ -833,6 +857,7 @@
           </w:tcPr>
           <w:p>
             <w:pPr>
+              <w:keepNext/>
               <w:spacing w:after="0"/>
               <w:jc w:val="center"/>
             </w:pPr>
@@ -855,6 +880,7 @@
           </w:tcPr>
           <w:p>
             <w:pPr>
+              <w:keepNext/>
               <w:spacing w:after="0"/>
               <w:jc w:val="center"/>
             </w:pPr>
@@ -881,6 +907,7 @@
           </w:tcPr>
           <w:p>
             <w:pPr>
+              <w:keepNext/>
               <w:spacing w:after="0"/>
             </w:pPr>
             <w:r>
@@ -900,34 +927,36 @@
           </w:tcPr>
           <w:p>
             <w:pPr>
+              <w:keepNext/>
               <w:spacing w:after="0"/>
               <w:jc w:val="center"/>
             </w:pPr>
             <w:r>
               <w:rPr>
                 <w:rFonts w:ascii="游ゴシック" w:hAnsi="游ゴシック" w:eastAsia="游ゴシック"/>
+                <w:b/>
+                <w:sz w:val="18"/>
+              </w:rPr>
+              <w:t>完了</w:t>
+            </w:r>
+          </w:p>
+        </w:tc>
+        <w:tc>
+          <w:tcPr>
+            <w:tcW w:type="dxa" w:w="2608"/>
+            <w:vAlign w:val="center"/>
+          </w:tcPr>
+          <w:p>
+            <w:pPr>
+              <w:keepNext/>
+              <w:spacing w:after="0"/>
+            </w:pPr>
+            <w:r>
+              <w:rPr>
+                <w:rFonts w:ascii="游ゴシック" w:hAnsi="游ゴシック" w:eastAsia="游ゴシック"/>
                 <w:b w:val="0"/>
                 <w:sz w:val="18"/>
               </w:rPr>
-              <w:t>完了</w:t>
-            </w:r>
-          </w:p>
-        </w:tc>
-        <w:tc>
-          <w:tcPr>
-            <w:tcW w:type="dxa" w:w="2608"/>
-            <w:vAlign w:val="center"/>
-          </w:tcPr>
-          <w:p>
-            <w:pPr>
-              <w:spacing w:after="0"/>
-            </w:pPr>
-            <w:r>
-              <w:rPr>
-                <w:rFonts w:ascii="游ゴシック" w:hAnsi="游ゴシック" w:eastAsia="游ゴシック"/>
-                <w:b w:val="0"/>
-                <w:sz w:val="18"/>
-              </w:rPr>
               <w:t>調査クロス集計・分析（24シート）</w:t>
             </w:r>
           </w:p>
@@ -939,6 +968,7 @@
           </w:tcPr>
           <w:p>
             <w:pPr>
+              <w:keepNext/>
               <w:spacing w:after="0"/>
             </w:pPr>
             <w:r>
@@ -964,6 +994,7 @@
           </w:tcPr>
           <w:p>
             <w:pPr>
+              <w:keepNext/>
               <w:spacing w:after="0"/>
             </w:pPr>
             <w:r>
@@ -984,13 +1015,14 @@
           </w:tcPr>
           <w:p>
             <w:pPr>
+              <w:keepNext/>
               <w:spacing w:after="0"/>
               <w:jc w:val="center"/>
             </w:pPr>
             <w:r>
               <w:rPr>
                 <w:rFonts w:ascii="游ゴシック" w:hAnsi="游ゴシック" w:eastAsia="游ゴシック"/>
-                <w:b w:val="0"/>
+                <w:b/>
                 <w:sz w:val="18"/>
               </w:rPr>
               <w:t>完了</w:t>
@@ -1005,6 +1037,7 @@
           </w:tcPr>
           <w:p>
             <w:pPr>
+              <w:keepNext/>
               <w:spacing w:after="0"/>
             </w:pPr>
             <w:r>
@@ -1025,6 +1058,7 @@
           </w:tcPr>
           <w:p>
             <w:pPr>
+              <w:keepNext/>
               <w:spacing w:after="0"/>
             </w:pPr>
             <w:r>
@@ -1049,6 +1083,7 @@
           </w:tcPr>
           <w:p>
             <w:pPr>
+              <w:keepNext/>
               <w:spacing w:after="0"/>
             </w:pPr>
             <w:r>
@@ -1068,34 +1103,36 @@
           </w:tcPr>
           <w:p>
             <w:pPr>
+              <w:keepNext/>
               <w:spacing w:after="0"/>
               <w:jc w:val="center"/>
             </w:pPr>
             <w:r>
               <w:rPr>
                 <w:rFonts w:ascii="游ゴシック" w:hAnsi="游ゴシック" w:eastAsia="游ゴシック"/>
+                <w:b/>
+                <w:sz w:val="18"/>
+              </w:rPr>
+              <w:t>完了</w:t>
+            </w:r>
+          </w:p>
+        </w:tc>
+        <w:tc>
+          <w:tcPr>
+            <w:tcW w:type="dxa" w:w="2608"/>
+            <w:vAlign w:val="center"/>
+          </w:tcPr>
+          <w:p>
+            <w:pPr>
+              <w:keepNext/>
+              <w:spacing w:after="0"/>
+            </w:pPr>
+            <w:r>
+              <w:rPr>
+                <w:rFonts w:ascii="游ゴシック" w:hAnsi="游ゴシック" w:eastAsia="游ゴシック"/>
                 <w:b w:val="0"/>
                 <w:sz w:val="18"/>
               </w:rPr>
-              <w:t>完了</w:t>
-            </w:r>
-          </w:p>
-        </w:tc>
-        <w:tc>
-          <w:tcPr>
-            <w:tcW w:type="dxa" w:w="2608"/>
-            <w:vAlign w:val="center"/>
-          </w:tcPr>
-          <w:p>
-            <w:pPr>
-              <w:spacing w:after="0"/>
-            </w:pPr>
-            <w:r>
-              <w:rPr>
-                <w:rFonts w:ascii="游ゴシック" w:hAnsi="游ゴシック" w:eastAsia="游ゴシック"/>
-                <w:b w:val="0"/>
-                <w:sz w:val="18"/>
-              </w:rPr>
               <w:t>集計分析報告書 02シート</w:t>
             </w:r>
           </w:p>
@@ -1107,6 +1144,7 @@
           </w:tcPr>
           <w:p>
             <w:pPr>
+              <w:keepNext/>
               <w:spacing w:after="0"/>
             </w:pPr>
             <w:r>
@@ -1132,6 +1170,7 @@
           </w:tcPr>
           <w:p>
             <w:pPr>
+              <w:keepNext/>
               <w:spacing w:after="0"/>
             </w:pPr>
             <w:r>
@@ -1152,13 +1191,14 @@
           </w:tcPr>
           <w:p>
             <w:pPr>
+              <w:keepNext/>
               <w:spacing w:after="0"/>
               <w:jc w:val="center"/>
             </w:pPr>
             <w:r>
               <w:rPr>
                 <w:rFonts w:ascii="游ゴシック" w:hAnsi="游ゴシック" w:eastAsia="游ゴシック"/>
-                <w:b w:val="0"/>
+                <w:b/>
                 <w:sz w:val="18"/>
               </w:rPr>
               <w:t>完了</w:t>
@@ -1173,6 +1213,7 @@
           </w:tcPr>
           <w:p>
             <w:pPr>
+              <w:keepNext/>
               <w:spacing w:after="0"/>
             </w:pPr>
             <w:r>
@@ -1193,6 +1234,7 @@
           </w:tcPr>
           <w:p>
             <w:pPr>
+              <w:keepNext/>
               <w:spacing w:after="0"/>
             </w:pPr>
             <w:r>
@@ -1217,6 +1259,7 @@
           </w:tcPr>
           <w:p>
             <w:pPr>
+              <w:keepNext/>
               <w:spacing w:after="0"/>
             </w:pPr>
             <w:r>
@@ -1236,34 +1279,36 @@
           </w:tcPr>
           <w:p>
             <w:pPr>
+              <w:keepNext/>
               <w:spacing w:after="0"/>
               <w:jc w:val="center"/>
             </w:pPr>
             <w:r>
               <w:rPr>
                 <w:rFonts w:ascii="游ゴシック" w:hAnsi="游ゴシック" w:eastAsia="游ゴシック"/>
+                <w:b/>
+                <w:sz w:val="18"/>
+              </w:rPr>
+              <w:t>完了</w:t>
+            </w:r>
+          </w:p>
+        </w:tc>
+        <w:tc>
+          <w:tcPr>
+            <w:tcW w:type="dxa" w:w="2608"/>
+            <w:vAlign w:val="center"/>
+          </w:tcPr>
+          <w:p>
+            <w:pPr>
+              <w:keepNext/>
+              <w:spacing w:after="0"/>
+            </w:pPr>
+            <w:r>
+              <w:rPr>
+                <w:rFonts w:ascii="游ゴシック" w:hAnsi="游ゴシック" w:eastAsia="游ゴシック"/>
                 <w:b w:val="0"/>
                 <w:sz w:val="18"/>
               </w:rPr>
-              <w:t>完了</w:t>
-            </w:r>
-          </w:p>
-        </w:tc>
-        <w:tc>
-          <w:tcPr>
-            <w:tcW w:type="dxa" w:w="2608"/>
-            <w:vAlign w:val="center"/>
-          </w:tcPr>
-          <w:p>
-            <w:pPr>
-              <w:spacing w:after="0"/>
-            </w:pPr>
-            <w:r>
-              <w:rPr>
-                <w:rFonts w:ascii="游ゴシック" w:hAnsi="游ゴシック" w:eastAsia="游ゴシック"/>
-                <w:b w:val="0"/>
-                <w:sz w:val="18"/>
-              </w:rPr>
               <w:t>集計分析報告書 04シート</w:t>
             </w:r>
           </w:p>
@@ -1275,6 +1320,7 @@
           </w:tcPr>
           <w:p>
             <w:pPr>
+              <w:keepNext/>
               <w:spacing w:after="0"/>
             </w:pPr>
             <w:r>
@@ -1300,6 +1346,7 @@
           </w:tcPr>
           <w:p>
             <w:pPr>
+              <w:keepNext/>
               <w:spacing w:after="0"/>
             </w:pPr>
             <w:r>
@@ -1320,13 +1367,14 @@
           </w:tcPr>
           <w:p>
             <w:pPr>
+              <w:keepNext/>
               <w:spacing w:after="0"/>
               <w:jc w:val="center"/>
             </w:pPr>
             <w:r>
               <w:rPr>
                 <w:rFonts w:ascii="游ゴシック" w:hAnsi="游ゴシック" w:eastAsia="游ゴシック"/>
-                <w:b w:val="0"/>
+                <w:b/>
                 <w:sz w:val="18"/>
               </w:rPr>
               <w:t>行わない</w:t>
@@ -1341,6 +1389,7 @@
           </w:tcPr>
           <w:p>
             <w:pPr>
+              <w:keepNext/>
               <w:spacing w:after="0"/>
             </w:pPr>
             <w:r>
@@ -1361,6 +1410,7 @@
           </w:tcPr>
           <w:p>
             <w:pPr>
+              <w:keepNext/>
               <w:spacing w:after="0"/>
             </w:pPr>
             <w:r>
@@ -1410,7 +1460,7 @@
             <w:r>
               <w:rPr>
                 <w:rFonts w:ascii="游ゴシック" w:hAnsi="游ゴシック" w:eastAsia="游ゴシック"/>
-                <w:b w:val="0"/>
+                <w:b/>
                 <w:sz w:val="18"/>
               </w:rPr>
               <w:t>完了</w:t>
@@ -1505,7 +1555,8 @@
     <w:p>
       <w:pPr>
         <w:keepNext/>
-        <w:spacing w:before="280" w:after="120"/>
+        <w:pageBreakBefore/>
+        <w:spacing w:before="0" w:after="120"/>
       </w:pPr>
       <w:r>
         <w:rPr>
@@ -1598,6 +1649,7 @@
           </w:tcPr>
           <w:p>
             <w:pPr>
+              <w:keepNext/>
               <w:spacing w:after="0"/>
               <w:jc w:val="center"/>
             </w:pPr>
@@ -1620,6 +1672,7 @@
           </w:tcPr>
           <w:p>
             <w:pPr>
+              <w:keepNext/>
               <w:spacing w:after="0"/>
               <w:jc w:val="center"/>
             </w:pPr>
@@ -1642,6 +1695,7 @@
           </w:tcPr>
           <w:p>
             <w:pPr>
+              <w:keepNext/>
               <w:spacing w:after="0"/>
               <w:jc w:val="center"/>
             </w:pPr>
@@ -1664,6 +1718,7 @@
           </w:tcPr>
           <w:p>
             <w:pPr>
+              <w:keepNext/>
               <w:spacing w:after="0"/>
               <w:jc w:val="center"/>
             </w:pPr>
@@ -1686,6 +1741,7 @@
           </w:tcPr>
           <w:p>
             <w:pPr>
+              <w:keepNext/>
               <w:spacing w:after="0"/>
               <w:jc w:val="center"/>
             </w:pPr>
@@ -1712,6 +1768,7 @@
           </w:tcPr>
           <w:p>
             <w:pPr>
+              <w:keepNext/>
               <w:spacing w:after="0"/>
             </w:pPr>
             <w:r>
@@ -1731,6 +1788,27 @@
           </w:tcPr>
           <w:p>
             <w:pPr>
+              <w:keepNext/>
+              <w:spacing w:after="0"/>
+            </w:pPr>
+            <w:r>
+              <w:rPr>
+                <w:rFonts w:ascii="游ゴシック" w:hAnsi="游ゴシック" w:eastAsia="游ゴシック"/>
+                <w:b/>
+                <w:sz w:val="18"/>
+              </w:rPr>
+              <w:t>15件</w:t>
+            </w:r>
+          </w:p>
+        </w:tc>
+        <w:tc>
+          <w:tcPr>
+            <w:tcW w:type="dxa" w:w="2154"/>
+            <w:vAlign w:val="center"/>
+          </w:tcPr>
+          <w:p>
+            <w:pPr>
+              <w:keepNext/>
               <w:spacing w:after="0"/>
             </w:pPr>
             <w:r>
@@ -1739,17 +1817,18 @@
                 <w:b w:val="0"/>
                 <w:sz w:val="18"/>
               </w:rPr>
-              <w:t>15件</w:t>
-            </w:r>
-          </w:p>
-        </w:tc>
-        <w:tc>
-          <w:tcPr>
-            <w:tcW w:type="dxa" w:w="2154"/>
-            <w:vAlign w:val="center"/>
-          </w:tcPr>
-          <w:p>
-            <w:pPr>
+              <w:t>居宅介護支援13・小規模多機能5・地域包括2</w:t>
+            </w:r>
+          </w:p>
+        </w:tc>
+        <w:tc>
+          <w:tcPr>
+            <w:tcW w:type="dxa" w:w="2041"/>
+            <w:vAlign w:val="center"/>
+          </w:tcPr>
+          <w:p>
+            <w:pPr>
+              <w:keepNext/>
               <w:spacing w:after="0"/>
             </w:pPr>
             <w:r>
@@ -1758,25 +1837,6 @@
                 <w:b w:val="0"/>
                 <w:sz w:val="18"/>
               </w:rPr>
-              <w:t>居宅介護支援13・小規模多機能5・地域包括2</w:t>
-            </w:r>
-          </w:p>
-        </w:tc>
-        <w:tc>
-          <w:tcPr>
-            <w:tcW w:type="dxa" w:w="2041"/>
-            <w:vAlign w:val="center"/>
-          </w:tcPr>
-          <w:p>
-            <w:pPr>
-              <w:spacing w:after="0"/>
-            </w:pPr>
-            <w:r>
-              <w:rPr>
-                <w:rFonts w:ascii="游ゴシック" w:hAnsi="游ゴシック" w:eastAsia="游ゴシック"/>
-                <w:b w:val="0"/>
-                <w:sz w:val="18"/>
-              </w:rPr>
               <w:t>居宅介護支援10・小規模多機能3・地域包括2</w:t>
             </w:r>
           </w:p>
@@ -1788,6 +1848,7 @@
           </w:tcPr>
           <w:p>
             <w:pPr>
+              <w:keepNext/>
               <w:spacing w:after="0"/>
             </w:pPr>
             <w:r>
@@ -1813,6 +1874,7 @@
           </w:tcPr>
           <w:p>
             <w:pPr>
+              <w:keepNext/>
               <w:spacing w:after="0"/>
             </w:pPr>
             <w:r>
@@ -1833,12 +1895,13 @@
           </w:tcPr>
           <w:p>
             <w:pPr>
-              <w:spacing w:after="0"/>
-            </w:pPr>
-            <w:r>
-              <w:rPr>
-                <w:rFonts w:ascii="游ゴシック" w:hAnsi="游ゴシック" w:eastAsia="游ゴシック"/>
-                <w:b w:val="0"/>
+              <w:keepNext/>
+              <w:spacing w:after="0"/>
+            </w:pPr>
+            <w:r>
+              <w:rPr>
+                <w:rFonts w:ascii="游ゴシック" w:hAnsi="游ゴシック" w:eastAsia="游ゴシック"/>
+                <w:b/>
                 <w:sz w:val="18"/>
               </w:rPr>
               <w:t>99票</w:t>
@@ -1853,6 +1916,7 @@
           </w:tcPr>
           <w:p>
             <w:pPr>
+              <w:keepNext/>
               <w:spacing w:after="0"/>
             </w:pPr>
             <w:r>
@@ -1873,6 +1937,7 @@
           </w:tcPr>
           <w:p>
             <w:pPr>
+              <w:keepNext/>
               <w:spacing w:after="0"/>
             </w:pPr>
             <w:r>
@@ -1893,6 +1958,7 @@
           </w:tcPr>
           <w:p>
             <w:pPr>
+              <w:keepNext/>
               <w:spacing w:after="0"/>
             </w:pPr>
             <w:r>
@@ -1917,6 +1983,7 @@
           </w:tcPr>
           <w:p>
             <w:pPr>
+              <w:keepNext/>
               <w:spacing w:after="0"/>
             </w:pPr>
             <w:r>
@@ -1936,6 +2003,27 @@
           </w:tcPr>
           <w:p>
             <w:pPr>
+              <w:keepNext/>
+              <w:spacing w:after="0"/>
+            </w:pPr>
+            <w:r>
+              <w:rPr>
+                <w:rFonts w:ascii="游ゴシック" w:hAnsi="游ゴシック" w:eastAsia="游ゴシック"/>
+                <w:b/>
+                <w:sz w:val="18"/>
+              </w:rPr>
+              <w:t>18件</w:t>
+            </w:r>
+          </w:p>
+        </w:tc>
+        <w:tc>
+          <w:tcPr>
+            <w:tcW w:type="dxa" w:w="2154"/>
+            <w:vAlign w:val="center"/>
+          </w:tcPr>
+          <w:p>
+            <w:pPr>
+              <w:keepNext/>
               <w:spacing w:after="0"/>
             </w:pPr>
             <w:r>
@@ -1944,17 +2032,18 @@
                 <w:b w:val="0"/>
                 <w:sz w:val="18"/>
               </w:rPr>
-              <w:t>18件</w:t>
-            </w:r>
-          </w:p>
-        </w:tc>
-        <w:tc>
-          <w:tcPr>
-            <w:tcW w:type="dxa" w:w="2154"/>
-            <w:vAlign w:val="center"/>
-          </w:tcPr>
-          <w:p>
-            <w:pPr>
+              <w:t>介護保険の指定施設19＋介護保険外の住まい12＝31</w:t>
+            </w:r>
+          </w:p>
+        </w:tc>
+        <w:tc>
+          <w:tcPr>
+            <w:tcW w:type="dxa" w:w="2041"/>
+            <w:vAlign w:val="center"/>
+          </w:tcPr>
+          <w:p>
+            <w:pPr>
+              <w:keepNext/>
               <w:spacing w:after="0"/>
             </w:pPr>
             <w:r>
@@ -1963,25 +2052,6 @@
                 <w:b w:val="0"/>
                 <w:sz w:val="18"/>
               </w:rPr>
-              <w:t>介護保険の指定施設19＋介護保険外の住まい12＝31</w:t>
-            </w:r>
-          </w:p>
-        </w:tc>
-        <w:tc>
-          <w:tcPr>
-            <w:tcW w:type="dxa" w:w="2041"/>
-            <w:vAlign w:val="center"/>
-          </w:tcPr>
-          <w:p>
-            <w:pPr>
-              <w:spacing w:after="0"/>
-            </w:pPr>
-            <w:r>
-              <w:rPr>
-                <w:rFonts w:ascii="游ゴシック" w:hAnsi="游ゴシック" w:eastAsia="游ゴシック"/>
-                <w:b w:val="0"/>
-                <w:sz w:val="18"/>
-              </w:rPr>
               <w:t>指定施設14・介護保険外4</w:t>
             </w:r>
           </w:p>
@@ -1993,6 +2063,7 @@
           </w:tcPr>
           <w:p>
             <w:pPr>
+              <w:keepNext/>
               <w:spacing w:after="0"/>
             </w:pPr>
             <w:r>
@@ -2018,6 +2089,7 @@
           </w:tcPr>
           <w:p>
             <w:pPr>
+              <w:keepNext/>
               <w:spacing w:after="0"/>
             </w:pPr>
             <w:r>
@@ -2038,12 +2110,13 @@
           </w:tcPr>
           <w:p>
             <w:pPr>
-              <w:spacing w:after="0"/>
-            </w:pPr>
-            <w:r>
-              <w:rPr>
-                <w:rFonts w:ascii="游ゴシック" w:hAnsi="游ゴシック" w:eastAsia="游ゴシック"/>
-                <w:b w:val="0"/>
+              <w:keepNext/>
+              <w:spacing w:after="0"/>
+            </w:pPr>
+            <w:r>
+              <w:rPr>
+                <w:rFonts w:ascii="游ゴシック" w:hAnsi="游ゴシック" w:eastAsia="游ゴシック"/>
+                <w:b/>
                 <w:sz w:val="18"/>
               </w:rPr>
               <w:t>24件</w:t>
@@ -2058,6 +2131,7 @@
           </w:tcPr>
           <w:p>
             <w:pPr>
+              <w:keepNext/>
               <w:spacing w:after="0"/>
             </w:pPr>
             <w:r>
@@ -2078,6 +2152,7 @@
           </w:tcPr>
           <w:p>
             <w:pPr>
+              <w:keepNext/>
               <w:spacing w:after="0"/>
             </w:pPr>
             <w:r>
@@ -2098,6 +2173,7 @@
           </w:tcPr>
           <w:p>
             <w:pPr>
+              <w:keepNext/>
               <w:spacing w:after="0"/>
             </w:pPr>
             <w:r>
@@ -2122,6 +2198,7 @@
           </w:tcPr>
           <w:p>
             <w:pPr>
+              <w:keepNext/>
               <w:spacing w:after="0"/>
             </w:pPr>
             <w:r>
@@ -2141,6 +2218,27 @@
           </w:tcPr>
           <w:p>
             <w:pPr>
+              <w:keepNext/>
+              <w:spacing w:after="0"/>
+            </w:pPr>
+            <w:r>
+              <w:rPr>
+                <w:rFonts w:ascii="游ゴシック" w:hAnsi="游ゴシック" w:eastAsia="游ゴシック"/>
+                <w:b/>
+                <w:sz w:val="18"/>
+              </w:rPr>
+              <w:t>3件</w:t>
+            </w:r>
+          </w:p>
+        </w:tc>
+        <w:tc>
+          <w:tcPr>
+            <w:tcW w:type="dxa" w:w="2154"/>
+            <w:vAlign w:val="center"/>
+          </w:tcPr>
+          <w:p>
+            <w:pPr>
+              <w:keepNext/>
               <w:spacing w:after="0"/>
             </w:pPr>
             <w:r>
@@ -2149,17 +2247,18 @@
                 <w:b w:val="0"/>
                 <w:sz w:val="18"/>
               </w:rPr>
-              <w:t>3件</w:t>
-            </w:r>
-          </w:p>
-        </w:tc>
-        <w:tc>
-          <w:tcPr>
-            <w:tcW w:type="dxa" w:w="2154"/>
-            <w:vAlign w:val="center"/>
-          </w:tcPr>
-          <w:p>
-            <w:pPr>
+              <w:t>訪問介護13事業所（見える化K3a・名簿とも）</w:t>
+            </w:r>
+          </w:p>
+        </w:tc>
+        <w:tc>
+          <w:tcPr>
+            <w:tcW w:type="dxa" w:w="2041"/>
+            <w:vAlign w:val="center"/>
+          </w:tcPr>
+          <w:p>
+            <w:pPr>
+              <w:keepNext/>
               <w:spacing w:after="0"/>
             </w:pPr>
             <w:r>
@@ -2168,25 +2267,6 @@
                 <w:b w:val="0"/>
                 <w:sz w:val="18"/>
               </w:rPr>
-              <w:t>訪問介護13事業所（見える化K3a・名簿とも）</w:t>
-            </w:r>
-          </w:p>
-        </w:tc>
-        <w:tc>
-          <w:tcPr>
-            <w:tcW w:type="dxa" w:w="2041"/>
-            <w:vAlign w:val="center"/>
-          </w:tcPr>
-          <w:p>
-            <w:pPr>
-              <w:spacing w:after="0"/>
-            </w:pPr>
-            <w:r>
-              <w:rPr>
-                <w:rFonts w:ascii="游ゴシック" w:hAnsi="游ゴシック" w:eastAsia="游ゴシック"/>
-                <w:b w:val="0"/>
-                <w:sz w:val="18"/>
-              </w:rPr>
               <w:t>回収率23.1％</w:t>
             </w:r>
           </w:p>
@@ -2198,6 +2278,7 @@
           </w:tcPr>
           <w:p>
             <w:pPr>
+              <w:keepNext/>
               <w:spacing w:after="0"/>
             </w:pPr>
             <w:r>
@@ -2223,6 +2304,7 @@
           </w:tcPr>
           <w:p>
             <w:pPr>
+              <w:keepNext/>
               <w:spacing w:after="0"/>
             </w:pPr>
             <w:r>
@@ -2243,12 +2325,13 @@
           </w:tcPr>
           <w:p>
             <w:pPr>
-              <w:spacing w:after="0"/>
-            </w:pPr>
-            <w:r>
-              <w:rPr>
-                <w:rFonts w:ascii="游ゴシック" w:hAnsi="游ゴシック" w:eastAsia="游ゴシック"/>
-                <w:b w:val="0"/>
+              <w:keepNext/>
+              <w:spacing w:after="0"/>
+            </w:pPr>
+            <w:r>
+              <w:rPr>
+                <w:rFonts w:ascii="游ゴシック" w:hAnsi="游ゴシック" w:eastAsia="游ゴシック"/>
+                <w:b/>
                 <w:sz w:val="18"/>
               </w:rPr>
               <w:t>317人</w:t>
@@ -2263,6 +2346,7 @@
           </w:tcPr>
           <w:p>
             <w:pPr>
+              <w:keepNext/>
               <w:spacing w:after="0"/>
             </w:pPr>
             <w:r>
@@ -2283,6 +2367,7 @@
           </w:tcPr>
           <w:p>
             <w:pPr>
+              <w:keepNext/>
               <w:spacing w:after="0"/>
             </w:pPr>
             <w:r>
@@ -2303,6 +2388,7 @@
           </w:tcPr>
           <w:p>
             <w:pPr>
+              <w:keepNext/>
               <w:spacing w:after="0"/>
             </w:pPr>
             <w:r>
@@ -2327,6 +2413,7 @@
           </w:tcPr>
           <w:p>
             <w:pPr>
+              <w:keepNext/>
               <w:spacing w:after="0"/>
             </w:pPr>
             <w:r>
@@ -2346,6 +2433,27 @@
           </w:tcPr>
           <w:p>
             <w:pPr>
+              <w:keepNext/>
+              <w:spacing w:after="0"/>
+            </w:pPr>
+            <w:r>
+              <w:rPr>
+                <w:rFonts w:ascii="游ゴシック" w:hAnsi="游ゴシック" w:eastAsia="游ゴシック"/>
+                <w:b/>
+                <w:sz w:val="18"/>
+              </w:rPr>
+              <w:t>26件</w:t>
+            </w:r>
+          </w:p>
+        </w:tc>
+        <w:tc>
+          <w:tcPr>
+            <w:tcW w:type="dxa" w:w="2154"/>
+            <w:vAlign w:val="center"/>
+          </w:tcPr>
+          <w:p>
+            <w:pPr>
+              <w:keepNext/>
               <w:spacing w:after="0"/>
             </w:pPr>
             <w:r>
@@ -2354,17 +2462,18 @@
                 <w:b w:val="0"/>
                 <w:sz w:val="18"/>
               </w:rPr>
-              <w:t>26件</w:t>
-            </w:r>
-          </w:p>
-        </w:tc>
-        <w:tc>
-          <w:tcPr>
-            <w:tcW w:type="dxa" w:w="2154"/>
-            <w:vAlign w:val="center"/>
-          </w:tcPr>
-          <w:p>
-            <w:pPr>
+              <w:t>訪問系3事業所の介護職員42人</w:t>
+            </w:r>
+          </w:p>
+        </w:tc>
+        <w:tc>
+          <w:tcPr>
+            <w:tcW w:type="dxa" w:w="2041"/>
+            <w:vAlign w:val="center"/>
+          </w:tcPr>
+          <w:p>
+            <w:pPr>
+              <w:keepNext/>
               <w:spacing w:after="0"/>
             </w:pPr>
             <w:r>
@@ -2373,25 +2482,6 @@
                 <w:b w:val="0"/>
                 <w:sz w:val="18"/>
               </w:rPr>
-              <w:t>訪問系3事業所の介護職員42人</w:t>
-            </w:r>
-          </w:p>
-        </w:tc>
-        <w:tc>
-          <w:tcPr>
-            <w:tcW w:type="dxa" w:w="2041"/>
-            <w:vAlign w:val="center"/>
-          </w:tcPr>
-          <w:p>
-            <w:pPr>
-              <w:spacing w:after="0"/>
-            </w:pPr>
-            <w:r>
-              <w:rPr>
-                <w:rFonts w:ascii="游ゴシック" w:hAnsi="游ゴシック" w:eastAsia="游ゴシック"/>
-                <w:b w:val="0"/>
-                <w:sz w:val="18"/>
-              </w:rPr>
               <w:t>61.9％</w:t>
             </w:r>
           </w:p>
@@ -2403,6 +2493,7 @@
           </w:tcPr>
           <w:p>
             <w:pPr>
+              <w:keepNext/>
               <w:spacing w:after="0"/>
             </w:pPr>
             <w:r>
@@ -2453,7 +2544,7 @@
             <w:r>
               <w:rPr>
                 <w:rFonts w:ascii="游ゴシック" w:hAnsi="游ゴシック" w:eastAsia="游ゴシック"/>
-                <w:b w:val="0"/>
+                <w:b/>
                 <w:sz w:val="18"/>
               </w:rPr>
               <w:t>4,729票</w:t>
@@ -2715,6 +2806,7 @@
     <w:p>
       <w:pPr>
         <w:keepNext/>
+        <w:pageBreakBefore w:val="0"/>
         <w:spacing w:before="280" w:after="120"/>
       </w:pPr>
       <w:r>
@@ -2815,6 +2907,7 @@
           </w:tcPr>
           <w:p>
             <w:pPr>
+              <w:keepNext/>
               <w:spacing w:after="0"/>
               <w:jc w:val="center"/>
             </w:pPr>
@@ -2837,6 +2930,7 @@
           </w:tcPr>
           <w:p>
             <w:pPr>
+              <w:keepNext/>
               <w:spacing w:after="0"/>
               <w:jc w:val="center"/>
             </w:pPr>
@@ -2859,6 +2953,7 @@
           </w:tcPr>
           <w:p>
             <w:pPr>
+              <w:keepNext/>
               <w:spacing w:after="0"/>
               <w:jc w:val="center"/>
             </w:pPr>
@@ -2881,6 +2976,7 @@
           </w:tcPr>
           <w:p>
             <w:pPr>
+              <w:keepNext/>
               <w:spacing w:after="0"/>
               <w:jc w:val="center"/>
             </w:pPr>
@@ -2907,6 +3003,7 @@
           </w:tcPr>
           <w:p>
             <w:pPr>
+              <w:keepNext/>
               <w:spacing w:after="0"/>
             </w:pPr>
             <w:r>
@@ -2926,6 +3023,7 @@
           </w:tcPr>
           <w:p>
             <w:pPr>
+              <w:keepNext/>
               <w:spacing w:after="0"/>
             </w:pPr>
             <w:r>
@@ -2945,6 +3043,7 @@
           </w:tcPr>
           <w:p>
             <w:pPr>
+              <w:keepNext/>
               <w:spacing w:after="0"/>
             </w:pPr>
             <w:r>
@@ -2964,12 +3063,13 @@
           </w:tcPr>
           <w:p>
             <w:pPr>
-              <w:spacing w:after="0"/>
-            </w:pPr>
-            <w:r>
-              <w:rPr>
-                <w:rFonts w:ascii="游ゴシック" w:hAnsi="游ゴシック" w:eastAsia="游ゴシック"/>
-                <w:b w:val="0"/>
+              <w:keepNext/>
+              <w:spacing w:after="0"/>
+            </w:pPr>
+            <w:r>
+              <w:rPr>
+                <w:rFonts w:ascii="游ゴシック" w:hAnsi="游ゴシック" w:eastAsia="游ゴシック"/>
+                <w:b/>
                 <w:sz w:val="18"/>
               </w:rPr>
               <w:t>規模のみ。設問と集計区分の一致を確かめられない</w:t>
@@ -2989,6 +3089,7 @@
           </w:tcPr>
           <w:p>
             <w:pPr>
+              <w:keepNext/>
               <w:spacing w:after="0"/>
             </w:pPr>
             <w:r>
@@ -3009,6 +3110,7 @@
           </w:tcPr>
           <w:p>
             <w:pPr>
+              <w:keepNext/>
               <w:spacing w:after="0"/>
             </w:pPr>
             <w:r>
@@ -3029,6 +3131,7 @@
           </w:tcPr>
           <w:p>
             <w:pPr>
+              <w:keepNext/>
               <w:spacing w:after="0"/>
             </w:pPr>
             <w:r>
@@ -3049,12 +3152,13 @@
           </w:tcPr>
           <w:p>
             <w:pPr>
-              <w:spacing w:after="0"/>
-            </w:pPr>
-            <w:r>
-              <w:rPr>
-                <w:rFonts w:ascii="游ゴシック" w:hAnsi="游ゴシック" w:eastAsia="游ゴシック"/>
-                <w:b w:val="0"/>
+              <w:keepNext/>
+              <w:spacing w:after="0"/>
+            </w:pPr>
+            <w:r>
+              <w:rPr>
+                <w:rFonts w:ascii="游ゴシック" w:hAnsi="游ゴシック" w:eastAsia="游ゴシック"/>
+                <w:b/>
                 <w:sz w:val="18"/>
               </w:rPr>
               <w:t>規模のみ。回答施設の顔ぶれが異なる</w:t>
@@ -3073,6 +3177,7 @@
           </w:tcPr>
           <w:p>
             <w:pPr>
+              <w:keepNext/>
               <w:spacing w:after="0"/>
             </w:pPr>
             <w:r>
@@ -3092,6 +3197,7 @@
           </w:tcPr>
           <w:p>
             <w:pPr>
+              <w:keepNext/>
               <w:spacing w:after="0"/>
             </w:pPr>
             <w:r>
@@ -3111,6 +3217,7 @@
           </w:tcPr>
           <w:p>
             <w:pPr>
+              <w:keepNext/>
               <w:spacing w:after="0"/>
             </w:pPr>
             <w:r>
@@ -3130,12 +3237,13 @@
           </w:tcPr>
           <w:p>
             <w:pPr>
-              <w:spacing w:after="0"/>
-            </w:pPr>
-            <w:r>
-              <w:rPr>
-                <w:rFonts w:ascii="游ゴシック" w:hAnsi="游ゴシック" w:eastAsia="游ゴシック"/>
-                <w:b w:val="0"/>
+              <w:keepNext/>
+              <w:spacing w:after="0"/>
+            </w:pPr>
+            <w:r>
+              <w:rPr>
+                <w:rFonts w:ascii="游ゴシック" w:hAnsi="游ゴシック" w:eastAsia="游ゴシック"/>
+                <w:b/>
                 <w:sz w:val="18"/>
               </w:rPr>
               <w:t>規模のみ。前回は職員数の分母が3種類あり接続できない</w:t>
@@ -3228,7 +3336,7 @@
             <w:r>
               <w:rPr>
                 <w:rFonts w:ascii="游ゴシック" w:hAnsi="游ゴシック" w:eastAsia="游ゴシック"/>
-                <w:b w:val="0"/>
+                <w:b/>
                 <w:sz w:val="18"/>
               </w:rPr>
               <w:t>（下表）。母数が違うため実数では比べない</w:t>
@@ -3324,6 +3432,7 @@
           </w:tcPr>
           <w:p>
             <w:pPr>
+              <w:keepNext/>
               <w:spacing w:after="0"/>
               <w:jc w:val="center"/>
             </w:pPr>
@@ -3346,6 +3455,7 @@
           </w:tcPr>
           <w:p>
             <w:pPr>
+              <w:keepNext/>
               <w:spacing w:after="0"/>
               <w:jc w:val="center"/>
             </w:pPr>
@@ -3368,6 +3478,7 @@
           </w:tcPr>
           <w:p>
             <w:pPr>
+              <w:keepNext/>
               <w:spacing w:after="0"/>
               <w:jc w:val="center"/>
             </w:pPr>
@@ -3390,6 +3501,7 @@
           </w:tcPr>
           <w:p>
             <w:pPr>
+              <w:keepNext/>
               <w:spacing w:after="0"/>
               <w:jc w:val="center"/>
             </w:pPr>
@@ -3412,6 +3524,7 @@
           </w:tcPr>
           <w:p>
             <w:pPr>
+              <w:keepNext/>
               <w:spacing w:after="0"/>
               <w:jc w:val="center"/>
             </w:pPr>
@@ -3438,6 +3551,7 @@
           </w:tcPr>
           <w:p>
             <w:pPr>
+              <w:keepNext/>
               <w:spacing w:after="0"/>
             </w:pPr>
             <w:r>
@@ -3457,6 +3571,7 @@
           </w:tcPr>
           <w:p>
             <w:pPr>
+              <w:keepNext/>
               <w:spacing w:after="0"/>
             </w:pPr>
             <w:r>
@@ -3476,6 +3591,27 @@
           </w:tcPr>
           <w:p>
             <w:pPr>
+              <w:keepNext/>
+              <w:spacing w:after="0"/>
+            </w:pPr>
+            <w:r>
+              <w:rPr>
+                <w:rFonts w:ascii="游ゴシック" w:hAnsi="游ゴシック" w:eastAsia="游ゴシック"/>
+                <w:b/>
+                <w:sz w:val="18"/>
+              </w:rPr>
+              <w:t>19.1％</w:t>
+            </w:r>
+          </w:p>
+        </w:tc>
+        <w:tc>
+          <w:tcPr>
+            <w:tcW w:type="dxa" w:w="1247"/>
+            <w:vAlign w:val="center"/>
+          </w:tcPr>
+          <w:p>
+            <w:pPr>
+              <w:keepNext/>
               <w:spacing w:after="0"/>
             </w:pPr>
             <w:r>
@@ -3484,25 +3620,6 @@
                 <w:b w:val="0"/>
                 <w:sz w:val="18"/>
               </w:rPr>
-              <w:t>19.1％</w:t>
-            </w:r>
-          </w:p>
-        </w:tc>
-        <w:tc>
-          <w:tcPr>
-            <w:tcW w:type="dxa" w:w="1247"/>
-            <w:vAlign w:val="center"/>
-          </w:tcPr>
-          <w:p>
-            <w:pPr>
-              <w:spacing w:after="0"/>
-            </w:pPr>
-            <w:r>
-              <w:rPr>
-                <w:rFonts w:ascii="游ゴシック" w:hAnsi="游ゴシック" w:eastAsia="游ゴシック"/>
-                <w:b w:val="0"/>
-                <w:sz w:val="18"/>
-              </w:rPr>
               <w:t>18.0％（R7）</w:t>
             </w:r>
           </w:p>
@@ -3514,6 +3631,7 @@
           </w:tcPr>
           <w:p>
             <w:pPr>
+              <w:keepNext/>
               <w:spacing w:after="0"/>
             </w:pPr>
             <w:r>
@@ -3539,6 +3657,7 @@
           </w:tcPr>
           <w:p>
             <w:pPr>
+              <w:keepNext/>
               <w:spacing w:after="0"/>
             </w:pPr>
             <w:r>
@@ -3559,6 +3678,7 @@
           </w:tcPr>
           <w:p>
             <w:pPr>
+              <w:keepNext/>
               <w:spacing w:after="0"/>
             </w:pPr>
             <w:r>
@@ -3579,12 +3699,13 @@
           </w:tcPr>
           <w:p>
             <w:pPr>
-              <w:spacing w:after="0"/>
-            </w:pPr>
-            <w:r>
-              <w:rPr>
-                <w:rFonts w:ascii="游ゴシック" w:hAnsi="游ゴシック" w:eastAsia="游ゴシック"/>
-                <w:b w:val="0"/>
+              <w:keepNext/>
+              <w:spacing w:after="0"/>
+            </w:pPr>
+            <w:r>
+              <w:rPr>
+                <w:rFonts w:ascii="游ゴシック" w:hAnsi="游ゴシック" w:eastAsia="游ゴシック"/>
+                <w:b/>
                 <w:sz w:val="18"/>
               </w:rPr>
               <w:t>8.8％</w:t>
@@ -3599,6 +3720,7 @@
           </w:tcPr>
           <w:p>
             <w:pPr>
+              <w:keepNext/>
               <w:spacing w:after="0"/>
             </w:pPr>
             <w:r>
@@ -3619,6 +3741,7 @@
           </w:tcPr>
           <w:p>
             <w:pPr>
+              <w:keepNext/>
               <w:spacing w:after="0"/>
             </w:pPr>
             <w:r>
@@ -3686,7 +3809,7 @@
             <w:r>
               <w:rPr>
                 <w:rFonts w:ascii="游ゴシック" w:hAnsi="游ゴシック" w:eastAsia="游ゴシック"/>
-                <w:b w:val="0"/>
+                <w:b/>
                 <w:sz w:val="18"/>
               </w:rPr>
               <w:t>36.0％</w:t>
@@ -3797,6 +3920,7 @@
     <w:p>
       <w:pPr>
         <w:keepNext/>
+        <w:pageBreakBefore w:val="0"/>
         <w:spacing w:before="280" w:after="120"/>
       </w:pPr>
       <w:r>
@@ -4007,7 +4131,8 @@
     <w:p>
       <w:pPr>
         <w:keepNext/>
-        <w:spacing w:before="280" w:after="120"/>
+        <w:pageBreakBefore/>
+        <w:spacing w:before="0" w:after="120"/>
       </w:pPr>
       <w:r>
         <w:rPr>
@@ -4137,6 +4262,7 @@
           </w:tcPr>
           <w:p>
             <w:pPr>
+              <w:keepNext/>
               <w:spacing w:after="0"/>
               <w:jc w:val="center"/>
             </w:pPr>
@@ -4159,6 +4285,7 @@
           </w:tcPr>
           <w:p>
             <w:pPr>
+              <w:keepNext/>
               <w:spacing w:after="0"/>
               <w:jc w:val="center"/>
             </w:pPr>
@@ -4181,6 +4308,7 @@
           </w:tcPr>
           <w:p>
             <w:pPr>
+              <w:keepNext/>
               <w:spacing w:after="0"/>
               <w:jc w:val="center"/>
             </w:pPr>
@@ -4203,6 +4331,7 @@
           </w:tcPr>
           <w:p>
             <w:pPr>
+              <w:keepNext/>
               <w:spacing w:after="0"/>
               <w:jc w:val="center"/>
             </w:pPr>
@@ -4229,6 +4358,7 @@
           </w:tcPr>
           <w:p>
             <w:pPr>
+              <w:keepNext/>
               <w:spacing w:after="0"/>
             </w:pPr>
             <w:r>
@@ -4248,6 +4378,7 @@
           </w:tcPr>
           <w:p>
             <w:pPr>
+              <w:keepNext/>
               <w:spacing w:after="0"/>
               <w:jc w:val="center"/>
             </w:pPr>
@@ -4268,6 +4399,7 @@
           </w:tcPr>
           <w:p>
             <w:pPr>
+              <w:keepNext/>
               <w:spacing w:after="0"/>
               <w:jc w:val="center"/>
             </w:pPr>
@@ -4288,13 +4420,14 @@
           </w:tcPr>
           <w:p>
             <w:pPr>
+              <w:keepNext/>
               <w:spacing w:after="0"/>
               <w:jc w:val="center"/>
             </w:pPr>
             <w:r>
               <w:rPr>
                 <w:rFonts w:ascii="游ゴシック" w:hAnsi="游ゴシック" w:eastAsia="游ゴシック"/>
-                <w:b w:val="0"/>
+                <w:b/>
                 <w:sz w:val="18"/>
               </w:rPr>
               <w:t>0.16倍</w:t>
@@ -4314,6 +4447,7 @@
           </w:tcPr>
           <w:p>
             <w:pPr>
+              <w:keepNext/>
               <w:spacing w:after="0"/>
             </w:pPr>
             <w:r>
@@ -4334,6 +4468,7 @@
           </w:tcPr>
           <w:p>
             <w:pPr>
+              <w:keepNext/>
               <w:spacing w:after="0"/>
               <w:jc w:val="center"/>
             </w:pPr>
@@ -4355,6 +4490,7 @@
           </w:tcPr>
           <w:p>
             <w:pPr>
+              <w:keepNext/>
               <w:spacing w:after="0"/>
               <w:jc w:val="center"/>
             </w:pPr>
@@ -4376,13 +4512,14 @@
           </w:tcPr>
           <w:p>
             <w:pPr>
+              <w:keepNext/>
               <w:spacing w:after="0"/>
               <w:jc w:val="center"/>
             </w:pPr>
             <w:r>
               <w:rPr>
                 <w:rFonts w:ascii="游ゴシック" w:hAnsi="游ゴシック" w:eastAsia="游ゴシック"/>
-                <w:b w:val="0"/>
+                <w:b/>
                 <w:sz w:val="18"/>
               </w:rPr>
               <w:t>0.70倍</w:t>
@@ -4401,6 +4538,7 @@
           </w:tcPr>
           <w:p>
             <w:pPr>
+              <w:keepNext/>
               <w:spacing w:after="0"/>
             </w:pPr>
             <w:r>
@@ -4420,6 +4558,7 @@
           </w:tcPr>
           <w:p>
             <w:pPr>
+              <w:keepNext/>
               <w:spacing w:after="0"/>
               <w:jc w:val="center"/>
             </w:pPr>
@@ -4440,6 +4579,7 @@
           </w:tcPr>
           <w:p>
             <w:pPr>
+              <w:keepNext/>
               <w:spacing w:after="0"/>
               <w:jc w:val="center"/>
             </w:pPr>
@@ -4460,13 +4600,14 @@
           </w:tcPr>
           <w:p>
             <w:pPr>
+              <w:keepNext/>
               <w:spacing w:after="0"/>
               <w:jc w:val="center"/>
             </w:pPr>
             <w:r>
               <w:rPr>
                 <w:rFonts w:ascii="游ゴシック" w:hAnsi="游ゴシック" w:eastAsia="游ゴシック"/>
-                <w:b w:val="0"/>
+                <w:b/>
                 <w:sz w:val="18"/>
               </w:rPr>
               <w:t>1.13倍</w:t>
@@ -4486,6 +4627,7 @@
           </w:tcPr>
           <w:p>
             <w:pPr>
+              <w:keepNext/>
               <w:spacing w:after="0"/>
             </w:pPr>
             <w:r>
@@ -4506,6 +4648,7 @@
           </w:tcPr>
           <w:p>
             <w:pPr>
+              <w:keepNext/>
               <w:spacing w:after="0"/>
               <w:jc w:val="center"/>
             </w:pPr>
@@ -4527,6 +4670,7 @@
           </w:tcPr>
           <w:p>
             <w:pPr>
+              <w:keepNext/>
               <w:spacing w:after="0"/>
               <w:jc w:val="center"/>
             </w:pPr>
@@ -4548,13 +4692,14 @@
           </w:tcPr>
           <w:p>
             <w:pPr>
+              <w:keepNext/>
               <w:spacing w:after="0"/>
               <w:jc w:val="center"/>
             </w:pPr>
             <w:r>
               <w:rPr>
                 <w:rFonts w:ascii="游ゴシック" w:hAnsi="游ゴシック" w:eastAsia="游ゴシック"/>
-                <w:b w:val="0"/>
+                <w:b/>
                 <w:sz w:val="18"/>
               </w:rPr>
               <w:t>1.59倍</w:t>
@@ -4573,6 +4718,7 @@
           </w:tcPr>
           <w:p>
             <w:pPr>
+              <w:keepNext/>
               <w:spacing w:after="0"/>
             </w:pPr>
             <w:r>
@@ -4592,6 +4738,7 @@
           </w:tcPr>
           <w:p>
             <w:pPr>
+              <w:keepNext/>
               <w:spacing w:after="0"/>
               <w:jc w:val="center"/>
             </w:pPr>
@@ -4612,6 +4759,7 @@
           </w:tcPr>
           <w:p>
             <w:pPr>
+              <w:keepNext/>
               <w:spacing w:after="0"/>
               <w:jc w:val="center"/>
             </w:pPr>
@@ -4632,13 +4780,14 @@
           </w:tcPr>
           <w:p>
             <w:pPr>
+              <w:keepNext/>
               <w:spacing w:after="0"/>
               <w:jc w:val="center"/>
             </w:pPr>
             <w:r>
               <w:rPr>
                 <w:rFonts w:ascii="游ゴシック" w:hAnsi="游ゴシック" w:eastAsia="游ゴシック"/>
-                <w:b w:val="0"/>
+                <w:b/>
                 <w:sz w:val="18"/>
               </w:rPr>
               <w:t>2.82倍</w:t>
@@ -4658,6 +4807,7 @@
           </w:tcPr>
           <w:p>
             <w:pPr>
+              <w:keepNext/>
               <w:spacing w:after="0"/>
             </w:pPr>
             <w:r>
@@ -4678,6 +4828,7 @@
           </w:tcPr>
           <w:p>
             <w:pPr>
+              <w:keepNext/>
               <w:spacing w:after="0"/>
               <w:jc w:val="center"/>
             </w:pPr>
@@ -4699,6 +4850,7 @@
           </w:tcPr>
           <w:p>
             <w:pPr>
+              <w:keepNext/>
               <w:spacing w:after="0"/>
               <w:jc w:val="center"/>
             </w:pPr>
@@ -4720,13 +4872,14 @@
           </w:tcPr>
           <w:p>
             <w:pPr>
+              <w:keepNext/>
               <w:spacing w:after="0"/>
               <w:jc w:val="center"/>
             </w:pPr>
             <w:r>
               <w:rPr>
                 <w:rFonts w:ascii="游ゴシック" w:hAnsi="游ゴシック" w:eastAsia="游ゴシック"/>
-                <w:b w:val="0"/>
+                <w:b/>
                 <w:sz w:val="18"/>
               </w:rPr>
               <w:t>0.89倍</w:t>
@@ -4745,6 +4898,7 @@
           </w:tcPr>
           <w:p>
             <w:pPr>
+              <w:keepNext/>
               <w:spacing w:after="0"/>
             </w:pPr>
             <w:r>
@@ -4764,6 +4918,7 @@
           </w:tcPr>
           <w:p>
             <w:pPr>
+              <w:keepNext/>
               <w:spacing w:after="0"/>
               <w:jc w:val="center"/>
             </w:pPr>
@@ -4784,6 +4939,7 @@
           </w:tcPr>
           <w:p>
             <w:pPr>
+              <w:keepNext/>
               <w:spacing w:after="0"/>
               <w:jc w:val="center"/>
             </w:pPr>
@@ -4804,13 +4960,14 @@
           </w:tcPr>
           <w:p>
             <w:pPr>
+              <w:keepNext/>
               <w:spacing w:after="0"/>
               <w:jc w:val="center"/>
             </w:pPr>
             <w:r>
               <w:rPr>
                 <w:rFonts w:ascii="游ゴシック" w:hAnsi="游ゴシック" w:eastAsia="游ゴシック"/>
-                <w:b w:val="0"/>
+                <w:b/>
                 <w:sz w:val="18"/>
               </w:rPr>
               <w:t>0.61倍</w:t>
@@ -4898,7 +5055,7 @@
             <w:r>
               <w:rPr>
                 <w:rFonts w:ascii="游ゴシック" w:hAnsi="游ゴシック" w:eastAsia="游ゴシック"/>
-                <w:b w:val="0"/>
+                <w:b/>
                 <w:sz w:val="18"/>
               </w:rPr>
               <w:t>―</w:t>
@@ -5115,6 +5272,7 @@
           </w:tcPr>
           <w:p>
             <w:pPr>
+              <w:keepNext/>
               <w:spacing w:after="0"/>
               <w:jc w:val="center"/>
             </w:pPr>
@@ -5137,6 +5295,7 @@
           </w:tcPr>
           <w:p>
             <w:pPr>
+              <w:keepNext/>
               <w:spacing w:after="0"/>
               <w:jc w:val="center"/>
             </w:pPr>
@@ -5159,6 +5318,7 @@
           </w:tcPr>
           <w:p>
             <w:pPr>
+              <w:keepNext/>
               <w:spacing w:after="0"/>
               <w:jc w:val="center"/>
             </w:pPr>
@@ -5181,6 +5341,7 @@
           </w:tcPr>
           <w:p>
             <w:pPr>
+              <w:keepNext/>
               <w:spacing w:after="0"/>
               <w:jc w:val="center"/>
             </w:pPr>
@@ -5203,6 +5364,7 @@
           </w:tcPr>
           <w:p>
             <w:pPr>
+              <w:keepNext/>
               <w:spacing w:after="0"/>
               <w:jc w:val="center"/>
             </w:pPr>
@@ -5229,6 +5391,7 @@
           </w:tcPr>
           <w:p>
             <w:pPr>
+              <w:keepNext/>
               <w:spacing w:after="0"/>
             </w:pPr>
             <w:r>
@@ -5248,6 +5411,7 @@
           </w:tcPr>
           <w:p>
             <w:pPr>
+              <w:keepNext/>
               <w:spacing w:after="0"/>
               <w:jc w:val="center"/>
             </w:pPr>
@@ -5268,6 +5432,7 @@
           </w:tcPr>
           <w:p>
             <w:pPr>
+              <w:keepNext/>
               <w:spacing w:after="0"/>
               <w:jc w:val="center"/>
             </w:pPr>
@@ -5288,13 +5453,14 @@
           </w:tcPr>
           <w:p>
             <w:pPr>
+              <w:keepNext/>
               <w:spacing w:after="0"/>
               <w:jc w:val="center"/>
             </w:pPr>
             <w:r>
               <w:rPr>
                 <w:rFonts w:ascii="游ゴシック" w:hAnsi="游ゴシック" w:eastAsia="游ゴシック"/>
-                <w:b w:val="0"/>
+                <w:b/>
                 <w:sz w:val="18"/>
               </w:rPr>
               <w:t>-6.6</w:t>
@@ -5308,6 +5474,7 @@
           </w:tcPr>
           <w:p>
             <w:pPr>
+              <w:keepNext/>
               <w:spacing w:after="0"/>
             </w:pPr>
             <w:r>
@@ -5333,6 +5500,7 @@
           </w:tcPr>
           <w:p>
             <w:pPr>
+              <w:keepNext/>
               <w:spacing w:after="0"/>
             </w:pPr>
             <w:r>
@@ -5353,6 +5521,7 @@
           </w:tcPr>
           <w:p>
             <w:pPr>
+              <w:keepNext/>
               <w:spacing w:after="0"/>
               <w:jc w:val="center"/>
             </w:pPr>
@@ -5374,6 +5543,7 @@
           </w:tcPr>
           <w:p>
             <w:pPr>
+              <w:keepNext/>
               <w:spacing w:after="0"/>
               <w:jc w:val="center"/>
             </w:pPr>
@@ -5395,13 +5565,14 @@
           </w:tcPr>
           <w:p>
             <w:pPr>
+              <w:keepNext/>
               <w:spacing w:after="0"/>
               <w:jc w:val="center"/>
             </w:pPr>
             <w:r>
               <w:rPr>
                 <w:rFonts w:ascii="游ゴシック" w:hAnsi="游ゴシック" w:eastAsia="游ゴシック"/>
-                <w:b w:val="0"/>
+                <w:b/>
                 <w:sz w:val="18"/>
               </w:rPr>
               <w:t>-4.5</w:t>
@@ -5416,6 +5587,7 @@
           </w:tcPr>
           <w:p>
             <w:pPr>
+              <w:keepNext/>
               <w:spacing w:after="0"/>
             </w:pPr>
             <w:r>
@@ -5440,6 +5612,7 @@
           </w:tcPr>
           <w:p>
             <w:pPr>
+              <w:keepNext/>
               <w:spacing w:after="0"/>
             </w:pPr>
             <w:r>
@@ -5459,6 +5632,7 @@
           </w:tcPr>
           <w:p>
             <w:pPr>
+              <w:keepNext/>
               <w:spacing w:after="0"/>
               <w:jc w:val="center"/>
             </w:pPr>
@@ -5479,6 +5653,7 @@
           </w:tcPr>
           <w:p>
             <w:pPr>
+              <w:keepNext/>
               <w:spacing w:after="0"/>
               <w:jc w:val="center"/>
             </w:pPr>
@@ -5499,13 +5674,14 @@
           </w:tcPr>
           <w:p>
             <w:pPr>
+              <w:keepNext/>
               <w:spacing w:after="0"/>
               <w:jc w:val="center"/>
             </w:pPr>
             <w:r>
               <w:rPr>
                 <w:rFonts w:ascii="游ゴシック" w:hAnsi="游ゴシック" w:eastAsia="游ゴシック"/>
-                <w:b w:val="0"/>
+                <w:b/>
                 <w:sz w:val="18"/>
               </w:rPr>
               <w:t>-51.5</w:t>
@@ -5519,6 +5695,7 @@
           </w:tcPr>
           <w:p>
             <w:pPr>
+              <w:keepNext/>
               <w:spacing w:after="0"/>
             </w:pPr>
             <w:r>
@@ -5612,7 +5789,7 @@
             <w:r>
               <w:rPr>
                 <w:rFonts w:ascii="游ゴシック" w:hAnsi="游ゴシック" w:eastAsia="游ゴシック"/>
-                <w:b w:val="0"/>
+                <w:b/>
                 <w:sz w:val="18"/>
               </w:rPr>
               <w:t>71.9</w:t>
@@ -5794,6 +5971,7 @@
           </w:tcPr>
           <w:p>
             <w:pPr>
+              <w:keepNext/>
               <w:spacing w:after="0"/>
               <w:jc w:val="center"/>
             </w:pPr>
@@ -5816,6 +5994,7 @@
           </w:tcPr>
           <w:p>
             <w:pPr>
+              <w:keepNext/>
               <w:spacing w:after="0"/>
               <w:jc w:val="center"/>
             </w:pPr>
@@ -5838,6 +6017,7 @@
           </w:tcPr>
           <w:p>
             <w:pPr>
+              <w:keepNext/>
               <w:spacing w:after="0"/>
               <w:jc w:val="center"/>
             </w:pPr>
@@ -5860,6 +6040,7 @@
           </w:tcPr>
           <w:p>
             <w:pPr>
+              <w:keepNext/>
               <w:spacing w:after="0"/>
               <w:jc w:val="center"/>
             </w:pPr>
@@ -5882,6 +6063,7 @@
           </w:tcPr>
           <w:p>
             <w:pPr>
+              <w:keepNext/>
               <w:spacing w:after="0"/>
               <w:jc w:val="center"/>
             </w:pPr>
@@ -5908,6 +6090,7 @@
           </w:tcPr>
           <w:p>
             <w:pPr>
+              <w:keepNext/>
               <w:spacing w:after="0"/>
             </w:pPr>
             <w:r>
@@ -5927,6 +6110,7 @@
           </w:tcPr>
           <w:p>
             <w:pPr>
+              <w:keepNext/>
               <w:spacing w:after="0"/>
               <w:jc w:val="center"/>
             </w:pPr>
@@ -5947,6 +6131,7 @@
           </w:tcPr>
           <w:p>
             <w:pPr>
+              <w:keepNext/>
               <w:spacing w:after="0"/>
               <w:jc w:val="center"/>
             </w:pPr>
@@ -5967,6 +6152,7 @@
           </w:tcPr>
           <w:p>
             <w:pPr>
+              <w:keepNext/>
               <w:spacing w:after="0"/>
               <w:jc w:val="center"/>
             </w:pPr>
@@ -5987,13 +6173,14 @@
           </w:tcPr>
           <w:p>
             <w:pPr>
+              <w:keepNext/>
               <w:spacing w:after="0"/>
               <w:jc w:val="center"/>
             </w:pPr>
             <w:r>
               <w:rPr>
                 <w:rFonts w:ascii="游ゴシック" w:hAnsi="游ゴシック" w:eastAsia="游ゴシック"/>
-                <w:b w:val="0"/>
+                <w:b/>
                 <w:sz w:val="18"/>
               </w:rPr>
               <w:t>76.3％</w:t>
@@ -6013,6 +6200,7 @@
           </w:tcPr>
           <w:p>
             <w:pPr>
+              <w:keepNext/>
               <w:spacing w:after="0"/>
             </w:pPr>
             <w:r>
@@ -6033,6 +6221,7 @@
           </w:tcPr>
           <w:p>
             <w:pPr>
+              <w:keepNext/>
               <w:spacing w:after="0"/>
               <w:jc w:val="center"/>
             </w:pPr>
@@ -6054,6 +6243,7 @@
           </w:tcPr>
           <w:p>
             <w:pPr>
+              <w:keepNext/>
               <w:spacing w:after="0"/>
               <w:jc w:val="center"/>
             </w:pPr>
@@ -6075,6 +6265,7 @@
           </w:tcPr>
           <w:p>
             <w:pPr>
+              <w:keepNext/>
               <w:spacing w:after="0"/>
               <w:jc w:val="center"/>
             </w:pPr>
@@ -6096,13 +6287,14 @@
           </w:tcPr>
           <w:p>
             <w:pPr>
+              <w:keepNext/>
               <w:spacing w:after="0"/>
               <w:jc w:val="center"/>
             </w:pPr>
             <w:r>
               <w:rPr>
                 <w:rFonts w:ascii="游ゴシック" w:hAnsi="游ゴシック" w:eastAsia="游ゴシック"/>
-                <w:b w:val="0"/>
+                <w:b/>
                 <w:sz w:val="18"/>
               </w:rPr>
               <w:t>58.6％</w:t>
@@ -6206,7 +6398,7 @@
             <w:r>
               <w:rPr>
                 <w:rFonts w:ascii="游ゴシック" w:hAnsi="游ゴシック" w:eastAsia="游ゴシック"/>
-                <w:b w:val="0"/>
+                <w:b/>
                 <w:sz w:val="18"/>
               </w:rPr>
               <w:t>70.0％</w:t>
@@ -6334,6 +6526,7 @@
     <w:p>
       <w:pPr>
         <w:keepNext/>
+        <w:pageBreakBefore w:val="0"/>
         <w:spacing w:before="280" w:after="120"/>
       </w:pPr>
       <w:r>
@@ -6472,6 +6665,7 @@
           </w:tcPr>
           <w:p>
             <w:pPr>
+              <w:keepNext/>
               <w:spacing w:after="0"/>
               <w:jc w:val="center"/>
             </w:pPr>
@@ -6494,6 +6688,7 @@
           </w:tcPr>
           <w:p>
             <w:pPr>
+              <w:keepNext/>
               <w:spacing w:after="0"/>
               <w:jc w:val="center"/>
             </w:pPr>
@@ -6516,6 +6711,7 @@
           </w:tcPr>
           <w:p>
             <w:pPr>
+              <w:keepNext/>
               <w:spacing w:after="0"/>
               <w:jc w:val="center"/>
             </w:pPr>
@@ -6538,6 +6734,7 @@
           </w:tcPr>
           <w:p>
             <w:pPr>
+              <w:keepNext/>
               <w:spacing w:after="0"/>
               <w:jc w:val="center"/>
             </w:pPr>
@@ -6564,6 +6761,7 @@
           </w:tcPr>
           <w:p>
             <w:pPr>
+              <w:keepNext/>
               <w:spacing w:after="0"/>
             </w:pPr>
             <w:r>
@@ -6583,6 +6781,7 @@
           </w:tcPr>
           <w:p>
             <w:pPr>
+              <w:keepNext/>
               <w:spacing w:after="0"/>
               <w:jc w:val="center"/>
             </w:pPr>
@@ -6603,13 +6802,14 @@
           </w:tcPr>
           <w:p>
             <w:pPr>
+              <w:keepNext/>
               <w:spacing w:after="0"/>
               <w:jc w:val="center"/>
             </w:pPr>
             <w:r>
               <w:rPr>
                 <w:rFonts w:ascii="游ゴシック" w:hAnsi="游ゴシック" w:eastAsia="游ゴシック"/>
-                <w:b w:val="0"/>
+                <w:b/>
                 <w:sz w:val="18"/>
               </w:rPr>
               <w:t>51.2％</w:t>
@@ -6623,6 +6823,7 @@
           </w:tcPr>
           <w:p>
             <w:pPr>
+              <w:keepNext/>
               <w:spacing w:after="0"/>
             </w:pPr>
             <w:r>
@@ -6648,6 +6849,7 @@
           </w:tcPr>
           <w:p>
             <w:pPr>
+              <w:keepNext/>
               <w:spacing w:after="0"/>
             </w:pPr>
             <w:r>
@@ -6668,6 +6870,7 @@
           </w:tcPr>
           <w:p>
             <w:pPr>
+              <w:keepNext/>
               <w:spacing w:after="0"/>
               <w:jc w:val="center"/>
             </w:pPr>
@@ -6689,13 +6892,14 @@
           </w:tcPr>
           <w:p>
             <w:pPr>
+              <w:keepNext/>
               <w:spacing w:after="0"/>
               <w:jc w:val="center"/>
             </w:pPr>
             <w:r>
               <w:rPr>
                 <w:rFonts w:ascii="游ゴシック" w:hAnsi="游ゴシック" w:eastAsia="游ゴシック"/>
-                <w:b w:val="0"/>
+                <w:b/>
                 <w:sz w:val="18"/>
               </w:rPr>
               <w:t>7.3％</w:t>
@@ -6710,6 +6914,7 @@
           </w:tcPr>
           <w:p>
             <w:pPr>
+              <w:keepNext/>
               <w:spacing w:after="0"/>
             </w:pPr>
             <w:r>
@@ -6734,6 +6939,7 @@
           </w:tcPr>
           <w:p>
             <w:pPr>
+              <w:keepNext/>
               <w:spacing w:after="0"/>
             </w:pPr>
             <w:r>
@@ -6753,6 +6959,7 @@
           </w:tcPr>
           <w:p>
             <w:pPr>
+              <w:keepNext/>
               <w:spacing w:after="0"/>
               <w:jc w:val="center"/>
             </w:pPr>
@@ -6773,13 +6980,14 @@
           </w:tcPr>
           <w:p>
             <w:pPr>
+              <w:keepNext/>
               <w:spacing w:after="0"/>
               <w:jc w:val="center"/>
             </w:pPr>
             <w:r>
               <w:rPr>
                 <w:rFonts w:ascii="游ゴシック" w:hAnsi="游ゴシック" w:eastAsia="游ゴシック"/>
-                <w:b w:val="0"/>
+                <w:b/>
                 <w:sz w:val="18"/>
               </w:rPr>
               <w:t>17.0％</w:t>
@@ -6793,6 +7001,7 @@
           </w:tcPr>
           <w:p>
             <w:pPr>
+              <w:keepNext/>
               <w:spacing w:after="0"/>
             </w:pPr>
             <w:r>
@@ -6865,7 +7074,7 @@
             <w:r>
               <w:rPr>
                 <w:rFonts w:ascii="游ゴシック" w:hAnsi="游ゴシック" w:eastAsia="游ゴシック"/>
-                <w:b w:val="0"/>
+                <w:b/>
                 <w:sz w:val="18"/>
               </w:rPr>
               <w:t>24.5％</w:t>
@@ -7016,6 +7225,7 @@
           </w:tcPr>
           <w:p>
             <w:pPr>
+              <w:keepNext/>
               <w:spacing w:after="0"/>
               <w:jc w:val="center"/>
             </w:pPr>
@@ -7038,6 +7248,7 @@
           </w:tcPr>
           <w:p>
             <w:pPr>
+              <w:keepNext/>
               <w:spacing w:after="0"/>
               <w:jc w:val="center"/>
             </w:pPr>
@@ -7060,6 +7271,7 @@
           </w:tcPr>
           <w:p>
             <w:pPr>
+              <w:keepNext/>
               <w:spacing w:after="0"/>
               <w:jc w:val="center"/>
             </w:pPr>
@@ -7086,6 +7298,7 @@
           </w:tcPr>
           <w:p>
             <w:pPr>
+              <w:keepNext/>
               <w:spacing w:after="0"/>
             </w:pPr>
             <w:r>
@@ -7105,6 +7318,7 @@
           </w:tcPr>
           <w:p>
             <w:pPr>
+              <w:keepNext/>
               <w:spacing w:after="0"/>
             </w:pPr>
             <w:r>
@@ -7124,12 +7338,13 @@
           </w:tcPr>
           <w:p>
             <w:pPr>
-              <w:spacing w:after="0"/>
-            </w:pPr>
-            <w:r>
-              <w:rPr>
-                <w:rFonts w:ascii="游ゴシック" w:hAnsi="游ゴシック" w:eastAsia="游ゴシック"/>
-                <w:b w:val="0"/>
+              <w:keepNext/>
+              <w:spacing w:after="0"/>
+            </w:pPr>
+            <w:r>
+              <w:rPr>
+                <w:rFonts w:ascii="游ゴシック" w:hAnsi="游ゴシック" w:eastAsia="游ゴシック"/>
+                <w:b/>
                 <w:sz w:val="18"/>
               </w:rPr>
               <w:t>移動の確保を第5章基本目標2の重点に位置づける。介護保険の給付では担えない部分は生活支援体制整備事業による</w:t>
@@ -7149,6 +7364,7 @@
           </w:tcPr>
           <w:p>
             <w:pPr>
+              <w:keepNext/>
               <w:spacing w:after="0"/>
             </w:pPr>
             <w:r>
@@ -7169,6 +7385,7 @@
           </w:tcPr>
           <w:p>
             <w:pPr>
+              <w:keepNext/>
               <w:spacing w:after="0"/>
             </w:pPr>
             <w:r>
@@ -7189,12 +7406,13 @@
           </w:tcPr>
           <w:p>
             <w:pPr>
-              <w:spacing w:after="0"/>
-            </w:pPr>
-            <w:r>
-              <w:rPr>
-                <w:rFonts w:ascii="游ゴシック" w:hAnsi="游ゴシック" w:eastAsia="游ゴシック"/>
-                <w:b w:val="0"/>
+              <w:keepNext/>
+              <w:spacing w:after="0"/>
+            </w:pPr>
+            <w:r>
+              <w:rPr>
+                <w:rFonts w:ascii="游ゴシック" w:hAnsi="游ゴシック" w:eastAsia="游ゴシック"/>
+                <w:b/>
                 <w:sz w:val="18"/>
               </w:rPr>
               <w:t>第6章第4節（24時間対応サービスの確保方策）の根拠とする。整備するか、既存の訪問介護・訪問看護の連携で代替するかを決める</w:t>
@@ -7213,6 +7431,7 @@
           </w:tcPr>
           <w:p>
             <w:pPr>
+              <w:keepNext/>
               <w:spacing w:after="0"/>
             </w:pPr>
             <w:r>
@@ -7232,6 +7451,7 @@
           </w:tcPr>
           <w:p>
             <w:pPr>
+              <w:keepNext/>
               <w:spacing w:after="0"/>
             </w:pPr>
             <w:r>
@@ -7251,12 +7471,13 @@
           </w:tcPr>
           <w:p>
             <w:pPr>
-              <w:spacing w:after="0"/>
-            </w:pPr>
-            <w:r>
-              <w:rPr>
-                <w:rFonts w:ascii="游ゴシック" w:hAnsi="游ゴシック" w:eastAsia="游ゴシック"/>
-                <w:b w:val="0"/>
+              <w:keepNext/>
+              <w:spacing w:after="0"/>
+            </w:pPr>
+            <w:r>
+              <w:rPr>
+                <w:rFonts w:ascii="游ゴシック" w:hAnsi="游ゴシック" w:eastAsia="游ゴシック"/>
+                <w:b/>
                 <w:sz w:val="18"/>
               </w:rPr>
               <w:t>第6章第5節（医療と介護の連携）の根拠とする</w:t>
@@ -7276,6 +7497,7 @@
           </w:tcPr>
           <w:p>
             <w:pPr>
+              <w:keepNext/>
               <w:spacing w:after="0"/>
             </w:pPr>
             <w:r>
@@ -7296,6 +7518,7 @@
           </w:tcPr>
           <w:p>
             <w:pPr>
+              <w:keepNext/>
               <w:spacing w:after="0"/>
             </w:pPr>
             <w:r>
@@ -7316,12 +7539,13 @@
           </w:tcPr>
           <w:p>
             <w:pPr>
-              <w:spacing w:after="0"/>
-            </w:pPr>
-            <w:r>
-              <w:rPr>
-                <w:rFonts w:ascii="游ゴシック" w:hAnsi="游ゴシック" w:eastAsia="游ゴシック"/>
-                <w:b w:val="0"/>
+              <w:keepNext/>
+              <w:spacing w:after="0"/>
+            </w:pPr>
+            <w:r>
+              <w:rPr>
+                <w:rFonts w:ascii="游ゴシック" w:hAnsi="游ゴシック" w:eastAsia="游ゴシック"/>
+                <w:b/>
                 <w:sz w:val="18"/>
               </w:rPr>
               <w:t>第2章第6節では、把握範囲を明記したうえで記述する。本調査を継続する意義を第10期に位置づける</w:t>
@@ -7383,7 +7607,7 @@
             <w:r>
               <w:rPr>
                 <w:rFonts w:ascii="游ゴシック" w:hAnsi="游ゴシック" w:eastAsia="游ゴシック"/>
-                <w:b w:val="0"/>
+                <w:b/>
                 <w:sz w:val="18"/>
               </w:rPr>
               <w:t>第6章第2節の見込量は町別の実施地域を踏まえて設定する。件数をそのまま需要の強さと読まない</w:t>
@@ -7485,6 +7709,7 @@
           </w:tcPr>
           <w:p>
             <w:pPr>
+              <w:keepNext/>
               <w:spacing w:after="0"/>
               <w:jc w:val="center"/>
             </w:pPr>
@@ -7507,6 +7732,7 @@
           </w:tcPr>
           <w:p>
             <w:pPr>
+              <w:keepNext/>
               <w:spacing w:after="0"/>
               <w:jc w:val="center"/>
             </w:pPr>
@@ -7529,6 +7755,7 @@
           </w:tcPr>
           <w:p>
             <w:pPr>
+              <w:keepNext/>
               <w:spacing w:after="0"/>
               <w:jc w:val="center"/>
             </w:pPr>
@@ -7551,6 +7778,7 @@
           </w:tcPr>
           <w:p>
             <w:pPr>
+              <w:keepNext/>
               <w:spacing w:after="0"/>
               <w:jc w:val="center"/>
             </w:pPr>
@@ -7573,6 +7801,7 @@
           </w:tcPr>
           <w:p>
             <w:pPr>
+              <w:keepNext/>
               <w:spacing w:after="0"/>
               <w:jc w:val="center"/>
             </w:pPr>
@@ -7599,6 +7828,7 @@
           </w:tcPr>
           <w:p>
             <w:pPr>
+              <w:keepNext/>
               <w:spacing w:after="0"/>
             </w:pPr>
             <w:r>
@@ -7618,6 +7848,7 @@
           </w:tcPr>
           <w:p>
             <w:pPr>
+              <w:keepNext/>
               <w:spacing w:after="0"/>
               <w:jc w:val="center"/>
             </w:pPr>
@@ -7638,6 +7869,7 @@
           </w:tcPr>
           <w:p>
             <w:pPr>
+              <w:keepNext/>
               <w:spacing w:after="0"/>
             </w:pPr>
             <w:r>
@@ -7657,6 +7889,7 @@
           </w:tcPr>
           <w:p>
             <w:pPr>
+              <w:keepNext/>
               <w:spacing w:after="0"/>
             </w:pPr>
             <w:r>
@@ -7676,13 +7909,14 @@
           </w:tcPr>
           <w:p>
             <w:pPr>
+              <w:keepNext/>
               <w:spacing w:after="0"/>
               <w:jc w:val="center"/>
             </w:pPr>
             <w:r>
               <w:rPr>
                 <w:rFonts w:ascii="游ゴシック" w:hAnsi="游ゴシック" w:eastAsia="游ゴシック"/>
-                <w:b w:val="0"/>
+                <w:b/>
                 <w:sz w:val="18"/>
               </w:rPr>
               <w:t>反映済</w:t>
@@ -7702,6 +7936,7 @@
           </w:tcPr>
           <w:p>
             <w:pPr>
+              <w:keepNext/>
               <w:spacing w:after="0"/>
             </w:pPr>
             <w:r>
@@ -7722,6 +7957,7 @@
           </w:tcPr>
           <w:p>
             <w:pPr>
+              <w:keepNext/>
               <w:spacing w:after="0"/>
               <w:jc w:val="center"/>
             </w:pPr>
@@ -7743,6 +7979,7 @@
           </w:tcPr>
           <w:p>
             <w:pPr>
+              <w:keepNext/>
               <w:spacing w:after="0"/>
             </w:pPr>
             <w:r>
@@ -7763,6 +8000,7 @@
           </w:tcPr>
           <w:p>
             <w:pPr>
+              <w:keepNext/>
               <w:spacing w:after="0"/>
             </w:pPr>
             <w:r>
@@ -7783,13 +8021,14 @@
           </w:tcPr>
           <w:p>
             <w:pPr>
+              <w:keepNext/>
               <w:spacing w:after="0"/>
               <w:jc w:val="center"/>
             </w:pPr>
             <w:r>
               <w:rPr>
                 <w:rFonts w:ascii="游ゴシック" w:hAnsi="游ゴシック" w:eastAsia="游ゴシック"/>
-                <w:b w:val="0"/>
+                <w:b/>
                 <w:sz w:val="18"/>
               </w:rPr>
               <w:t>反映済</w:t>
@@ -7808,6 +8047,7 @@
           </w:tcPr>
           <w:p>
             <w:pPr>
+              <w:keepNext/>
               <w:spacing w:after="0"/>
             </w:pPr>
             <w:r>
@@ -7827,6 +8067,7 @@
           </w:tcPr>
           <w:p>
             <w:pPr>
+              <w:keepNext/>
               <w:spacing w:after="0"/>
               <w:jc w:val="center"/>
             </w:pPr>
@@ -7847,6 +8088,7 @@
           </w:tcPr>
           <w:p>
             <w:pPr>
+              <w:keepNext/>
               <w:spacing w:after="0"/>
             </w:pPr>
             <w:r>
@@ -7866,6 +8108,7 @@
           </w:tcPr>
           <w:p>
             <w:pPr>
+              <w:keepNext/>
               <w:spacing w:after="0"/>
             </w:pPr>
             <w:r>
@@ -7885,13 +8128,14 @@
           </w:tcPr>
           <w:p>
             <w:pPr>
+              <w:keepNext/>
               <w:spacing w:after="0"/>
               <w:jc w:val="center"/>
             </w:pPr>
             <w:r>
               <w:rPr>
                 <w:rFonts w:ascii="游ゴシック" w:hAnsi="游ゴシック" w:eastAsia="游ゴシック"/>
-                <w:b w:val="0"/>
+                <w:b/>
                 <w:sz w:val="18"/>
               </w:rPr>
               <w:t>反映済</w:t>
@@ -7911,6 +8155,7 @@
           </w:tcPr>
           <w:p>
             <w:pPr>
+              <w:keepNext/>
               <w:spacing w:after="0"/>
             </w:pPr>
             <w:r>
@@ -7931,6 +8176,7 @@
           </w:tcPr>
           <w:p>
             <w:pPr>
+              <w:keepNext/>
               <w:spacing w:after="0"/>
               <w:jc w:val="center"/>
             </w:pPr>
@@ -7952,6 +8198,7 @@
           </w:tcPr>
           <w:p>
             <w:pPr>
+              <w:keepNext/>
               <w:spacing w:after="0"/>
             </w:pPr>
             <w:r>
@@ -7972,6 +8219,7 @@
           </w:tcPr>
           <w:p>
             <w:pPr>
+              <w:keepNext/>
               <w:spacing w:after="0"/>
             </w:pPr>
             <w:r>
@@ -7992,13 +8240,14 @@
           </w:tcPr>
           <w:p>
             <w:pPr>
+              <w:keepNext/>
               <w:spacing w:after="0"/>
               <w:jc w:val="center"/>
             </w:pPr>
             <w:r>
               <w:rPr>
                 <w:rFonts w:ascii="游ゴシック" w:hAnsi="游ゴシック" w:eastAsia="游ゴシック"/>
-                <w:b w:val="0"/>
+                <w:b/>
                 <w:sz w:val="18"/>
               </w:rPr>
               <w:t>反映済</w:t>
@@ -8017,6 +8266,7 @@
           </w:tcPr>
           <w:p>
             <w:pPr>
+              <w:keepNext/>
               <w:spacing w:after="0"/>
             </w:pPr>
             <w:r>
@@ -8036,6 +8286,7 @@
           </w:tcPr>
           <w:p>
             <w:pPr>
+              <w:keepNext/>
               <w:spacing w:after="0"/>
               <w:jc w:val="center"/>
             </w:pPr>
@@ -8056,6 +8307,7 @@
           </w:tcPr>
           <w:p>
             <w:pPr>
+              <w:keepNext/>
               <w:spacing w:after="0"/>
             </w:pPr>
             <w:r>
@@ -8075,6 +8327,7 @@
           </w:tcPr>
           <w:p>
             <w:pPr>
+              <w:keepNext/>
               <w:spacing w:after="0"/>
             </w:pPr>
             <w:r>
@@ -8094,13 +8347,14 @@
           </w:tcPr>
           <w:p>
             <w:pPr>
+              <w:keepNext/>
               <w:spacing w:after="0"/>
               <w:jc w:val="center"/>
             </w:pPr>
             <w:r>
               <w:rPr>
                 <w:rFonts w:ascii="游ゴシック" w:hAnsi="游ゴシック" w:eastAsia="游ゴシック"/>
-                <w:b w:val="0"/>
+                <w:b/>
                 <w:sz w:val="18"/>
               </w:rPr>
               <w:t>反映済</w:t>
@@ -8120,6 +8374,7 @@
           </w:tcPr>
           <w:p>
             <w:pPr>
+              <w:keepNext/>
               <w:spacing w:after="0"/>
             </w:pPr>
             <w:r>
@@ -8140,6 +8395,7 @@
           </w:tcPr>
           <w:p>
             <w:pPr>
+              <w:keepNext/>
               <w:spacing w:after="0"/>
               <w:jc w:val="center"/>
             </w:pPr>
@@ -8161,6 +8417,7 @@
           </w:tcPr>
           <w:p>
             <w:pPr>
+              <w:keepNext/>
               <w:spacing w:after="0"/>
             </w:pPr>
             <w:r>
@@ -8181,6 +8438,7 @@
           </w:tcPr>
           <w:p>
             <w:pPr>
+              <w:keepNext/>
               <w:spacing w:after="0"/>
             </w:pPr>
             <w:r>
@@ -8201,13 +8459,14 @@
           </w:tcPr>
           <w:p>
             <w:pPr>
+              <w:keepNext/>
               <w:spacing w:after="0"/>
               <w:jc w:val="center"/>
             </w:pPr>
             <w:r>
               <w:rPr>
                 <w:rFonts w:ascii="游ゴシック" w:hAnsi="游ゴシック" w:eastAsia="游ゴシック"/>
-                <w:b w:val="0"/>
+                <w:b/>
                 <w:sz w:val="18"/>
               </w:rPr>
               <w:t>反映済</w:t>
@@ -8226,6 +8485,7 @@
           </w:tcPr>
           <w:p>
             <w:pPr>
+              <w:keepNext/>
               <w:spacing w:after="0"/>
             </w:pPr>
             <w:r>
@@ -8245,6 +8505,7 @@
           </w:tcPr>
           <w:p>
             <w:pPr>
+              <w:keepNext/>
               <w:spacing w:after="0"/>
               <w:jc w:val="center"/>
             </w:pPr>
@@ -8265,6 +8526,7 @@
           </w:tcPr>
           <w:p>
             <w:pPr>
+              <w:keepNext/>
               <w:spacing w:after="0"/>
             </w:pPr>
             <w:r>
@@ -8284,6 +8546,7 @@
           </w:tcPr>
           <w:p>
             <w:pPr>
+              <w:keepNext/>
               <w:spacing w:after="0"/>
             </w:pPr>
             <w:r>
@@ -8303,13 +8566,14 @@
           </w:tcPr>
           <w:p>
             <w:pPr>
+              <w:keepNext/>
               <w:spacing w:after="0"/>
               <w:jc w:val="center"/>
             </w:pPr>
             <w:r>
               <w:rPr>
                 <w:rFonts w:ascii="游ゴシック" w:hAnsi="游ゴシック" w:eastAsia="游ゴシック"/>
-                <w:b w:val="0"/>
+                <w:b/>
                 <w:sz w:val="18"/>
               </w:rPr>
               <w:t>決定待ち</w:t>
@@ -8416,7 +8680,7 @@
             <w:r>
               <w:rPr>
                 <w:rFonts w:ascii="游ゴシック" w:hAnsi="游ゴシック" w:eastAsia="游ゴシック"/>
-                <w:b w:val="0"/>
+                <w:b/>
                 <w:sz w:val="18"/>
               </w:rPr>
               <w:t>決定待ち</w:t>
@@ -8470,7 +8734,8 @@
     <w:p>
       <w:pPr>
         <w:keepNext/>
-        <w:spacing w:before="280" w:after="120"/>
+        <w:pageBreakBefore/>
+        <w:spacing w:before="0" w:after="120"/>
       </w:pPr>
       <w:r>
         <w:rPr>
@@ -8540,6 +8805,7 @@
           </w:tcPr>
           <w:p>
             <w:pPr>
+              <w:keepNext/>
               <w:spacing w:after="0"/>
               <w:jc w:val="center"/>
             </w:pPr>
@@ -8562,6 +8828,7 @@
           </w:tcPr>
           <w:p>
             <w:pPr>
+              <w:keepNext/>
               <w:spacing w:after="0"/>
               <w:jc w:val="center"/>
             </w:pPr>
@@ -8584,6 +8851,7 @@
           </w:tcPr>
           <w:p>
             <w:pPr>
+              <w:keepNext/>
               <w:spacing w:after="0"/>
               <w:jc w:val="center"/>
             </w:pPr>
@@ -8610,6 +8878,7 @@
           </w:tcPr>
           <w:p>
             <w:pPr>
+              <w:keepNext/>
               <w:spacing w:after="0"/>
               <w:jc w:val="center"/>
             </w:pPr>
@@ -8630,13 +8899,14 @@
           </w:tcPr>
           <w:p>
             <w:pPr>
+              <w:keepNext/>
               <w:spacing w:after="0"/>
               <w:jc w:val="center"/>
             </w:pPr>
             <w:r>
               <w:rPr>
                 <w:rFonts w:ascii="游ゴシック" w:hAnsi="游ゴシック" w:eastAsia="游ゴシック"/>
-                <w:b w:val="0"/>
+                <w:b/>
                 <w:sz w:val="18"/>
               </w:rPr>
               <w:t>11件</w:t>
@@ -8650,6 +8920,7 @@
           </w:tcPr>
           <w:p>
             <w:pPr>
+              <w:keepNext/>
               <w:spacing w:after="0"/>
             </w:pPr>
             <w:r>
@@ -8675,6 +8946,7 @@
           </w:tcPr>
           <w:p>
             <w:pPr>
+              <w:keepNext/>
               <w:spacing w:after="0"/>
               <w:jc w:val="center"/>
             </w:pPr>
@@ -8696,13 +8968,14 @@
           </w:tcPr>
           <w:p>
             <w:pPr>
+              <w:keepNext/>
               <w:spacing w:after="0"/>
               <w:jc w:val="center"/>
             </w:pPr>
             <w:r>
               <w:rPr>
                 <w:rFonts w:ascii="游ゴシック" w:hAnsi="游ゴシック" w:eastAsia="游ゴシック"/>
-                <w:b w:val="0"/>
+                <w:b/>
                 <w:sz w:val="18"/>
               </w:rPr>
               <w:t>0件</w:t>
@@ -8717,6 +8990,7 @@
           </w:tcPr>
           <w:p>
             <w:pPr>
+              <w:keepNext/>
               <w:spacing w:after="0"/>
             </w:pPr>
             <w:r>
@@ -8767,7 +9041,7 @@
             <w:r>
               <w:rPr>
                 <w:rFonts w:ascii="游ゴシック" w:hAnsi="游ゴシック" w:eastAsia="游ゴシック"/>
-                <w:b w:val="0"/>
+                <w:b/>
                 <w:sz w:val="18"/>
               </w:rPr>
               <w:t>9件</w:t>
@@ -9151,7 +9425,8 @@
     <w:p>
       <w:pPr>
         <w:keepNext/>
-        <w:spacing w:before="280" w:after="120"/>
+        <w:pageBreakBefore/>
+        <w:spacing w:before="0" w:after="120"/>
       </w:pPr>
       <w:r>
         <w:rPr>
@@ -9221,6 +9496,7 @@
           </w:tcPr>
           <w:p>
             <w:pPr>
+              <w:keepNext/>
               <w:spacing w:after="0"/>
               <w:jc w:val="center"/>
             </w:pPr>
@@ -9243,6 +9519,7 @@
           </w:tcPr>
           <w:p>
             <w:pPr>
+              <w:keepNext/>
               <w:spacing w:after="0"/>
               <w:jc w:val="center"/>
             </w:pPr>
@@ -9265,6 +9542,7 @@
           </w:tcPr>
           <w:p>
             <w:pPr>
+              <w:keepNext/>
               <w:spacing w:after="0"/>
               <w:jc w:val="center"/>
             </w:pPr>
@@ -9291,6 +9569,7 @@
           </w:tcPr>
           <w:p>
             <w:pPr>
+              <w:keepNext/>
               <w:spacing w:after="0"/>
               <w:jc w:val="center"/>
             </w:pPr>
@@ -9311,13 +9590,14 @@
           </w:tcPr>
           <w:p>
             <w:pPr>
+              <w:keepNext/>
               <w:spacing w:after="0"/>
               <w:jc w:val="center"/>
             </w:pPr>
             <w:r>
               <w:rPr>
                 <w:rFonts w:ascii="游ゴシック" w:hAnsi="游ゴシック" w:eastAsia="游ゴシック"/>
-                <w:b w:val="0"/>
+                <w:b/>
                 <w:sz w:val="18"/>
               </w:rPr>
               <w:t>11件</w:t>
@@ -9331,6 +9611,7 @@
           </w:tcPr>
           <w:p>
             <w:pPr>
+              <w:keepNext/>
               <w:spacing w:after="0"/>
             </w:pPr>
             <w:r>
@@ -9356,6 +9637,7 @@
           </w:tcPr>
           <w:p>
             <w:pPr>
+              <w:keepNext/>
               <w:spacing w:after="0"/>
               <w:jc w:val="center"/>
             </w:pPr>
@@ -9377,13 +9659,14 @@
           </w:tcPr>
           <w:p>
             <w:pPr>
+              <w:keepNext/>
               <w:spacing w:after="0"/>
               <w:jc w:val="center"/>
             </w:pPr>
             <w:r>
               <w:rPr>
                 <w:rFonts w:ascii="游ゴシック" w:hAnsi="游ゴシック" w:eastAsia="游ゴシック"/>
-                <w:b w:val="0"/>
+                <w:b/>
                 <w:sz w:val="18"/>
               </w:rPr>
               <w:t>4件</w:t>
@@ -9398,6 +9681,7 @@
           </w:tcPr>
           <w:p>
             <w:pPr>
+              <w:keepNext/>
               <w:spacing w:after="0"/>
             </w:pPr>
             <w:r>
@@ -9448,7 +9732,7 @@
             <w:r>
               <w:rPr>
                 <w:rFonts w:ascii="游ゴシック" w:hAnsi="游ゴシック" w:eastAsia="游ゴシック"/>
-                <w:b w:val="0"/>
+                <w:b/>
                 <w:sz w:val="18"/>
               </w:rPr>
               <w:t>1件</w:t>
@@ -9487,7 +9771,7 @@
           <w:b/>
           <w:sz w:val="22"/>
         </w:rPr>
-        <w:t>公表データにより解消した留保と、大きさを測定できた留保</w:t>
+        <w:t>留保のうち、解消したものと大きさを数値で示せたもの</w:t>
       </w:r>
     </w:p>
     <w:p>
@@ -9548,6 +9832,7 @@
           </w:tcPr>
           <w:p>
             <w:pPr>
+              <w:keepNext/>
               <w:spacing w:after="0"/>
               <w:jc w:val="center"/>
             </w:pPr>
@@ -9570,6 +9855,7 @@
           </w:tcPr>
           <w:p>
             <w:pPr>
+              <w:keepNext/>
               <w:spacing w:after="0"/>
               <w:jc w:val="center"/>
             </w:pPr>
@@ -9592,6 +9878,7 @@
           </w:tcPr>
           <w:p>
             <w:pPr>
+              <w:keepNext/>
               <w:spacing w:after="0"/>
               <w:jc w:val="center"/>
             </w:pPr>
@@ -9618,6 +9905,7 @@
           </w:tcPr>
           <w:p>
             <w:pPr>
+              <w:keepNext/>
               <w:spacing w:after="0"/>
               <w:jc w:val="center"/>
             </w:pPr>
@@ -9638,13 +9926,14 @@
           </w:tcPr>
           <w:p>
             <w:pPr>
+              <w:keepNext/>
               <w:spacing w:after="0"/>
               <w:jc w:val="center"/>
             </w:pPr>
             <w:r>
               <w:rPr>
                 <w:rFonts w:ascii="游ゴシック" w:hAnsi="游ゴシック" w:eastAsia="游ゴシック"/>
-                <w:b w:val="0"/>
+                <w:b/>
                 <w:sz w:val="18"/>
               </w:rPr>
               <w:t>6件</w:t>
@@ -9658,6 +9947,7 @@
           </w:tcPr>
           <w:p>
             <w:pPr>
+              <w:keepNext/>
               <w:spacing w:after="0"/>
             </w:pPr>
             <w:r>
@@ -9683,6 +9973,7 @@
           </w:tcPr>
           <w:p>
             <w:pPr>
+              <w:keepNext/>
               <w:spacing w:after="0"/>
               <w:jc w:val="center"/>
             </w:pPr>
@@ -9704,13 +9995,14 @@
           </w:tcPr>
           <w:p>
             <w:pPr>
+              <w:keepNext/>
               <w:spacing w:after="0"/>
               <w:jc w:val="center"/>
             </w:pPr>
             <w:r>
               <w:rPr>
                 <w:rFonts w:ascii="游ゴシック" w:hAnsi="游ゴシック" w:eastAsia="游ゴシック"/>
-                <w:b w:val="0"/>
+                <w:b/>
                 <w:sz w:val="18"/>
               </w:rPr>
               <w:t>3件</w:t>
@@ -9725,6 +10017,7 @@
           </w:tcPr>
           <w:p>
             <w:pPr>
+              <w:keepNext/>
               <w:spacing w:after="0"/>
             </w:pPr>
             <w:r>
@@ -9749,6 +10042,7 @@
           </w:tcPr>
           <w:p>
             <w:pPr>
+              <w:keepNext/>
               <w:spacing w:after="0"/>
               <w:jc w:val="center"/>
             </w:pPr>
@@ -9769,13 +10063,14 @@
           </w:tcPr>
           <w:p>
             <w:pPr>
+              <w:keepNext/>
               <w:spacing w:after="0"/>
               <w:jc w:val="center"/>
             </w:pPr>
             <w:r>
               <w:rPr>
                 <w:rFonts w:ascii="游ゴシック" w:hAnsi="游ゴシック" w:eastAsia="游ゴシック"/>
-                <w:b w:val="0"/>
+                <w:b/>
                 <w:sz w:val="18"/>
               </w:rPr>
               <w:t>2件</w:t>
@@ -9789,6 +10084,7 @@
           </w:tcPr>
           <w:p>
             <w:pPr>
+              <w:keepNext/>
               <w:spacing w:after="0"/>
             </w:pPr>
             <w:r>
@@ -9814,6 +10110,7 @@
           </w:tcPr>
           <w:p>
             <w:pPr>
+              <w:keepNext/>
               <w:spacing w:after="0"/>
               <w:jc w:val="center"/>
             </w:pPr>
@@ -9835,13 +10132,14 @@
           </w:tcPr>
           <w:p>
             <w:pPr>
+              <w:keepNext/>
               <w:spacing w:after="0"/>
               <w:jc w:val="center"/>
             </w:pPr>
             <w:r>
               <w:rPr>
                 <w:rFonts w:ascii="游ゴシック" w:hAnsi="游ゴシック" w:eastAsia="游ゴシック"/>
-                <w:b w:val="0"/>
+                <w:b/>
                 <w:sz w:val="18"/>
               </w:rPr>
               <w:t>1件</w:t>
@@ -9856,6 +10154,7 @@
           </w:tcPr>
           <w:p>
             <w:pPr>
+              <w:keepNext/>
               <w:spacing w:after="0"/>
             </w:pPr>
             <w:r>
@@ -9880,6 +10179,7 @@
           </w:tcPr>
           <w:p>
             <w:pPr>
+              <w:keepNext/>
               <w:spacing w:after="0"/>
               <w:jc w:val="center"/>
             </w:pPr>
@@ -9900,13 +10200,14 @@
           </w:tcPr>
           <w:p>
             <w:pPr>
+              <w:keepNext/>
               <w:spacing w:after="0"/>
               <w:jc w:val="center"/>
             </w:pPr>
             <w:r>
               <w:rPr>
                 <w:rFonts w:ascii="游ゴシック" w:hAnsi="游ゴシック" w:eastAsia="游ゴシック"/>
-                <w:b w:val="0"/>
+                <w:b/>
                 <w:sz w:val="18"/>
               </w:rPr>
               <w:t>1件</w:t>
@@ -9920,6 +10221,7 @@
           </w:tcPr>
           <w:p>
             <w:pPr>
+              <w:keepNext/>
               <w:spacing w:after="0"/>
             </w:pPr>
             <w:r>
@@ -9972,7 +10274,7 @@
             <w:r>
               <w:rPr>
                 <w:rFonts w:ascii="游ゴシック" w:hAnsi="游ゴシック" w:eastAsia="游ゴシック"/>
-                <w:b w:val="0"/>
+                <w:b/>
                 <w:sz w:val="18"/>
               </w:rPr>
               <w:t>1件</w:t>
@@ -10038,7 +10340,8 @@
     <w:p>
       <w:pPr>
         <w:keepNext/>
-        <w:spacing w:before="280" w:after="120"/>
+        <w:pageBreakBefore/>
+        <w:spacing w:before="0" w:after="120"/>
       </w:pPr>
       <w:r>
         <w:rPr>
@@ -10125,6 +10428,7 @@
           </w:tcPr>
           <w:p>
             <w:pPr>
+              <w:keepNext/>
               <w:spacing w:after="0"/>
               <w:jc w:val="center"/>
             </w:pPr>
@@ -10147,6 +10451,7 @@
           </w:tcPr>
           <w:p>
             <w:pPr>
+              <w:keepNext/>
               <w:spacing w:after="0"/>
               <w:jc w:val="center"/>
             </w:pPr>
@@ -10169,6 +10474,7 @@
           </w:tcPr>
           <w:p>
             <w:pPr>
+              <w:keepNext/>
               <w:spacing w:after="0"/>
               <w:jc w:val="center"/>
             </w:pPr>
@@ -10191,6 +10497,7 @@
           </w:tcPr>
           <w:p>
             <w:pPr>
+              <w:keepNext/>
               <w:spacing w:after="0"/>
               <w:jc w:val="center"/>
             </w:pPr>
@@ -10217,6 +10524,7 @@
           </w:tcPr>
           <w:p>
             <w:pPr>
+              <w:keepNext/>
               <w:spacing w:after="0"/>
             </w:pPr>
             <w:r>
@@ -10236,6 +10544,7 @@
           </w:tcPr>
           <w:p>
             <w:pPr>
+              <w:keepNext/>
               <w:spacing w:after="0"/>
             </w:pPr>
             <w:r>
@@ -10255,6 +10564,7 @@
           </w:tcPr>
           <w:p>
             <w:pPr>
+              <w:keepNext/>
               <w:spacing w:after="0"/>
             </w:pPr>
             <w:r>
@@ -10274,12 +10584,13 @@
           </w:tcPr>
           <w:p>
             <w:pPr>
-              <w:spacing w:after="0"/>
-            </w:pPr>
-            <w:r>
-              <w:rPr>
-                <w:rFonts w:ascii="游ゴシック" w:hAnsi="游ゴシック" w:eastAsia="游ゴシック"/>
-                <w:b w:val="0"/>
+              <w:keepNext/>
+              <w:spacing w:after="0"/>
+            </w:pPr>
+            <w:r>
+              <w:rPr>
+                <w:rFonts w:ascii="游ゴシック" w:hAnsi="游ゴシック" w:eastAsia="游ゴシック"/>
+                <w:b/>
                 <w:sz w:val="18"/>
               </w:rPr>
               <w:t>受託者の案（介護職員348人・偏りを明記して実数で記述するなど）により記述し、その旨を注記する</w:t>
@@ -10299,6 +10610,7 @@
           </w:tcPr>
           <w:p>
             <w:pPr>
+              <w:keepNext/>
               <w:spacing w:after="0"/>
             </w:pPr>
             <w:r>
@@ -10319,6 +10631,7 @@
           </w:tcPr>
           <w:p>
             <w:pPr>
+              <w:keepNext/>
               <w:spacing w:after="0"/>
             </w:pPr>
             <w:r>
@@ -10339,6 +10652,7 @@
           </w:tcPr>
           <w:p>
             <w:pPr>
+              <w:keepNext/>
               <w:spacing w:after="0"/>
             </w:pPr>
             <w:r>
@@ -10359,12 +10673,13 @@
           </w:tcPr>
           <w:p>
             <w:pPr>
-              <w:spacing w:after="0"/>
-            </w:pPr>
-            <w:r>
-              <w:rPr>
-                <w:rFonts w:ascii="游ゴシック" w:hAnsi="游ゴシック" w:eastAsia="游ゴシック"/>
-                <w:b w:val="0"/>
+              <w:keepNext/>
+              <w:spacing w:after="0"/>
+            </w:pPr>
+            <w:r>
+              <w:rPr>
+                <w:rFonts w:ascii="游ゴシック" w:hAnsi="游ゴシック" w:eastAsia="游ゴシック"/>
+                <w:b/>
                 <w:sz w:val="18"/>
               </w:rPr>
               <w:t>［要確認］のまま残し、地区別の記述は調査の区分のままとする</w:t>
@@ -10445,7 +10760,7 @@
             <w:r>
               <w:rPr>
                 <w:rFonts w:ascii="游ゴシック" w:hAnsi="游ゴシック" w:eastAsia="游ゴシック"/>
-                <w:b w:val="0"/>
+                <w:b/>
                 <w:sz w:val="18"/>
               </w:rPr>
               <w:t>再提供は依頼しない。集計をやり直す必要が生じたときだけ依頼する</w:t>
@@ -10457,7 +10772,8 @@
     <w:p>
       <w:pPr>
         <w:keepNext/>
-        <w:spacing w:before="280" w:after="120"/>
+        <w:pageBreakBefore/>
+        <w:spacing w:before="0" w:after="120"/>
       </w:pPr>
       <w:r>
         <w:rPr>
@@ -10514,6 +10830,7 @@
           </w:tcPr>
           <w:p>
             <w:pPr>
+              <w:keepNext/>
               <w:spacing w:after="0"/>
               <w:jc w:val="center"/>
             </w:pPr>
@@ -10536,6 +10853,7 @@
           </w:tcPr>
           <w:p>
             <w:pPr>
+              <w:keepNext/>
               <w:spacing w:after="0"/>
               <w:jc w:val="center"/>
             </w:pPr>
@@ -10558,6 +10876,7 @@
           </w:tcPr>
           <w:p>
             <w:pPr>
+              <w:keepNext/>
               <w:spacing w:after="0"/>
               <w:jc w:val="center"/>
             </w:pPr>
@@ -10584,6 +10903,7 @@
           </w:tcPr>
           <w:p>
             <w:pPr>
+              <w:keepNext/>
               <w:spacing w:after="0"/>
             </w:pPr>
             <w:r>
@@ -10603,12 +10923,13 @@
           </w:tcPr>
           <w:p>
             <w:pPr>
-              <w:spacing w:after="0"/>
-            </w:pPr>
-            <w:r>
-              <w:rPr>
-                <w:rFonts w:ascii="游ゴシック" w:hAnsi="游ゴシック" w:eastAsia="游ゴシック"/>
-                <w:b w:val="0"/>
+              <w:keepNext/>
+              <w:spacing w:after="0"/>
+            </w:pPr>
+            <w:r>
+              <w:rPr>
+                <w:rFonts w:ascii="游ゴシック" w:hAnsi="游ゴシック" w:eastAsia="游ゴシック"/>
+                <w:b/>
                 <w:sz w:val="18"/>
               </w:rPr>
               <w:t>15シート</w:t>
@@ -10622,6 +10943,7 @@
           </w:tcPr>
           <w:p>
             <w:pPr>
+              <w:keepNext/>
               <w:spacing w:after="0"/>
             </w:pPr>
             <w:r>
@@ -10647,6 +10969,7 @@
           </w:tcPr>
           <w:p>
             <w:pPr>
+              <w:keepNext/>
               <w:spacing w:after="0"/>
             </w:pPr>
             <w:r>
@@ -10667,12 +10990,13 @@
           </w:tcPr>
           <w:p>
             <w:pPr>
-              <w:spacing w:after="0"/>
-            </w:pPr>
-            <w:r>
-              <w:rPr>
-                <w:rFonts w:ascii="游ゴシック" w:hAnsi="游ゴシック" w:eastAsia="游ゴシック"/>
-                <w:b w:val="0"/>
+              <w:keepNext/>
+              <w:spacing w:after="0"/>
+            </w:pPr>
+            <w:r>
+              <w:rPr>
+                <w:rFonts w:ascii="游ゴシック" w:hAnsi="游ゴシック" w:eastAsia="游ゴシック"/>
+                <w:b/>
                 <w:sz w:val="18"/>
               </w:rPr>
               <w:t>発注者様式</w:t>
@@ -10687,6 +11011,7 @@
           </w:tcPr>
           <w:p>
             <w:pPr>
+              <w:keepNext/>
               <w:spacing w:after="0"/>
             </w:pPr>
             <w:r>
@@ -10711,6 +11036,7 @@
           </w:tcPr>
           <w:p>
             <w:pPr>
+              <w:keepNext/>
               <w:spacing w:after="0"/>
             </w:pPr>
             <w:r>
@@ -10730,12 +11056,13 @@
           </w:tcPr>
           <w:p>
             <w:pPr>
-              <w:spacing w:after="0"/>
-            </w:pPr>
-            <w:r>
-              <w:rPr>
-                <w:rFonts w:ascii="游ゴシック" w:hAnsi="游ゴシック" w:eastAsia="游ゴシック"/>
-                <w:b w:val="0"/>
+              <w:keepNext/>
+              <w:spacing w:after="0"/>
+            </w:pPr>
+            <w:r>
+              <w:rPr>
+                <w:rFonts w:ascii="游ゴシック" w:hAnsi="游ゴシック" w:eastAsia="游ゴシック"/>
+                <w:b/>
                 <w:sz w:val="18"/>
               </w:rPr>
               <w:t>24シート</w:t>
@@ -10749,6 +11076,7 @@
           </w:tcPr>
           <w:p>
             <w:pPr>
+              <w:keepNext/>
               <w:spacing w:after="0"/>
             </w:pPr>
             <w:r>
@@ -10774,6 +11102,7 @@
           </w:tcPr>
           <w:p>
             <w:pPr>
+              <w:keepNext/>
               <w:spacing w:after="0"/>
             </w:pPr>
             <w:r>
@@ -10794,12 +11123,13 @@
           </w:tcPr>
           <w:p>
             <w:pPr>
-              <w:spacing w:after="0"/>
-            </w:pPr>
-            <w:r>
-              <w:rPr>
-                <w:rFonts w:ascii="游ゴシック" w:hAnsi="游ゴシック" w:eastAsia="游ゴシック"/>
-                <w:b w:val="0"/>
+              <w:keepNext/>
+              <w:spacing w:after="0"/>
+            </w:pPr>
+            <w:r>
+              <w:rPr>
+                <w:rFonts w:ascii="游ゴシック" w:hAnsi="游ゴシック" w:eastAsia="游ゴシック"/>
+                <w:b/>
                 <w:sz w:val="18"/>
               </w:rPr>
               <w:t>10シート</w:t>
@@ -10814,6 +11144,7 @@
           </w:tcPr>
           <w:p>
             <w:pPr>
+              <w:keepNext/>
               <w:spacing w:after="0"/>
             </w:pPr>
             <w:r>
@@ -10838,6 +11169,7 @@
           </w:tcPr>
           <w:p>
             <w:pPr>
+              <w:keepNext/>
               <w:spacing w:after="0"/>
             </w:pPr>
             <w:r>
@@ -10857,12 +11189,13 @@
           </w:tcPr>
           <w:p>
             <w:pPr>
-              <w:spacing w:after="0"/>
-            </w:pPr>
-            <w:r>
-              <w:rPr>
-                <w:rFonts w:ascii="游ゴシック" w:hAnsi="游ゴシック" w:eastAsia="游ゴシック"/>
-                <w:b w:val="0"/>
+              <w:keepNext/>
+              <w:spacing w:after="0"/>
+            </w:pPr>
+            <w:r>
+              <w:rPr>
+                <w:rFonts w:ascii="游ゴシック" w:hAnsi="游ゴシック" w:eastAsia="游ゴシック"/>
+                <w:b/>
                 <w:sz w:val="18"/>
               </w:rPr>
               <w:t>16シート</w:t>
@@ -10876,6 +11209,7 @@
           </w:tcPr>
           <w:p>
             <w:pPr>
+              <w:keepNext/>
               <w:spacing w:after="0"/>
             </w:pPr>
             <w:r>
@@ -10901,6 +11235,7 @@
           </w:tcPr>
           <w:p>
             <w:pPr>
+              <w:keepNext/>
               <w:spacing w:after="0"/>
             </w:pPr>
             <w:r>
@@ -10921,12 +11256,13 @@
           </w:tcPr>
           <w:p>
             <w:pPr>
-              <w:spacing w:after="0"/>
-            </w:pPr>
-            <w:r>
-              <w:rPr>
-                <w:rFonts w:ascii="游ゴシック" w:hAnsi="游ゴシック" w:eastAsia="游ゴシック"/>
-                <w:b w:val="0"/>
+              <w:keepNext/>
+              <w:spacing w:after="0"/>
+            </w:pPr>
+            <w:r>
+              <w:rPr>
+                <w:rFonts w:ascii="游ゴシック" w:hAnsi="游ゴシック" w:eastAsia="游ゴシック"/>
+                <w:b/>
                 <w:sz w:val="18"/>
               </w:rPr>
               <w:t>10シート</w:t>
@@ -10941,6 +11277,7 @@
           </w:tcPr>
           <w:p>
             <w:pPr>
+              <w:keepNext/>
               <w:spacing w:after="0"/>
             </w:pPr>
             <w:r>
@@ -10989,7 +11326,7 @@
             <w:r>
               <w:rPr>
                 <w:rFonts w:ascii="游ゴシック" w:hAnsi="游ゴシック" w:eastAsia="游ゴシック"/>
-                <w:b w:val="0"/>
+                <w:b/>
                 <w:sz w:val="18"/>
               </w:rPr>
               <w:t>全11節</w:t>
@@ -11017,30 +11354,6 @@
         </w:tc>
       </w:tr>
     </w:tbl>
-    <w:p>
-      <w:pPr>
-        <w:spacing w:after="80"/>
-      </w:pPr>
-      <w:r>
-        <w:rPr>
-          <w:rFonts w:ascii="游ゴシック" w:hAnsi="游ゴシック" w:eastAsia="游ゴシック"/>
-          <w:sz w:val="21"/>
-        </w:rPr>
-      </w:r>
-    </w:p>
-    <w:p>
-      <w:pPr>
-        <w:spacing w:after="80"/>
-      </w:pPr>
-      <w:r>
-        <w:rPr>
-          <w:rFonts w:ascii="游ゴシック" w:hAnsi="游ゴシック" w:eastAsia="游ゴシック"/>
-          <w:b w:val="0"/>
-          <w:sz w:val="20"/>
-        </w:rPr>
-        <w:t>本報告についてのお尋ねは、受託者までお願いします。</w:t>
-      </w:r>
-    </w:p>
     <w:sectPr>
       <w:pgSz w:w="11906" w:h="16838"/>
       <w:pgMar w:top="1134" w:right="1077" w:bottom="1134" w:left="1077" w:header="720" w:footer="720" w:gutter="0"/>

--- a/output/第10期計画_アンケート調査の分析_令和8年9月業務報告.docx
+++ b/output/第10期計画_アンケート調査の分析_令和8年9月業務報告.docx
@@ -2656,7 +2656,7 @@
           <w:b/>
           <w:sz w:val="21"/>
         </w:rPr>
-        <w:t>①利用者票（99票）には母数がありません。</w:t>
+        <w:t>①利用者票は99票です。配布数の記録がなく、回収率を算定するための母数は確認できません。</w:t>
       </w:r>
       <w:r>
         <w:rPr>
@@ -2664,7 +2664,23 @@
           <w:b w:val="0"/>
           <w:sz w:val="21"/>
         </w:rPr>
-        <w:t>10事業所から提出されたもので、配布数の記録がありません。在宅の認定者（年報 令和7年度の月平均1,503.8人）を母集団とみると分布が食い違います（第6節1）。「調査対象となった98人のうち」と母数を明記して引きます。</w:t>
+        <w:t>10事業所から提出されたものです。在宅の認定者（年報 令和7年度の月平均1,503.8人）を母集団とみると分布が食い違います（第6節1）。</w:t>
+      </w:r>
+      <w:r>
+        <w:rPr>
+          <w:rFonts w:ascii="游ゴシック" w:hAnsi="游ゴシック" w:eastAsia="游ゴシック"/>
+          <w:b/>
+          <w:sz w:val="21"/>
+        </w:rPr>
+        <w:t>割合を引くときは「調査対象となった99人のうち」と母集団を明記し、分母は設問ごとの有効回答によります。</w:t>
+      </w:r>
+      <w:r>
+        <w:rPr>
+          <w:rFonts w:ascii="游ゴシック" w:hAnsi="游ゴシック" w:eastAsia="游ゴシック"/>
+          <w:b w:val="0"/>
+          <w:sz w:val="21"/>
+        </w:rPr>
+        <w:t>在宅生活の維持の見通しは72票÷98票＝73.5％、H12は20票÷99票＝20.2％です。</w:t>
       </w:r>
     </w:p>
     <w:p>
@@ -5187,7 +5203,39 @@
           <w:b w:val="0"/>
           <w:sz w:val="18"/>
         </w:rPr>
-        <w:t>※ 代表KPI H12（区域内で提供できないサービスが必要と判断された利用者の割合）も同じ母集団の指標になります。計画本文では「調査対象となった99人のうち」と明記します。H12の分母はこの設問（より適切と思われるサービス）の有効回答99票であり（要介護度の有効回答98票ではありません）、基準値は99票中20票＝20.2％です。分子は、区域内に事業所が存在しない4サービス（夜間対応型訪問介護、定期巡回・随時対応型訪問介護看護、看護小規模多機能型居宅介護、介護医療院）のいずれかを挙げた実人数で、複数を選んでいても1人1票として数えています（3サービスの延べ26件とは数えているものが異なります）。</w:t>
+        <w:t>※ 代表KPI H12（区域内で提供できないサービスが必要と判断された利用者の割合）も同じ母集団の指標になります。計画本文では「調査対象となった99人のうち」と明記します。H12の分母はこの設問（より適切と思われるサービス）の有効回答99票であり（要介護度の有効回答98票ではありません）、基準値は99票中20票＝20.2％です。分子は、区域内に事業所が存在しない4サービス（夜間対応型訪問介護、定期巡回・随時対応型訪問介護看護、看護小規模多機能型居宅介護、介護医療院）のいずれかを挙げた</w:t>
+      </w:r>
+      <w:r>
+        <w:rPr>
+          <w:rFonts w:ascii="游ゴシック" w:hAnsi="游ゴシック" w:eastAsia="游ゴシック"/>
+          <w:b/>
+          <w:sz w:val="18"/>
+        </w:rPr>
+        <w:t>実人数20人</w:t>
+      </w:r>
+      <w:r>
+        <w:rPr>
+          <w:rFonts w:ascii="游ゴシック" w:hAnsi="游ゴシック" w:eastAsia="游ゴシック"/>
+          <w:b w:val="0"/>
+          <w:sz w:val="18"/>
+        </w:rPr>
+        <w:t>で、複数を選んでいても1人1票として数えています。別に掲げている</w:t>
+      </w:r>
+      <w:r>
+        <w:rPr>
+          <w:rFonts w:ascii="游ゴシック" w:hAnsi="游ゴシック" w:eastAsia="游ゴシック"/>
+          <w:b/>
+          <w:sz w:val="18"/>
+        </w:rPr>
+        <w:t>延べ26件</w:t>
+      </w:r>
+      <w:r>
+        <w:rPr>
+          <w:rFonts w:ascii="游ゴシック" w:hAnsi="游ゴシック" w:eastAsia="游ゴシック"/>
+          <w:b w:val="0"/>
+          <w:sz w:val="18"/>
+        </w:rPr>
+        <w:t>は、このうち24時間対応の3サービス（夜間対応型訪問介護7件、定期巡回・随時対応型訪問介護看護9件、看護小規模多機能型居宅介護10件）の選択件数の合計であり、数えているものが異なります。</w:t>
       </w:r>
     </w:p>
     <w:p>
@@ -6485,7 +6533,7 @@
           <w:b/>
           <w:sz w:val="21"/>
         </w:rPr>
-        <w:t>区域内の満室と、当広域連合の被保険者にとっての充足は別のことです。</w:t>
+        <w:t>区域内の施設の高い入居率と、当広域連合の被保険者にとっての充足は別のことです。</w:t>
       </w:r>
       <w:r>
         <w:rPr>

--- a/output/第10期計画_アンケート調査の分析_令和8年9月業務報告.docx
+++ b/output/第10期計画_アンケート調査の分析_令和8年9月業務報告.docx
@@ -492,7 +492,7 @@
                 <w:b w:val="0"/>
                 <w:sz w:val="18"/>
               </w:rPr>
-              <w:t>計画素案（926段落145表36図）</w:t>
+              <w:t>計画素案（928段落145表36図）</w:t>
             </w:r>
           </w:p>
         </w:tc>
@@ -3975,7 +3975,7 @@
           <w:b w:val="0"/>
           <w:sz w:val="21"/>
         </w:rPr>
-        <w:t>計画素案は現在926段落145表36図です。</w:t>
+        <w:t>計画素案は現在928段落145表36図です。</w:t>
       </w:r>
     </w:p>
     <w:p>

--- a/output/第10期計画_アンケート調査の分析_令和8年9月業務報告.docx
+++ b/output/第10期計画_アンケート調査の分析_令和8年9月業務報告.docx
@@ -42,7 +42,7 @@
           <w:b w:val="0"/>
           <w:sz w:val="20"/>
         </w:rPr>
-        <w:t>基準日　令和8年9月24日　　受託者　ビズアップ公共コンサルティング株式会社</w:t>
+        <w:t>基準日　令和8年9月25日　　受託者　ビズアップ公共コンサルティング株式会社</w:t>
       </w:r>
     </w:p>
     <w:p>
@@ -427,7 +427,7 @@
                 <w:b/>
                 <w:sz w:val="18"/>
               </w:rPr>
-              <w:t>調査①の要介護度分布が在宅の認定者の分布と食い違うことを偶然では説明できないずれであることを検定により確かめた施設の在籍者と保険者の受給者は数える対象が異なることを確定した</w:t>
+              <w:t>調査①の要介護度分布が在宅の認定者の分布と食い違うことを偶然では説明できないずれであることを検定により確かめた。施設の在籍者と保険者の受給者は数える対象が異なることを確定した</w:t>
             </w:r>
           </w:p>
         </w:tc>
@@ -601,7 +601,7 @@
                 <w:b/>
                 <w:sz w:val="18"/>
               </w:rPr>
-              <w:t>見込量が計画素案 第6章と食い違っていたものを是正した。χ²と在籍・受給の差を留保一覧と課題整理に加えた。計画本文への反映状況を章節ごとに確認して改めた</w:t>
+              <w:t>見込量が計画素案 第6章と食い違っていたものを是正した。χ²と在籍・受給の差を留保一覧と課題整理に加えた。計画本文への反映状況を改めた</w:t>
             </w:r>
           </w:p>
         </w:tc>
@@ -617,6 +617,7 @@
           </w:tcPr>
           <w:p>
             <w:pPr>
+              <w:keepNext/>
               <w:spacing w:after="0"/>
             </w:pPr>
             <w:r>
@@ -636,6 +637,7 @@
           </w:tcPr>
           <w:p>
             <w:pPr>
+              <w:keepNext/>
               <w:spacing w:after="0"/>
             </w:pPr>
             <w:r>
@@ -655,6 +657,7 @@
           </w:tcPr>
           <w:p>
             <w:pPr>
+              <w:keepNext/>
               <w:spacing w:after="0"/>
             </w:pPr>
             <w:r>
@@ -674,6 +677,7 @@
           </w:tcPr>
           <w:p>
             <w:pPr>
+              <w:keepNext/>
               <w:spacing w:after="0"/>
             </w:pPr>
             <w:r>
@@ -683,6 +687,91 @@
                 <w:sz w:val="18"/>
               </w:rPr>
               <w:t>所見20件のうち11件を反映済みとした。決定を要しないものはすべて反映した</w:t>
+            </w:r>
+          </w:p>
+        </w:tc>
+      </w:tr>
+      <w:tr>
+        <w:trPr>
+          <w:cantSplit/>
+        </w:trPr>
+        <w:tc>
+          <w:tcPr>
+            <w:tcW w:type="dxa" w:w="1134"/>
+            <w:shd w:val="clear" w:color="auto" w:fill="F2F5FA"/>
+            <w:vAlign w:val="center"/>
+          </w:tcPr>
+          <w:p>
+            <w:pPr>
+              <w:spacing w:after="0"/>
+            </w:pPr>
+            <w:r>
+              <w:rPr>
+                <w:rFonts w:ascii="游ゴシック" w:hAnsi="游ゴシック" w:eastAsia="游ゴシック"/>
+                <w:b/>
+                <w:sz w:val="18"/>
+              </w:rPr>
+              <w:t>9月25日</w:t>
+            </w:r>
+          </w:p>
+        </w:tc>
+        <w:tc>
+          <w:tcPr>
+            <w:tcW w:type="dxa" w:w="2268"/>
+            <w:shd w:val="clear" w:color="auto" w:fill="F2F5FA"/>
+            <w:vAlign w:val="center"/>
+          </w:tcPr>
+          <w:p>
+            <w:pPr>
+              <w:spacing w:after="0"/>
+            </w:pPr>
+            <w:r>
+              <w:rPr>
+                <w:rFonts w:ascii="游ゴシック" w:hAnsi="游ゴシック" w:eastAsia="游ゴシック"/>
+                <w:b w:val="0"/>
+                <w:sz w:val="18"/>
+              </w:rPr>
+              <w:t>調査の原典と報告書・計画素案の数値を突き合わせ、指標の定義・割合の分母・時点の混在を是正した</w:t>
+            </w:r>
+          </w:p>
+        </w:tc>
+        <w:tc>
+          <w:tcPr>
+            <w:tcW w:type="dxa" w:w="2381"/>
+            <w:shd w:val="clear" w:color="auto" w:fill="F2F5FA"/>
+            <w:vAlign w:val="center"/>
+          </w:tcPr>
+          <w:p>
+            <w:pPr>
+              <w:spacing w:after="0"/>
+            </w:pPr>
+            <w:r>
+              <w:rPr>
+                <w:rFonts w:ascii="游ゴシック" w:hAnsi="游ゴシック" w:eastAsia="游ゴシック"/>
+                <w:b w:val="0"/>
+                <w:sz w:val="18"/>
+              </w:rPr>
+              <w:t>アンケート調査の集計分析報告書／実施済み調査 結果報告書／計画素案（928段落145表36図）／本書</w:t>
+            </w:r>
+          </w:p>
+        </w:tc>
+        <w:tc>
+          <w:tcPr>
+            <w:tcW w:type="dxa" w:w="3855"/>
+            <w:shd w:val="clear" w:color="auto" w:fill="F2F5FA"/>
+            <w:vAlign w:val="center"/>
+          </w:tcPr>
+          <w:p>
+            <w:pPr>
+              <w:spacing w:after="0"/>
+            </w:pPr>
+            <w:r>
+              <w:rPr>
+                <w:rFonts w:ascii="游ゴシック" w:hAnsi="游ゴシック" w:eastAsia="游ゴシック"/>
+                <w:b/>
+                <w:sz w:val="18"/>
+              </w:rPr>
+              <w:t>代表KPIの定義を計画素案の3か所で同じものにそろえた。在宅生活改善調査による割合の分母を設問ごとの有効回答に改めた。特定施設の入居率を施設別に示し、時点の異なる合計は参考値とした。報告書の体裁（節ごとの改ページ、表が紙面の途中で切れないこと、表の中の重要な値の強調）を整えた</w:t>
             </w:r>
           </w:p>
         </w:tc>

--- a/output/第10期計画_アンケート調査の分析_令和8年9月業務報告.docx
+++ b/output/第10期計画_アンケート調査の分析_令和8年9月業務報告.docx
@@ -492,7 +492,7 @@
                 <w:b w:val="0"/>
                 <w:sz w:val="18"/>
               </w:rPr>
-              <w:t>計画素案（928段落145表36図）</w:t>
+              <w:t>計画素案（943段落147表36図）</w:t>
             </w:r>
           </w:p>
         </w:tc>
@@ -751,7 +751,7 @@
                 <w:b w:val="0"/>
                 <w:sz w:val="18"/>
               </w:rPr>
-              <w:t>アンケート調査の集計分析報告書／実施済み調査 結果報告書／計画素案（928段落145表36図）／本書</w:t>
+              <w:t>アンケート調査の集計分析報告書／実施済み調査 結果報告書／計画素案（943段落147表36図）／本書</w:t>
             </w:r>
           </w:p>
         </w:tc>
@@ -4064,7 +4064,7 @@
           <w:b w:val="0"/>
           <w:sz w:val="21"/>
         </w:rPr>
-        <w:t>計画素案は現在928段落145表36図です。</w:t>
+        <w:t>計画素案は現在943段落147表36図です。</w:t>
       </w:r>
     </w:p>
     <w:p>

--- a/output/第10期計画_アンケート調査の分析_令和8年9月業務報告.docx
+++ b/output/第10期計画_アンケート調査の分析_令和8年9月業務報告.docx
@@ -492,7 +492,7 @@
                 <w:b w:val="0"/>
                 <w:sz w:val="18"/>
               </w:rPr>
-              <w:t>計画素案（943段落147表36図）</w:t>
+              <w:t>計画素案（916段落141表36図）</w:t>
             </w:r>
           </w:p>
         </w:tc>
@@ -751,7 +751,7 @@
                 <w:b w:val="0"/>
                 <w:sz w:val="18"/>
               </w:rPr>
-              <w:t>アンケート調査の集計分析報告書／実施済み調査 結果報告書／計画素案（943段落147表36図）／本書</w:t>
+              <w:t>アンケート調査の集計分析報告書／実施済み調査 結果報告書／計画素案（916段落141表36図）／本書</w:t>
             </w:r>
           </w:p>
         </w:tc>
@@ -4064,7 +4064,7 @@
           <w:b w:val="0"/>
           <w:sz w:val="21"/>
         </w:rPr>
-        <w:t>計画素案は現在943段落147表36図です。</w:t>
+        <w:t>計画素案は現在916段落141表36図です。</w:t>
       </w:r>
     </w:p>
     <w:p>

--- a/output/第10期計画_アンケート調査の分析_令和8年9月業務報告.docx
+++ b/output/第10期計画_アンケート調査の分析_令和8年9月業務報告.docx
@@ -492,7 +492,7 @@
                 <w:b w:val="0"/>
                 <w:sz w:val="18"/>
               </w:rPr>
-              <w:t>計画素案（916段落141表36図）</w:t>
+              <w:t>計画素案（927段落143表36図）</w:t>
             </w:r>
           </w:p>
         </w:tc>
@@ -751,7 +751,7 @@
                 <w:b w:val="0"/>
                 <w:sz w:val="18"/>
               </w:rPr>
-              <w:t>アンケート調査の集計分析報告書／実施済み調査 結果報告書／計画素案（916段落141表36図）／本書</w:t>
+              <w:t>アンケート調査の集計分析報告書／実施済み調査 結果報告書／計画素案（927段落143表36図）／本書</w:t>
             </w:r>
           </w:p>
         </w:tc>
@@ -4064,7 +4064,7 @@
           <w:b w:val="0"/>
           <w:sz w:val="21"/>
         </w:rPr>
-        <w:t>計画素案は現在916段落141表36図です。</w:t>
+        <w:t>計画素案は現在927段落143表36図です。</w:t>
       </w:r>
     </w:p>
     <w:p>

--- a/output/第10期計画_アンケート調査の分析_令和8年9月業務報告.docx
+++ b/output/第10期計画_アンケート調査の分析_令和8年9月業務報告.docx
@@ -492,7 +492,7 @@
                 <w:b w:val="0"/>
                 <w:sz w:val="18"/>
               </w:rPr>
-              <w:t>計画素案（927段落143表36図）</w:t>
+              <w:t>計画素案（928段落143表36図）</w:t>
             </w:r>
           </w:p>
         </w:tc>
@@ -751,7 +751,7 @@
                 <w:b w:val="0"/>
                 <w:sz w:val="18"/>
               </w:rPr>
-              <w:t>アンケート調査の集計分析報告書／実施済み調査 結果報告書／計画素案（927段落143表36図）／本書</w:t>
+              <w:t>アンケート調査の集計分析報告書／実施済み調査 結果報告書／計画素案（928段落143表36図）／本書</w:t>
             </w:r>
           </w:p>
         </w:tc>
@@ -4064,7 +4064,7 @@
           <w:b w:val="0"/>
           <w:sz w:val="21"/>
         </w:rPr>
-        <w:t>計画素案は現在927段落143表36図です。</w:t>
+        <w:t>計画素案は現在928段落143表36図です。</w:t>
       </w:r>
     </w:p>
     <w:p>

--- a/output/第10期計画_アンケート調査の分析_令和8年9月業務報告.docx
+++ b/output/第10期計画_アンケート調査の分析_令和8年9月業務報告.docx
@@ -492,7 +492,7 @@
                 <w:b w:val="0"/>
                 <w:sz w:val="18"/>
               </w:rPr>
-              <w:t>計画素案（928段落143表36図）</w:t>
+              <w:t>計画素案（942段落145表36図）</w:t>
             </w:r>
           </w:p>
         </w:tc>
@@ -751,7 +751,7 @@
                 <w:b w:val="0"/>
                 <w:sz w:val="18"/>
               </w:rPr>
-              <w:t>アンケート調査の集計分析報告書／実施済み調査 結果報告書／計画素案（928段落143表36図）／本書</w:t>
+              <w:t>アンケート調査の集計分析報告書／実施済み調査 結果報告書／計画素案（942段落145表36図）／本書</w:t>
             </w:r>
           </w:p>
         </w:tc>
@@ -4064,7 +4064,7 @@
           <w:b w:val="0"/>
           <w:sz w:val="21"/>
         </w:rPr>
-        <w:t>計画素案は現在928段落143表36図です。</w:t>
+        <w:t>計画素案は現在942段落145表36図です。</w:t>
       </w:r>
     </w:p>
     <w:p>

--- a/output/第10期計画_アンケート調査の分析_令和8年9月業務報告.docx
+++ b/output/第10期計画_アンケート調査の分析_令和8年9月業務報告.docx
@@ -492,7 +492,7 @@
                 <w:b w:val="0"/>
                 <w:sz w:val="18"/>
               </w:rPr>
-              <w:t>計画素案（942段落145表36図）</w:t>
+              <w:t>計画素案（949段落146表36図）</w:t>
             </w:r>
           </w:p>
         </w:tc>
@@ -751,7 +751,7 @@
                 <w:b w:val="0"/>
                 <w:sz w:val="18"/>
               </w:rPr>
-              <w:t>アンケート調査の集計分析報告書／実施済み調査 結果報告書／計画素案（942段落145表36図）／本書</w:t>
+              <w:t>アンケート調査の集計分析報告書／実施済み調査 結果報告書／計画素案（949段落146表36図）／本書</w:t>
             </w:r>
           </w:p>
         </w:tc>
@@ -4064,7 +4064,7 @@
           <w:b w:val="0"/>
           <w:sz w:val="21"/>
         </w:rPr>
-        <w:t>計画素案は現在942段落145表36図です。</w:t>
+        <w:t>計画素案は現在949段落146表36図です。</w:t>
       </w:r>
     </w:p>
     <w:p>

--- a/output/第10期計画_アンケート調査の分析_令和8年9月業務報告.docx
+++ b/output/第10期計画_アンケート調査の分析_令和8年9月業務報告.docx
@@ -492,7 +492,7 @@
                 <w:b w:val="0"/>
                 <w:sz w:val="18"/>
               </w:rPr>
-              <w:t>計画素案（949段落146表36図）</w:t>
+              <w:t>計画素案（951段落146表36図）</w:t>
             </w:r>
           </w:p>
         </w:tc>
@@ -751,7 +751,7 @@
                 <w:b w:val="0"/>
                 <w:sz w:val="18"/>
               </w:rPr>
-              <w:t>アンケート調査の集計分析報告書／実施済み調査 結果報告書／計画素案（949段落146表36図）／本書</w:t>
+              <w:t>アンケート調査の集計分析報告書／実施済み調査 結果報告書／計画素案（951段落146表36図）／本書</w:t>
             </w:r>
           </w:p>
         </w:tc>
@@ -4064,7 +4064,7 @@
           <w:b w:val="0"/>
           <w:sz w:val="21"/>
         </w:rPr>
-        <w:t>計画素案は現在949段落146表36図です。</w:t>
+        <w:t>計画素案は現在951段落146表36図です。</w:t>
       </w:r>
     </w:p>
     <w:p>

--- a/output/第10期計画_アンケート調査の分析_令和8年9月業務報告.docx
+++ b/output/第10期計画_アンケート調査の分析_令和8年9月業務報告.docx
@@ -492,7 +492,7 @@
                 <w:b w:val="0"/>
                 <w:sz w:val="18"/>
               </w:rPr>
-              <w:t>計画素案（951段落146表36図）</w:t>
+              <w:t>計画素案（973段落148表36図）</w:t>
             </w:r>
           </w:p>
         </w:tc>
@@ -751,7 +751,7 @@
                 <w:b w:val="0"/>
                 <w:sz w:val="18"/>
               </w:rPr>
-              <w:t>アンケート調査の集計分析報告書／実施済み調査 結果報告書／計画素案（951段落146表36図）／本書</w:t>
+              <w:t>アンケート調査の集計分析報告書／実施済み調査 結果報告書／計画素案（973段落148表36図）／本書</w:t>
             </w:r>
           </w:p>
         </w:tc>
@@ -4064,7 +4064,7 @@
           <w:b w:val="0"/>
           <w:sz w:val="21"/>
         </w:rPr>
-        <w:t>計画素案は現在951段落146表36図です。</w:t>
+        <w:t>計画素案は現在973段落148表36図です。</w:t>
       </w:r>
     </w:p>
     <w:p>

--- a/output/第10期計画_アンケート調査の分析_令和8年9月業務報告.docx
+++ b/output/第10期計画_アンケート調査の分析_令和8年9月業務報告.docx
@@ -492,7 +492,7 @@
                 <w:b w:val="0"/>
                 <w:sz w:val="18"/>
               </w:rPr>
-              <w:t>計画素案（973段落148表36図）</w:t>
+              <w:t>計画素案（1000段落151表36図）</w:t>
             </w:r>
           </w:p>
         </w:tc>
@@ -751,7 +751,7 @@
                 <w:b w:val="0"/>
                 <w:sz w:val="18"/>
               </w:rPr>
-              <w:t>アンケート調査の集計分析報告書／実施済み調査 結果報告書／計画素案（973段落148表36図）／本書</w:t>
+              <w:t>アンケート調査の集計分析報告書／実施済み調査 結果報告書／計画素案（1000段落151表36図）／本書</w:t>
             </w:r>
           </w:p>
         </w:tc>
@@ -4064,7 +4064,7 @@
           <w:b w:val="0"/>
           <w:sz w:val="21"/>
         </w:rPr>
-        <w:t>計画素案は現在973段落148表36図です。</w:t>
+        <w:t>計画素案は現在1000段落151表36図です。</w:t>
       </w:r>
     </w:p>
     <w:p>

--- a/output/第10期計画_アンケート調査の分析_令和8年9月業務報告.docx
+++ b/output/第10期計画_アンケート調査の分析_令和8年9月業務報告.docx
@@ -492,7 +492,7 @@
                 <w:b w:val="0"/>
                 <w:sz w:val="18"/>
               </w:rPr>
-              <w:t>計画素案（1000段落151表36図）</w:t>
+              <w:t>計画素案（1001段落151表36図）</w:t>
             </w:r>
           </w:p>
         </w:tc>
@@ -751,7 +751,7 @@
                 <w:b w:val="0"/>
                 <w:sz w:val="18"/>
               </w:rPr>
-              <w:t>アンケート調査の集計分析報告書／実施済み調査 結果報告書／計画素案（1000段落151表36図）／本書</w:t>
+              <w:t>アンケート調査の集計分析報告書／実施済み調査 結果報告書／計画素案（1001段落151表36図）／本書</w:t>
             </w:r>
           </w:p>
         </w:tc>
@@ -4064,7 +4064,7 @@
           <w:b w:val="0"/>
           <w:sz w:val="21"/>
         </w:rPr>
-        <w:t>計画素案は現在1000段落151表36図です。</w:t>
+        <w:t>計画素案は現在1001段落151表36図です。</w:t>
       </w:r>
     </w:p>
     <w:p>

--- a/output/第10期計画_アンケート調査の分析_令和8年9月業務報告.docx
+++ b/output/第10期計画_アンケート調査の分析_令和8年9月業務報告.docx
@@ -492,7 +492,7 @@
                 <w:b w:val="0"/>
                 <w:sz w:val="18"/>
               </w:rPr>
-              <w:t>計画素案（1001段落151表36図）</w:t>
+              <w:t>計画素案（1024段落152表36図）</w:t>
             </w:r>
           </w:p>
         </w:tc>
@@ -751,7 +751,7 @@
                 <w:b w:val="0"/>
                 <w:sz w:val="18"/>
               </w:rPr>
-              <w:t>アンケート調査の集計分析報告書／実施済み調査 結果報告書／計画素案（1001段落151表36図）／本書</w:t>
+              <w:t>アンケート調査の集計分析報告書／実施済み調査 結果報告書／計画素案（1024段落152表36図）／本書</w:t>
             </w:r>
           </w:p>
         </w:tc>
@@ -4064,7 +4064,7 @@
           <w:b w:val="0"/>
           <w:sz w:val="21"/>
         </w:rPr>
-        <w:t>計画素案は現在1001段落151表36図です。</w:t>
+        <w:t>計画素案は現在1024段落152表36図です。</w:t>
       </w:r>
     </w:p>
     <w:p>

--- a/output/第10期計画_アンケート調査の分析_令和8年9月業務報告.docx
+++ b/output/第10期計画_アンケート調査の分析_令和8年9月業務報告.docx
@@ -492,7 +492,7 @@
                 <w:b w:val="0"/>
                 <w:sz w:val="18"/>
               </w:rPr>
-              <w:t>計画素案（1024段落152表36図）</w:t>
+              <w:t>計画素案（1027段落153表36図）</w:t>
             </w:r>
           </w:p>
         </w:tc>
@@ -751,7 +751,7 @@
                 <w:b w:val="0"/>
                 <w:sz w:val="18"/>
               </w:rPr>
-              <w:t>アンケート調査の集計分析報告書／実施済み調査 結果報告書／計画素案（1024段落152表36図）／本書</w:t>
+              <w:t>アンケート調査の集計分析報告書／実施済み調査 結果報告書／計画素案（1027段落153表36図）／本書</w:t>
             </w:r>
           </w:p>
         </w:tc>
@@ -4064,7 +4064,7 @@
           <w:b w:val="0"/>
           <w:sz w:val="21"/>
         </w:rPr>
-        <w:t>計画素案は現在1024段落152表36図です。</w:t>
+        <w:t>計画素案は現在1027段落153表36図です。</w:t>
       </w:r>
     </w:p>
     <w:p>

--- a/output/第10期計画_アンケート調査の分析_令和8年9月業務報告.docx
+++ b/output/第10期計画_アンケート調査の分析_令和8年9月業務報告.docx
@@ -492,7 +492,7 @@
                 <w:b w:val="0"/>
                 <w:sz w:val="18"/>
               </w:rPr>
-              <w:t>計画素案（1027段落153表36図）</w:t>
+              <w:t>計画素案（1030段落153表36図）</w:t>
             </w:r>
           </w:p>
         </w:tc>
@@ -751,7 +751,7 @@
                 <w:b w:val="0"/>
                 <w:sz w:val="18"/>
               </w:rPr>
-              <w:t>アンケート調査の集計分析報告書／実施済み調査 結果報告書／計画素案（1027段落153表36図）／本書</w:t>
+              <w:t>アンケート調査の集計分析報告書／実施済み調査 結果報告書／計画素案（1030段落153表36図）／本書</w:t>
             </w:r>
           </w:p>
         </w:tc>
@@ -4064,7 +4064,7 @@
           <w:b w:val="0"/>
           <w:sz w:val="21"/>
         </w:rPr>
-        <w:t>計画素案は現在1027段落153表36図です。</w:t>
+        <w:t>計画素案は現在1030段落153表36図です。</w:t>
       </w:r>
     </w:p>
     <w:p>

--- a/output/第10期計画_アンケート調査の分析_令和8年9月業務報告.docx
+++ b/output/第10期計画_アンケート調査の分析_令和8年9月業務報告.docx
@@ -492,7 +492,7 @@
                 <w:b w:val="0"/>
                 <w:sz w:val="18"/>
               </w:rPr>
-              <w:t>計画素案（1030段落153表36図）</w:t>
+              <w:t>計画素案（1038段落153表36図）</w:t>
             </w:r>
           </w:p>
         </w:tc>
@@ -751,7 +751,7 @@
                 <w:b w:val="0"/>
                 <w:sz w:val="18"/>
               </w:rPr>
-              <w:t>アンケート調査の集計分析報告書／実施済み調査 結果報告書／計画素案（1030段落153表36図）／本書</w:t>
+              <w:t>アンケート調査の集計分析報告書／実施済み調査 結果報告書／計画素案（1038段落153表36図）／本書</w:t>
             </w:r>
           </w:p>
         </w:tc>
@@ -4064,7 +4064,7 @@
           <w:b w:val="0"/>
           <w:sz w:val="21"/>
         </w:rPr>
-        <w:t>計画素案は現在1030段落153表36図です。</w:t>
+        <w:t>計画素案は現在1038段落153表36図です。</w:t>
       </w:r>
     </w:p>
     <w:p>

--- a/output/第10期計画_アンケート調査の分析_令和8年9月業務報告.docx
+++ b/output/第10期計画_アンケート調査の分析_令和8年9月業務報告.docx
@@ -492,7 +492,7 @@
                 <w:b w:val="0"/>
                 <w:sz w:val="18"/>
               </w:rPr>
-              <w:t>計画素案（1038段落153表36図）</w:t>
+              <w:t>計画素案（1060段落156表36図）</w:t>
             </w:r>
           </w:p>
         </w:tc>
@@ -751,7 +751,7 @@
                 <w:b w:val="0"/>
                 <w:sz w:val="18"/>
               </w:rPr>
-              <w:t>アンケート調査の集計分析報告書／実施済み調査 結果報告書／計画素案（1038段落153表36図）／本書</w:t>
+              <w:t>アンケート調査の集計分析報告書／実施済み調査 結果報告書／計画素案（1060段落156表36図）／本書</w:t>
             </w:r>
           </w:p>
         </w:tc>
@@ -4064,7 +4064,7 @@
           <w:b w:val="0"/>
           <w:sz w:val="21"/>
         </w:rPr>
-        <w:t>計画素案は現在1038段落153表36図です。</w:t>
+        <w:t>計画素案は現在1060段落156表36図です。</w:t>
       </w:r>
     </w:p>
     <w:p>

--- a/output/第10期計画_アンケート調査の分析_令和8年9月業務報告.docx
+++ b/output/第10期計画_アンケート調査の分析_令和8年9月業務報告.docx
@@ -492,7 +492,7 @@
                 <w:b w:val="0"/>
                 <w:sz w:val="18"/>
               </w:rPr>
-              <w:t>計画素案（1060段落156表36図）</w:t>
+              <w:t>計画素案（1059段落156表36図）</w:t>
             </w:r>
           </w:p>
         </w:tc>
@@ -751,7 +751,7 @@
                 <w:b w:val="0"/>
                 <w:sz w:val="18"/>
               </w:rPr>
-              <w:t>アンケート調査の集計分析報告書／実施済み調査 結果報告書／計画素案（1060段落156表36図）／本書</w:t>
+              <w:t>アンケート調査の集計分析報告書／実施済み調査 結果報告書／計画素案（1059段落156表36図）／本書</w:t>
             </w:r>
           </w:p>
         </w:tc>
@@ -4064,7 +4064,7 @@
           <w:b w:val="0"/>
           <w:sz w:val="21"/>
         </w:rPr>
-        <w:t>計画素案は現在1060段落156表36図です。</w:t>
+        <w:t>計画素案は現在1059段落156表36図です。</w:t>
       </w:r>
     </w:p>
     <w:p>

--- a/output/第10期計画_アンケート調査の分析_令和8年9月業務報告.docx
+++ b/output/第10期計画_アンケート調査の分析_令和8年9月業務報告.docx
@@ -492,7 +492,7 @@
                 <w:b w:val="0"/>
                 <w:sz w:val="18"/>
               </w:rPr>
-              <w:t>計画素案（1059段落156表36図）</w:t>
+              <w:t>計画素案（1062段落156表36図）</w:t>
             </w:r>
           </w:p>
         </w:tc>
@@ -751,7 +751,7 @@
                 <w:b w:val="0"/>
                 <w:sz w:val="18"/>
               </w:rPr>
-              <w:t>アンケート調査の集計分析報告書／実施済み調査 結果報告書／計画素案（1059段落156表36図）／本書</w:t>
+              <w:t>アンケート調査の集計分析報告書／実施済み調査 結果報告書／計画素案（1062段落156表36図）／本書</w:t>
             </w:r>
           </w:p>
         </w:tc>
@@ -4064,7 +4064,7 @@
           <w:b w:val="0"/>
           <w:sz w:val="21"/>
         </w:rPr>
-        <w:t>計画素案は現在1059段落156表36図です。</w:t>
+        <w:t>計画素案は現在1062段落156表36図です。</w:t>
       </w:r>
     </w:p>
     <w:p>

--- a/output/第10期計画_アンケート調査の分析_令和8年9月業務報告.docx
+++ b/output/第10期計画_アンケート調査の分析_令和8年9月業務報告.docx
@@ -492,7 +492,7 @@
                 <w:b w:val="0"/>
                 <w:sz w:val="18"/>
               </w:rPr>
-              <w:t>計画素案（1062段落156表36図）</w:t>
+              <w:t>計画素案（1074段落158表36図）</w:t>
             </w:r>
           </w:p>
         </w:tc>
@@ -751,7 +751,7 @@
                 <w:b w:val="0"/>
                 <w:sz w:val="18"/>
               </w:rPr>
-              <w:t>アンケート調査の集計分析報告書／実施済み調査 結果報告書／計画素案（1062段落156表36図）／本書</w:t>
+              <w:t>アンケート調査の集計分析報告書／実施済み調査 結果報告書／計画素案（1074段落158表36図）／本書</w:t>
             </w:r>
           </w:p>
         </w:tc>
@@ -4064,7 +4064,7 @@
           <w:b w:val="0"/>
           <w:sz w:val="21"/>
         </w:rPr>
-        <w:t>計画素案は現在1062段落156表36図です。</w:t>
+        <w:t>計画素案は現在1074段落158表36図です。</w:t>
       </w:r>
     </w:p>
     <w:p>
